--- a/coo/04-operations/실환자_운영_SOP_초안.docx
+++ b/coo/04-operations/실환자_운영_SOP_초안.docx
@@ -11,7 +11,7 @@
         <w:rPr>
           <w:rFonts w:ascii="맑은 고딕" w:cs="맑은 고딕" w:eastAsia="맑은 고딕" w:hAnsi="맑은 고딕"/>
         </w:rPr>
-        <w:t xml:space="preserve">실환자 운영 실무 가이드라인 (Patient Journey SOP) — v0 초안</w:t>
+        <w:t xml:space="preserve">실환자 운영 실무 가이드라인 (Patient Journey SOP) — v0.3 초안</w:t>
       </w:r>
     </w:p>
     <w:p>
@@ -33,7 +33,7 @@
           <w:iCs w:val="false"/>
           <w:rFonts w:ascii="맑은 고딕" w:cs="맑은 고딕" w:eastAsia="맑은 고딕" w:hAnsi="맑은 고딕"/>
         </w:rPr>
-        <w:t xml:space="preserve">상태: v0 초안 · PO 교정 대기 · 실환자 받기 前 "가설 지도".</w:t>
+        <w:t xml:space="preserve">상태: v0.3 초안 · PO 교정 대기 · 실환자 받기 前 "가설 지도".</w:t>
       </w:r>
     </w:p>
     <w:p>
@@ -526,6 +526,72 @@
           <w:rFonts w:ascii="맑은 고딕" w:cs="맑은 고딕" w:eastAsia="맑은 고딕" w:hAnsi="맑은 고딕"/>
         </w:rPr>
         <w:t xml:space="preserve"> | §3 / §4-④ | 수술·항암 인계 실무 |</w:t>
+      </w:r>
+    </w:p>
+    <w:p>
+      <w:pPr>
+        <w:shd w:fill="F3F6F9" w:val="clear"/>
+        <w:spacing w:after="40"/>
+        <w:ind w:left="120"/>
+      </w:pPr>
+      <w:r>
+        <w:rPr>
+          <w:i w:val="false"/>
+          <w:iCs w:val="false"/>
+          <w:rFonts w:ascii="맑은 고딕" w:cs="맑은 고딕" w:eastAsia="맑은 고딕" w:hAnsi="맑은 고딕"/>
+        </w:rPr>
+        <w:t xml:space="preserve">| </w:t>
+      </w:r>
+      <w:r>
+        <w:rPr>
+          <w:b/>
+          <w:bCs/>
+          <w:i w:val="false"/>
+          <w:iCs w:val="false"/>
+          <w:rFonts w:ascii="맑은 고딕" w:cs="맑은 고딕" w:eastAsia="맑은 고딕" w:hAnsi="맑은 고딕"/>
+        </w:rPr>
+        <w:t xml:space="preserve">⑤ 🚨 응급 당직 연락·에스컬레이션 + 수용/거절 판정 기준</w:t>
+      </w:r>
+      <w:r>
+        <w:rPr>
+          <w:i w:val="false"/>
+          <w:iCs w:val="false"/>
+          <w:rFonts w:ascii="맑은 고딕" w:cs="맑은 고딕" w:eastAsia="맑은 고딕" w:hAnsi="맑은 고딕"/>
+        </w:rPr>
+        <w:t xml:space="preserve"> | §6.1 / §6.2 | 안전 최우선 — 빠지면 사고 |</w:t>
+      </w:r>
+    </w:p>
+    <w:p>
+      <w:pPr>
+        <w:shd w:fill="F3F6F9" w:val="clear"/>
+        <w:spacing w:after="40"/>
+        <w:ind w:left="120"/>
+      </w:pPr>
+      <w:r>
+        <w:rPr>
+          <w:i w:val="false"/>
+          <w:iCs w:val="false"/>
+          <w:rFonts w:ascii="맑은 고딕" w:cs="맑은 고딕" w:eastAsia="맑은 고딕" w:hAnsi="맑은 고딕"/>
+        </w:rPr>
+        <w:t xml:space="preserve">| </w:t>
+      </w:r>
+      <w:r>
+        <w:rPr>
+          <w:b/>
+          <w:bCs/>
+          <w:i w:val="false"/>
+          <w:iCs w:val="false"/>
+          <w:rFonts w:ascii="맑은 고딕" w:cs="맑은 고딕" w:eastAsia="맑은 고딕" w:hAnsi="맑은 고딕"/>
+        </w:rPr>
+        <w:t xml:space="preserve">⑥ 보증금·노쇼 규칙 · 할랄 식이 대응 범위</w:t>
+      </w:r>
+      <w:r>
+        <w:rPr>
+          <w:i w:val="false"/>
+          <w:iCs w:val="false"/>
+          <w:rFonts w:ascii="맑은 고딕" w:cs="맑은 고딕" w:eastAsia="맑은 고딕" w:hAnsi="맑은 고딕"/>
+        </w:rPr>
+        <w:t xml:space="preserve"> | §6.3 / §6.5 | 돈 회수 리스크 · 만족도 |</w:t>
       </w:r>
     </w:p>
     <w:p>
@@ -2085,115 +2151,34 @@
               <w:rPr>
                 <w:rFonts w:ascii="맑은 고딕" w:cs="맑은 고딕" w:eastAsia="맑은 고딕" w:hAnsi="맑은 고딕"/>
               </w:rPr>
-              <w:t xml:space="preserve">0.3</w:t>
-            </w:r>
-          </w:p>
-        </w:tc>
-        <w:tc>
-          <w:tcPr>
-            <w:tcBorders>
-              <w:top w:val="single" w:color="BBBBBB" w:sz="2"/>
-              <w:left w:val="single" w:color="BBBBBB" w:sz="2"/>
-              <w:bottom w:val="single" w:color="BBBBBB" w:sz="2"/>
-              <w:right w:val="single" w:color="BBBBBB" w:sz="2"/>
-            </w:tcBorders>
-            <w:tcMar>
-              <w:top w:type="dxa" w:w="40"/>
-              <w:left w:type="dxa" w:w="80"/>
-              <w:bottom w:type="dxa" w:w="40"/>
-              <w:right w:type="dxa" w:w="80"/>
-            </w:tcMar>
-          </w:tcPr>
-          <w:p>
-            <w:pPr>
-              <w:spacing w:after="0"/>
-            </w:pPr>
-            <w:r>
-              <w:rPr>
-                <w:rFonts w:ascii="맑은 고딕" w:cs="맑은 고딕" w:eastAsia="맑은 고딕" w:hAnsi="맑은 고딕"/>
-              </w:rPr>
-              <w:t xml:space="preserve">사전 원격상담 (면력 원장)</w:t>
-            </w:r>
-          </w:p>
-        </w:tc>
-        <w:tc>
-          <w:tcPr>
-            <w:tcBorders>
-              <w:top w:val="single" w:color="BBBBBB" w:sz="2"/>
-              <w:left w:val="single" w:color="BBBBBB" w:sz="2"/>
-              <w:bottom w:val="single" w:color="BBBBBB" w:sz="2"/>
-              <w:right w:val="single" w:color="BBBBBB" w:sz="2"/>
-            </w:tcBorders>
-            <w:tcMar>
-              <w:top w:type="dxa" w:w="40"/>
-              <w:left w:type="dxa" w:w="80"/>
-              <w:bottom w:type="dxa" w:w="40"/>
-              <w:right w:type="dxa" w:w="80"/>
-            </w:tcMar>
-          </w:tcPr>
-          <w:p>
-            <w:pPr>
-              <w:spacing w:after="0"/>
-            </w:pPr>
-            <w:r>
-              <w:rPr>
-                <w:rFonts w:ascii="맑은 고딕" w:cs="맑은 고딕" w:eastAsia="맑은 고딕" w:hAnsi="맑은 고딕"/>
-              </w:rPr>
-              <w:t xml:space="preserve">코디 조율</w:t>
-            </w:r>
-          </w:p>
-        </w:tc>
-        <w:tc>
-          <w:tcPr>
-            <w:tcBorders>
-              <w:top w:val="single" w:color="BBBBBB" w:sz="2"/>
-              <w:left w:val="single" w:color="BBBBBB" w:sz="2"/>
-              <w:bottom w:val="single" w:color="BBBBBB" w:sz="2"/>
-              <w:right w:val="single" w:color="BBBBBB" w:sz="2"/>
-            </w:tcBorders>
-            <w:tcMar>
-              <w:top w:type="dxa" w:w="40"/>
-              <w:left w:type="dxa" w:w="80"/>
-              <w:bottom w:type="dxa" w:w="40"/>
-              <w:right w:type="dxa" w:w="80"/>
-            </w:tcMar>
-          </w:tcPr>
-          <w:p>
-            <w:pPr>
-              <w:spacing w:after="0"/>
-            </w:pPr>
-            <w:r>
-              <w:rPr>
-                <w:rFonts w:ascii="맑은 고딕" w:cs="맑은 고딕" w:eastAsia="맑은 고딕" w:hAnsi="맑은 고딕"/>
-              </w:rPr>
-              <w:t xml:space="preserve">면력 원장 상담 slot</w:t>
-            </w:r>
-          </w:p>
-        </w:tc>
-        <w:tc>
-          <w:tcPr>
-            <w:tcBorders>
-              <w:top w:val="single" w:color="BBBBBB" w:sz="2"/>
-              <w:left w:val="single" w:color="BBBBBB" w:sz="2"/>
-              <w:bottom w:val="single" w:color="BBBBBB" w:sz="2"/>
-              <w:right w:val="single" w:color="BBBBBB" w:sz="2"/>
-            </w:tcBorders>
-            <w:tcMar>
-              <w:top w:type="dxa" w:w="40"/>
-              <w:left w:type="dxa" w:w="80"/>
-              <w:bottom w:type="dxa" w:w="40"/>
-              <w:right w:type="dxa" w:w="80"/>
-            </w:tcMar>
-          </w:tcPr>
-          <w:p>
-            <w:pPr>
-              <w:spacing w:after="0"/>
-            </w:pPr>
-            <w:r>
-              <w:rPr>
-                <w:rFonts w:ascii="맑은 고딕" w:cs="맑은 고딕" w:eastAsia="맑은 고딕" w:hAnsi="맑은 고딕"/>
-              </w:rPr>
-              <w:t xml:space="preserve">🔴 </w:t>
+              <w:t xml:space="preserve">0.2b</w:t>
+            </w:r>
+          </w:p>
+        </w:tc>
+        <w:tc>
+          <w:tcPr>
+            <w:tcBorders>
+              <w:top w:val="single" w:color="BBBBBB" w:sz="2"/>
+              <w:left w:val="single" w:color="BBBBBB" w:sz="2"/>
+              <w:bottom w:val="single" w:color="BBBBBB" w:sz="2"/>
+              <w:right w:val="single" w:color="BBBBBB" w:sz="2"/>
+            </w:tcBorders>
+            <w:tcMar>
+              <w:top w:type="dxa" w:w="40"/>
+              <w:left w:type="dxa" w:w="80"/>
+              <w:bottom w:type="dxa" w:w="40"/>
+              <w:right w:type="dxa" w:w="80"/>
+            </w:tcMar>
+          </w:tcPr>
+          <w:p>
+            <w:pPr>
+              <w:spacing w:after="0"/>
+            </w:pPr>
+            <w:r>
+              <w:rPr>
+                <w:rFonts w:ascii="맑은 고딕" w:cs="맑은 고딕" w:eastAsia="맑은 고딕" w:hAnsi="맑은 고딕"/>
+              </w:rPr>
+              <w:t xml:space="preserve">🔐 </w:t>
             </w:r>
             <w:r>
               <w:rPr>
@@ -2201,13 +2186,94 @@
                 <w:bCs/>
                 <w:rFonts w:ascii="맑은 고딕" w:cs="맑은 고딕" w:eastAsia="맑은 고딕" w:hAnsi="맑은 고딕"/>
               </w:rPr>
-              <w:t xml:space="preserve">상담 slot 예약 창구</w:t>
-            </w:r>
-            <w:r>
-              <w:rPr>
-                <w:rFonts w:ascii="맑은 고딕" w:cs="맑은 고딕" w:eastAsia="맑은 고딕" w:hAnsi="맑은 고딕"/>
-              </w:rPr>
-              <w:t xml:space="preserve">(§4-③)</w:t>
+              <w:t xml:space="preserve">의료정보 국외이전·처리 동의</w:t>
+            </w:r>
+            <w:r>
+              <w:rPr>
+                <w:rFonts w:ascii="맑은 고딕" w:cs="맑은 고딕" w:eastAsia="맑은 고딕" w:hAnsi="맑은 고딕"/>
+              </w:rPr>
+              <w:t xml:space="preserve"> 확보</w:t>
+            </w:r>
+          </w:p>
+        </w:tc>
+        <w:tc>
+          <w:tcPr>
+            <w:tcBorders>
+              <w:top w:val="single" w:color="BBBBBB" w:sz="2"/>
+              <w:left w:val="single" w:color="BBBBBB" w:sz="2"/>
+              <w:bottom w:val="single" w:color="BBBBBB" w:sz="2"/>
+              <w:right w:val="single" w:color="BBBBBB" w:sz="2"/>
+            </w:tcBorders>
+            <w:tcMar>
+              <w:top w:type="dxa" w:w="40"/>
+              <w:left w:type="dxa" w:w="80"/>
+              <w:bottom w:type="dxa" w:w="40"/>
+              <w:right w:type="dxa" w:w="80"/>
+            </w:tcMar>
+          </w:tcPr>
+          <w:p>
+            <w:pPr>
+              <w:spacing w:after="0"/>
+            </w:pPr>
+            <w:r>
+              <w:rPr>
+                <w:rFonts w:ascii="맑은 고딕" w:cs="맑은 고딕" w:eastAsia="맑은 고딕" w:hAnsi="맑은 고딕"/>
+              </w:rPr>
+              <w:t xml:space="preserve">코디/에이전시</w:t>
+            </w:r>
+          </w:p>
+        </w:tc>
+        <w:tc>
+          <w:tcPr>
+            <w:tcBorders>
+              <w:top w:val="single" w:color="BBBBBB" w:sz="2"/>
+              <w:left w:val="single" w:color="BBBBBB" w:sz="2"/>
+              <w:bottom w:val="single" w:color="BBBBBB" w:sz="2"/>
+              <w:right w:val="single" w:color="BBBBBB" w:sz="2"/>
+            </w:tcBorders>
+            <w:tcMar>
+              <w:top w:type="dxa" w:w="40"/>
+              <w:left w:type="dxa" w:w="80"/>
+              <w:bottom w:type="dxa" w:w="40"/>
+              <w:right w:type="dxa" w:w="80"/>
+            </w:tcMar>
+          </w:tcPr>
+          <w:p>
+            <w:pPr>
+              <w:spacing w:after="0"/>
+            </w:pPr>
+            <w:r>
+              <w:rPr>
+                <w:rFonts w:ascii="맑은 고딕" w:cs="맑은 고딕" w:eastAsia="맑은 고딕" w:hAnsi="맑은 고딕"/>
+              </w:rPr>
+              <w:t xml:space="preserve">에이전시(사전 취득·보증)</w:t>
+            </w:r>
+          </w:p>
+        </w:tc>
+        <w:tc>
+          <w:tcPr>
+            <w:tcBorders>
+              <w:top w:val="single" w:color="BBBBBB" w:sz="2"/>
+              <w:left w:val="single" w:color="BBBBBB" w:sz="2"/>
+              <w:bottom w:val="single" w:color="BBBBBB" w:sz="2"/>
+              <w:right w:val="single" w:color="BBBBBB" w:sz="2"/>
+            </w:tcBorders>
+            <w:tcMar>
+              <w:top w:type="dxa" w:w="40"/>
+              <w:left w:type="dxa" w:w="80"/>
+              <w:bottom w:type="dxa" w:w="40"/>
+              <w:right w:type="dxa" w:w="80"/>
+            </w:tcMar>
+          </w:tcPr>
+          <w:p>
+            <w:pPr>
+              <w:spacing w:after="0"/>
+            </w:pPr>
+            <w:r>
+              <w:rPr>
+                <w:rFonts w:ascii="맑은 고딕" w:cs="맑은 고딕" w:eastAsia="맑은 고딕" w:hAnsi="맑은 고딕"/>
+              </w:rPr>
+              <w:t xml:space="preserve">§6.4 — 서명 없인 진행 금지</w:t>
             </w:r>
           </w:p>
         </w:tc>
@@ -2236,88 +2302,88 @@
               <w:rPr>
                 <w:rFonts w:ascii="맑은 고딕" w:cs="맑은 고딕" w:eastAsia="맑은 고딕" w:hAnsi="맑은 고딕"/>
               </w:rPr>
-              <w:t xml:space="preserve">0.4</w:t>
-            </w:r>
-          </w:p>
-        </w:tc>
-        <w:tc>
-          <w:tcPr>
-            <w:tcBorders>
-              <w:top w:val="single" w:color="BBBBBB" w:sz="2"/>
-              <w:left w:val="single" w:color="BBBBBB" w:sz="2"/>
-              <w:bottom w:val="single" w:color="BBBBBB" w:sz="2"/>
-              <w:right w:val="single" w:color="BBBBBB" w:sz="2"/>
-            </w:tcBorders>
-            <w:tcMar>
-              <w:top w:type="dxa" w:w="40"/>
-              <w:left w:type="dxa" w:w="80"/>
-              <w:bottom w:type="dxa" w:w="40"/>
-              <w:right w:type="dxa" w:w="80"/>
-            </w:tcMar>
-          </w:tcPr>
-          <w:p>
-            <w:pPr>
-              <w:spacing w:after="0"/>
-            </w:pPr>
-            <w:r>
-              <w:rPr>
-                <w:rFonts w:ascii="맑은 고딕" w:cs="맑은 고딕" w:eastAsia="맑은 고딕" w:hAnsi="맑은 고딕"/>
-              </w:rPr>
-              <w:t xml:space="preserve">견적·치료계획·비자 초청장(면력 명의)</w:t>
-            </w:r>
-          </w:p>
-        </w:tc>
-        <w:tc>
-          <w:tcPr>
-            <w:tcBorders>
-              <w:top w:val="single" w:color="BBBBBB" w:sz="2"/>
-              <w:left w:val="single" w:color="BBBBBB" w:sz="2"/>
-              <w:bottom w:val="single" w:color="BBBBBB" w:sz="2"/>
-              <w:right w:val="single" w:color="BBBBBB" w:sz="2"/>
-            </w:tcBorders>
-            <w:tcMar>
-              <w:top w:type="dxa" w:w="40"/>
-              <w:left w:type="dxa" w:w="80"/>
-              <w:bottom w:type="dxa" w:w="40"/>
-              <w:right w:type="dxa" w:w="80"/>
-            </w:tcMar>
-          </w:tcPr>
-          <w:p>
-            <w:pPr>
-              <w:spacing w:after="0"/>
-            </w:pPr>
-            <w:r>
-              <w:rPr>
-                <w:rFonts w:ascii="맑은 고딕" w:cs="맑은 고딕" w:eastAsia="맑은 고딕" w:hAnsi="맑은 고딕"/>
-              </w:rPr>
-              <w:t xml:space="preserve">코디 발급</w:t>
-            </w:r>
-          </w:p>
-        </w:tc>
-        <w:tc>
-          <w:tcPr>
-            <w:tcBorders>
-              <w:top w:val="single" w:color="BBBBBB" w:sz="2"/>
-              <w:left w:val="single" w:color="BBBBBB" w:sz="2"/>
-              <w:bottom w:val="single" w:color="BBBBBB" w:sz="2"/>
-              <w:right w:val="single" w:color="BBBBBB" w:sz="2"/>
-            </w:tcBorders>
-            <w:tcMar>
-              <w:top w:type="dxa" w:w="40"/>
-              <w:left w:type="dxa" w:w="80"/>
-              <w:bottom w:type="dxa" w:w="40"/>
-              <w:right w:type="dxa" w:w="80"/>
-            </w:tcMar>
-          </w:tcPr>
-          <w:p>
-            <w:pPr>
-              <w:spacing w:after="0"/>
-            </w:pPr>
-            <w:r>
-              <w:rPr>
-                <w:rFonts w:ascii="맑은 고딕" w:cs="맑은 고딕" w:eastAsia="맑은 고딕" w:hAnsi="맑은 고딕"/>
-              </w:rPr>
-              <w:t xml:space="preserve">면력 등록번호·직인</w:t>
+              <w:t xml:space="preserve">0.3</w:t>
+            </w:r>
+          </w:p>
+        </w:tc>
+        <w:tc>
+          <w:tcPr>
+            <w:tcBorders>
+              <w:top w:val="single" w:color="BBBBBB" w:sz="2"/>
+              <w:left w:val="single" w:color="BBBBBB" w:sz="2"/>
+              <w:bottom w:val="single" w:color="BBBBBB" w:sz="2"/>
+              <w:right w:val="single" w:color="BBBBBB" w:sz="2"/>
+            </w:tcBorders>
+            <w:tcMar>
+              <w:top w:type="dxa" w:w="40"/>
+              <w:left w:type="dxa" w:w="80"/>
+              <w:bottom w:type="dxa" w:w="40"/>
+              <w:right w:type="dxa" w:w="80"/>
+            </w:tcMar>
+          </w:tcPr>
+          <w:p>
+            <w:pPr>
+              <w:spacing w:after="0"/>
+            </w:pPr>
+            <w:r>
+              <w:rPr>
+                <w:rFonts w:ascii="맑은 고딕" w:cs="맑은 고딕" w:eastAsia="맑은 고딕" w:hAnsi="맑은 고딕"/>
+              </w:rPr>
+              <w:t xml:space="preserve">사전 원격상담 (면력 원장)</w:t>
+            </w:r>
+          </w:p>
+        </w:tc>
+        <w:tc>
+          <w:tcPr>
+            <w:tcBorders>
+              <w:top w:val="single" w:color="BBBBBB" w:sz="2"/>
+              <w:left w:val="single" w:color="BBBBBB" w:sz="2"/>
+              <w:bottom w:val="single" w:color="BBBBBB" w:sz="2"/>
+              <w:right w:val="single" w:color="BBBBBB" w:sz="2"/>
+            </w:tcBorders>
+            <w:tcMar>
+              <w:top w:type="dxa" w:w="40"/>
+              <w:left w:type="dxa" w:w="80"/>
+              <w:bottom w:type="dxa" w:w="40"/>
+              <w:right w:type="dxa" w:w="80"/>
+            </w:tcMar>
+          </w:tcPr>
+          <w:p>
+            <w:pPr>
+              <w:spacing w:after="0"/>
+            </w:pPr>
+            <w:r>
+              <w:rPr>
+                <w:rFonts w:ascii="맑은 고딕" w:cs="맑은 고딕" w:eastAsia="맑은 고딕" w:hAnsi="맑은 고딕"/>
+              </w:rPr>
+              <w:t xml:space="preserve">코디 조율</w:t>
+            </w:r>
+          </w:p>
+        </w:tc>
+        <w:tc>
+          <w:tcPr>
+            <w:tcBorders>
+              <w:top w:val="single" w:color="BBBBBB" w:sz="2"/>
+              <w:left w:val="single" w:color="BBBBBB" w:sz="2"/>
+              <w:bottom w:val="single" w:color="BBBBBB" w:sz="2"/>
+              <w:right w:val="single" w:color="BBBBBB" w:sz="2"/>
+            </w:tcBorders>
+            <w:tcMar>
+              <w:top w:type="dxa" w:w="40"/>
+              <w:left w:type="dxa" w:w="80"/>
+              <w:bottom w:type="dxa" w:w="40"/>
+              <w:right w:type="dxa" w:w="80"/>
+            </w:tcMar>
+          </w:tcPr>
+          <w:p>
+            <w:pPr>
+              <w:spacing w:after="0"/>
+            </w:pPr>
+            <w:r>
+              <w:rPr>
+                <w:rFonts w:ascii="맑은 고딕" w:cs="맑은 고딕" w:eastAsia="맑은 고딕" w:hAnsi="맑은 고딕"/>
+              </w:rPr>
+              <w:t xml:space="preserve">면력 원장 상담 slot</w:t>
             </w:r>
           </w:p>
         </w:tc>
@@ -2352,6 +2418,316 @@
                 <w:bCs/>
                 <w:rFonts w:ascii="맑은 고딕" w:cs="맑은 고딕" w:eastAsia="맑은 고딕" w:hAnsi="맑은 고딕"/>
               </w:rPr>
+              <w:t xml:space="preserve">상담 slot 예약 창구</w:t>
+            </w:r>
+            <w:r>
+              <w:rPr>
+                <w:rFonts w:ascii="맑은 고딕" w:cs="맑은 고딕" w:eastAsia="맑은 고딕" w:hAnsi="맑은 고딕"/>
+              </w:rPr>
+              <w:t xml:space="preserve">(§4-③)</w:t>
+            </w:r>
+          </w:p>
+        </w:tc>
+      </w:tr>
+      <w:tr>
+        <w:tc>
+          <w:tcPr>
+            <w:tcBorders>
+              <w:top w:val="single" w:color="BBBBBB" w:sz="2"/>
+              <w:left w:val="single" w:color="BBBBBB" w:sz="2"/>
+              <w:bottom w:val="single" w:color="BBBBBB" w:sz="2"/>
+              <w:right w:val="single" w:color="BBBBBB" w:sz="2"/>
+            </w:tcBorders>
+            <w:tcMar>
+              <w:top w:type="dxa" w:w="40"/>
+              <w:left w:type="dxa" w:w="80"/>
+              <w:bottom w:type="dxa" w:w="40"/>
+              <w:right w:type="dxa" w:w="80"/>
+            </w:tcMar>
+          </w:tcPr>
+          <w:p>
+            <w:pPr>
+              <w:spacing w:after="0"/>
+            </w:pPr>
+            <w:r>
+              <w:rPr>
+                <w:rFonts w:ascii="맑은 고딕" w:cs="맑은 고딕" w:eastAsia="맑은 고딕" w:hAnsi="맑은 고딕"/>
+              </w:rPr>
+              <w:t xml:space="preserve">0.3b</w:t>
+            </w:r>
+          </w:p>
+        </w:tc>
+        <w:tc>
+          <w:tcPr>
+            <w:tcBorders>
+              <w:top w:val="single" w:color="BBBBBB" w:sz="2"/>
+              <w:left w:val="single" w:color="BBBBBB" w:sz="2"/>
+              <w:bottom w:val="single" w:color="BBBBBB" w:sz="2"/>
+              <w:right w:val="single" w:color="BBBBBB" w:sz="2"/>
+            </w:tcBorders>
+            <w:tcMar>
+              <w:top w:type="dxa" w:w="40"/>
+              <w:left w:type="dxa" w:w="80"/>
+              <w:bottom w:type="dxa" w:w="40"/>
+              <w:right w:type="dxa" w:w="80"/>
+            </w:tcMar>
+          </w:tcPr>
+          <w:p>
+            <w:pPr>
+              <w:spacing w:after="0"/>
+            </w:pPr>
+            <w:r>
+              <w:rPr>
+                <w:rFonts w:ascii="맑은 고딕" w:cs="맑은 고딕" w:eastAsia="맑은 고딕" w:hAnsi="맑은 고딕"/>
+              </w:rPr>
+              <w:t xml:space="preserve">🚪 </w:t>
+            </w:r>
+            <w:r>
+              <w:rPr>
+                <w:b/>
+                <w:bCs/>
+                <w:rFonts w:ascii="맑은 고딕" w:cs="맑은 고딕" w:eastAsia="맑은 고딕" w:hAnsi="맑은 고딕"/>
+              </w:rPr>
+              <w:t xml:space="preserve">수용/거절 판정</w:t>
+            </w:r>
+            <w:r>
+              <w:rPr>
+                <w:rFonts w:ascii="맑은 고딕" w:cs="맑은 고딕" w:eastAsia="맑은 고딕" w:hAnsi="맑은 고딕"/>
+              </w:rPr>
+              <w:t xml:space="preserve"> (원장)</w:t>
+            </w:r>
+          </w:p>
+        </w:tc>
+        <w:tc>
+          <w:tcPr>
+            <w:tcBorders>
+              <w:top w:val="single" w:color="BBBBBB" w:sz="2"/>
+              <w:left w:val="single" w:color="BBBBBB" w:sz="2"/>
+              <w:bottom w:val="single" w:color="BBBBBB" w:sz="2"/>
+              <w:right w:val="single" w:color="BBBBBB" w:sz="2"/>
+            </w:tcBorders>
+            <w:tcMar>
+              <w:top w:type="dxa" w:w="40"/>
+              <w:left w:type="dxa" w:w="80"/>
+              <w:bottom w:type="dxa" w:w="40"/>
+              <w:right w:type="dxa" w:w="80"/>
+            </w:tcMar>
+          </w:tcPr>
+          <w:p>
+            <w:pPr>
+              <w:spacing w:after="0"/>
+            </w:pPr>
+            <w:r>
+              <w:rPr>
+                <w:rFonts w:ascii="맑은 고딕" w:cs="맑은 고딕" w:eastAsia="맑은 고딕" w:hAnsi="맑은 고딕"/>
+              </w:rPr>
+              <w:t xml:space="preserve">면력 원장</w:t>
+            </w:r>
+          </w:p>
+        </w:tc>
+        <w:tc>
+          <w:tcPr>
+            <w:tcBorders>
+              <w:top w:val="single" w:color="BBBBBB" w:sz="2"/>
+              <w:left w:val="single" w:color="BBBBBB" w:sz="2"/>
+              <w:bottom w:val="single" w:color="BBBBBB" w:sz="2"/>
+              <w:right w:val="single" w:color="BBBBBB" w:sz="2"/>
+            </w:tcBorders>
+            <w:tcMar>
+              <w:top w:type="dxa" w:w="40"/>
+              <w:left w:type="dxa" w:w="80"/>
+              <w:bottom w:type="dxa" w:w="40"/>
+              <w:right w:type="dxa" w:w="80"/>
+            </w:tcMar>
+          </w:tcPr>
+          <w:p>
+            <w:pPr>
+              <w:spacing w:after="0"/>
+            </w:pPr>
+            <w:r>
+              <w:rPr>
+                <w:rFonts w:ascii="맑은 고딕" w:cs="맑은 고딕" w:eastAsia="맑은 고딕" w:hAnsi="맑은 고딕"/>
+              </w:rPr>
+              <w:t xml:space="preserve">—</w:t>
+            </w:r>
+          </w:p>
+        </w:tc>
+        <w:tc>
+          <w:tcPr>
+            <w:tcBorders>
+              <w:top w:val="single" w:color="BBBBBB" w:sz="2"/>
+              <w:left w:val="single" w:color="BBBBBB" w:sz="2"/>
+              <w:bottom w:val="single" w:color="BBBBBB" w:sz="2"/>
+              <w:right w:val="single" w:color="BBBBBB" w:sz="2"/>
+            </w:tcBorders>
+            <w:tcMar>
+              <w:top w:type="dxa" w:w="40"/>
+              <w:left w:type="dxa" w:w="80"/>
+              <w:bottom w:type="dxa" w:w="40"/>
+              <w:right w:type="dxa" w:w="80"/>
+            </w:tcMar>
+          </w:tcPr>
+          <w:p>
+            <w:pPr>
+              <w:spacing w:after="0"/>
+            </w:pPr>
+            <w:r>
+              <w:rPr>
+                <w:rFonts w:ascii="맑은 고딕" w:cs="맑은 고딕" w:eastAsia="맑은 고딕" w:hAnsi="맑은 고딕"/>
+              </w:rPr>
+              <w:t xml:space="preserve">§6.2 — ✅수용/⚠️조건부/⛔거절, </w:t>
+            </w:r>
+            <w:r>
+              <w:rPr>
+                <w:b/>
+                <w:bCs/>
+                <w:rFonts w:ascii="맑은 고딕" w:cs="맑은 고딕" w:eastAsia="맑은 고딕" w:hAnsi="맑은 고딕"/>
+              </w:rPr>
+              <w:t xml:space="preserve">못 받을 환자 거르기</w:t>
+            </w:r>
+          </w:p>
+        </w:tc>
+      </w:tr>
+      <w:tr>
+        <w:tc>
+          <w:tcPr>
+            <w:tcBorders>
+              <w:top w:val="single" w:color="BBBBBB" w:sz="2"/>
+              <w:left w:val="single" w:color="BBBBBB" w:sz="2"/>
+              <w:bottom w:val="single" w:color="BBBBBB" w:sz="2"/>
+              <w:right w:val="single" w:color="BBBBBB" w:sz="2"/>
+            </w:tcBorders>
+            <w:tcMar>
+              <w:top w:type="dxa" w:w="40"/>
+              <w:left w:type="dxa" w:w="80"/>
+              <w:bottom w:type="dxa" w:w="40"/>
+              <w:right w:type="dxa" w:w="80"/>
+            </w:tcMar>
+          </w:tcPr>
+          <w:p>
+            <w:pPr>
+              <w:spacing w:after="0"/>
+            </w:pPr>
+            <w:r>
+              <w:rPr>
+                <w:rFonts w:ascii="맑은 고딕" w:cs="맑은 고딕" w:eastAsia="맑은 고딕" w:hAnsi="맑은 고딕"/>
+              </w:rPr>
+              <w:t xml:space="preserve">0.4</w:t>
+            </w:r>
+          </w:p>
+        </w:tc>
+        <w:tc>
+          <w:tcPr>
+            <w:tcBorders>
+              <w:top w:val="single" w:color="BBBBBB" w:sz="2"/>
+              <w:left w:val="single" w:color="BBBBBB" w:sz="2"/>
+              <w:bottom w:val="single" w:color="BBBBBB" w:sz="2"/>
+              <w:right w:val="single" w:color="BBBBBB" w:sz="2"/>
+            </w:tcBorders>
+            <w:tcMar>
+              <w:top w:type="dxa" w:w="40"/>
+              <w:left w:type="dxa" w:w="80"/>
+              <w:bottom w:type="dxa" w:w="40"/>
+              <w:right w:type="dxa" w:w="80"/>
+            </w:tcMar>
+          </w:tcPr>
+          <w:p>
+            <w:pPr>
+              <w:spacing w:after="0"/>
+            </w:pPr>
+            <w:r>
+              <w:rPr>
+                <w:rFonts w:ascii="맑은 고딕" w:cs="맑은 고딕" w:eastAsia="맑은 고딕" w:hAnsi="맑은 고딕"/>
+              </w:rPr>
+              <w:t xml:space="preserve">견적·치료계획·비자 초청장(면력 명의)</w:t>
+            </w:r>
+          </w:p>
+        </w:tc>
+        <w:tc>
+          <w:tcPr>
+            <w:tcBorders>
+              <w:top w:val="single" w:color="BBBBBB" w:sz="2"/>
+              <w:left w:val="single" w:color="BBBBBB" w:sz="2"/>
+              <w:bottom w:val="single" w:color="BBBBBB" w:sz="2"/>
+              <w:right w:val="single" w:color="BBBBBB" w:sz="2"/>
+            </w:tcBorders>
+            <w:tcMar>
+              <w:top w:type="dxa" w:w="40"/>
+              <w:left w:type="dxa" w:w="80"/>
+              <w:bottom w:type="dxa" w:w="40"/>
+              <w:right w:type="dxa" w:w="80"/>
+            </w:tcMar>
+          </w:tcPr>
+          <w:p>
+            <w:pPr>
+              <w:spacing w:after="0"/>
+            </w:pPr>
+            <w:r>
+              <w:rPr>
+                <w:rFonts w:ascii="맑은 고딕" w:cs="맑은 고딕" w:eastAsia="맑은 고딕" w:hAnsi="맑은 고딕"/>
+              </w:rPr>
+              <w:t xml:space="preserve">코디 발급</w:t>
+            </w:r>
+          </w:p>
+        </w:tc>
+        <w:tc>
+          <w:tcPr>
+            <w:tcBorders>
+              <w:top w:val="single" w:color="BBBBBB" w:sz="2"/>
+              <w:left w:val="single" w:color="BBBBBB" w:sz="2"/>
+              <w:bottom w:val="single" w:color="BBBBBB" w:sz="2"/>
+              <w:right w:val="single" w:color="BBBBBB" w:sz="2"/>
+            </w:tcBorders>
+            <w:tcMar>
+              <w:top w:type="dxa" w:w="40"/>
+              <w:left w:type="dxa" w:w="80"/>
+              <w:bottom w:type="dxa" w:w="40"/>
+              <w:right w:type="dxa" w:w="80"/>
+            </w:tcMar>
+          </w:tcPr>
+          <w:p>
+            <w:pPr>
+              <w:spacing w:after="0"/>
+            </w:pPr>
+            <w:r>
+              <w:rPr>
+                <w:rFonts w:ascii="맑은 고딕" w:cs="맑은 고딕" w:eastAsia="맑은 고딕" w:hAnsi="맑은 고딕"/>
+              </w:rPr>
+              <w:t xml:space="preserve">면력 등록번호·직인</w:t>
+            </w:r>
+          </w:p>
+        </w:tc>
+        <w:tc>
+          <w:tcPr>
+            <w:tcBorders>
+              <w:top w:val="single" w:color="BBBBBB" w:sz="2"/>
+              <w:left w:val="single" w:color="BBBBBB" w:sz="2"/>
+              <w:bottom w:val="single" w:color="BBBBBB" w:sz="2"/>
+              <w:right w:val="single" w:color="BBBBBB" w:sz="2"/>
+            </w:tcBorders>
+            <w:tcMar>
+              <w:top w:type="dxa" w:w="40"/>
+              <w:left w:type="dxa" w:w="80"/>
+              <w:bottom w:type="dxa" w:w="40"/>
+              <w:right w:type="dxa" w:w="80"/>
+            </w:tcMar>
+          </w:tcPr>
+          <w:p>
+            <w:pPr>
+              <w:spacing w:after="0"/>
+            </w:pPr>
+            <w:r>
+              <w:rPr>
+                <w:rFonts w:ascii="맑은 고딕" w:cs="맑은 고딕" w:eastAsia="맑은 고딕" w:hAnsi="맑은 고딕"/>
+              </w:rPr>
+              <w:t xml:space="preserve">🔴 </w:t>
+            </w:r>
+            <w:r>
+              <w:rPr>
+                <w:b/>
+                <w:bCs/>
+                <w:rFonts w:ascii="맑은 고딕" w:cs="맑은 고딕" w:eastAsia="맑은 고딕" w:hAnsi="맑은 고딕"/>
+              </w:rPr>
               <w:t xml:space="preserve">초청장 발급 협조 담당</w:t>
             </w:r>
             <w:r>
@@ -2359,6 +2735,157 @@
                 <w:rFonts w:ascii="맑은 고딕" w:cs="맑은 고딕" w:eastAsia="맑은 고딕" w:hAnsi="맑은 고딕"/>
               </w:rPr>
               <w:t xml:space="preserve">(§4-⑤). 발급 권한=admin/코디</w:t>
+            </w:r>
+          </w:p>
+        </w:tc>
+      </w:tr>
+      <w:tr>
+        <w:tc>
+          <w:tcPr>
+            <w:tcBorders>
+              <w:top w:val="single" w:color="BBBBBB" w:sz="2"/>
+              <w:left w:val="single" w:color="BBBBBB" w:sz="2"/>
+              <w:bottom w:val="single" w:color="BBBBBB" w:sz="2"/>
+              <w:right w:val="single" w:color="BBBBBB" w:sz="2"/>
+            </w:tcBorders>
+            <w:tcMar>
+              <w:top w:type="dxa" w:w="40"/>
+              <w:left w:type="dxa" w:w="80"/>
+              <w:bottom w:type="dxa" w:w="40"/>
+              <w:right w:type="dxa" w:w="80"/>
+            </w:tcMar>
+          </w:tcPr>
+          <w:p>
+            <w:pPr>
+              <w:spacing w:after="0"/>
+            </w:pPr>
+            <w:r>
+              <w:rPr>
+                <w:rFonts w:ascii="맑은 고딕" w:cs="맑은 고딕" w:eastAsia="맑은 고딕" w:hAnsi="맑은 고딕"/>
+              </w:rPr>
+              <w:t xml:space="preserve">0.4b</w:t>
+            </w:r>
+          </w:p>
+        </w:tc>
+        <w:tc>
+          <w:tcPr>
+            <w:tcBorders>
+              <w:top w:val="single" w:color="BBBBBB" w:sz="2"/>
+              <w:left w:val="single" w:color="BBBBBB" w:sz="2"/>
+              <w:bottom w:val="single" w:color="BBBBBB" w:sz="2"/>
+              <w:right w:val="single" w:color="BBBBBB" w:sz="2"/>
+            </w:tcBorders>
+            <w:tcMar>
+              <w:top w:type="dxa" w:w="40"/>
+              <w:left w:type="dxa" w:w="80"/>
+              <w:bottom w:type="dxa" w:w="40"/>
+              <w:right w:type="dxa" w:w="80"/>
+            </w:tcMar>
+          </w:tcPr>
+          <w:p>
+            <w:pPr>
+              <w:spacing w:after="0"/>
+            </w:pPr>
+            <w:r>
+              <w:rPr>
+                <w:rFonts w:ascii="맑은 고딕" w:cs="맑은 고딕" w:eastAsia="맑은 고딕" w:hAnsi="맑은 고딕"/>
+              </w:rPr>
+              <w:t xml:space="preserve">💳 </w:t>
+            </w:r>
+            <w:r>
+              <w:rPr>
+                <w:b/>
+                <w:bCs/>
+                <w:rFonts w:ascii="맑은 고딕" w:cs="맑은 고딕" w:eastAsia="맑은 고딕" w:hAnsi="맑은 고딕"/>
+              </w:rPr>
+              <w:t xml:space="preserve">보증금/선입금</w:t>
+            </w:r>
+            <w:r>
+              <w:rPr>
+                <w:rFonts w:ascii="맑은 고딕" w:cs="맑은 고딕" w:eastAsia="맑은 고딕" w:hAnsi="맑은 고딕"/>
+              </w:rPr>
+              <w:t xml:space="preserve"> 안내·수령(자비)</w:t>
+            </w:r>
+          </w:p>
+        </w:tc>
+        <w:tc>
+          <w:tcPr>
+            <w:tcBorders>
+              <w:top w:val="single" w:color="BBBBBB" w:sz="2"/>
+              <w:left w:val="single" w:color="BBBBBB" w:sz="2"/>
+              <w:bottom w:val="single" w:color="BBBBBB" w:sz="2"/>
+              <w:right w:val="single" w:color="BBBBBB" w:sz="2"/>
+            </w:tcBorders>
+            <w:tcMar>
+              <w:top w:type="dxa" w:w="40"/>
+              <w:left w:type="dxa" w:w="80"/>
+              <w:bottom w:type="dxa" w:w="40"/>
+              <w:right w:type="dxa" w:w="80"/>
+            </w:tcMar>
+          </w:tcPr>
+          <w:p>
+            <w:pPr>
+              <w:spacing w:after="0"/>
+            </w:pPr>
+            <w:r>
+              <w:rPr>
+                <w:rFonts w:ascii="맑은 고딕" w:cs="맑은 고딕" w:eastAsia="맑은 고딕" w:hAnsi="맑은 고딕"/>
+              </w:rPr>
+              <w:t xml:space="preserve">코디</w:t>
+            </w:r>
+          </w:p>
+        </w:tc>
+        <w:tc>
+          <w:tcPr>
+            <w:tcBorders>
+              <w:top w:val="single" w:color="BBBBBB" w:sz="2"/>
+              <w:left w:val="single" w:color="BBBBBB" w:sz="2"/>
+              <w:bottom w:val="single" w:color="BBBBBB" w:sz="2"/>
+              <w:right w:val="single" w:color="BBBBBB" w:sz="2"/>
+            </w:tcBorders>
+            <w:tcMar>
+              <w:top w:type="dxa" w:w="40"/>
+              <w:left w:type="dxa" w:w="80"/>
+              <w:bottom w:type="dxa" w:w="40"/>
+              <w:right w:type="dxa" w:w="80"/>
+            </w:tcMar>
+          </w:tcPr>
+          <w:p>
+            <w:pPr>
+              <w:spacing w:after="0"/>
+            </w:pPr>
+            <w:r>
+              <w:rPr>
+                <w:rFonts w:ascii="맑은 고딕" w:cs="맑은 고딕" w:eastAsia="맑은 고딕" w:hAnsi="맑은 고딕"/>
+              </w:rPr>
+              <w:t xml:space="preserve">면력 원무</w:t>
+            </w:r>
+          </w:p>
+        </w:tc>
+        <w:tc>
+          <w:tcPr>
+            <w:tcBorders>
+              <w:top w:val="single" w:color="BBBBBB" w:sz="2"/>
+              <w:left w:val="single" w:color="BBBBBB" w:sz="2"/>
+              <w:bottom w:val="single" w:color="BBBBBB" w:sz="2"/>
+              <w:right w:val="single" w:color="BBBBBB" w:sz="2"/>
+            </w:tcBorders>
+            <w:tcMar>
+              <w:top w:type="dxa" w:w="40"/>
+              <w:left w:type="dxa" w:w="80"/>
+              <w:bottom w:type="dxa" w:w="40"/>
+              <w:right w:type="dxa" w:w="80"/>
+            </w:tcMar>
+          </w:tcPr>
+          <w:p>
+            <w:pPr>
+              <w:spacing w:after="0"/>
+            </w:pPr>
+            <w:r>
+              <w:rPr>
+                <w:rFonts w:ascii="맑은 고딕" w:cs="맑은 고딕" w:eastAsia="맑은 고딕" w:hAnsi="맑은 고딕"/>
+              </w:rPr>
+              <w:t xml:space="preserve">§6.3 — 항공·숙박 선비용 회수</w:t>
             </w:r>
           </w:p>
         </w:tc>
@@ -4239,6 +4766,159 @@
                 <w:rFonts w:ascii="맑은 고딕" w:cs="맑은 고딕" w:eastAsia="맑은 고딕" w:hAnsi="맑은 고딕"/>
               </w:rPr>
               <w:t xml:space="preserve">§3 결제 시나리오별로 다름</w:t>
+            </w:r>
+          </w:p>
+        </w:tc>
+      </w:tr>
+      <w:tr>
+        <w:tc>
+          <w:tcPr>
+            <w:tcBorders>
+              <w:top w:val="single" w:color="BBBBBB" w:sz="2"/>
+              <w:left w:val="single" w:color="BBBBBB" w:sz="2"/>
+              <w:bottom w:val="single" w:color="BBBBBB" w:sz="2"/>
+              <w:right w:val="single" w:color="BBBBBB" w:sz="2"/>
+            </w:tcBorders>
+            <w:tcMar>
+              <w:top w:type="dxa" w:w="40"/>
+              <w:left w:type="dxa" w:w="80"/>
+              <w:bottom w:type="dxa" w:w="40"/>
+              <w:right w:type="dxa" w:w="80"/>
+            </w:tcMar>
+          </w:tcPr>
+          <w:p>
+            <w:pPr>
+              <w:spacing w:after="0"/>
+            </w:pPr>
+            <w:r>
+              <w:rPr>
+                <w:rFonts w:ascii="맑은 고딕" w:cs="맑은 고딕" w:eastAsia="맑은 고딕" w:hAnsi="맑은 고딕"/>
+              </w:rPr>
+              <w:t xml:space="preserve">2.★</w:t>
+            </w:r>
+          </w:p>
+        </w:tc>
+        <w:tc>
+          <w:tcPr>
+            <w:tcBorders>
+              <w:top w:val="single" w:color="BBBBBB" w:sz="2"/>
+              <w:left w:val="single" w:color="BBBBBB" w:sz="2"/>
+              <w:bottom w:val="single" w:color="BBBBBB" w:sz="2"/>
+              <w:right w:val="single" w:color="BBBBBB" w:sz="2"/>
+            </w:tcBorders>
+            <w:tcMar>
+              <w:top w:type="dxa" w:w="40"/>
+              <w:left w:type="dxa" w:w="80"/>
+              <w:bottom w:type="dxa" w:w="40"/>
+              <w:right w:type="dxa" w:w="80"/>
+            </w:tcMar>
+          </w:tcPr>
+          <w:p>
+            <w:pPr>
+              <w:spacing w:after="0"/>
+            </w:pPr>
+            <w:r>
+              <w:rPr>
+                <w:rFonts w:ascii="맑은 고딕" w:cs="맑은 고딕" w:eastAsia="맑은 고딕" w:hAnsi="맑은 고딕"/>
+              </w:rPr>
+              <w:t xml:space="preserve">🚨 </w:t>
+            </w:r>
+            <w:r>
+              <w:rPr>
+                <w:b/>
+                <w:bCs/>
+                <w:rFonts w:ascii="맑은 고딕" w:cs="맑은 고딕" w:eastAsia="맑은 고딕" w:hAnsi="맑은 고딕"/>
+              </w:rPr>
+              <w:t xml:space="preserve">입원·체류 중 응급 발생 시</w:t>
+            </w:r>
+          </w:p>
+        </w:tc>
+        <w:tc>
+          <w:tcPr>
+            <w:tcBorders>
+              <w:top w:val="single" w:color="BBBBBB" w:sz="2"/>
+              <w:left w:val="single" w:color="BBBBBB" w:sz="2"/>
+              <w:bottom w:val="single" w:color="BBBBBB" w:sz="2"/>
+              <w:right w:val="single" w:color="BBBBBB" w:sz="2"/>
+            </w:tcBorders>
+            <w:tcMar>
+              <w:top w:type="dxa" w:w="40"/>
+              <w:left w:type="dxa" w:w="80"/>
+              <w:bottom w:type="dxa" w:w="40"/>
+              <w:right w:type="dxa" w:w="80"/>
+            </w:tcMar>
+          </w:tcPr>
+          <w:p>
+            <w:pPr>
+              <w:spacing w:after="0"/>
+            </w:pPr>
+            <w:r>
+              <w:rPr>
+                <w:rFonts w:ascii="맑은 고딕" w:cs="맑은 고딕" w:eastAsia="맑은 고딕" w:hAnsi="맑은 고딕"/>
+              </w:rPr>
+              <w:t xml:space="preserve">코디</w:t>
+            </w:r>
+          </w:p>
+        </w:tc>
+        <w:tc>
+          <w:tcPr>
+            <w:tcBorders>
+              <w:top w:val="single" w:color="BBBBBB" w:sz="2"/>
+              <w:left w:val="single" w:color="BBBBBB" w:sz="2"/>
+              <w:bottom w:val="single" w:color="BBBBBB" w:sz="2"/>
+              <w:right w:val="single" w:color="BBBBBB" w:sz="2"/>
+            </w:tcBorders>
+            <w:tcMar>
+              <w:top w:type="dxa" w:w="40"/>
+              <w:left w:type="dxa" w:w="80"/>
+              <w:bottom w:type="dxa" w:w="40"/>
+              <w:right w:type="dxa" w:w="80"/>
+            </w:tcMar>
+          </w:tcPr>
+          <w:p>
+            <w:pPr>
+              <w:spacing w:after="0"/>
+            </w:pPr>
+            <w:r>
+              <w:rPr>
+                <w:rFonts w:ascii="맑은 고딕" w:cs="맑은 고딕" w:eastAsia="맑은 고딕" w:hAnsi="맑은 고딕"/>
+              </w:rPr>
+              <w:t xml:space="preserve">면력 당직·대학병원·119</w:t>
+            </w:r>
+          </w:p>
+        </w:tc>
+        <w:tc>
+          <w:tcPr>
+            <w:tcBorders>
+              <w:top w:val="single" w:color="BBBBBB" w:sz="2"/>
+              <w:left w:val="single" w:color="BBBBBB" w:sz="2"/>
+              <w:bottom w:val="single" w:color="BBBBBB" w:sz="2"/>
+              <w:right w:val="single" w:color="BBBBBB" w:sz="2"/>
+            </w:tcBorders>
+            <w:tcMar>
+              <w:top w:type="dxa" w:w="40"/>
+              <w:left w:type="dxa" w:w="80"/>
+              <w:bottom w:type="dxa" w:w="40"/>
+              <w:right w:type="dxa" w:w="80"/>
+            </w:tcMar>
+          </w:tcPr>
+          <w:p>
+            <w:pPr>
+              <w:spacing w:after="0"/>
+            </w:pPr>
+            <w:r>
+              <w:rPr>
+                <w:b/>
+                <w:bCs/>
+                <w:rFonts w:ascii="맑은 고딕" w:cs="맑은 고딕" w:eastAsia="맑은 고딕" w:hAnsi="맑은 고딕"/>
+              </w:rPr>
+              <w:t xml:space="preserve">§6.1 에스컬레이션 사다리</w:t>
+            </w:r>
+            <w:r>
+              <w:rPr>
+                <w:rFonts w:ascii="맑은 고딕" w:cs="맑은 고딕" w:eastAsia="맑은 고딕" w:hAnsi="맑은 고딕"/>
+              </w:rPr>
+              <w:t xml:space="preserve"> — 상시 적용</w:t>
             </w:r>
           </w:p>
         </w:tc>
@@ -7732,7 +8412,185 @@
         <w:rPr>
           <w:rFonts w:ascii="맑은 고딕" w:cs="맑은 고딕" w:eastAsia="맑은 고딕" w:hAnsi="맑은 고딕"/>
         </w:rPr>
-        <w:t xml:space="preserve">6. PO · 대표님 결정 칸 (교정 시 채울 것)</w:t>
+        <w:t xml:space="preserve">6. 예외·안전·리스크 대응 (★삐끗할 때 — v0.3 보완)</w:t>
+      </w:r>
+    </w:p>
+    <w:p>
+      <w:pPr>
+        <w:shd w:fill="F3F6F9" w:val="clear"/>
+        <w:spacing w:after="40"/>
+        <w:ind w:left="120"/>
+      </w:pPr>
+      <w:r>
+        <w:rPr>
+          <w:i w:val="false"/>
+          <w:iCs w:val="false"/>
+          <w:rFonts w:ascii="맑은 고딕" w:cs="맑은 고딕" w:eastAsia="맑은 고딕" w:hAnsi="맑은 고딕"/>
+        </w:rPr>
+        <w:t xml:space="preserve">§2 여정은 "정상적으로 흘러갈 때"의 동선. 여기는 </w:t>
+      </w:r>
+      <w:r>
+        <w:rPr>
+          <w:b/>
+          <w:bCs/>
+          <w:i w:val="false"/>
+          <w:iCs w:val="false"/>
+          <w:rFonts w:ascii="맑은 고딕" w:cs="맑은 고딕" w:eastAsia="맑은 고딕" w:hAnsi="맑은 고딕"/>
+        </w:rPr>
+        <w:t xml:space="preserve">삐끗할 때·안전</w:t>
+      </w:r>
+      <w:r>
+        <w:rPr>
+          <w:i w:val="false"/>
+          <w:iCs w:val="false"/>
+          <w:rFonts w:ascii="맑은 고딕" w:cs="맑은 고딕" w:eastAsia="맑은 고딕" w:hAnsi="맑은 고딕"/>
+        </w:rPr>
+        <w:t xml:space="preserve">. 실환자(암환자)는 이 칸에서 사고가 난다.</w:t>
+      </w:r>
+    </w:p>
+    <w:p>
+      <w:pPr>
+        <w:spacing w:after="40"/>
+      </w:pPr>
+    </w:p>
+    <w:p>
+      <w:pPr>
+        <w:pStyle w:val="Heading2"/>
+        <w:spacing w:before="200" w:after="100"/>
+      </w:pPr>
+      <w:r>
+        <w:rPr>
+          <w:rFonts w:ascii="맑은 고딕" w:cs="맑은 고딕" w:eastAsia="맑은 고딕" w:hAnsi="맑은 고딕"/>
+        </w:rPr>
+        <w:t xml:space="preserve">6.1 🚨 응급·비상 대응 (안전 최우선)</w:t>
+      </w:r>
+    </w:p>
+    <w:p>
+      <w:pPr>
+        <w:spacing w:after="40"/>
+      </w:pPr>
+      <w:r>
+        <w:rPr>
+          <w:rFonts w:ascii="맑은 고딕" w:cs="맑은 고딕" w:eastAsia="맑은 고딕" w:hAnsi="맑은 고딕"/>
+        </w:rPr>
+        <w:t xml:space="preserve">체류 중 응급(고열·출혈·심한 통증·부작용 급성 악화·의식저하) 발생 시 </w:t>
+      </w:r>
+      <w:r>
+        <w:rPr>
+          <w:b/>
+          <w:bCs/>
+          <w:rFonts w:ascii="맑은 고딕" w:cs="맑은 고딕" w:eastAsia="맑은 고딕" w:hAnsi="맑은 고딕"/>
+        </w:rPr>
+        <w:t xml:space="preserve">에스컬레이션 사다리</w:t>
+      </w:r>
+      <w:r>
+        <w:rPr>
+          <w:rFonts w:ascii="맑은 고딕" w:cs="맑은 고딕" w:eastAsia="맑은 고딕" w:hAnsi="맑은 고딕"/>
+        </w:rPr>
+        <w:t xml:space="preserve">:</w:t>
+      </w:r>
+    </w:p>
+    <w:p>
+      <w:pPr>
+        <w:spacing w:after="20"/>
+      </w:pPr>
+      <w:r>
+        <w:rPr>
+          <w:rFonts w:ascii="맑은 고딕" w:cs="맑은 고딕" w:eastAsia="맑은 고딕" w:hAnsi="맑은 고딕"/>
+        </w:rPr>
+        <w:t xml:space="preserve">1. </w:t>
+      </w:r>
+      <w:r>
+        <w:rPr>
+          <w:b/>
+          <w:bCs/>
+          <w:rFonts w:ascii="맑은 고딕" w:cs="맑은 고딕" w:eastAsia="맑은 고딕" w:hAnsi="맑은 고딕"/>
+        </w:rPr>
+        <w:t xml:space="preserve">경증·질문</w:t>
+      </w:r>
+      <w:r>
+        <w:rPr>
+          <w:rFonts w:ascii="맑은 고딕" w:cs="맑은 고딕" w:eastAsia="맑은 고딕" w:hAnsi="맑은 고딕"/>
+        </w:rPr>
+        <w:t xml:space="preserve"> → 코디 → 면력 담당의(주간) 또는 면력 야간진료(평일 ~20시·주말 ~15시).</w:t>
+      </w:r>
+    </w:p>
+    <w:p>
+      <w:pPr>
+        <w:spacing w:after="20"/>
+      </w:pPr>
+      <w:r>
+        <w:rPr>
+          <w:rFonts w:ascii="맑은 고딕" w:cs="맑은 고딕" w:eastAsia="맑은 고딕" w:hAnsi="맑은 고딕"/>
+        </w:rPr>
+        <w:t xml:space="preserve">2. </w:t>
+      </w:r>
+      <w:r>
+        <w:rPr>
+          <w:b/>
+          <w:bCs/>
+          <w:rFonts w:ascii="맑은 고딕" w:cs="맑은 고딕" w:eastAsia="맑은 고딕" w:hAnsi="맑은 고딕"/>
+        </w:rPr>
+        <w:t xml:space="preserve">병원 폐점 시간대(야간·공휴일)</w:t>
+      </w:r>
+      <w:r>
+        <w:rPr>
+          <w:rFonts w:ascii="맑은 고딕" w:cs="맑은 고딕" w:eastAsia="맑은 고딕" w:hAnsi="맑은 고딕"/>
+        </w:rPr>
+        <w:t xml:space="preserve"> → 🔴 </w:t>
+      </w:r>
+      <w:r>
+        <w:rPr>
+          <w:b/>
+          <w:bCs/>
+          <w:rFonts w:ascii="맑은 고딕" w:cs="맑은 고딕" w:eastAsia="맑은 고딕" w:hAnsi="맑은 고딕"/>
+        </w:rPr>
+        <w:t xml:space="preserve">당직 연락처(면력/협진 대학병원)</w:t>
+      </w:r>
+      <w:r>
+        <w:rPr>
+          <w:rFonts w:ascii="맑은 고딕" w:cs="맑은 고딕" w:eastAsia="맑은 고딕" w:hAnsi="맑은 고딕"/>
+        </w:rPr>
+        <w:t xml:space="preserve"> 지정 필요.</w:t>
+      </w:r>
+    </w:p>
+    <w:p>
+      <w:pPr>
+        <w:spacing w:after="20"/>
+      </w:pPr>
+      <w:r>
+        <w:rPr>
+          <w:rFonts w:ascii="맑은 고딕" w:cs="맑은 고딕" w:eastAsia="맑은 고딕" w:hAnsi="맑은 고딕"/>
+        </w:rPr>
+        <w:t xml:space="preserve">3. </w:t>
+      </w:r>
+      <w:r>
+        <w:rPr>
+          <w:b/>
+          <w:bCs/>
+          <w:rFonts w:ascii="맑은 고딕" w:cs="맑은 고딕" w:eastAsia="맑은 고딕" w:hAnsi="맑은 고딕"/>
+        </w:rPr>
+        <w:t xml:space="preserve">생명 위급(의식·호흡·대량출혈)</w:t>
+      </w:r>
+      <w:r>
+        <w:rPr>
+          <w:rFonts w:ascii="맑은 고딕" w:cs="맑은 고딕" w:eastAsia="맑은 고딕" w:hAnsi="맑은 고딕"/>
+        </w:rPr>
+        <w:t xml:space="preserve"> → </w:t>
+      </w:r>
+      <w:r>
+        <w:rPr>
+          <w:b/>
+          <w:bCs/>
+          <w:rFonts w:ascii="맑은 고딕" w:cs="맑은 고딕" w:eastAsia="맑은 고딕" w:hAnsi="맑은 고딕"/>
+        </w:rPr>
+        <w:t xml:space="preserve">119 즉시</w:t>
+      </w:r>
+      <w:r>
+        <w:rPr>
+          <w:rFonts w:ascii="맑은 고딕" w:cs="맑은 고딕" w:eastAsia="맑은 고딕" w:hAnsi="맑은 고딕"/>
+        </w:rPr>
+        <w:t xml:space="preserve"> → 가까운 응급실(수술한 대학병원 우선). 코디는 러시아어 병력요약·통역 동행.</w:t>
       </w:r>
     </w:p>
     <w:p>
@@ -7756,13 +8614,13 @@
           <w:bCs/>
           <w:rFonts w:ascii="맑은 고딕" w:cs="맑은 고딕" w:eastAsia="맑은 고딕" w:hAnsi="맑은 고딕"/>
         </w:rPr>
-        <w:t xml:space="preserve">면력 담당자 8창구 지정(§4)</w:t>
-      </w:r>
-      <w:r>
-        <w:rPr>
-          <w:rFonts w:ascii="맑은 고딕" w:cs="맑은 고딕" w:eastAsia="맑은 고딕" w:hAnsi="맑은 고딕"/>
-        </w:rPr>
-        <w:t xml:space="preserve"> — 대표원장님과 이 문서 함께 보며 그 자리에서 기입.</w:t>
+        <w:t xml:space="preserve">응급 카드(6개어)</w:t>
+      </w:r>
+      <w:r>
+        <w:rPr>
+          <w:rFonts w:ascii="맑은 고딕" w:cs="맑은 고딕" w:eastAsia="맑은 고딕" w:hAnsi="맑은 고딕"/>
+        </w:rPr>
+        <w:t xml:space="preserve">: 진단명·수술내역·복용약·알레르기·비상연락처를 카드/앱으로 상시 소지 → 응급실에서 즉시 제시.</w:t>
       </w:r>
     </w:p>
     <w:p>
@@ -7778,21 +8636,24 @@
         <w:rPr>
           <w:rFonts w:ascii="맑은 고딕" w:cs="맑은 고딕" w:eastAsia="맑은 고딕" w:hAnsi="맑은 고딕"/>
         </w:rPr>
-        <w:t xml:space="preserve">✅ </w:t>
-      </w:r>
-      <w:r>
-        <w:rPr>
-          <w:b/>
-          <w:bCs/>
-          <w:rFonts w:ascii="맑은 고딕" w:cs="맑은 고딕" w:eastAsia="맑은 고딕" w:hAnsi="맑은 고딕"/>
-        </w:rPr>
-        <w:t xml:space="preserve">항공·숙소 예약 = 케바케</w:t>
-      </w:r>
-      <w:r>
-        <w:rPr>
-          <w:rFonts w:ascii="맑은 고딕" w:cs="맑은 고딕" w:eastAsia="맑은 고딕" w:hAnsi="맑은 고딕"/>
-        </w:rPr>
-        <w:t xml:space="preserve">(§0.5) — 케이스 접수 때 예약 주체(환자/에이전시/보험사/우리)를 그때그때 확정.</w:t>
+        <w:t xml:space="preserve">🔴 지정 필요: 면력 야간 당직 연락 · 대학병원 응급 연락 · 코디 야간 비상대기 규칙.</w:t>
+      </w:r>
+    </w:p>
+    <w:p>
+      <w:pPr>
+        <w:spacing w:after="40"/>
+      </w:pPr>
+    </w:p>
+    <w:p>
+      <w:pPr>
+        <w:pStyle w:val="Heading2"/>
+        <w:spacing w:before="200" w:after="100"/>
+      </w:pPr>
+      <w:r>
+        <w:rPr>
+          <w:rFonts w:ascii="맑은 고딕" w:cs="맑은 고딕" w:eastAsia="맑은 고딕" w:hAnsi="맑은 고딕"/>
+        </w:rPr>
+        <w:t xml:space="preserve">6.2 🚪 환자 수용 판정 게이트 (받기 전 거르기)</w:t>
       </w:r>
     </w:p>
     <w:p>
@@ -7808,7 +8669,7 @@
         <w:rPr>
           <w:rFonts w:ascii="맑은 고딕" w:cs="맑은 고딕" w:eastAsia="맑은 고딕" w:hAnsi="맑은 고딕"/>
         </w:rPr>
-        <w:t xml:space="preserve">🔴 </w:t>
+        <w:t xml:space="preserve">사전상담(0.3)에서 </w:t>
       </w:r>
       <w:r>
         <w:rPr>
@@ -7816,13 +8677,13 @@
           <w:bCs/>
           <w:rFonts w:ascii="맑은 고딕" w:cs="맑은 고딕" w:eastAsia="맑은 고딕" w:hAnsi="맑은 고딕"/>
         </w:rPr>
-        <w:t xml:space="preserve">보험사 경유 시 수수료 회수 경로</w:t>
-      </w:r>
-      <w:r>
-        <w:rPr>
-          <w:rFonts w:ascii="맑은 고딕" w:cs="맑은 고딕" w:eastAsia="맑은 고딕" w:hAnsi="맑은 고딕"/>
-        </w:rPr>
-        <w:t xml:space="preserve">(§3-C).</w:t>
+        <w:t xml:space="preserve">면력 원장이 수용 가능 여부를 판정</w:t>
+      </w:r>
+      <w:r>
+        <w:rPr>
+          <w:rFonts w:ascii="맑은 고딕" w:cs="맑은 고딕" w:eastAsia="맑은 고딕" w:hAnsi="맑은 고딕"/>
+        </w:rPr>
+        <w:t xml:space="preserve">하고 케이스에 기록: ✅수용 / ⚠️조건부(추가검사·정보) / ⛔거절.</w:t>
       </w:r>
     </w:p>
     <w:p>
@@ -7838,21 +8699,7 @@
         <w:rPr>
           <w:rFonts w:ascii="맑은 고딕" w:cs="맑은 고딕" w:eastAsia="맑은 고딕" w:hAnsi="맑은 고딕"/>
         </w:rPr>
-        <w:t xml:space="preserve">✅ </w:t>
-      </w:r>
-      <w:r>
-        <w:rPr>
-          <w:b/>
-          <w:bCs/>
-          <w:rFonts w:ascii="맑은 고딕" w:cs="맑은 고딕" w:eastAsia="맑은 고딕" w:hAnsi="맑은 고딕"/>
-        </w:rPr>
-        <w:t xml:space="preserve">코디네이터 실재</w:t>
-      </w:r>
-      <w:r>
-        <w:rPr>
-          <w:rFonts w:ascii="맑은 고딕" w:cs="맑은 고딕" w:eastAsia="맑은 고딕" w:hAnsi="맑은 고딕"/>
-        </w:rPr>
-        <w:t xml:space="preserve"> — 🟡 명단·동시 케이스 수·백업 인력만 v1에서.</w:t>
+        <w:t xml:space="preserve">⛔ 거절 예: 항공 이송 위험, 우리 역량 밖 처치, 즉시 응급수술 필요(유치 부적합).</w:t>
       </w:r>
     </w:p>
     <w:p>
@@ -7868,7 +8715,7 @@
         <w:rPr>
           <w:rFonts w:ascii="맑은 고딕" w:cs="맑은 고딕" w:eastAsia="맑은 고딕" w:hAnsi="맑은 고딕"/>
         </w:rPr>
-        <w:t xml:space="preserve">🔴 </w:t>
+        <w:t xml:space="preserve">🔴 판정 기준(원장 협의) + 거절 시 정중한 안내 템플릿(6개어). </w:t>
       </w:r>
       <w:r>
         <w:rPr>
@@ -7876,13 +8723,24 @@
           <w:bCs/>
           <w:rFonts w:ascii="맑은 고딕" w:cs="맑은 고딕" w:eastAsia="맑은 고딕" w:hAnsi="맑은 고딕"/>
         </w:rPr>
-        <w:t xml:space="preserve">리드타임·병원 영업시간 내 SLA</w:t>
-      </w:r>
-      <w:r>
-        <w:rPr>
-          <w:rFonts w:ascii="맑은 고딕" w:cs="맑은 고딕" w:eastAsia="맑은 고딕" w:hAnsi="맑은 고딕"/>
-        </w:rPr>
-        <w:t xml:space="preserve"> 확정(§4 제안값 검토).</w:t>
+        <w:t xml:space="preserve">못 받을 환자를 받는 게 최대 리스크.</w:t>
+      </w:r>
+    </w:p>
+    <w:p>
+      <w:pPr>
+        <w:spacing w:after="40"/>
+      </w:pPr>
+    </w:p>
+    <w:p>
+      <w:pPr>
+        <w:pStyle w:val="Heading2"/>
+        <w:spacing w:before="200" w:after="100"/>
+      </w:pPr>
+      <w:r>
+        <w:rPr>
+          <w:rFonts w:ascii="맑은 고딕" w:cs="맑은 고딕" w:eastAsia="맑은 고딕" w:hAnsi="맑은 고딕"/>
+        </w:rPr>
+        <w:t xml:space="preserve">6.3 💳 결제 리스크 — 보증금·노쇼·견적 변동</w:t>
       </w:r>
     </w:p>
     <w:p>
@@ -7898,7 +8756,7 @@
         <w:rPr>
           <w:rFonts w:ascii="맑은 고딕" w:cs="맑은 고딕" w:eastAsia="맑은 고딕" w:hAnsi="맑은 고딕"/>
         </w:rPr>
-        <w:t xml:space="preserve">🟡 </w:t>
+        <w:t xml:space="preserve">🔴 </w:t>
       </w:r>
       <w:r>
         <w:rPr>
@@ -7906,13 +8764,531 @@
           <w:bCs/>
           <w:rFonts w:ascii="맑은 고딕" w:cs="맑은 고딕" w:eastAsia="맑은 고딕" w:hAnsi="맑은 고딕"/>
         </w:rPr>
-        <w:t xml:space="preserve">번역 정확도 QA 주체</w:t>
-      </w:r>
-      <w:r>
-        <w:rPr>
-          <w:rFonts w:ascii="맑은 고딕" w:cs="맑은 고딕" w:eastAsia="맑은 고딕" w:hAnsi="맑은 고딕"/>
-        </w:rPr>
-        <w:t xml:space="preserve">(§0.2).</w:t>
+        <w:t xml:space="preserve">선입금/보증금</w:t>
+      </w:r>
+      <w:r>
+        <w:rPr>
+          <w:rFonts w:ascii="맑은 고딕" w:cs="맑은 고딕" w:eastAsia="맑은 고딕" w:hAnsi="맑은 고딕"/>
+        </w:rPr>
+        <w:t xml:space="preserve">: 항공·숙박 선비용 회수 위해 착수 전 보증금 규칙(자비 케이스). 보험·에이전시는 각 계약으로.</w:t>
+      </w:r>
+    </w:p>
+    <w:p>
+      <w:pPr>
+        <w:pStyle w:val="ListParagraph"/>
+        <w:numPr>
+          <w:ilvl w:val="0"/>
+          <w:numId w:val="1"/>
+        </w:numPr>
+        <w:spacing w:after="20"/>
+      </w:pPr>
+      <w:r>
+        <w:rPr>
+          <w:b/>
+          <w:bCs/>
+          <w:rFonts w:ascii="맑은 고딕" w:cs="맑은 고딕" w:eastAsia="맑은 고딕" w:hAnsi="맑은 고딕"/>
+        </w:rPr>
+        <w:t xml:space="preserve">노쇼·중도이탈</w:t>
+      </w:r>
+      <w:r>
+        <w:rPr>
+          <w:rFonts w:ascii="맑은 고딕" w:cs="맑은 고딕" w:eastAsia="맑은 고딕" w:hAnsi="맑은 고딕"/>
+        </w:rPr>
+        <w:t xml:space="preserve">: 선비용 정산 책임 주체 명시(에이전시 50/50 분배와 연동).</w:t>
+      </w:r>
+    </w:p>
+    <w:p>
+      <w:pPr>
+        <w:pStyle w:val="ListParagraph"/>
+        <w:numPr>
+          <w:ilvl w:val="0"/>
+          <w:numId w:val="1"/>
+        </w:numPr>
+        <w:spacing w:after="20"/>
+      </w:pPr>
+      <w:r>
+        <w:rPr>
+          <w:b/>
+          <w:bCs/>
+          <w:rFonts w:ascii="맑은 고딕" w:cs="맑은 고딕" w:eastAsia="맑은 고딕" w:hAnsi="맑은 고딕"/>
+        </w:rPr>
+        <w:t xml:space="preserve">견적 변동</w:t>
+      </w:r>
+      <w:r>
+        <w:rPr>
+          <w:rFonts w:ascii="맑은 고딕" w:cs="맑은 고딕" w:eastAsia="맑은 고딕" w:hAnsi="맑은 고딕"/>
+        </w:rPr>
+        <w:t xml:space="preserve">: 추가검사·합병증으로 치료비 증가 시 → </w:t>
+      </w:r>
+      <w:r>
+        <w:rPr>
+          <w:b/>
+          <w:bCs/>
+          <w:rFonts w:ascii="맑은 고딕" w:cs="맑은 고딕" w:eastAsia="맑은 고딕" w:hAnsi="맑은 고딕"/>
+        </w:rPr>
+        <w:t xml:space="preserve">환자에게 재고지 후 서면 승인</w:t>
+      </w:r>
+      <w:r>
+        <w:rPr>
+          <w:rFonts w:ascii="맑은 고딕" w:cs="맑은 고딕" w:eastAsia="맑은 고딕" w:hAnsi="맑은 고딕"/>
+        </w:rPr>
+        <w:t xml:space="preserve">(무단 증액 금지). 코디 러시아어 통역.</w:t>
+      </w:r>
+    </w:p>
+    <w:p>
+      <w:pPr>
+        <w:spacing w:after="40"/>
+      </w:pPr>
+    </w:p>
+    <w:p>
+      <w:pPr>
+        <w:pStyle w:val="Heading2"/>
+        <w:spacing w:before="200" w:after="100"/>
+      </w:pPr>
+      <w:r>
+        <w:rPr>
+          <w:rFonts w:ascii="맑은 고딕" w:cs="맑은 고딕" w:eastAsia="맑은 고딕" w:hAnsi="맑은 고딕"/>
+        </w:rPr>
+        <w:t xml:space="preserve">6.4 🔐 개인정보·의료정보 동의 (법적 필수)</w:t>
+      </w:r>
+    </w:p>
+    <w:p>
+      <w:pPr>
+        <w:pStyle w:val="ListParagraph"/>
+        <w:numPr>
+          <w:ilvl w:val="0"/>
+          <w:numId w:val="1"/>
+        </w:numPr>
+        <w:spacing w:after="20"/>
+      </w:pPr>
+      <w:r>
+        <w:rPr>
+          <w:b/>
+          <w:bCs/>
+          <w:rFonts w:ascii="맑은 고딕" w:cs="맑은 고딕" w:eastAsia="맑은 고딕" w:hAnsi="맑은 고딕"/>
+        </w:rPr>
+        <w:t xml:space="preserve">국외이전 동의</w:t>
+      </w:r>
+      <w:r>
+        <w:rPr>
+          <w:rFonts w:ascii="맑은 고딕" w:cs="맑은 고딕" w:eastAsia="맑은 고딕" w:hAnsi="맑은 고딕"/>
+        </w:rPr>
+        <w:t xml:space="preserve">(거주국→한국): 문의~사전상담 단계에서 확보(에이전시 경유면 에이전시가 사전 취득·보증 — 계약 별지). PII는 AES-256-GCM 암호화.</w:t>
+      </w:r>
+    </w:p>
+    <w:p>
+      <w:pPr>
+        <w:pStyle w:val="ListParagraph"/>
+        <w:numPr>
+          <w:ilvl w:val="0"/>
+          <w:numId w:val="1"/>
+        </w:numPr>
+        <w:spacing w:after="20"/>
+      </w:pPr>
+      <w:r>
+        <w:rPr>
+          <w:rFonts w:ascii="맑은 고딕" w:cs="맑은 고딕" w:eastAsia="맑은 고딕" w:hAnsi="맑은 고딕"/>
+        </w:rPr>
+        <w:t xml:space="preserve">접수(2.1) 시 </w:t>
+      </w:r>
+      <w:r>
+        <w:rPr>
+          <w:b/>
+          <w:bCs/>
+          <w:rFonts w:ascii="맑은 고딕" w:cs="맑은 고딕" w:eastAsia="맑은 고딕" w:hAnsi="맑은 고딕"/>
+        </w:rPr>
+        <w:t xml:space="preserve">진료·개인정보 처리 동의서</w:t>
+      </w:r>
+      <w:r>
+        <w:rPr>
+          <w:rFonts w:ascii="맑은 고딕" w:cs="맑은 고딕" w:eastAsia="맑은 고딕" w:hAnsi="맑은 고딕"/>
+        </w:rPr>
+        <w:t xml:space="preserve">를 러시아어 통역 후 서명.</w:t>
+      </w:r>
+    </w:p>
+    <w:p>
+      <w:pPr>
+        <w:pStyle w:val="ListParagraph"/>
+        <w:numPr>
+          <w:ilvl w:val="0"/>
+          <w:numId w:val="1"/>
+        </w:numPr>
+        <w:spacing w:after="20"/>
+      </w:pPr>
+      <w:r>
+        <w:rPr>
+          <w:rFonts w:ascii="맑은 고딕" w:cs="맑은 고딕" w:eastAsia="맑은 고딕" w:hAnsi="맑은 고딕"/>
+        </w:rPr>
+        <w:t xml:space="preserve">🔴 동의 취득 주체·시점·양식(6개어) 확정.</w:t>
+      </w:r>
+    </w:p>
+    <w:p>
+      <w:pPr>
+        <w:spacing w:after="40"/>
+      </w:pPr>
+    </w:p>
+    <w:p>
+      <w:pPr>
+        <w:pStyle w:val="Heading2"/>
+        <w:spacing w:before="200" w:after="100"/>
+      </w:pPr>
+      <w:r>
+        <w:rPr>
+          <w:rFonts w:ascii="맑은 고딕" w:cs="맑은 고딕" w:eastAsia="맑은 고딕" w:hAnsi="맑은 고딕"/>
+        </w:rPr>
+        <w:t xml:space="preserve">6.5 🕌 문화·종교·식이 배려 (만족도 직결)</w:t>
+      </w:r>
+    </w:p>
+    <w:p>
+      <w:pPr>
+        <w:pStyle w:val="ListParagraph"/>
+        <w:numPr>
+          <w:ilvl w:val="0"/>
+          <w:numId w:val="1"/>
+        </w:numPr>
+        <w:spacing w:after="20"/>
+      </w:pPr>
+      <w:r>
+        <w:rPr>
+          <w:rFonts w:ascii="맑은 고딕" w:cs="맑은 고딕" w:eastAsia="맑은 고딕" w:hAnsi="맑은 고딕"/>
+        </w:rPr>
+        <w:t xml:space="preserve">카자흐/CIS 다수 </w:t>
+      </w:r>
+      <w:r>
+        <w:rPr>
+          <w:b/>
+          <w:bCs/>
+          <w:rFonts w:ascii="맑은 고딕" w:cs="맑은 고딕" w:eastAsia="맑은 고딕" w:hAnsi="맑은 고딕"/>
+        </w:rPr>
+        <w:t xml:space="preserve">무슬림</w:t>
+      </w:r>
+      <w:r>
+        <w:rPr>
+          <w:rFonts w:ascii="맑은 고딕" w:cs="맑은 고딕" w:eastAsia="맑은 고딕" w:hAnsi="맑은 고딕"/>
+        </w:rPr>
+        <w:t xml:space="preserve"> → </w:t>
+      </w:r>
+      <w:r>
+        <w:rPr>
+          <w:b/>
+          <w:bCs/>
+          <w:rFonts w:ascii="맑은 고딕" w:cs="맑은 고딕" w:eastAsia="맑은 고딕" w:hAnsi="맑은 고딕"/>
+        </w:rPr>
+        <w:t xml:space="preserve">할랄 식단</w:t>
+      </w:r>
+      <w:r>
+        <w:rPr>
+          <w:rFonts w:ascii="맑은 고딕" w:cs="맑은 고딕" w:eastAsia="맑은 고딕" w:hAnsi="맑은 고딕"/>
+        </w:rPr>
+        <w:t xml:space="preserve">(치료식 셰프 반영)·</w:t>
+      </w:r>
+      <w:r>
+        <w:rPr>
+          <w:b/>
+          <w:bCs/>
+          <w:rFonts w:ascii="맑은 고딕" w:cs="맑은 고딕" w:eastAsia="맑은 고딕" w:hAnsi="맑은 고딕"/>
+        </w:rPr>
+        <w:t xml:space="preserve">기도 공간/방향</w:t>
+      </w:r>
+      <w:r>
+        <w:rPr>
+          <w:rFonts w:ascii="맑은 고딕" w:cs="맑은 고딕" w:eastAsia="맑은 고딕" w:hAnsi="맑은 고딕"/>
+        </w:rPr>
+        <w:t xml:space="preserve">·</w:t>
+      </w:r>
+      <w:r>
+        <w:rPr>
+          <w:b/>
+          <w:bCs/>
+          <w:rFonts w:ascii="맑은 고딕" w:cs="맑은 고딕" w:eastAsia="맑은 고딕" w:hAnsi="맑은 고딕"/>
+        </w:rPr>
+        <w:t xml:space="preserve">라마단</w:t>
+      </w:r>
+      <w:r>
+        <w:rPr>
+          <w:rFonts w:ascii="맑은 고딕" w:cs="맑은 고딕" w:eastAsia="맑은 고딕" w:hAnsi="맑은 고딕"/>
+        </w:rPr>
+        <w:t xml:space="preserve"> 투약/식이 조정·</w:t>
+      </w:r>
+      <w:r>
+        <w:rPr>
+          <w:b/>
+          <w:bCs/>
+          <w:rFonts w:ascii="맑은 고딕" w:cs="맑은 고딕" w:eastAsia="맑은 고딕" w:hAnsi="맑은 고딕"/>
+        </w:rPr>
+        <w:t xml:space="preserve">여성환자 여성 의료진·통역</w:t>
+      </w:r>
+      <w:r>
+        <w:rPr>
+          <w:rFonts w:ascii="맑은 고딕" w:cs="맑은 고딕" w:eastAsia="맑은 고딕" w:hAnsi="맑은 고딕"/>
+        </w:rPr>
+        <w:t xml:space="preserve"> 선호 확인.</w:t>
+      </w:r>
+    </w:p>
+    <w:p>
+      <w:pPr>
+        <w:pStyle w:val="ListParagraph"/>
+        <w:numPr>
+          <w:ilvl w:val="0"/>
+          <w:numId w:val="1"/>
+        </w:numPr>
+        <w:spacing w:after="20"/>
+      </w:pPr>
+      <w:r>
+        <w:rPr>
+          <w:rFonts w:ascii="맑은 고딕" w:cs="맑은 고딕" w:eastAsia="맑은 고딕" w:hAnsi="맑은 고딕"/>
+        </w:rPr>
+        <w:t xml:space="preserve">접수 인테이크에 종교·식이·성별 배려 </w:t>
+      </w:r>
+      <w:r>
+        <w:rPr>
+          <w:b/>
+          <w:bCs/>
+          <w:rFonts w:ascii="맑은 고딕" w:cs="맑은 고딕" w:eastAsia="맑은 고딕" w:hAnsi="맑은 고딕"/>
+        </w:rPr>
+        <w:t xml:space="preserve">체크 항목</w:t>
+      </w:r>
+      <w:r>
+        <w:rPr>
+          <w:rFonts w:ascii="맑은 고딕" w:cs="맑은 고딕" w:eastAsia="맑은 고딕" w:hAnsi="맑은 고딕"/>
+        </w:rPr>
+        <w:t xml:space="preserve"> 추가.</w:t>
+      </w:r>
+    </w:p>
+    <w:p>
+      <w:pPr>
+        <w:pStyle w:val="ListParagraph"/>
+        <w:numPr>
+          <w:ilvl w:val="0"/>
+          <w:numId w:val="1"/>
+        </w:numPr>
+        <w:spacing w:after="20"/>
+      </w:pPr>
+      <w:r>
+        <w:rPr>
+          <w:rFonts w:ascii="맑은 고딕" w:cs="맑은 고딕" w:eastAsia="맑은 고딕" w:hAnsi="맑은 고딕"/>
+        </w:rPr>
+        <w:t xml:space="preserve">🔴 면력 치료식 할랄 대응 가능 범위 확인(원장·셰프).</w:t>
+      </w:r>
+    </w:p>
+    <w:p>
+      <w:pPr>
+        <w:spacing w:after="40"/>
+      </w:pPr>
+    </w:p>
+    <w:p>
+      <w:pPr>
+        <w:pStyle w:val="Heading2"/>
+        <w:spacing w:before="200" w:after="100"/>
+      </w:pPr>
+      <w:r>
+        <w:rPr>
+          <w:rFonts w:ascii="맑은 고딕" w:cs="맑은 고딕" w:eastAsia="맑은 고딕" w:hAnsi="맑은 고딕"/>
+        </w:rPr>
+        <w:t xml:space="preserve">6.6 ⏱ 일정 지연 대응 (플랜B)</w:t>
+      </w:r>
+    </w:p>
+    <w:p>
+      <w:pPr>
+        <w:pStyle w:val="ListParagraph"/>
+        <w:numPr>
+          <w:ilvl w:val="0"/>
+          <w:numId w:val="1"/>
+        </w:numPr>
+        <w:spacing w:after="20"/>
+      </w:pPr>
+      <w:r>
+        <w:rPr>
+          <w:rFonts w:ascii="맑은 고딕" w:cs="맑은 고딕" w:eastAsia="맑은 고딕" w:hAnsi="맑은 고딕"/>
+        </w:rPr>
+        <w:t xml:space="preserve">비자·항공 지연, 검사 재검, 수술 연기 시 → </w:t>
+      </w:r>
+      <w:r>
+        <w:rPr>
+          <w:b/>
+          <w:bCs/>
+          <w:rFonts w:ascii="맑은 고딕" w:cs="맑은 고딕" w:eastAsia="맑은 고딕" w:hAnsi="맑은 고딕"/>
+        </w:rPr>
+        <w:t xml:space="preserve">숙박 연장·재예약·일정 재조정</w:t>
+      </w:r>
+      <w:r>
+        <w:rPr>
+          <w:rFonts w:ascii="맑은 고딕" w:cs="맑은 고딕" w:eastAsia="맑은 고딕" w:hAnsi="맑은 고딕"/>
+        </w:rPr>
+        <w:t xml:space="preserve"> 절차. 지연 사유·비용 책임별 대응.</w:t>
+      </w:r>
+    </w:p>
+    <w:p>
+      <w:pPr>
+        <w:pStyle w:val="ListParagraph"/>
+        <w:numPr>
+          <w:ilvl w:val="0"/>
+          <w:numId w:val="1"/>
+        </w:numPr>
+        <w:spacing w:after="20"/>
+      </w:pPr>
+      <w:r>
+        <w:rPr>
+          <w:rFonts w:ascii="맑은 고딕" w:cs="맑은 고딕" w:eastAsia="맑은 고딕" w:hAnsi="맑은 고딕"/>
+        </w:rPr>
+        <w:t xml:space="preserve">코디가 환자·병원·(보험/에이전시)에 지연 상황 즉시 공유.</w:t>
+      </w:r>
+    </w:p>
+    <w:p>
+      <w:pPr>
+        <w:spacing w:after="40"/>
+      </w:pPr>
+    </w:p>
+    <w:p>
+      <w:pPr>
+        <w:pStyle w:val="Heading2"/>
+        <w:spacing w:before="200" w:after="100"/>
+      </w:pPr>
+      <w:r>
+        <w:rPr>
+          <w:rFonts w:ascii="맑은 고딕" w:cs="맑은 고딕" w:eastAsia="맑은 고딕" w:hAnsi="맑은 고딕"/>
+        </w:rPr>
+        <w:t xml:space="preserve">6.7 📣 컴플레인·분쟁 실시간 처리</w:t>
+      </w:r>
+    </w:p>
+    <w:p>
+      <w:pPr>
+        <w:pStyle w:val="ListParagraph"/>
+        <w:numPr>
+          <w:ilvl w:val="0"/>
+          <w:numId w:val="1"/>
+        </w:numPr>
+        <w:spacing w:after="20"/>
+      </w:pPr>
+      <w:r>
+        <w:rPr>
+          <w:rFonts w:ascii="맑은 고딕" w:cs="맑은 고딕" w:eastAsia="맑은 고딕" w:hAnsi="맑은 고딕"/>
+        </w:rPr>
+        <w:t xml:space="preserve">체류 중 불만은 만족도 설문(사후) 전에 잡아야 함 → </w:t>
+      </w:r>
+      <w:r>
+        <w:rPr>
+          <w:b/>
+          <w:bCs/>
+          <w:rFonts w:ascii="맑은 고딕" w:cs="맑은 고딕" w:eastAsia="맑은 고딕" w:hAnsi="맑은 고딕"/>
+        </w:rPr>
+        <w:t xml:space="preserve">코디 = 1차 창구</w:t>
+      </w:r>
+      <w:r>
+        <w:rPr>
+          <w:rFonts w:ascii="맑은 고딕" w:cs="맑은 고딕" w:eastAsia="맑은 고딕" w:hAnsi="맑은 고딕"/>
+        </w:rPr>
+        <w:t xml:space="preserve">, 미해결 시 본로이 운영 → 필요 시 대표님. 처리 기록 남김(재발방지·KHIDI 품질 근거).</w:t>
+      </w:r>
+    </w:p>
+    <w:p>
+      <w:pPr>
+        <w:spacing w:after="40"/>
+      </w:pPr>
+    </w:p>
+    <w:p>
+      <w:pPr>
+        <w:pStyle w:val="Heading2"/>
+        <w:spacing w:before="200" w:after="100"/>
+      </w:pPr>
+      <w:r>
+        <w:rPr>
+          <w:rFonts w:ascii="맑은 고딕" w:cs="맑은 고딕" w:eastAsia="맑은 고딕" w:hAnsi="맑은 고딕"/>
+        </w:rPr>
+        <w:t xml:space="preserve">6.8 📋 KHIDI 증빙 자동수집 (단계마다 그 자리에서)</w:t>
+      </w:r>
+    </w:p>
+    <w:p>
+      <w:pPr>
+        <w:pStyle w:val="ListParagraph"/>
+        <w:numPr>
+          <w:ilvl w:val="0"/>
+          <w:numId w:val="1"/>
+        </w:numPr>
+        <w:spacing w:after="20"/>
+      </w:pPr>
+      <w:r>
+        <w:rPr>
+          <w:rFonts w:ascii="맑은 고딕" w:cs="맑은 고딕" w:eastAsia="맑은 고딕" w:hAnsi="맑은 고딕"/>
+        </w:rPr>
+        <w:t xml:space="preserve">각 단계에서 평가 증빙을 </w:t>
+      </w:r>
+      <w:r>
+        <w:rPr>
+          <w:b/>
+          <w:bCs/>
+          <w:rFonts w:ascii="맑은 고딕" w:cs="맑은 고딕" w:eastAsia="맑은 고딕" w:hAnsi="맑은 고딕"/>
+        </w:rPr>
+        <w:t xml:space="preserve">그 순간</w:t>
+      </w:r>
+      <w:r>
+        <w:rPr>
+          <w:rFonts w:ascii="맑은 고딕" w:cs="맑은 고딕" w:eastAsia="맑은 고딕" w:hAnsi="맑은 고딕"/>
+        </w:rPr>
+        <w:t xml:space="preserve"> 남긴다: 사전상담=세션완료 · 협진=협진의뢰서 · 치료=유치확정(outcome) · 사후=사후상담 세션·경과 · 종료=만족도 설문.</w:t>
+      </w:r>
+    </w:p>
+    <w:p>
+      <w:pPr>
+        <w:pStyle w:val="ListParagraph"/>
+        <w:numPr>
+          <w:ilvl w:val="0"/>
+          <w:numId w:val="1"/>
+        </w:numPr>
+        <w:spacing w:after="20"/>
+      </w:pPr>
+      <w:r>
+        <w:rPr>
+          <w:rFonts w:ascii="맑은 고딕" w:cs="맑은 고딕" w:eastAsia="맑은 고딕" w:hAnsi="맑은 고딕"/>
+        </w:rPr>
+        <w:t xml:space="preserve">실환자 1건 = 증빙 세트 자동 완성 → 8/27 평가 정성·정량 근거.</w:t>
+      </w:r>
+    </w:p>
+    <w:p>
+      <w:pPr>
+        <w:spacing w:after="40"/>
+      </w:pPr>
+    </w:p>
+    <w:p>
+      <w:pPr>
+        <w:pStyle w:val="Heading2"/>
+        <w:spacing w:before="200" w:after="100"/>
+      </w:pPr>
+      <w:r>
+        <w:rPr>
+          <w:rFonts w:ascii="맑은 고딕" w:cs="맑은 고딕" w:eastAsia="맑은 고딕" w:hAnsi="맑은 고딕"/>
+        </w:rPr>
+        <w:t xml:space="preserve">6.9 👤 1인 리스크·백업</w:t>
+      </w:r>
+    </w:p>
+    <w:p>
+      <w:pPr>
+        <w:pStyle w:val="ListParagraph"/>
+        <w:numPr>
+          <w:ilvl w:val="0"/>
+          <w:numId w:val="1"/>
+        </w:numPr>
+        <w:spacing w:after="20"/>
+      </w:pPr>
+      <w:r>
+        <w:rPr>
+          <w:rFonts w:ascii="맑은 고딕" w:cs="맑은 고딕" w:eastAsia="맑은 고딕" w:hAnsi="맑은 고딕"/>
+        </w:rPr>
+        <w:t xml:space="preserve">코디 부재(질병·휴가) 시 </w:t>
+      </w:r>
+      <w:r>
+        <w:rPr>
+          <w:b/>
+          <w:bCs/>
+          <w:rFonts w:ascii="맑은 고딕" w:cs="맑은 고딕" w:eastAsia="맑은 고딕" w:hAnsi="맑은 고딕"/>
+        </w:rPr>
+        <w:t xml:space="preserve">백업 통역·대체 담당</w:t>
+      </w:r>
+      <w:r>
+        <w:rPr>
+          <w:rFonts w:ascii="맑은 고딕" w:cs="맑은 고딕" w:eastAsia="맑은 고딕" w:hAnsi="맑은 고딕"/>
+        </w:rPr>
+        <w:t xml:space="preserve"> 사전 지정. 대표님 부재 시 §4 창구 담당자들이 자율 처리(그래서 §4 지정이 중요).</w:t>
       </w:r>
     </w:p>
     <w:p>
@@ -7942,7 +9318,349 @@
         <w:rPr>
           <w:rFonts w:ascii="맑은 고딕" w:cs="맑은 고딕" w:eastAsia="맑은 고딕" w:hAnsi="맑은 고딕"/>
         </w:rPr>
+        <w:t xml:space="preserve">7. PO · 대표님 결정 칸 (교정 시 채울 것)</w:t>
+      </w:r>
+    </w:p>
+    <w:p>
+      <w:pPr>
+        <w:pStyle w:val="ListParagraph"/>
+        <w:numPr>
+          <w:ilvl w:val="0"/>
+          <w:numId w:val="1"/>
+        </w:numPr>
+        <w:spacing w:after="20"/>
+      </w:pPr>
+      <w:r>
+        <w:rPr>
+          <w:rFonts w:ascii="맑은 고딕" w:cs="맑은 고딕" w:eastAsia="맑은 고딕" w:hAnsi="맑은 고딕"/>
+        </w:rPr>
+        <w:t xml:space="preserve">🔴 </w:t>
+      </w:r>
+      <w:r>
+        <w:rPr>
+          <w:b/>
+          <w:bCs/>
+          <w:rFonts w:ascii="맑은 고딕" w:cs="맑은 고딕" w:eastAsia="맑은 고딕" w:hAnsi="맑은 고딕"/>
+        </w:rPr>
+        <w:t xml:space="preserve">면력 담당자 8창구 지정(§4)</w:t>
+      </w:r>
+      <w:r>
+        <w:rPr>
+          <w:rFonts w:ascii="맑은 고딕" w:cs="맑은 고딕" w:eastAsia="맑은 고딕" w:hAnsi="맑은 고딕"/>
+        </w:rPr>
+        <w:t xml:space="preserve"> — 대표원장님과 이 문서 함께 보며 그 자리에서 기입.</w:t>
+      </w:r>
+    </w:p>
+    <w:p>
+      <w:pPr>
+        <w:pStyle w:val="ListParagraph"/>
+        <w:numPr>
+          <w:ilvl w:val="0"/>
+          <w:numId w:val="1"/>
+        </w:numPr>
+        <w:spacing w:after="20"/>
+      </w:pPr>
+      <w:r>
+        <w:rPr>
+          <w:rFonts w:ascii="맑은 고딕" w:cs="맑은 고딕" w:eastAsia="맑은 고딕" w:hAnsi="맑은 고딕"/>
+        </w:rPr>
+        <w:t xml:space="preserve">🔴 </w:t>
+      </w:r>
+      <w:r>
+        <w:rPr>
+          <w:b/>
+          <w:bCs/>
+          <w:rFonts w:ascii="맑은 고딕" w:cs="맑은 고딕" w:eastAsia="맑은 고딕" w:hAnsi="맑은 고딕"/>
+        </w:rPr>
+        <w:t xml:space="preserve">응급 당직 연락·에스컬레이션(§6.1)</w:t>
+      </w:r>
+      <w:r>
+        <w:rPr>
+          <w:rFonts w:ascii="맑은 고딕" w:cs="맑은 고딕" w:eastAsia="맑은 고딕" w:hAnsi="맑은 고딕"/>
+        </w:rPr>
+        <w:t xml:space="preserve"> + </w:t>
+      </w:r>
+      <w:r>
+        <w:rPr>
+          <w:b/>
+          <w:bCs/>
+          <w:rFonts w:ascii="맑은 고딕" w:cs="맑은 고딕" w:eastAsia="맑은 고딕" w:hAnsi="맑은 고딕"/>
+        </w:rPr>
+        <w:t xml:space="preserve">수용/거절 판정 기준(§6.2)</w:t>
+      </w:r>
+      <w:r>
+        <w:rPr>
+          <w:rFonts w:ascii="맑은 고딕" w:cs="맑은 고딕" w:eastAsia="맑은 고딕" w:hAnsi="맑은 고딕"/>
+        </w:rPr>
+        <w:t xml:space="preserve"> — 안전 최우선, 원장 협의.</w:t>
+      </w:r>
+    </w:p>
+    <w:p>
+      <w:pPr>
+        <w:pStyle w:val="ListParagraph"/>
+        <w:numPr>
+          <w:ilvl w:val="0"/>
+          <w:numId w:val="1"/>
+        </w:numPr>
+        <w:spacing w:after="20"/>
+      </w:pPr>
+      <w:r>
+        <w:rPr>
+          <w:rFonts w:ascii="맑은 고딕" w:cs="맑은 고딕" w:eastAsia="맑은 고딕" w:hAnsi="맑은 고딕"/>
+        </w:rPr>
+        <w:t xml:space="preserve">🔴 </w:t>
+      </w:r>
+      <w:r>
+        <w:rPr>
+          <w:b/>
+          <w:bCs/>
+          <w:rFonts w:ascii="맑은 고딕" w:cs="맑은 고딕" w:eastAsia="맑은 고딕" w:hAnsi="맑은 고딕"/>
+        </w:rPr>
+        <w:t xml:space="preserve">보증금·노쇼 규칙(§6.3)</w:t>
+      </w:r>
+      <w:r>
+        <w:rPr>
+          <w:rFonts w:ascii="맑은 고딕" w:cs="맑은 고딕" w:eastAsia="맑은 고딕" w:hAnsi="맑은 고딕"/>
+        </w:rPr>
+        <w:t xml:space="preserve"> · </w:t>
+      </w:r>
+      <w:r>
+        <w:rPr>
+          <w:b/>
+          <w:bCs/>
+          <w:rFonts w:ascii="맑은 고딕" w:cs="맑은 고딕" w:eastAsia="맑은 고딕" w:hAnsi="맑은 고딕"/>
+        </w:rPr>
+        <w:t xml:space="preserve">국외이전 동의 주체·양식(§6.4)</w:t>
+      </w:r>
+      <w:r>
+        <w:rPr>
+          <w:rFonts w:ascii="맑은 고딕" w:cs="맑은 고딕" w:eastAsia="맑은 고딕" w:hAnsi="맑은 고딕"/>
+        </w:rPr>
+        <w:t xml:space="preserve"> · </w:t>
+      </w:r>
+      <w:r>
+        <w:rPr>
+          <w:b/>
+          <w:bCs/>
+          <w:rFonts w:ascii="맑은 고딕" w:cs="맑은 고딕" w:eastAsia="맑은 고딕" w:hAnsi="맑은 고딕"/>
+        </w:rPr>
+        <w:t xml:space="preserve">할랄 대응 범위(§6.5)</w:t>
+      </w:r>
+      <w:r>
+        <w:rPr>
+          <w:rFonts w:ascii="맑은 고딕" w:cs="맑은 고딕" w:eastAsia="맑은 고딕" w:hAnsi="맑은 고딕"/>
+        </w:rPr>
+        <w:t xml:space="preserve">.</w:t>
+      </w:r>
+    </w:p>
+    <w:p>
+      <w:pPr>
+        <w:pStyle w:val="ListParagraph"/>
+        <w:numPr>
+          <w:ilvl w:val="0"/>
+          <w:numId w:val="1"/>
+        </w:numPr>
+        <w:spacing w:after="20"/>
+      </w:pPr>
+      <w:r>
+        <w:rPr>
+          <w:rFonts w:ascii="맑은 고딕" w:cs="맑은 고딕" w:eastAsia="맑은 고딕" w:hAnsi="맑은 고딕"/>
+        </w:rPr>
+        <w:t xml:space="preserve">✅ </w:t>
+      </w:r>
+      <w:r>
+        <w:rPr>
+          <w:b/>
+          <w:bCs/>
+          <w:rFonts w:ascii="맑은 고딕" w:cs="맑은 고딕" w:eastAsia="맑은 고딕" w:hAnsi="맑은 고딕"/>
+        </w:rPr>
+        <w:t xml:space="preserve">항공·숙소 예약 = 케바케</w:t>
+      </w:r>
+      <w:r>
+        <w:rPr>
+          <w:rFonts w:ascii="맑은 고딕" w:cs="맑은 고딕" w:eastAsia="맑은 고딕" w:hAnsi="맑은 고딕"/>
+        </w:rPr>
+        <w:t xml:space="preserve">(§0.5) — 케이스 접수 때 예약 주체(환자/에이전시/보험사/우리)를 그때그때 확정.</w:t>
+      </w:r>
+    </w:p>
+    <w:p>
+      <w:pPr>
+        <w:pStyle w:val="ListParagraph"/>
+        <w:numPr>
+          <w:ilvl w:val="0"/>
+          <w:numId w:val="1"/>
+        </w:numPr>
+        <w:spacing w:after="20"/>
+      </w:pPr>
+      <w:r>
+        <w:rPr>
+          <w:rFonts w:ascii="맑은 고딕" w:cs="맑은 고딕" w:eastAsia="맑은 고딕" w:hAnsi="맑은 고딕"/>
+        </w:rPr>
+        <w:t xml:space="preserve">🔴 </w:t>
+      </w:r>
+      <w:r>
+        <w:rPr>
+          <w:b/>
+          <w:bCs/>
+          <w:rFonts w:ascii="맑은 고딕" w:cs="맑은 고딕" w:eastAsia="맑은 고딕" w:hAnsi="맑은 고딕"/>
+        </w:rPr>
+        <w:t xml:space="preserve">보험사 경유 시 수수료 회수 경로</w:t>
+      </w:r>
+      <w:r>
+        <w:rPr>
+          <w:rFonts w:ascii="맑은 고딕" w:cs="맑은 고딕" w:eastAsia="맑은 고딕" w:hAnsi="맑은 고딕"/>
+        </w:rPr>
+        <w:t xml:space="preserve">(§3-C).</w:t>
+      </w:r>
+    </w:p>
+    <w:p>
+      <w:pPr>
+        <w:pStyle w:val="ListParagraph"/>
+        <w:numPr>
+          <w:ilvl w:val="0"/>
+          <w:numId w:val="1"/>
+        </w:numPr>
+        <w:spacing w:after="20"/>
+      </w:pPr>
+      <w:r>
+        <w:rPr>
+          <w:rFonts w:ascii="맑은 고딕" w:cs="맑은 고딕" w:eastAsia="맑은 고딕" w:hAnsi="맑은 고딕"/>
+        </w:rPr>
+        <w:t xml:space="preserve">✅ </w:t>
+      </w:r>
+      <w:r>
+        <w:rPr>
+          <w:b/>
+          <w:bCs/>
+          <w:rFonts w:ascii="맑은 고딕" w:cs="맑은 고딕" w:eastAsia="맑은 고딕" w:hAnsi="맑은 고딕"/>
+        </w:rPr>
+        <w:t xml:space="preserve">코디네이터 실재</w:t>
+      </w:r>
+      <w:r>
+        <w:rPr>
+          <w:rFonts w:ascii="맑은 고딕" w:cs="맑은 고딕" w:eastAsia="맑은 고딕" w:hAnsi="맑은 고딕"/>
+        </w:rPr>
+        <w:t xml:space="preserve"> — 🟡 명단·동시 케이스 수·백업 인력만 v1에서.</w:t>
+      </w:r>
+    </w:p>
+    <w:p>
+      <w:pPr>
+        <w:pStyle w:val="ListParagraph"/>
+        <w:numPr>
+          <w:ilvl w:val="0"/>
+          <w:numId w:val="1"/>
+        </w:numPr>
+        <w:spacing w:after="20"/>
+      </w:pPr>
+      <w:r>
+        <w:rPr>
+          <w:rFonts w:ascii="맑은 고딕" w:cs="맑은 고딕" w:eastAsia="맑은 고딕" w:hAnsi="맑은 고딕"/>
+        </w:rPr>
+        <w:t xml:space="preserve">🔴 </w:t>
+      </w:r>
+      <w:r>
+        <w:rPr>
+          <w:b/>
+          <w:bCs/>
+          <w:rFonts w:ascii="맑은 고딕" w:cs="맑은 고딕" w:eastAsia="맑은 고딕" w:hAnsi="맑은 고딕"/>
+        </w:rPr>
+        <w:t xml:space="preserve">리드타임·병원 영업시간 내 SLA</w:t>
+      </w:r>
+      <w:r>
+        <w:rPr>
+          <w:rFonts w:ascii="맑은 고딕" w:cs="맑은 고딕" w:eastAsia="맑은 고딕" w:hAnsi="맑은 고딕"/>
+        </w:rPr>
+        <w:t xml:space="preserve"> 확정(§4 제안값 검토).</w:t>
+      </w:r>
+    </w:p>
+    <w:p>
+      <w:pPr>
+        <w:pStyle w:val="ListParagraph"/>
+        <w:numPr>
+          <w:ilvl w:val="0"/>
+          <w:numId w:val="1"/>
+        </w:numPr>
+        <w:spacing w:after="20"/>
+      </w:pPr>
+      <w:r>
+        <w:rPr>
+          <w:rFonts w:ascii="맑은 고딕" w:cs="맑은 고딕" w:eastAsia="맑은 고딕" w:hAnsi="맑은 고딕"/>
+        </w:rPr>
+        <w:t xml:space="preserve">🟡 </w:t>
+      </w:r>
+      <w:r>
+        <w:rPr>
+          <w:b/>
+          <w:bCs/>
+          <w:rFonts w:ascii="맑은 고딕" w:cs="맑은 고딕" w:eastAsia="맑은 고딕" w:hAnsi="맑은 고딕"/>
+        </w:rPr>
+        <w:t xml:space="preserve">번역 정확도 QA 주체</w:t>
+      </w:r>
+      <w:r>
+        <w:rPr>
+          <w:rFonts w:ascii="맑은 고딕" w:cs="맑은 고딕" w:eastAsia="맑은 고딕" w:hAnsi="맑은 고딕"/>
+        </w:rPr>
+        <w:t xml:space="preserve">(§0.2).</w:t>
+      </w:r>
+    </w:p>
+    <w:p>
+      <w:pPr>
+        <w:spacing w:after="40"/>
+      </w:pPr>
+    </w:p>
+    <w:p>
+      <w:pPr>
+        <w:pBdr>
+          <w:bottom w:val="single" w:color="CCCCCC" w:sz="6"/>
+        </w:pBdr>
+        <w:spacing w:after="120"/>
+      </w:pPr>
+    </w:p>
+    <w:p>
+      <w:pPr>
+        <w:spacing w:after="40"/>
+      </w:pPr>
+    </w:p>
+    <w:p>
+      <w:pPr>
+        <w:pStyle w:val="Heading1"/>
+        <w:spacing w:before="280" w:after="120"/>
+      </w:pPr>
+      <w:r>
+        <w:rPr>
+          <w:rFonts w:ascii="맑은 고딕" w:cs="맑은 고딕" w:eastAsia="맑은 고딕" w:hAnsi="맑은 고딕"/>
+        </w:rPr>
         <w:t xml:space="preserve">변경 이력</w:t>
+      </w:r>
+    </w:p>
+    <w:p>
+      <w:pPr>
+        <w:pStyle w:val="ListParagraph"/>
+        <w:numPr>
+          <w:ilvl w:val="0"/>
+          <w:numId w:val="1"/>
+        </w:numPr>
+        <w:spacing w:after="20"/>
+      </w:pPr>
+      <w:r>
+        <w:rPr>
+          <w:rFonts w:ascii="맑은 고딕" w:cs="맑은 고딕" w:eastAsia="맑은 고딕" w:hAnsi="맑은 고딕"/>
+        </w:rPr>
+        <w:t xml:space="preserve">2026-07-15 (v0.3, 안전·리스크 보완): PO 지시 "싹다" — 정상 동선만 있던 초안에 </w:t>
+      </w:r>
+      <w:r>
+        <w:rPr>
+          <w:b/>
+          <w:bCs/>
+          <w:rFonts w:ascii="맑은 고딕" w:cs="맑은 고딕" w:eastAsia="맑은 고딕" w:hAnsi="맑은 고딕"/>
+        </w:rPr>
+        <w:t xml:space="preserve">삐끗할 때·안전</w:t>
+      </w:r>
+      <w:r>
+        <w:rPr>
+          <w:rFonts w:ascii="맑은 고딕" w:cs="맑은 고딕" w:eastAsia="맑은 고딕" w:hAnsi="맑은 고딕"/>
+        </w:rPr>
+        <w:t xml:space="preserve"> 층을 신설(§6). ①응급·야간 에스컬레이션 ②수용/거절 판정 게이트 ③보증금·노쇼·견적변동 ④국외이전 동의 ⑤할랄·종교·성별 배려 ⑥지연 플랜B ⑦컴플레인 실시간 ⑧KHIDI 증빙 자동수집 ⑨1인 백업. STAGE 0에 동의·수용판정·보증금 훅(0.2b·0.3b·0.4b), STAGE 2에 응급(2.★) 추가. 상단 「정해주실 것」에 안전 2줄 추가. 결정칸 §6→§7.</w:t>
       </w:r>
     </w:p>
     <w:p>

--- a/coo/04-operations/실환자_운영_SOP_초안.docx
+++ b/coo/04-operations/실환자_운영_SOP_초안.docx
@@ -11,7 +11,7 @@
         <w:rPr>
           <w:rFonts w:ascii="맑은 고딕" w:cs="맑은 고딕" w:eastAsia="맑은 고딕" w:hAnsi="맑은 고딕"/>
         </w:rPr>
-        <w:t xml:space="preserve">실환자 운영 실무 가이드라인 (Patient Journey SOP) — v0.3 초안</w:t>
+        <w:t xml:space="preserve">실환자 운영 실무 가이드라인 (Patient Journey SOP) — v0.4 초안</w:t>
       </w:r>
     </w:p>
     <w:p>
@@ -33,7 +33,7 @@
           <w:iCs w:val="false"/>
           <w:rFonts w:ascii="맑은 고딕" w:cs="맑은 고딕" w:eastAsia="맑은 고딕" w:hAnsi="맑은 고딕"/>
         </w:rPr>
-        <w:t xml:space="preserve">상태: v0.3 초안 · PO 교정 대기 · 실환자 받기 前 "가설 지도".</w:t>
+        <w:t xml:space="preserve">상태: v0.4 초안 · PO 교정 대기 · 실환자 받기 前 "가설 지도".</w:t>
       </w:r>
     </w:p>
     <w:p>
@@ -9298,6 +9298,417 @@
     </w:p>
     <w:p>
       <w:pPr>
+        <w:pStyle w:val="Heading2"/>
+        <w:spacing w:before="200" w:after="100"/>
+      </w:pPr>
+      <w:r>
+        <w:rPr>
+          <w:rFonts w:ascii="맑은 고딕" w:cs="맑은 고딕" w:eastAsia="맑은 고딕" w:hAnsi="맑은 고딕"/>
+        </w:rPr>
+        <w:t xml:space="preserve">6.10 🏦 보험사 GOP·정산 리스크 (보험 케이스 전용)</w:t>
+      </w:r>
+    </w:p>
+    <w:p>
+      <w:pPr>
+        <w:shd w:fill="F3F6F9" w:val="clear"/>
+        <w:spacing w:after="40"/>
+        <w:ind w:left="120"/>
+      </w:pPr>
+      <w:r>
+        <w:rPr>
+          <w:b/>
+          <w:bCs/>
+          <w:i w:val="false"/>
+          <w:iCs w:val="false"/>
+          <w:rFonts w:ascii="맑은 고딕" w:cs="맑은 고딕" w:eastAsia="맑은 고딕" w:hAnsi="맑은 고딕"/>
+        </w:rPr>
+        <w:t xml:space="preserve">문제</w:t>
+      </w:r>
+      <w:r>
+        <w:rPr>
+          <w:i w:val="false"/>
+          <w:iCs w:val="false"/>
+          <w:rFonts w:ascii="맑은 고딕" w:cs="맑은 고딕" w:eastAsia="맑은 고딕" w:hAnsi="맑은 고딕"/>
+        </w:rPr>
+        <w:t xml:space="preserve">: 보험사가 GOP(지불보증서, Guarantee of Payment)를 보내놓고도 "이 핑계 저 핑계"로 정산을 지연·부분지급하는 케이스가 실재(국제의료관광 최다 함정). 러시아 보험사는 제재·송금 리스크까지 겹침.</w:t>
+      </w:r>
+    </w:p>
+    <w:p>
+      <w:pPr>
+        <w:shd w:fill="F3F6F9" w:val="clear"/>
+        <w:spacing w:after="40"/>
+        <w:ind w:left="120"/>
+      </w:pPr>
+      <w:r>
+        <w:rPr>
+          <w:b/>
+          <w:bCs/>
+          <w:i w:val="false"/>
+          <w:iCs w:val="false"/>
+          <w:rFonts w:ascii="맑은 고딕" w:cs="맑은 고딕" w:eastAsia="맑은 고딕" w:hAnsi="맑은 고딕"/>
+        </w:rPr>
+        <w:t xml:space="preserve">핵심 원칙</w:t>
+      </w:r>
+      <w:r>
+        <w:rPr>
+          <w:i w:val="false"/>
+          <w:iCs w:val="false"/>
+          <w:rFonts w:ascii="맑은 고딕" w:cs="맑은 고딕" w:eastAsia="맑은 고딕" w:hAnsi="맑은 고딕"/>
+        </w:rPr>
+        <w:t xml:space="preserve">: 보험사한테 담보를 요구(계약 파탄)하는 대신 </w:t>
+      </w:r>
+      <w:r>
+        <w:rPr>
+          <w:b/>
+          <w:bCs/>
+          <w:i w:val="false"/>
+          <w:iCs w:val="false"/>
+          <w:rFonts w:ascii="맑은 고딕" w:cs="맑은 고딕" w:eastAsia="맑은 고딕" w:hAnsi="맑은 고딕"/>
+        </w:rPr>
+        <w:t xml:space="preserve">① 환자를 최종 백스톱으로 ② GOP를 조이고 ③ 우리 현금흐름을 보험사 정산과 분리</w:t>
+      </w:r>
+      <w:r>
+        <w:rPr>
+          <w:i w:val="false"/>
+          <w:iCs w:val="false"/>
+          <w:rFonts w:ascii="맑은 고딕" w:cs="맑은 고딕" w:eastAsia="맑은 고딕" w:hAnsi="맑은 고딕"/>
+        </w:rPr>
+        <w:t xml:space="preserve">한다. </w:t>
+      </w:r>
+      <w:r>
+        <w:rPr>
+          <w:b/>
+          <w:bCs/>
+          <w:i w:val="false"/>
+          <w:iCs w:val="false"/>
+          <w:rFonts w:ascii="맑은 고딕" w:cs="맑은 고딕" w:eastAsia="맑은 고딕" w:hAnsi="맑은 고딕"/>
+        </w:rPr>
+        <w:t xml:space="preserve">병원엔 "보험사 미지급 시 우리가 대납" 약속 절대 금지</w:t>
+      </w:r>
+      <w:r>
+        <w:rPr>
+          <w:i w:val="false"/>
+          <w:iCs w:val="false"/>
+          <w:rFonts w:ascii="맑은 고딕" w:cs="맑은 고딕" w:eastAsia="맑은 고딕" w:hAnsi="맑은 고딕"/>
+        </w:rPr>
+        <w:t xml:space="preserve">(솔로 유치업자 감당 불가).</w:t>
+      </w:r>
+    </w:p>
+    <w:p>
+      <w:pPr>
+        <w:spacing w:after="40"/>
+      </w:pPr>
+    </w:p>
+    <w:p>
+      <w:pPr>
+        <w:spacing w:after="20"/>
+      </w:pPr>
+      <w:r>
+        <w:rPr>
+          <w:rFonts w:ascii="맑은 고딕" w:cs="맑은 고딕" w:eastAsia="맑은 고딕" w:hAnsi="맑은 고딕"/>
+        </w:rPr>
+        <w:t xml:space="preserve">1. </w:t>
+      </w:r>
+      <w:r>
+        <w:rPr>
+          <w:b/>
+          <w:bCs/>
+          <w:rFonts w:ascii="맑은 고딕" w:cs="맑은 고딕" w:eastAsia="맑은 고딕" w:hAnsi="맑은 고딕"/>
+        </w:rPr>
+        <w:t xml:space="preserve">환자 = 최종 지불 보증인</w:t>
+      </w:r>
+      <w:r>
+        <w:rPr>
+          <w:rFonts w:ascii="맑은 고딕" w:cs="맑은 고딕" w:eastAsia="맑은 고딕" w:hAnsi="맑은 고딕"/>
+        </w:rPr>
+        <w:t xml:space="preserve">: 환자가 </w:t>
+      </w:r>
+      <w:r>
+        <w:rPr>
+          <w:b/>
+          <w:bCs/>
+          <w:rFonts w:ascii="맑은 고딕" w:cs="맑은 고딕" w:eastAsia="맑은 고딕" w:hAnsi="맑은 고딕"/>
+        </w:rPr>
+        <w:t xml:space="preserve">재정책임 동의서(financial responsibility form)</w:t>
+      </w:r>
+      <w:r>
+        <w:rPr>
+          <w:rFonts w:ascii="맑은 고딕" w:cs="맑은 고딕" w:eastAsia="맑은 고딕" w:hAnsi="맑은 고딕"/>
+        </w:rPr>
+        <w:t xml:space="preserve"> 서명 — "보험사 미지급 시 본인 부담". 비보장분(자기부담·동반자·비보장 항목)은 </w:t>
+      </w:r>
+      <w:r>
+        <w:rPr>
+          <w:b/>
+          <w:bCs/>
+          <w:rFonts w:ascii="맑은 고딕" w:cs="맑은 고딕" w:eastAsia="맑은 고딕" w:hAnsi="맑은 고딕"/>
+        </w:rPr>
+        <w:t xml:space="preserve">환자 선수금/카드 등록</w:t>
+      </w:r>
+      <w:r>
+        <w:rPr>
+          <w:rFonts w:ascii="맑은 고딕" w:cs="맑은 고딕" w:eastAsia="맑은 고딕" w:hAnsi="맑은 고딕"/>
+        </w:rPr>
+        <w:t xml:space="preserve">. → 보험사가 딴소리해도 병원엔 지불 주체가 남음.</w:t>
+      </w:r>
+    </w:p>
+    <w:p>
+      <w:pPr>
+        <w:spacing w:after="20"/>
+      </w:pPr>
+      <w:r>
+        <w:rPr>
+          <w:rFonts w:ascii="맑은 고딕" w:cs="맑은 고딕" w:eastAsia="맑은 고딕" w:hAnsi="맑은 고딕"/>
+        </w:rPr>
+        <w:t xml:space="preserve">2. </w:t>
+      </w:r>
+      <w:r>
+        <w:rPr>
+          <w:b/>
+          <w:bCs/>
+          <w:rFonts w:ascii="맑은 고딕" w:cs="맑은 고딕" w:eastAsia="맑은 고딕" w:hAnsi="맑은 고딕"/>
+        </w:rPr>
+        <w:t xml:space="preserve">GOP는 "상세 승인서"로</w:t>
+      </w:r>
+      <w:r>
+        <w:rPr>
+          <w:rFonts w:ascii="맑은 고딕" w:cs="맑은 고딕" w:eastAsia="맑은 고딕" w:hAnsi="맑은 고딕"/>
+        </w:rPr>
+        <w:t xml:space="preserve">: 보장항목·상한액·유효기간·통화·제외항목·</w:t>
+      </w:r>
+      <w:r>
+        <w:rPr>
+          <w:b/>
+          <w:bCs/>
+          <w:rFonts w:ascii="맑은 고딕" w:cs="맑은 고딕" w:eastAsia="맑은 고딕" w:hAnsi="맑은 고딕"/>
+        </w:rPr>
+        <w:t xml:space="preserve">지불기한(net days)</w:t>
+      </w:r>
+      <w:r>
+        <w:rPr>
+          <w:rFonts w:ascii="맑은 고딕" w:cs="맑은 고딕" w:eastAsia="맑은 고딕" w:hAnsi="맑은 고딕"/>
+        </w:rPr>
+        <w:t xml:space="preserve">·청구처·사전승인 요건 명시. 모호한 한 줄 GOP 거절.</w:t>
+      </w:r>
+    </w:p>
+    <w:p>
+      <w:pPr>
+        <w:spacing w:after="20"/>
+      </w:pPr>
+      <w:r>
+        <w:rPr>
+          <w:rFonts w:ascii="맑은 고딕" w:cs="맑은 고딕" w:eastAsia="맑은 고딕" w:hAnsi="맑은 고딕"/>
+        </w:rPr>
+        <w:t xml:space="preserve">3. </w:t>
+      </w:r>
+      <w:r>
+        <w:rPr>
+          <w:b/>
+          <w:bCs/>
+          <w:rFonts w:ascii="맑은 고딕" w:cs="맑은 고딕" w:eastAsia="맑은 고딕" w:hAnsi="맑은 고딕"/>
+        </w:rPr>
+        <w:t xml:space="preserve">서면 사전승인(pre-auth) 후 집행</w:t>
+      </w:r>
+      <w:r>
+        <w:rPr>
+          <w:rFonts w:ascii="맑은 고딕" w:cs="맑은 고딕" w:eastAsia="맑은 고딕" w:hAnsi="맑은 고딕"/>
+        </w:rPr>
+        <w:t xml:space="preserve">: GOP 범위 밖(추가검사·합병증·업그레이드·동반자) = 별도 승인 or 환자 자비. "승인 안 한 항목" 거절 원천봉쇄.</w:t>
+      </w:r>
+    </w:p>
+    <w:p>
+      <w:pPr>
+        <w:spacing w:after="20"/>
+      </w:pPr>
+      <w:r>
+        <w:rPr>
+          <w:rFonts w:ascii="맑은 고딕" w:cs="맑은 고딕" w:eastAsia="맑은 고딕" w:hAnsi="맑은 고딕"/>
+        </w:rPr>
+        <w:t xml:space="preserve">4. </w:t>
+      </w:r>
+      <w:r>
+        <w:rPr>
+          <w:b/>
+          <w:bCs/>
+          <w:rFonts w:ascii="맑은 고딕" w:cs="맑은 고딕" w:eastAsia="맑은 고딕" w:hAnsi="맑은 고딕"/>
+        </w:rPr>
+        <w:t xml:space="preserve">고액치료 단계화</w:t>
+      </w:r>
+      <w:r>
+        <w:rPr>
+          <w:rFonts w:ascii="맑은 고딕" w:cs="맑은 고딕" w:eastAsia="맑은 고딕" w:hAnsi="맑은 고딕"/>
+        </w:rPr>
+        <w:t xml:space="preserve">: GOP 범위 확정 전 전체 고액 치료 선집행 금지(진단→승인확인→치료 게이트).</w:t>
+      </w:r>
+    </w:p>
+    <w:p>
+      <w:pPr>
+        <w:spacing w:after="20"/>
+      </w:pPr>
+      <w:r>
+        <w:rPr>
+          <w:rFonts w:ascii="맑은 고딕" w:cs="맑은 고딕" w:eastAsia="맑은 고딕" w:hAnsi="맑은 고딕"/>
+        </w:rPr>
+        <w:t xml:space="preserve">5. </w:t>
+      </w:r>
+      <w:r>
+        <w:rPr>
+          <w:b/>
+          <w:bCs/>
+          <w:rFonts w:ascii="맑은 고딕" w:cs="맑은 고딕" w:eastAsia="맑은 고딕" w:hAnsi="맑은 고딕"/>
+        </w:rPr>
+        <w:t xml:space="preserve">현금흐름 분리</w:t>
+      </w:r>
+      <w:r>
+        <w:rPr>
+          <w:rFonts w:ascii="맑은 고딕" w:cs="맑은 고딕" w:eastAsia="맑은 고딕" w:hAnsi="맑은 고딕"/>
+        </w:rPr>
+        <w:t xml:space="preserve">: 우리 유치수수료는 </w:t>
+      </w:r>
+      <w:r>
+        <w:rPr>
+          <w:b/>
+          <w:bCs/>
+          <w:rFonts w:ascii="맑은 고딕" w:cs="맑은 고딕" w:eastAsia="맑은 고딕" w:hAnsi="맑은 고딕"/>
+        </w:rPr>
+        <w:t xml:space="preserve">병원→본로이 B2B</w:t>
+      </w:r>
+      <w:r>
+        <w:rPr>
+          <w:rFonts w:ascii="맑은 고딕" w:cs="맑은 고딕" w:eastAsia="맑은 고딕" w:hAnsi="맑은 고딕"/>
+        </w:rPr>
+        <w:t xml:space="preserve">(보험사 정산 성패와 무관). 결제 허브=카자흐스탄. 보험사 지불 사이클(60~120일)에 우리 매출·병원 수납이 인질 안 되게.</w:t>
+      </w:r>
+    </w:p>
+    <w:p>
+      <w:pPr>
+        <w:spacing w:after="20"/>
+      </w:pPr>
+      <w:r>
+        <w:rPr>
+          <w:rFonts w:ascii="맑은 고딕" w:cs="맑은 고딕" w:eastAsia="맑은 고딕" w:hAnsi="맑은 고딕"/>
+        </w:rPr>
+        <w:t xml:space="preserve">6. </w:t>
+      </w:r>
+      <w:r>
+        <w:rPr>
+          <w:b/>
+          <w:bCs/>
+          <w:rFonts w:ascii="맑은 고딕" w:cs="맑은 고딕" w:eastAsia="맑은 고딕" w:hAnsi="맑은 고딕"/>
+        </w:rPr>
+        <w:t xml:space="preserve">부분지급·지연 대응 절차</w:t>
+      </w:r>
+      <w:r>
+        <w:rPr>
+          <w:rFonts w:ascii="맑은 고딕" w:cs="맑은 고딕" w:eastAsia="맑은 고딕" w:hAnsi="맑은 고딕"/>
+        </w:rPr>
+        <w:t xml:space="preserve">: 항목별 청구서+진료기록으로 근거 무장 → 에스컬레이션 연락처·기한 설정 → 미수금 aging 관리 → 기한 초과 시 </w:t>
+      </w:r>
+      <w:r>
+        <w:rPr>
+          <w:b/>
+          <w:bCs/>
+          <w:rFonts w:ascii="맑은 고딕" w:cs="맑은 고딕" w:eastAsia="맑은 고딕" w:hAnsi="맑은 고딕"/>
+        </w:rPr>
+        <w:t xml:space="preserve">환자 백스톱 발동</w:t>
+      </w:r>
+      <w:r>
+        <w:rPr>
+          <w:rFonts w:ascii="맑은 고딕" w:cs="맑은 고딕" w:eastAsia="맑은 고딕" w:hAnsi="맑은 고딕"/>
+        </w:rPr>
+        <w:t xml:space="preserve">.</w:t>
+      </w:r>
+    </w:p>
+    <w:p>
+      <w:pPr>
+        <w:spacing w:after="20"/>
+      </w:pPr>
+      <w:r>
+        <w:rPr>
+          <w:rFonts w:ascii="맑은 고딕" w:cs="맑은 고딕" w:eastAsia="맑은 고딕" w:hAnsi="맑은 고딕"/>
+        </w:rPr>
+        <w:t xml:space="preserve">7. </w:t>
+      </w:r>
+      <w:r>
+        <w:rPr>
+          <w:b/>
+          <w:bCs/>
+          <w:rFonts w:ascii="맑은 고딕" w:cs="맑은 고딕" w:eastAsia="맑은 고딕" w:hAnsi="맑은 고딕"/>
+        </w:rPr>
+        <w:t xml:space="preserve">보험사 신뢰 등급 + 파일럿</w:t>
+      </w:r>
+      <w:r>
+        <w:rPr>
+          <w:rFonts w:ascii="맑은 고딕" w:cs="맑은 고딕" w:eastAsia="맑은 고딕" w:hAnsi="맑은 고딕"/>
+        </w:rPr>
+        <w:t xml:space="preserve">: 신규 보험사는 소액/단순 케이스로 지불 행태 관찰 → 검증 시 완화, 상습 지연 시 조건 강화·거래 중단.</w:t>
+      </w:r>
+    </w:p>
+    <w:p>
+      <w:pPr>
+        <w:spacing w:after="20"/>
+      </w:pPr>
+      <w:r>
+        <w:rPr>
+          <w:rFonts w:ascii="맑은 고딕" w:cs="맑은 고딕" w:eastAsia="맑은 고딕" w:hAnsi="맑은 고딕"/>
+        </w:rPr>
+        <w:t xml:space="preserve">8. </w:t>
+      </w:r>
+      <w:r>
+        <w:rPr>
+          <w:b/>
+          <w:bCs/>
+          <w:rFonts w:ascii="맑은 고딕" w:cs="맑은 고딕" w:eastAsia="맑은 고딕" w:hAnsi="맑은 고딕"/>
+        </w:rPr>
+        <w:t xml:space="preserve">🔴 이대서울병원 국제의료사업팀 프로세스에 정렬</w:t>
+      </w:r>
+      <w:r>
+        <w:rPr>
+          <w:rFonts w:ascii="맑은 고딕" w:cs="맑은 고딕" w:eastAsia="맑은 고딕" w:hAnsi="맑은 고딕"/>
+        </w:rPr>
+        <w:t xml:space="preserve">: 대학병원 IPD는 외국 보험사 GOP 청구를 이미 수행 → 그들의 검증된 청구·정산·클레임 SOP를 배우고 우리 절차를 거기 맞춘다(2026-07-15 미팅이 그 시작). </w:t>
+      </w:r>
+      <w:r>
+        <w:rPr>
+          <w:b/>
+          <w:bCs/>
+          <w:rFonts w:ascii="맑은 고딕" w:cs="맑은 고딕" w:eastAsia="맑은 고딕" w:hAnsi="맑은 고딕"/>
+        </w:rPr>
+        <w:t xml:space="preserve">🔴 재정책임 동의서 양식·GOP 체크리스트를 이대서울 IPD 것 기반으로 확보.</w:t>
+      </w:r>
+    </w:p>
+    <w:p>
+      <w:pPr>
+        <w:spacing w:after="20"/>
+      </w:pPr>
+      <w:r>
+        <w:rPr>
+          <w:rFonts w:ascii="맑은 고딕" w:cs="맑은 고딕" w:eastAsia="맑은 고딕" w:hAnsi="맑은 고딕"/>
+        </w:rPr>
+        <w:t xml:space="preserve">9. </w:t>
+      </w:r>
+      <w:r>
+        <w:rPr>
+          <w:b/>
+          <w:bCs/>
+          <w:rFonts w:ascii="맑은 고딕" w:cs="맑은 고딕" w:eastAsia="맑은 고딕" w:hAnsi="맑은 고딕"/>
+        </w:rPr>
+        <w:t xml:space="preserve">계약 정산 조항</w:t>
+      </w:r>
+      <w:r>
+        <w:rPr>
+          <w:rFonts w:ascii="맑은 고딕" w:cs="맑은 고딕" w:eastAsia="맑은 고딕" w:hAnsi="맑은 고딕"/>
+        </w:rPr>
+        <w:t xml:space="preserve">: 보험사/어시스턴스 계약에 지불기한·통화·분쟁해결·지연이자·"치료범위=GOP범위" 명문화(→ docs/marketing/*-partnership-agreement-draft.md에 반영).</w:t>
+      </w:r>
+    </w:p>
+    <w:p>
+      <w:pPr>
+        <w:spacing w:after="40"/>
+      </w:pPr>
+    </w:p>
+    <w:p>
+      <w:pPr>
         <w:pBdr>
           <w:bottom w:val="single" w:color="CCCCCC" w:sz="6"/>
         </w:pBdr>
@@ -9342,13 +9753,13 @@
           <w:bCs/>
           <w:rFonts w:ascii="맑은 고딕" w:cs="맑은 고딕" w:eastAsia="맑은 고딕" w:hAnsi="맑은 고딕"/>
         </w:rPr>
-        <w:t xml:space="preserve">면력 담당자 8창구 지정(§4)</w:t>
-      </w:r>
-      <w:r>
-        <w:rPr>
-          <w:rFonts w:ascii="맑은 고딕" w:cs="맑은 고딕" w:eastAsia="맑은 고딕" w:hAnsi="맑은 고딕"/>
-        </w:rPr>
-        <w:t xml:space="preserve"> — 대표원장님과 이 문서 함께 보며 그 자리에서 기입.</w:t>
+        <w:t xml:space="preserve">보험사 GOP 리스크(§6.10)</w:t>
+      </w:r>
+      <w:r>
+        <w:rPr>
+          <w:rFonts w:ascii="맑은 고딕" w:cs="맑은 고딕" w:eastAsia="맑은 고딕" w:hAnsi="맑은 고딕"/>
+        </w:rPr>
+        <w:t xml:space="preserve">: 환자 재정책임 동의서 도입 · GOP 상세 체크리스트 · 이대서울 IPD 정산 프로세스 정렬.</w:t>
       </w:r>
     </w:p>
     <w:p>
@@ -9372,27 +9783,13 @@
           <w:bCs/>
           <w:rFonts w:ascii="맑은 고딕" w:cs="맑은 고딕" w:eastAsia="맑은 고딕" w:hAnsi="맑은 고딕"/>
         </w:rPr>
-        <w:t xml:space="preserve">응급 당직 연락·에스컬레이션(§6.1)</w:t>
-      </w:r>
-      <w:r>
-        <w:rPr>
-          <w:rFonts w:ascii="맑은 고딕" w:cs="맑은 고딕" w:eastAsia="맑은 고딕" w:hAnsi="맑은 고딕"/>
-        </w:rPr>
-        <w:t xml:space="preserve"> + </w:t>
-      </w:r>
-      <w:r>
-        <w:rPr>
-          <w:b/>
-          <w:bCs/>
-          <w:rFonts w:ascii="맑은 고딕" w:cs="맑은 고딕" w:eastAsia="맑은 고딕" w:hAnsi="맑은 고딕"/>
-        </w:rPr>
-        <w:t xml:space="preserve">수용/거절 판정 기준(§6.2)</w:t>
-      </w:r>
-      <w:r>
-        <w:rPr>
-          <w:rFonts w:ascii="맑은 고딕" w:cs="맑은 고딕" w:eastAsia="맑은 고딕" w:hAnsi="맑은 고딕"/>
-        </w:rPr>
-        <w:t xml:space="preserve"> — 안전 최우선, 원장 협의.</w:t>
+        <w:t xml:space="preserve">면력 담당자 8창구 지정(§4)</w:t>
+      </w:r>
+      <w:r>
+        <w:rPr>
+          <w:rFonts w:ascii="맑은 고딕" w:cs="맑은 고딕" w:eastAsia="맑은 고딕" w:hAnsi="맑은 고딕"/>
+        </w:rPr>
+        <w:t xml:space="preserve"> — 대표원장님과 이 문서 함께 보며 그 자리에서 기입.</w:t>
       </w:r>
     </w:p>
     <w:p>
@@ -9416,13 +9813,13 @@
           <w:bCs/>
           <w:rFonts w:ascii="맑은 고딕" w:cs="맑은 고딕" w:eastAsia="맑은 고딕" w:hAnsi="맑은 고딕"/>
         </w:rPr>
-        <w:t xml:space="preserve">보증금·노쇼 규칙(§6.3)</w:t>
-      </w:r>
-      <w:r>
-        <w:rPr>
-          <w:rFonts w:ascii="맑은 고딕" w:cs="맑은 고딕" w:eastAsia="맑은 고딕" w:hAnsi="맑은 고딕"/>
-        </w:rPr>
-        <w:t xml:space="preserve"> · </w:t>
+        <w:t xml:space="preserve">응급 당직 연락·에스컬레이션(§6.1)</w:t>
+      </w:r>
+      <w:r>
+        <w:rPr>
+          <w:rFonts w:ascii="맑은 고딕" w:cs="맑은 고딕" w:eastAsia="맑은 고딕" w:hAnsi="맑은 고딕"/>
+        </w:rPr>
+        <w:t xml:space="preserve"> + </w:t>
       </w:r>
       <w:r>
         <w:rPr>
@@ -9430,27 +9827,13 @@
           <w:bCs/>
           <w:rFonts w:ascii="맑은 고딕" w:cs="맑은 고딕" w:eastAsia="맑은 고딕" w:hAnsi="맑은 고딕"/>
         </w:rPr>
-        <w:t xml:space="preserve">국외이전 동의 주체·양식(§6.4)</w:t>
-      </w:r>
-      <w:r>
-        <w:rPr>
-          <w:rFonts w:ascii="맑은 고딕" w:cs="맑은 고딕" w:eastAsia="맑은 고딕" w:hAnsi="맑은 고딕"/>
-        </w:rPr>
-        <w:t xml:space="preserve"> · </w:t>
-      </w:r>
-      <w:r>
-        <w:rPr>
-          <w:b/>
-          <w:bCs/>
-          <w:rFonts w:ascii="맑은 고딕" w:cs="맑은 고딕" w:eastAsia="맑은 고딕" w:hAnsi="맑은 고딕"/>
-        </w:rPr>
-        <w:t xml:space="preserve">할랄 대응 범위(§6.5)</w:t>
-      </w:r>
-      <w:r>
-        <w:rPr>
-          <w:rFonts w:ascii="맑은 고딕" w:cs="맑은 고딕" w:eastAsia="맑은 고딕" w:hAnsi="맑은 고딕"/>
-        </w:rPr>
-        <w:t xml:space="preserve">.</w:t>
+        <w:t xml:space="preserve">수용/거절 판정 기준(§6.2)</w:t>
+      </w:r>
+      <w:r>
+        <w:rPr>
+          <w:rFonts w:ascii="맑은 고딕" w:cs="맑은 고딕" w:eastAsia="맑은 고딕" w:hAnsi="맑은 고딕"/>
+        </w:rPr>
+        <w:t xml:space="preserve"> — 안전 최우선, 원장 협의.</w:t>
       </w:r>
     </w:p>
     <w:p>
@@ -9466,7 +9849,7 @@
         <w:rPr>
           <w:rFonts w:ascii="맑은 고딕" w:cs="맑은 고딕" w:eastAsia="맑은 고딕" w:hAnsi="맑은 고딕"/>
         </w:rPr>
-        <w:t xml:space="preserve">✅ </w:t>
+        <w:t xml:space="preserve">🔴 </w:t>
       </w:r>
       <w:r>
         <w:rPr>
@@ -9474,13 +9857,41 @@
           <w:bCs/>
           <w:rFonts w:ascii="맑은 고딕" w:cs="맑은 고딕" w:eastAsia="맑은 고딕" w:hAnsi="맑은 고딕"/>
         </w:rPr>
-        <w:t xml:space="preserve">항공·숙소 예약 = 케바케</w:t>
-      </w:r>
-      <w:r>
-        <w:rPr>
-          <w:rFonts w:ascii="맑은 고딕" w:cs="맑은 고딕" w:eastAsia="맑은 고딕" w:hAnsi="맑은 고딕"/>
-        </w:rPr>
-        <w:t xml:space="preserve">(§0.5) — 케이스 접수 때 예약 주체(환자/에이전시/보험사/우리)를 그때그때 확정.</w:t>
+        <w:t xml:space="preserve">보증금·노쇼 규칙(§6.3)</w:t>
+      </w:r>
+      <w:r>
+        <w:rPr>
+          <w:rFonts w:ascii="맑은 고딕" w:cs="맑은 고딕" w:eastAsia="맑은 고딕" w:hAnsi="맑은 고딕"/>
+        </w:rPr>
+        <w:t xml:space="preserve"> · </w:t>
+      </w:r>
+      <w:r>
+        <w:rPr>
+          <w:b/>
+          <w:bCs/>
+          <w:rFonts w:ascii="맑은 고딕" w:cs="맑은 고딕" w:eastAsia="맑은 고딕" w:hAnsi="맑은 고딕"/>
+        </w:rPr>
+        <w:t xml:space="preserve">국외이전 동의 주체·양식(§6.4)</w:t>
+      </w:r>
+      <w:r>
+        <w:rPr>
+          <w:rFonts w:ascii="맑은 고딕" w:cs="맑은 고딕" w:eastAsia="맑은 고딕" w:hAnsi="맑은 고딕"/>
+        </w:rPr>
+        <w:t xml:space="preserve"> · </w:t>
+      </w:r>
+      <w:r>
+        <w:rPr>
+          <w:b/>
+          <w:bCs/>
+          <w:rFonts w:ascii="맑은 고딕" w:cs="맑은 고딕" w:eastAsia="맑은 고딕" w:hAnsi="맑은 고딕"/>
+        </w:rPr>
+        <w:t xml:space="preserve">할랄 대응 범위(§6.5)</w:t>
+      </w:r>
+      <w:r>
+        <w:rPr>
+          <w:rFonts w:ascii="맑은 고딕" w:cs="맑은 고딕" w:eastAsia="맑은 고딕" w:hAnsi="맑은 고딕"/>
+        </w:rPr>
+        <w:t xml:space="preserve">.</w:t>
       </w:r>
     </w:p>
     <w:p>
@@ -9496,7 +9907,7 @@
         <w:rPr>
           <w:rFonts w:ascii="맑은 고딕" w:cs="맑은 고딕" w:eastAsia="맑은 고딕" w:hAnsi="맑은 고딕"/>
         </w:rPr>
-        <w:t xml:space="preserve">🔴 </w:t>
+        <w:t xml:space="preserve">✅ </w:t>
       </w:r>
       <w:r>
         <w:rPr>
@@ -9504,13 +9915,13 @@
           <w:bCs/>
           <w:rFonts w:ascii="맑은 고딕" w:cs="맑은 고딕" w:eastAsia="맑은 고딕" w:hAnsi="맑은 고딕"/>
         </w:rPr>
-        <w:t xml:space="preserve">보험사 경유 시 수수료 회수 경로</w:t>
-      </w:r>
-      <w:r>
-        <w:rPr>
-          <w:rFonts w:ascii="맑은 고딕" w:cs="맑은 고딕" w:eastAsia="맑은 고딕" w:hAnsi="맑은 고딕"/>
-        </w:rPr>
-        <w:t xml:space="preserve">(§3-C).</w:t>
+        <w:t xml:space="preserve">항공·숙소 예약 = 케바케</w:t>
+      </w:r>
+      <w:r>
+        <w:rPr>
+          <w:rFonts w:ascii="맑은 고딕" w:cs="맑은 고딕" w:eastAsia="맑은 고딕" w:hAnsi="맑은 고딕"/>
+        </w:rPr>
+        <w:t xml:space="preserve">(§0.5) — 케이스 접수 때 예약 주체(환자/에이전시/보험사/우리)를 그때그때 확정.</w:t>
       </w:r>
     </w:p>
     <w:p>
@@ -9526,7 +9937,7 @@
         <w:rPr>
           <w:rFonts w:ascii="맑은 고딕" w:cs="맑은 고딕" w:eastAsia="맑은 고딕" w:hAnsi="맑은 고딕"/>
         </w:rPr>
-        <w:t xml:space="preserve">✅ </w:t>
+        <w:t xml:space="preserve">🔴 </w:t>
       </w:r>
       <w:r>
         <w:rPr>
@@ -9534,13 +9945,13 @@
           <w:bCs/>
           <w:rFonts w:ascii="맑은 고딕" w:cs="맑은 고딕" w:eastAsia="맑은 고딕" w:hAnsi="맑은 고딕"/>
         </w:rPr>
-        <w:t xml:space="preserve">코디네이터 실재</w:t>
-      </w:r>
-      <w:r>
-        <w:rPr>
-          <w:rFonts w:ascii="맑은 고딕" w:cs="맑은 고딕" w:eastAsia="맑은 고딕" w:hAnsi="맑은 고딕"/>
-        </w:rPr>
-        <w:t xml:space="preserve"> — 🟡 명단·동시 케이스 수·백업 인력만 v1에서.</w:t>
+        <w:t xml:space="preserve">보험사 경유 시 수수료 회수 경로</w:t>
+      </w:r>
+      <w:r>
+        <w:rPr>
+          <w:rFonts w:ascii="맑은 고딕" w:cs="맑은 고딕" w:eastAsia="맑은 고딕" w:hAnsi="맑은 고딕"/>
+        </w:rPr>
+        <w:t xml:space="preserve">(§3-C).</w:t>
       </w:r>
     </w:p>
     <w:p>
@@ -9556,7 +9967,7 @@
         <w:rPr>
           <w:rFonts w:ascii="맑은 고딕" w:cs="맑은 고딕" w:eastAsia="맑은 고딕" w:hAnsi="맑은 고딕"/>
         </w:rPr>
-        <w:t xml:space="preserve">🔴 </w:t>
+        <w:t xml:space="preserve">✅ </w:t>
       </w:r>
       <w:r>
         <w:rPr>
@@ -9564,13 +9975,13 @@
           <w:bCs/>
           <w:rFonts w:ascii="맑은 고딕" w:cs="맑은 고딕" w:eastAsia="맑은 고딕" w:hAnsi="맑은 고딕"/>
         </w:rPr>
-        <w:t xml:space="preserve">리드타임·병원 영업시간 내 SLA</w:t>
-      </w:r>
-      <w:r>
-        <w:rPr>
-          <w:rFonts w:ascii="맑은 고딕" w:cs="맑은 고딕" w:eastAsia="맑은 고딕" w:hAnsi="맑은 고딕"/>
-        </w:rPr>
-        <w:t xml:space="preserve"> 확정(§4 제안값 검토).</w:t>
+        <w:t xml:space="preserve">코디네이터 실재</w:t>
+      </w:r>
+      <w:r>
+        <w:rPr>
+          <w:rFonts w:ascii="맑은 고딕" w:cs="맑은 고딕" w:eastAsia="맑은 고딕" w:hAnsi="맑은 고딕"/>
+        </w:rPr>
+        <w:t xml:space="preserve"> — 🟡 명단·동시 케이스 수·백업 인력만 v1에서.</w:t>
       </w:r>
     </w:p>
     <w:p>
@@ -9586,6 +9997,36 @@
         <w:rPr>
           <w:rFonts w:ascii="맑은 고딕" w:cs="맑은 고딕" w:eastAsia="맑은 고딕" w:hAnsi="맑은 고딕"/>
         </w:rPr>
+        <w:t xml:space="preserve">🔴 </w:t>
+      </w:r>
+      <w:r>
+        <w:rPr>
+          <w:b/>
+          <w:bCs/>
+          <w:rFonts w:ascii="맑은 고딕" w:cs="맑은 고딕" w:eastAsia="맑은 고딕" w:hAnsi="맑은 고딕"/>
+        </w:rPr>
+        <w:t xml:space="preserve">리드타임·병원 영업시간 내 SLA</w:t>
+      </w:r>
+      <w:r>
+        <w:rPr>
+          <w:rFonts w:ascii="맑은 고딕" w:cs="맑은 고딕" w:eastAsia="맑은 고딕" w:hAnsi="맑은 고딕"/>
+        </w:rPr>
+        <w:t xml:space="preserve"> 확정(§4 제안값 검토).</w:t>
+      </w:r>
+    </w:p>
+    <w:p>
+      <w:pPr>
+        <w:pStyle w:val="ListParagraph"/>
+        <w:numPr>
+          <w:ilvl w:val="0"/>
+          <w:numId w:val="1"/>
+        </w:numPr>
+        <w:spacing w:after="20"/>
+      </w:pPr>
+      <w:r>
+        <w:rPr>
+          <w:rFonts w:ascii="맑은 고딕" w:cs="맑은 고딕" w:eastAsia="맑은 고딕" w:hAnsi="맑은 고딕"/>
+        </w:rPr>
         <w:t xml:space="preserve">🟡 </w:t>
       </w:r>
       <w:r>
@@ -9631,6 +10072,36 @@
           <w:rFonts w:ascii="맑은 고딕" w:cs="맑은 고딕" w:eastAsia="맑은 고딕" w:hAnsi="맑은 고딕"/>
         </w:rPr>
         <w:t xml:space="preserve">변경 이력</w:t>
+      </w:r>
+    </w:p>
+    <w:p>
+      <w:pPr>
+        <w:pStyle w:val="ListParagraph"/>
+        <w:numPr>
+          <w:ilvl w:val="0"/>
+          <w:numId w:val="1"/>
+        </w:numPr>
+        <w:spacing w:after="20"/>
+      </w:pPr>
+      <w:r>
+        <w:rPr>
+          <w:rFonts w:ascii="맑은 고딕" w:cs="맑은 고딕" w:eastAsia="맑은 고딕" w:hAnsi="맑은 고딕"/>
+        </w:rPr>
+        <w:t xml:space="preserve">2026-07-15 (v0.4, 보험사 정산 리스크): 이대서울병원 국제의료사업팀 미팅 후 PO 제기 — </w:t>
+      </w:r>
+      <w:r>
+        <w:rPr>
+          <w:b/>
+          <w:bCs/>
+          <w:rFonts w:ascii="맑은 고딕" w:cs="맑은 고딕" w:eastAsia="맑은 고딕" w:hAnsi="맑은 고딕"/>
+        </w:rPr>
+        <w:t xml:space="preserve">보험사가 GOP 보내놓고 정산 지연·부분지급</w:t>
+      </w:r>
+      <w:r>
+        <w:rPr>
+          <w:rFonts w:ascii="맑은 고딕" w:cs="맑은 고딕" w:eastAsia="맑은 고딕" w:hAnsi="맑은 고딕"/>
+        </w:rPr>
+        <w:t xml:space="preserve">하는 리스크. §6.10 신설: 환자 재정책임 백스톱 / GOP 상세화 / 사전승인 / 고액 단계화 / 현금흐름 분리 / 부분지급 대응 / 신뢰등급·파일럿 / 이대서울 IPD 프로세스 정렬 / 계약 정산조항. 병원 대납 약속 금지 원칙 명시.</w:t>
       </w:r>
     </w:p>
     <w:p>

--- a/coo/04-operations/실환자_운영_SOP_초안.docx
+++ b/coo/04-operations/실환자_운영_SOP_초안.docx
@@ -9347,7 +9347,7 @@
           <w:iCs w:val="false"/>
           <w:rFonts w:ascii="맑은 고딕" w:cs="맑은 고딕" w:eastAsia="맑은 고딕" w:hAnsi="맑은 고딕"/>
         </w:rPr>
-        <w:t xml:space="preserve">핵심 원칙</w:t>
+        <w:t xml:space="preserve">핵심 원칙(현실 버전)</w:t>
       </w:r>
       <w:r>
         <w:rPr>
@@ -9355,7 +9355,7 @@
           <w:iCs w:val="false"/>
           <w:rFonts w:ascii="맑은 고딕" w:cs="맑은 고딕" w:eastAsia="맑은 고딕" w:hAnsi="맑은 고딕"/>
         </w:rPr>
-        <w:t xml:space="preserve">: 보험사한테 담보를 요구(계약 파탄)하는 대신 </w:t>
+        <w:t xml:space="preserve">: 국제 환자에게 "보험사 미지급 시 네가 다 내"는 비현실적(귀국하면 수금 불가·서명 자체를 거부·유치 실패). 그래서 방패를 </w:t>
       </w:r>
       <w:r>
         <w:rPr>
@@ -9365,7 +9365,7 @@
           <w:iCs w:val="false"/>
           <w:rFonts w:ascii="맑은 고딕" w:cs="맑은 고딕" w:eastAsia="맑은 고딕" w:hAnsi="맑은 고딕"/>
         </w:rPr>
-        <w:t xml:space="preserve">① 환자를 최종 백스톱으로 ② GOP를 조이고 ③ 우리 현금흐름을 보험사 정산과 분리</w:t>
+        <w:t xml:space="preserve">뒤(수금)가 아니라 앞(사전검증·단계적 청구)에</w:t>
       </w:r>
       <w:r>
         <w:rPr>
@@ -9373,7 +9373,7 @@
           <w:iCs w:val="false"/>
           <w:rFonts w:ascii="맑은 고딕" w:cs="맑은 고딕" w:eastAsia="맑은 고딕" w:hAnsi="맑은 고딕"/>
         </w:rPr>
-        <w:t xml:space="preserve">한다. </w:t>
+        <w:t xml:space="preserve"> 둔다. 환자 백스톱은 </w:t>
       </w:r>
       <w:r>
         <w:rPr>
@@ -9383,7 +9383,7 @@
           <w:iCs w:val="false"/>
           <w:rFonts w:ascii="맑은 고딕" w:cs="맑은 고딕" w:eastAsia="맑은 고딕" w:hAnsi="맑은 고딕"/>
         </w:rPr>
-        <w:t xml:space="preserve">병원엔 "보험사 미지급 시 우리가 대납" 약속 절대 금지</w:t>
+        <w:t xml:space="preserve">작은 보조 방패</w:t>
       </w:r>
       <w:r>
         <w:rPr>
@@ -9391,51 +9391,54 @@
           <w:iCs w:val="false"/>
           <w:rFonts w:ascii="맑은 고딕" w:cs="맑은 고딕" w:eastAsia="맑은 고딕" w:hAnsi="맑은 고딕"/>
         </w:rPr>
-        <w:t xml:space="preserve">(솔로 유치업자 감당 불가).</w:t>
-      </w:r>
-    </w:p>
-    <w:p>
-      <w:pPr>
-        <w:spacing w:after="40"/>
-      </w:pPr>
-    </w:p>
-    <w:p>
-      <w:pPr>
-        <w:spacing w:after="20"/>
-      </w:pPr>
-      <w:r>
-        <w:rPr>
-          <w:rFonts w:ascii="맑은 고딕" w:cs="맑은 고딕" w:eastAsia="맑은 고딕" w:hAnsi="맑은 고딕"/>
-        </w:rPr>
-        <w:t xml:space="preserve">1. </w:t>
+        <w:t xml:space="preserve">일 뿐. </w:t>
       </w:r>
       <w:r>
         <w:rPr>
           <w:b/>
           <w:bCs/>
-          <w:rFonts w:ascii="맑은 고딕" w:cs="맑은 고딕" w:eastAsia="맑은 고딕" w:hAnsi="맑은 고딕"/>
-        </w:rPr>
-        <w:t xml:space="preserve">환자 = 최종 지불 보증인</w:t>
-      </w:r>
-      <w:r>
-        <w:rPr>
-          <w:rFonts w:ascii="맑은 고딕" w:cs="맑은 고딕" w:eastAsia="맑은 고딕" w:hAnsi="맑은 고딕"/>
-        </w:rPr>
-        <w:t xml:space="preserve">: 환자가 </w:t>
-      </w:r>
+          <w:i w:val="false"/>
+          <w:iCs w:val="false"/>
+          <w:rFonts w:ascii="맑은 고딕" w:cs="맑은 고딕" w:eastAsia="맑은 고딕" w:hAnsi="맑은 고딕"/>
+        </w:rPr>
+        <w:t xml:space="preserve">병원엔 "보험사 미지급 시 우리가 대납" 약속 절대 금지</w:t>
+      </w:r>
+      <w:r>
+        <w:rPr>
+          <w:i w:val="false"/>
+          <w:iCs w:val="false"/>
+          <w:rFonts w:ascii="맑은 고딕" w:cs="맑은 고딕" w:eastAsia="맑은 고딕" w:hAnsi="맑은 고딕"/>
+        </w:rPr>
+        <w:t xml:space="preserve">(솔로 유치업자 감당 불가).</w:t>
+      </w:r>
+    </w:p>
+    <w:p>
+      <w:pPr>
+        <w:spacing w:after="40"/>
+      </w:pPr>
+    </w:p>
+    <w:p>
+      <w:pPr>
+        <w:spacing w:after="40"/>
+      </w:pPr>
       <w:r>
         <w:rPr>
           <w:b/>
           <w:bCs/>
           <w:rFonts w:ascii="맑은 고딕" w:cs="맑은 고딕" w:eastAsia="맑은 고딕" w:hAnsi="맑은 고딕"/>
         </w:rPr>
-        <w:t xml:space="preserve">재정책임 동의서(financial responsibility form)</w:t>
-      </w:r>
-      <w:r>
-        <w:rPr>
-          <w:rFonts w:ascii="맑은 고딕" w:cs="맑은 고딕" w:eastAsia="맑은 고딕" w:hAnsi="맑은 고딕"/>
-        </w:rPr>
-        <w:t xml:space="preserve"> 서명 — "보험사 미지급 시 본인 부담". 비보장분(자기부담·동반자·비보장 항목)은 </w:t>
+        <w:t xml:space="preserve">진짜 방패 (앞단 — 치료 전/중):</w:t>
+      </w:r>
+    </w:p>
+    <w:p>
+      <w:pPr>
+        <w:spacing w:after="20"/>
+      </w:pPr>
+      <w:r>
+        <w:rPr>
+          <w:rFonts w:ascii="맑은 고딕" w:cs="맑은 고딕" w:eastAsia="맑은 고딕" w:hAnsi="맑은 고딕"/>
+        </w:rPr>
+        <w:t xml:space="preserve">1. </w:t>
       </w:r>
       <w:r>
         <w:rPr>
@@ -9443,24 +9446,13 @@
           <w:bCs/>
           <w:rFonts w:ascii="맑은 고딕" w:cs="맑은 고딕" w:eastAsia="맑은 고딕" w:hAnsi="맑은 고딕"/>
         </w:rPr>
-        <w:t xml:space="preserve">환자 선수금/카드 등록</w:t>
-      </w:r>
-      <w:r>
-        <w:rPr>
-          <w:rFonts w:ascii="맑은 고딕" w:cs="맑은 고딕" w:eastAsia="맑은 고딕" w:hAnsi="맑은 고딕"/>
-        </w:rPr>
-        <w:t xml:space="preserve">. → 보험사가 딴소리해도 병원엔 지불 주체가 남음.</w:t>
-      </w:r>
-    </w:p>
-    <w:p>
-      <w:pPr>
-        <w:spacing w:after="20"/>
-      </w:pPr>
-      <w:r>
-        <w:rPr>
-          <w:rFonts w:ascii="맑은 고딕" w:cs="맑은 고딕" w:eastAsia="맑은 고딕" w:hAnsi="맑은 고딕"/>
-        </w:rPr>
-        <w:t xml:space="preserve">2. </w:t>
+        <w:t xml:space="preserve">상대 검증 먼저</w:t>
+      </w:r>
+      <w:r>
+        <w:rPr>
+          <w:rFonts w:ascii="맑은 고딕" w:cs="맑은 고딕" w:eastAsia="맑은 고딕" w:hAnsi="맑은 고딕"/>
+        </w:rPr>
+        <w:t xml:space="preserve">: 보험사/어시스턴스사 신뢰도 확인. </w:t>
       </w:r>
       <w:r>
         <w:rPr>
@@ -9468,13 +9460,13 @@
           <w:bCs/>
           <w:rFonts w:ascii="맑은 고딕" w:cs="맑은 고딕" w:eastAsia="맑은 고딕" w:hAnsi="맑은 고딕"/>
         </w:rPr>
-        <w:t xml:space="preserve">GOP는 "상세 승인서"로</w:t>
-      </w:r>
-      <w:r>
-        <w:rPr>
-          <w:rFonts w:ascii="맑은 고딕" w:cs="맑은 고딕" w:eastAsia="맑은 고딕" w:hAnsi="맑은 고딕"/>
-        </w:rPr>
-        <w:t xml:space="preserve">: 보장항목·상한액·유효기간·통화·제외항목·</w:t>
+        <w:t xml:space="preserve">Madanes/МСР는 Swiss Re·Allianz 등 재보험이 걸려 상대적 신뢰</w:t>
+      </w:r>
+      <w:r>
+        <w:rPr>
+          <w:rFonts w:ascii="맑은 고딕" w:cs="맑은 고딕" w:eastAsia="맑은 고딕" w:hAnsi="맑은 고딕"/>
+        </w:rPr>
+        <w:t xml:space="preserve"> + 치료 조직이 본업이라 대체로 신속지급. GOP를 </w:t>
       </w:r>
       <w:r>
         <w:rPr>
@@ -9482,13 +9474,13 @@
           <w:bCs/>
           <w:rFonts w:ascii="맑은 고딕" w:cs="맑은 고딕" w:eastAsia="맑은 고딕" w:hAnsi="맑은 고딕"/>
         </w:rPr>
-        <w:t xml:space="preserve">지불기한(net days)</w:t>
-      </w:r>
-      <w:r>
-        <w:rPr>
-          <w:rFonts w:ascii="맑은 고딕" w:cs="맑은 고딕" w:eastAsia="맑은 고딕" w:hAnsi="맑은 고딕"/>
-        </w:rPr>
-        <w:t xml:space="preserve">·청구처·사전승인 요건 명시. 모호한 한 줄 GOP 거절.</w:t>
+        <w:t xml:space="preserve">보험사에 직접 확인</w:t>
+      </w:r>
+      <w:r>
+        <w:rPr>
+          <w:rFonts w:ascii="맑은 고딕" w:cs="맑은 고딕" w:eastAsia="맑은 고딕" w:hAnsi="맑은 고딕"/>
+        </w:rPr>
+        <w:t xml:space="preserve">(진위·보장범위·한도·유효기간). 정체불명 직판 보험사 = 파일럿부터.</w:t>
       </w:r>
     </w:p>
     <w:p>
@@ -9499,7 +9491,7 @@
         <w:rPr>
           <w:rFonts w:ascii="맑은 고딕" w:cs="맑은 고딕" w:eastAsia="맑은 고딕" w:hAnsi="맑은 고딕"/>
         </w:rPr>
-        <w:t xml:space="preserve">3. </w:t>
+        <w:t xml:space="preserve">2. </w:t>
       </w:r>
       <w:r>
         <w:rPr>
@@ -9507,24 +9499,13 @@
           <w:bCs/>
           <w:rFonts w:ascii="맑은 고딕" w:cs="맑은 고딕" w:eastAsia="맑은 고딕" w:hAnsi="맑은 고딕"/>
         </w:rPr>
-        <w:t xml:space="preserve">서면 사전승인(pre-auth) 후 집행</w:t>
-      </w:r>
-      <w:r>
-        <w:rPr>
-          <w:rFonts w:ascii="맑은 고딕" w:cs="맑은 고딕" w:eastAsia="맑은 고딕" w:hAnsi="맑은 고딕"/>
-        </w:rPr>
-        <w:t xml:space="preserve">: GOP 범위 밖(추가검사·합병증·업그레이드·동반자) = 별도 승인 or 환자 자비. "승인 안 한 항목" 거절 원천봉쇄.</w:t>
-      </w:r>
-    </w:p>
-    <w:p>
-      <w:pPr>
-        <w:spacing w:after="20"/>
-      </w:pPr>
-      <w:r>
-        <w:rPr>
-          <w:rFonts w:ascii="맑은 고딕" w:cs="맑은 고딕" w:eastAsia="맑은 고딕" w:hAnsi="맑은 고딕"/>
-        </w:rPr>
-        <w:t xml:space="preserve">4. </w:t>
+        <w:t xml:space="preserve">단계적 청구 (가장 중요)</w:t>
+      </w:r>
+      <w:r>
+        <w:rPr>
+          <w:rFonts w:ascii="맑은 고딕" w:cs="맑은 고딕" w:eastAsia="맑은 고딕" w:hAnsi="맑은 고딕"/>
+        </w:rPr>
+        <w:t xml:space="preserve">: 고액 치료 전에 </w:t>
       </w:r>
       <w:r>
         <w:rPr>
@@ -9532,13 +9513,13 @@
           <w:bCs/>
           <w:rFonts w:ascii="맑은 고딕" w:cs="맑은 고딕" w:eastAsia="맑은 고딕" w:hAnsi="맑은 고딕"/>
         </w:rPr>
-        <w:t xml:space="preserve">고액치료 단계화</w:t>
-      </w:r>
-      <w:r>
-        <w:rPr>
-          <w:rFonts w:ascii="맑은 고딕" w:cs="맑은 고딕" w:eastAsia="맑은 고딕" w:hAnsi="맑은 고딕"/>
-        </w:rPr>
-        <w:t xml:space="preserve">: GOP 범위 확정 전 전체 고액 치료 선집행 금지(진단→승인확인→치료 게이트).</w:t>
+        <w:t xml:space="preserve">1차 승인·1차 지급을 확인</w:t>
+      </w:r>
+      <w:r>
+        <w:rPr>
+          <w:rFonts w:ascii="맑은 고딕" w:cs="맑은 고딕" w:eastAsia="맑은 고딕" w:hAnsi="맑은 고딕"/>
+        </w:rPr>
+        <w:t xml:space="preserve">하고 다음 단계로. 통째로 큰 신용을 주지 않아 떼여도 손실 제한.</w:t>
       </w:r>
     </w:p>
     <w:p>
@@ -9549,7 +9530,7 @@
         <w:rPr>
           <w:rFonts w:ascii="맑은 고딕" w:cs="맑은 고딕" w:eastAsia="맑은 고딕" w:hAnsi="맑은 고딕"/>
         </w:rPr>
-        <w:t xml:space="preserve">5. </w:t>
+        <w:t xml:space="preserve">3. </w:t>
       </w:r>
       <w:r>
         <w:rPr>
@@ -9557,13 +9538,24 @@
           <w:bCs/>
           <w:rFonts w:ascii="맑은 고딕" w:cs="맑은 고딕" w:eastAsia="맑은 고딕" w:hAnsi="맑은 고딕"/>
         </w:rPr>
-        <w:t xml:space="preserve">현금흐름 분리</w:t>
-      </w:r>
-      <w:r>
-        <w:rPr>
-          <w:rFonts w:ascii="맑은 고딕" w:cs="맑은 고딕" w:eastAsia="맑은 고딕" w:hAnsi="맑은 고딕"/>
-        </w:rPr>
-        <w:t xml:space="preserve">: 우리 유치수수료는 </w:t>
+        <w:t xml:space="preserve">병원(이대서울 IPD)이 청구 관계·레버리지 보유</w:t>
+      </w:r>
+      <w:r>
+        <w:rPr>
+          <w:rFonts w:ascii="맑은 고딕" w:cs="맑은 고딕" w:eastAsia="맑은 고딕" w:hAnsi="맑은 고딕"/>
+        </w:rPr>
+        <w:t xml:space="preserve">: 대학병원 IPD는 외국 보험사 청구를 상시 수행 → 신용 리스크는 병원이 지고(IPD 업무), 우리(유치업자)는 안 짐.</w:t>
+      </w:r>
+    </w:p>
+    <w:p>
+      <w:pPr>
+        <w:spacing w:after="20"/>
+      </w:pPr>
+      <w:r>
+        <w:rPr>
+          <w:rFonts w:ascii="맑은 고딕" w:cs="맑은 고딕" w:eastAsia="맑은 고딕" w:hAnsi="맑은 고딕"/>
+        </w:rPr>
+        <w:t xml:space="preserve">4. </w:t>
       </w:r>
       <w:r>
         <w:rPr>
@@ -9571,24 +9563,13 @@
           <w:bCs/>
           <w:rFonts w:ascii="맑은 고딕" w:cs="맑은 고딕" w:eastAsia="맑은 고딕" w:hAnsi="맑은 고딕"/>
         </w:rPr>
-        <w:t xml:space="preserve">병원→본로이 B2B</w:t>
-      </w:r>
-      <w:r>
-        <w:rPr>
-          <w:rFonts w:ascii="맑은 고딕" w:cs="맑은 고딕" w:eastAsia="맑은 고딕" w:hAnsi="맑은 고딕"/>
-        </w:rPr>
-        <w:t xml:space="preserve">(보험사 정산 성패와 무관). 결제 허브=카자흐스탄. 보험사 지불 사이클(60~120일)에 우리 매출·병원 수납이 인질 안 되게.</w:t>
-      </w:r>
-    </w:p>
-    <w:p>
-      <w:pPr>
-        <w:spacing w:after="20"/>
-      </w:pPr>
-      <w:r>
-        <w:rPr>
-          <w:rFonts w:ascii="맑은 고딕" w:cs="맑은 고딕" w:eastAsia="맑은 고딕" w:hAnsi="맑은 고딕"/>
-        </w:rPr>
-        <w:t xml:space="preserve">6. </w:t>
+        <w:t xml:space="preserve">GOP는 "상세 승인서"로</w:t>
+      </w:r>
+      <w:r>
+        <w:rPr>
+          <w:rFonts w:ascii="맑은 고딕" w:cs="맑은 고딕" w:eastAsia="맑은 고딕" w:hAnsi="맑은 고딕"/>
+        </w:rPr>
+        <w:t xml:space="preserve">: 보장항목·상한액·유효기간·통화·제외항목·</w:t>
       </w:r>
       <w:r>
         <w:rPr>
@@ -9596,13 +9577,24 @@
           <w:bCs/>
           <w:rFonts w:ascii="맑은 고딕" w:cs="맑은 고딕" w:eastAsia="맑은 고딕" w:hAnsi="맑은 고딕"/>
         </w:rPr>
-        <w:t xml:space="preserve">부분지급·지연 대응 절차</w:t>
-      </w:r>
-      <w:r>
-        <w:rPr>
-          <w:rFonts w:ascii="맑은 고딕" w:cs="맑은 고딕" w:eastAsia="맑은 고딕" w:hAnsi="맑은 고딕"/>
-        </w:rPr>
-        <w:t xml:space="preserve">: 항목별 청구서+진료기록으로 근거 무장 → 에스컬레이션 연락처·기한 설정 → 미수금 aging 관리 → 기한 초과 시 </w:t>
+        <w:t xml:space="preserve">지불기한(net days)</w:t>
+      </w:r>
+      <w:r>
+        <w:rPr>
+          <w:rFonts w:ascii="맑은 고딕" w:cs="맑은 고딕" w:eastAsia="맑은 고딕" w:hAnsi="맑은 고딕"/>
+        </w:rPr>
+        <w:t xml:space="preserve">·청구처·사전승인 요건 명시. 모호한 한 줄 GOP 거절.</w:t>
+      </w:r>
+    </w:p>
+    <w:p>
+      <w:pPr>
+        <w:spacing w:after="20"/>
+      </w:pPr>
+      <w:r>
+        <w:rPr>
+          <w:rFonts w:ascii="맑은 고딕" w:cs="맑은 고딕" w:eastAsia="맑은 고딕" w:hAnsi="맑은 고딕"/>
+        </w:rPr>
+        <w:t xml:space="preserve">5. </w:t>
       </w:r>
       <w:r>
         <w:rPr>
@@ -9610,38 +9602,31 @@
           <w:bCs/>
           <w:rFonts w:ascii="맑은 고딕" w:cs="맑은 고딕" w:eastAsia="맑은 고딕" w:hAnsi="맑은 고딕"/>
         </w:rPr>
-        <w:t xml:space="preserve">환자 백스톱 발동</w:t>
-      </w:r>
-      <w:r>
-        <w:rPr>
-          <w:rFonts w:ascii="맑은 고딕" w:cs="맑은 고딕" w:eastAsia="맑은 고딕" w:hAnsi="맑은 고딕"/>
-        </w:rPr>
-        <w:t xml:space="preserve">.</w:t>
-      </w:r>
-    </w:p>
-    <w:p>
-      <w:pPr>
-        <w:spacing w:after="20"/>
-      </w:pPr>
-      <w:r>
-        <w:rPr>
-          <w:rFonts w:ascii="맑은 고딕" w:cs="맑은 고딕" w:eastAsia="맑은 고딕" w:hAnsi="맑은 고딕"/>
-        </w:rPr>
-        <w:t xml:space="preserve">7. </w:t>
-      </w:r>
+        <w:t xml:space="preserve">서면 사전승인(pre-auth) 후 집행</w:t>
+      </w:r>
+      <w:r>
+        <w:rPr>
+          <w:rFonts w:ascii="맑은 고딕" w:cs="맑은 고딕" w:eastAsia="맑은 고딕" w:hAnsi="맑은 고딕"/>
+        </w:rPr>
+        <w:t xml:space="preserve">: GOP 범위 밖 항목 = 별도 승인 or 환자 자비. "승인 안 한 항목" 거절 원천봉쇄.</w:t>
+      </w:r>
+    </w:p>
+    <w:p>
+      <w:pPr>
+        <w:spacing w:after="40"/>
+      </w:pPr>
+    </w:p>
+    <w:p>
+      <w:pPr>
+        <w:spacing w:after="40"/>
+      </w:pPr>
       <w:r>
         <w:rPr>
           <w:b/>
           <w:bCs/>
           <w:rFonts w:ascii="맑은 고딕" w:cs="맑은 고딕" w:eastAsia="맑은 고딕" w:hAnsi="맑은 고딕"/>
         </w:rPr>
-        <w:t xml:space="preserve">보험사 신뢰 등급 + 파일럿</w:t>
-      </w:r>
-      <w:r>
-        <w:rPr>
-          <w:rFonts w:ascii="맑은 고딕" w:cs="맑은 고딕" w:eastAsia="맑은 고딕" w:hAnsi="맑은 고딕"/>
-        </w:rPr>
-        <w:t xml:space="preserve">: 신규 보험사는 소액/단순 케이스로 지불 행태 관찰 → 검증 시 완화, 상습 지연 시 조건 강화·거래 중단.</w:t>
+        <w:t xml:space="preserve">보조 방패 (환자 — 작고 당연한 부분만):</w:t>
       </w:r>
     </w:p>
     <w:p>
@@ -9652,7 +9637,7 @@
         <w:rPr>
           <w:rFonts w:ascii="맑은 고딕" w:cs="맑은 고딕" w:eastAsia="맑은 고딕" w:hAnsi="맑은 고딕"/>
         </w:rPr>
-        <w:t xml:space="preserve">8. </w:t>
+        <w:t xml:space="preserve">6. </w:t>
       </w:r>
       <w:r>
         <w:rPr>
@@ -9660,13 +9645,13 @@
           <w:bCs/>
           <w:rFonts w:ascii="맑은 고딕" w:cs="맑은 고딕" w:eastAsia="맑은 고딕" w:hAnsi="맑은 고딕"/>
         </w:rPr>
-        <w:t xml:space="preserve">🔴 이대서울병원 국제의료사업팀 프로세스에 정렬</w:t>
-      </w:r>
-      <w:r>
-        <w:rPr>
-          <w:rFonts w:ascii="맑은 고딕" w:cs="맑은 고딕" w:eastAsia="맑은 고딕" w:hAnsi="맑은 고딕"/>
-        </w:rPr>
-        <w:t xml:space="preserve">: 대학병원 IPD는 외국 보험사 GOP 청구를 이미 수행 → 그들의 검증된 청구·정산·클레임 SOP를 배우고 우리 절차를 거기 맞춘다(2026-07-15 미팅이 그 시작). </w:t>
+        <w:t xml:space="preserve">환자 선수금 = 자기부담·비보장 추가항목만</w:t>
+      </w:r>
+      <w:r>
+        <w:rPr>
+          <w:rFonts w:ascii="맑은 고딕" w:cs="맑은 고딕" w:eastAsia="맑은 고딕" w:hAnsi="맑은 고딕"/>
+        </w:rPr>
+        <w:t xml:space="preserve">: deductible·동반자 숙박·업그레이드 등 </w:t>
       </w:r>
       <w:r>
         <w:rPr>
@@ -9674,18 +9659,13 @@
           <w:bCs/>
           <w:rFonts w:ascii="맑은 고딕" w:cs="맑은 고딕" w:eastAsia="맑은 고딕" w:hAnsi="맑은 고딕"/>
         </w:rPr>
-        <w:t xml:space="preserve">🔴 재정책임 동의서 양식·GOP 체크리스트를 이대서울 IPD 것 기반으로 확보.</w:t>
-      </w:r>
-    </w:p>
-    <w:p>
-      <w:pPr>
-        <w:spacing w:after="20"/>
-      </w:pPr>
-      <w:r>
-        <w:rPr>
-          <w:rFonts w:ascii="맑은 고딕" w:cs="맑은 고딕" w:eastAsia="맑은 고딕" w:hAnsi="맑은 고딕"/>
-        </w:rPr>
-        <w:t xml:space="preserve">9. </w:t>
+        <w:t xml:space="preserve">어느 보험에나 있는 작은 부분</w:t>
+      </w:r>
+      <w:r>
+        <w:rPr>
+          <w:rFonts w:ascii="맑은 고딕" w:cs="맑은 고딕" w:eastAsia="맑은 고딕" w:hAnsi="맑은 고딕"/>
+        </w:rPr>
+        <w:t xml:space="preserve">만 선수금/카드로. 큰 치료비 리스크를 환자에게 지우지 않음. 재정책임 서명도 </w:t>
       </w:r>
       <w:r>
         <w:rPr>
@@ -9693,13 +9673,188 @@
           <w:bCs/>
           <w:rFonts w:ascii="맑은 고딕" w:cs="맑은 고딕" w:eastAsia="맑은 고딕" w:hAnsi="맑은 고딕"/>
         </w:rPr>
+        <w:t xml:space="preserve">"본인이 요청한 비보장 항목 한정"</w:t>
+      </w:r>
+      <w:r>
+        <w:rPr>
+          <w:rFonts w:ascii="맑은 고딕" w:cs="맑은 고딕" w:eastAsia="맑은 고딕" w:hAnsi="맑은 고딕"/>
+        </w:rPr>
+        <w:t xml:space="preserve">으로 좁혀야 환자가 서명함.</w:t>
+      </w:r>
+    </w:p>
+    <w:p>
+      <w:pPr>
+        <w:spacing w:after="40"/>
+      </w:pPr>
+    </w:p>
+    <w:p>
+      <w:pPr>
+        <w:spacing w:after="40"/>
+      </w:pPr>
+      <w:r>
+        <w:rPr>
+          <w:b/>
+          <w:bCs/>
+          <w:rFonts w:ascii="맑은 고딕" w:cs="맑은 고딕" w:eastAsia="맑은 고딕" w:hAnsi="맑은 고딕"/>
+        </w:rPr>
+        <w:t xml:space="preserve">우리 현금흐름 보호:</w:t>
+      </w:r>
+    </w:p>
+    <w:p>
+      <w:pPr>
+        <w:spacing w:after="20"/>
+      </w:pPr>
+      <w:r>
+        <w:rPr>
+          <w:rFonts w:ascii="맑은 고딕" w:cs="맑은 고딕" w:eastAsia="맑은 고딕" w:hAnsi="맑은 고딕"/>
+        </w:rPr>
+        <w:t xml:space="preserve">7. </w:t>
+      </w:r>
+      <w:r>
+        <w:rPr>
+          <w:b/>
+          <w:bCs/>
+          <w:rFonts w:ascii="맑은 고딕" w:cs="맑은 고딕" w:eastAsia="맑은 고딕" w:hAnsi="맑은 고딕"/>
+        </w:rPr>
+        <w:t xml:space="preserve">수수료-보험정산 분리</w:t>
+      </w:r>
+      <w:r>
+        <w:rPr>
+          <w:rFonts w:ascii="맑은 고딕" w:cs="맑은 고딕" w:eastAsia="맑은 고딕" w:hAnsi="맑은 고딕"/>
+        </w:rPr>
+        <w:t xml:space="preserve">: 우리 유치수수료는 </w:t>
+      </w:r>
+      <w:r>
+        <w:rPr>
+          <w:b/>
+          <w:bCs/>
+          <w:rFonts w:ascii="맑은 고딕" w:cs="맑은 고딕" w:eastAsia="맑은 고딕" w:hAnsi="맑은 고딕"/>
+        </w:rPr>
+        <w:t xml:space="preserve">병원→본로이 B2B</w:t>
+      </w:r>
+      <w:r>
+        <w:rPr>
+          <w:rFonts w:ascii="맑은 고딕" w:cs="맑은 고딕" w:eastAsia="맑은 고딕" w:hAnsi="맑은 고딕"/>
+        </w:rPr>
+        <w:t xml:space="preserve">(보험사 정산 성패와 무관). 결제 허브=카자흐스탄. 보험사 지불 사이클(60~120일)에 우리 매출이 인질 안 되게.</w:t>
+      </w:r>
+    </w:p>
+    <w:p>
+      <w:pPr>
+        <w:spacing w:after="20"/>
+      </w:pPr>
+      <w:r>
+        <w:rPr>
+          <w:rFonts w:ascii="맑은 고딕" w:cs="맑은 고딕" w:eastAsia="맑은 고딕" w:hAnsi="맑은 고딕"/>
+        </w:rPr>
+        <w:t xml:space="preserve">8. </w:t>
+      </w:r>
+      <w:r>
+        <w:rPr>
+          <w:b/>
+          <w:bCs/>
+          <w:rFonts w:ascii="맑은 고딕" w:cs="맑은 고딕" w:eastAsia="맑은 고딕" w:hAnsi="맑은 고딕"/>
+        </w:rPr>
+        <w:t xml:space="preserve">부분지급·지연 대응</w:t>
+      </w:r>
+      <w:r>
+        <w:rPr>
+          <w:rFonts w:ascii="맑은 고딕" w:cs="맑은 고딕" w:eastAsia="맑은 고딕" w:hAnsi="맑은 고딕"/>
+        </w:rPr>
+        <w:t xml:space="preserve">: 항목별 청구서+진료기록으로 근거 무장 → 에스컬레이션 연락처·기한 → 미수금 aging 관리. (주 수금 주체 = 병원 IPD.)</w:t>
+      </w:r>
+    </w:p>
+    <w:p>
+      <w:pPr>
+        <w:spacing w:after="20"/>
+      </w:pPr>
+      <w:r>
+        <w:rPr>
+          <w:rFonts w:ascii="맑은 고딕" w:cs="맑은 고딕" w:eastAsia="맑은 고딕" w:hAnsi="맑은 고딕"/>
+        </w:rPr>
+        <w:t xml:space="preserve">9. </w:t>
+      </w:r>
+      <w:r>
+        <w:rPr>
+          <w:b/>
+          <w:bCs/>
+          <w:rFonts w:ascii="맑은 고딕" w:cs="맑은 고딕" w:eastAsia="맑은 고딕" w:hAnsi="맑은 고딕"/>
+        </w:rPr>
+        <w:t xml:space="preserve">보험사 신뢰 등급</w:t>
+      </w:r>
+      <w:r>
+        <w:rPr>
+          <w:rFonts w:ascii="맑은 고딕" w:cs="맑은 고딕" w:eastAsia="맑은 고딕" w:hAnsi="맑은 고딕"/>
+        </w:rPr>
+        <w:t xml:space="preserve">: 신규는 소액/단순 케이스로 지불 행태 관찰 → 검증 시 완화, 상습 지연 시 조건 강화·거래 중단.</w:t>
+      </w:r>
+    </w:p>
+    <w:p>
+      <w:pPr>
+        <w:spacing w:after="40"/>
+      </w:pPr>
+    </w:p>
+    <w:p>
+      <w:pPr>
+        <w:spacing w:after="40"/>
+      </w:pPr>
+      <w:r>
+        <w:rPr>
+          <w:b/>
+          <w:bCs/>
+          <w:rFonts w:ascii="맑은 고딕" w:cs="맑은 고딕" w:eastAsia="맑은 고딕" w:hAnsi="맑은 고딕"/>
+        </w:rPr>
+        <w:t xml:space="preserve">정렬·계약:</w:t>
+      </w:r>
+    </w:p>
+    <w:p>
+      <w:pPr>
+        <w:spacing w:after="20"/>
+      </w:pPr>
+      <w:r>
+        <w:rPr>
+          <w:rFonts w:ascii="맑은 고딕" w:cs="맑은 고딕" w:eastAsia="맑은 고딕" w:hAnsi="맑은 고딕"/>
+        </w:rPr>
+        <w:t xml:space="preserve">10. </w:t>
+      </w:r>
+      <w:r>
+        <w:rPr>
+          <w:b/>
+          <w:bCs/>
+          <w:rFonts w:ascii="맑은 고딕" w:cs="맑은 고딕" w:eastAsia="맑은 고딕" w:hAnsi="맑은 고딕"/>
+        </w:rPr>
+        <w:t xml:space="preserve">🔴 이대서울병원 국제의료사업팀 프로세스에 정렬</w:t>
+      </w:r>
+      <w:r>
+        <w:rPr>
+          <w:rFonts w:ascii="맑은 고딕" w:cs="맑은 고딕" w:eastAsia="맑은 고딕" w:hAnsi="맑은 고딕"/>
+        </w:rPr>
+        <w:t xml:space="preserve">: 그들의 검증된 청구·정산·클레임 SOP를 배우고 우리를 거기 맞춘다(2026-07-15 미팅이 시작). GOP 체크리스트·재정책임 양식을 IPD 것 기반으로 확보.</w:t>
+      </w:r>
+    </w:p>
+    <w:p>
+      <w:pPr>
+        <w:spacing w:after="20"/>
+      </w:pPr>
+      <w:r>
+        <w:rPr>
+          <w:rFonts w:ascii="맑은 고딕" w:cs="맑은 고딕" w:eastAsia="맑은 고딕" w:hAnsi="맑은 고딕"/>
+        </w:rPr>
+        <w:t xml:space="preserve">11. </w:t>
+      </w:r>
+      <w:r>
+        <w:rPr>
+          <w:b/>
+          <w:bCs/>
+          <w:rFonts w:ascii="맑은 고딕" w:cs="맑은 고딕" w:eastAsia="맑은 고딕" w:hAnsi="맑은 고딕"/>
+        </w:rPr>
         <w:t xml:space="preserve">계약 정산 조항</w:t>
       </w:r>
       <w:r>
         <w:rPr>
           <w:rFonts w:ascii="맑은 고딕" w:cs="맑은 고딕" w:eastAsia="맑은 고딕" w:hAnsi="맑은 고딕"/>
         </w:rPr>
-        <w:t xml:space="preserve">: 보험사/어시스턴스 계약에 지불기한·통화·분쟁해결·지연이자·"치료범위=GOP범위" 명문화(→ docs/marketing/*-partnership-agreement-draft.md에 반영).</w:t>
+        <w:t xml:space="preserve">: 보험사/어시스턴스 계약에 지불기한·통화·분쟁해결·지연이자·"치료범위=GOP범위" 명문화(→ docs/marketing/*-partnership-agreement-draft.md).</w:t>
       </w:r>
     </w:p>
     <w:p>
@@ -10101,7 +10256,49 @@
         <w:rPr>
           <w:rFonts w:ascii="맑은 고딕" w:cs="맑은 고딕" w:eastAsia="맑은 고딕" w:hAnsi="맑은 고딕"/>
         </w:rPr>
-        <w:t xml:space="preserve">하는 리스크. §6.10 신설: 환자 재정책임 백스톱 / GOP 상세화 / 사전승인 / 고액 단계화 / 현금흐름 분리 / 부분지급 대응 / 신뢰등급·파일럿 / 이대서울 IPD 프로세스 정렬 / 계약 정산조항. 병원 대납 약속 금지 원칙 명시.</w:t>
+        <w:t xml:space="preserve">하는 리스크. §6.10 신설. </w:t>
+      </w:r>
+      <w:r>
+        <w:rPr>
+          <w:b/>
+          <w:bCs/>
+          <w:rFonts w:ascii="맑은 고딕" w:cs="맑은 고딕" w:eastAsia="맑은 고딕" w:hAnsi="맑은 고딕"/>
+        </w:rPr>
+        <w:t xml:space="preserve">PO 반론 반영(현실 버전)</w:t>
+      </w:r>
+      <w:r>
+        <w:rPr>
+          <w:rFonts w:ascii="맑은 고딕" w:cs="맑은 고딕" w:eastAsia="맑은 고딕" w:hAnsi="맑은 고딕"/>
+        </w:rPr>
+        <w:t xml:space="preserve">: 국제 환자에게 "미지급 시 전액 본인부담"은 비현실(귀국하면 수금 불가·서명 거부) → 방패를 </w:t>
+      </w:r>
+      <w:r>
+        <w:rPr>
+          <w:b/>
+          <w:bCs/>
+          <w:rFonts w:ascii="맑은 고딕" w:cs="맑은 고딕" w:eastAsia="맑은 고딕" w:hAnsi="맑은 고딕"/>
+        </w:rPr>
+        <w:t xml:space="preserve">앞단(상대검증·단계적 청구·병원 IPD가 청구관계 보유)</w:t>
+      </w:r>
+      <w:r>
+        <w:rPr>
+          <w:rFonts w:ascii="맑은 고딕" w:cs="맑은 고딕" w:eastAsia="맑은 고딕" w:hAnsi="맑은 고딕"/>
+        </w:rPr>
+        <w:t xml:space="preserve"> 중심으로 재편, 환자 선수금은 </w:t>
+      </w:r>
+      <w:r>
+        <w:rPr>
+          <w:b/>
+          <w:bCs/>
+          <w:rFonts w:ascii="맑은 고딕" w:cs="맑은 고딕" w:eastAsia="맑은 고딕" w:hAnsi="맑은 고딕"/>
+        </w:rPr>
+        <w:t xml:space="preserve">자기부담·비보장 소액만</w:t>
+      </w:r>
+      <w:r>
+        <w:rPr>
+          <w:rFonts w:ascii="맑은 고딕" w:cs="맑은 고딕" w:eastAsia="맑은 고딕" w:hAnsi="맑은 고딕"/>
+        </w:rPr>
+        <w:t xml:space="preserve">(보조 방패). 병원 대납 약속 금지 원칙 유지.</w:t>
       </w:r>
     </w:p>
     <w:p>

--- a/coo/04-operations/실환자_운영_SOP_초안.docx
+++ b/coo/04-operations/실환자_운영_SOP_초안.docx
@@ -9330,15 +9330,8 @@
           <w:iCs w:val="false"/>
           <w:rFonts w:ascii="맑은 고딕" w:cs="맑은 고딕" w:eastAsia="맑은 고딕" w:hAnsi="맑은 고딕"/>
         </w:rPr>
-        <w:t xml:space="preserve">: 보험사가 GOP(지불보증서, Guarantee of Payment)를 보내놓고도 "이 핑계 저 핑계"로 정산을 지연·부분지급하는 케이스가 실재(국제의료관광 최다 함정). 러시아 보험사는 제재·송금 리스크까지 겹침.</w:t>
-      </w:r>
-    </w:p>
-    <w:p>
-      <w:pPr>
-        <w:shd w:fill="F3F6F9" w:val="clear"/>
-        <w:spacing w:after="40"/>
-        <w:ind w:left="120"/>
-      </w:pPr>
+        <w:t xml:space="preserve">: GOP(지불보증서)를 받아도 치료 후 지급까지 </w:t>
+      </w:r>
       <w:r>
         <w:rPr>
           <w:b/>
@@ -9347,7 +9340,7 @@
           <w:iCs w:val="false"/>
           <w:rFonts w:ascii="맑은 고딕" w:cs="맑은 고딕" w:eastAsia="맑은 고딕" w:hAnsi="맑은 고딕"/>
         </w:rPr>
-        <w:t xml:space="preserve">핵심 원칙(현실 버전)</w:t>
+        <w:t xml:space="preserve">30일+ 걸리고</w:t>
       </w:r>
       <w:r>
         <w:rPr>
@@ -9355,8 +9348,15 @@
           <w:iCs w:val="false"/>
           <w:rFonts w:ascii="맑은 고딕" w:cs="맑은 고딕" w:eastAsia="맑은 고딕" w:hAnsi="맑은 고딕"/>
         </w:rPr>
-        <w:t xml:space="preserve">: 국제 환자에게 "보험사 미지급 시 네가 다 내"는 비현실적(귀국하면 수금 불가·서명 자체를 거부·유치 실패). 그래서 방패를 </w:t>
-      </w:r>
+        <w:t xml:space="preserve">, "이 핑계 저 핑계"로 부분지급·지연하는 케이스 실재.</w:t>
+      </w:r>
+    </w:p>
+    <w:p>
+      <w:pPr>
+        <w:shd w:fill="F3F6F9" w:val="clear"/>
+        <w:spacing w:after="40"/>
+        <w:ind w:left="120"/>
+      </w:pPr>
       <w:r>
         <w:rPr>
           <w:b/>
@@ -9365,7 +9365,7 @@
           <w:iCs w:val="false"/>
           <w:rFonts w:ascii="맑은 고딕" w:cs="맑은 고딕" w:eastAsia="맑은 고딕" w:hAnsi="맑은 고딕"/>
         </w:rPr>
-        <w:t xml:space="preserve">뒤(수금)가 아니라 앞(사전검증·단계적 청구)에</w:t>
+        <w:t xml:space="preserve">현실 인정</w:t>
       </w:r>
       <w:r>
         <w:rPr>
@@ -9373,7 +9373,7 @@
           <w:iCs w:val="false"/>
           <w:rFonts w:ascii="맑은 고딕" w:cs="맑은 고딕" w:eastAsia="맑은 고딕" w:hAnsi="맑은 고딕"/>
         </w:rPr>
-        <w:t xml:space="preserve"> 둔다. 환자 백스톱은 </w:t>
+        <w:t xml:space="preserve">: ① </w:t>
       </w:r>
       <w:r>
         <w:rPr>
@@ -9383,7 +9383,7 @@
           <w:iCs w:val="false"/>
           <w:rFonts w:ascii="맑은 고딕" w:cs="맑은 고딕" w:eastAsia="맑은 고딕" w:hAnsi="맑은 고딕"/>
         </w:rPr>
-        <w:t xml:space="preserve">작은 보조 방패</w:t>
+        <w:t xml:space="preserve">수술은 쪼갤 수 없다</w:t>
       </w:r>
       <w:r>
         <w:rPr>
@@ -9391,7 +9391,7 @@
           <w:iCs w:val="false"/>
           <w:rFonts w:ascii="맑은 고딕" w:cs="맑은 고딕" w:eastAsia="맑은 고딕" w:hAnsi="맑은 고딕"/>
         </w:rPr>
-        <w:t xml:space="preserve">일 뿐. </w:t>
+        <w:t xml:space="preserve"> — "돈 들어오면 나머지 수술" 같은 건 없다. ② </w:t>
       </w:r>
       <w:r>
         <w:rPr>
@@ -9401,7 +9401,7 @@
           <w:iCs w:val="false"/>
           <w:rFonts w:ascii="맑은 고딕" w:cs="맑은 고딕" w:eastAsia="맑은 고딕" w:hAnsi="맑은 고딕"/>
         </w:rPr>
-        <w:t xml:space="preserve">병원엔 "보험사 미지급 시 우리가 대납" 약속 절대 금지</w:t>
+        <w:t xml:space="preserve">30일+ 지급 지연은 국제 청구의 업계 표준</w:t>
       </w:r>
       <w:r>
         <w:rPr>
@@ -9409,103 +9409,116 @@
           <w:iCs w:val="false"/>
           <w:rFonts w:ascii="맑은 고딕" w:cs="맑은 고딕" w:eastAsia="맑은 고딕" w:hAnsi="맑은 고딕"/>
         </w:rPr>
-        <w:t xml:space="preserve">(솔로 유치업자 감당 불가).</w:t>
-      </w:r>
-    </w:p>
-    <w:p>
-      <w:pPr>
-        <w:spacing w:after="40"/>
-      </w:pPr>
-    </w:p>
-    <w:p>
-      <w:pPr>
-        <w:spacing w:after="40"/>
-      </w:pPr>
+        <w:t xml:space="preserve">이고, 그 외상(신용)은 </w:t>
+      </w:r>
       <w:r>
         <w:rPr>
           <w:b/>
           <w:bCs/>
-          <w:rFonts w:ascii="맑은 고딕" w:cs="맑은 고딕" w:eastAsia="맑은 고딕" w:hAnsi="맑은 고딕"/>
-        </w:rPr>
-        <w:t xml:space="preserve">진짜 방패 (앞단 — 치료 전/중):</w:t>
-      </w:r>
-    </w:p>
-    <w:p>
-      <w:pPr>
-        <w:spacing w:after="20"/>
-      </w:pPr>
-      <w:r>
-        <w:rPr>
-          <w:rFonts w:ascii="맑은 고딕" w:cs="맑은 고딕" w:eastAsia="맑은 고딕" w:hAnsi="맑은 고딕"/>
-        </w:rPr>
-        <w:t xml:space="preserve">1. </w:t>
+          <w:i w:val="false"/>
+          <w:iCs w:val="false"/>
+          <w:rFonts w:ascii="맑은 고딕" w:cs="맑은 고딕" w:eastAsia="맑은 고딕" w:hAnsi="맑은 고딕"/>
+        </w:rPr>
+        <w:t xml:space="preserve">치료하는 병원(이대서울 IPD)이 진다</w:t>
+      </w:r>
+      <w:r>
+        <w:rPr>
+          <w:i w:val="false"/>
+          <w:iCs w:val="false"/>
+          <w:rFonts w:ascii="맑은 고딕" w:cs="맑은 고딕" w:eastAsia="맑은 고딕" w:hAnsi="맑은 고딕"/>
+        </w:rPr>
+        <w:t xml:space="preserve"> — 그게 대학병원 국제의료팀의 사업모델이지 우리가 없앨 수 있는 게 아니다. </w:t>
       </w:r>
       <w:r>
         <w:rPr>
           <w:b/>
           <w:bCs/>
-          <w:rFonts w:ascii="맑은 고딕" w:cs="맑은 고딕" w:eastAsia="맑은 고딕" w:hAnsi="맑은 고딕"/>
-        </w:rPr>
-        <w:t xml:space="preserve">상대 검증 먼저</w:t>
-      </w:r>
-      <w:r>
-        <w:rPr>
-          <w:rFonts w:ascii="맑은 고딕" w:cs="맑은 고딕" w:eastAsia="맑은 고딕" w:hAnsi="맑은 고딕"/>
-        </w:rPr>
-        <w:t xml:space="preserve">: 보험사/어시스턴스사 신뢰도 확인. </w:t>
-      </w:r>
+          <w:i w:val="false"/>
+          <w:iCs w:val="false"/>
+          <w:rFonts w:ascii="맑은 고딕" w:cs="맑은 고딕" w:eastAsia="맑은 고딕" w:hAnsi="맑은 고딕"/>
+        </w:rPr>
+        <w:t xml:space="preserve">우리(유치업자)는 신용을 지지 않고, "미지급 시 대납" 약속도 안 한다.</w:t>
+      </w:r>
+    </w:p>
+    <w:p>
+      <w:pPr>
+        <w:shd w:fill="F3F6F9" w:val="clear"/>
+        <w:spacing w:after="40"/>
+        <w:ind w:left="120"/>
+      </w:pPr>
+      <w:r>
+        <w:rPr>
+          <w:rFonts w:ascii="맑은 고딕" w:cs="맑은 고딕" w:eastAsia="맑은 고딕" w:hAnsi="맑은 고딕"/>
+        </w:rPr>
+      </w:r>
+    </w:p>
+    <w:p>
+      <w:pPr>
+        <w:shd w:fill="F3F6F9" w:val="clear"/>
+        <w:spacing w:after="40"/>
+        <w:ind w:left="120"/>
+      </w:pPr>
       <w:r>
         <w:rPr>
           <w:b/>
           <w:bCs/>
-          <w:rFonts w:ascii="맑은 고딕" w:cs="맑은 고딕" w:eastAsia="맑은 고딕" w:hAnsi="맑은 고딕"/>
-        </w:rPr>
-        <w:t xml:space="preserve">Madanes/МСР는 Swiss Re·Allianz 등 재보험이 걸려 상대적 신뢰</w:t>
-      </w:r>
-      <w:r>
-        <w:rPr>
-          <w:rFonts w:ascii="맑은 고딕" w:cs="맑은 고딕" w:eastAsia="맑은 고딕" w:hAnsi="맑은 고딕"/>
-        </w:rPr>
-        <w:t xml:space="preserve"> + 치료 조직이 본업이라 대체로 신속지급. GOP를 </w:t>
+          <w:i w:val="false"/>
+          <w:iCs w:val="false"/>
+          <w:rFonts w:ascii="맑은 고딕" w:cs="맑은 고딕" w:eastAsia="맑은 고딕" w:hAnsi="맑은 고딕"/>
+        </w:rPr>
+        <w:t xml:space="preserve">핵심 통찰</w:t>
+      </w:r>
+      <w:r>
+        <w:rPr>
+          <w:i w:val="false"/>
+          <w:iCs w:val="false"/>
+          <w:rFonts w:ascii="맑은 고딕" w:cs="맑은 고딕" w:eastAsia="맑은 고딕" w:hAnsi="맑은 고딕"/>
+        </w:rPr>
+        <w:t xml:space="preserve">: 떼이는 건 "아예 안 냄"보다 </w:t>
       </w:r>
       <w:r>
         <w:rPr>
           <w:b/>
           <w:bCs/>
-          <w:rFonts w:ascii="맑은 고딕" w:cs="맑은 고딕" w:eastAsia="맑은 고딕" w:hAnsi="맑은 고딕"/>
-        </w:rPr>
-        <w:t xml:space="preserve">보험사에 직접 확인</w:t>
-      </w:r>
-      <w:r>
-        <w:rPr>
-          <w:rFonts w:ascii="맑은 고딕" w:cs="맑은 고딕" w:eastAsia="맑은 고딕" w:hAnsi="맑은 고딕"/>
-        </w:rPr>
-        <w:t xml:space="preserve">(진위·보장범위·한도·유효기간). 정체불명 직판 보험사 = 파일럿부터.</w:t>
-      </w:r>
-    </w:p>
-    <w:p>
-      <w:pPr>
-        <w:spacing w:after="20"/>
-      </w:pPr>
-      <w:r>
-        <w:rPr>
-          <w:rFonts w:ascii="맑은 고딕" w:cs="맑은 고딕" w:eastAsia="맑은 고딕" w:hAnsi="맑은 고딕"/>
-        </w:rPr>
-        <w:t xml:space="preserve">2. </w:t>
+          <w:i w:val="false"/>
+          <w:iCs w:val="false"/>
+          <w:rFonts w:ascii="맑은 고딕" w:cs="맑은 고딕" w:eastAsia="맑은 고딕" w:hAnsi="맑은 고딕"/>
+        </w:rPr>
+        <w:t xml:space="preserve">"거절·부분지급"이 대부분</w:t>
+      </w:r>
+      <w:r>
+        <w:rPr>
+          <w:i w:val="false"/>
+          <w:iCs w:val="false"/>
+          <w:rFonts w:ascii="맑은 고딕" w:cs="맑은 고딕" w:eastAsia="맑은 고딕" w:hAnsi="맑은 고딕"/>
+        </w:rPr>
+        <w:t xml:space="preserve">이고, 원인은 딱 3개 — ①정체불명 보험사 ②승인범위 초과 치료 ③청구서류 미비. → 리스크 관리 = </w:t>
       </w:r>
       <w:r>
         <w:rPr>
           <w:b/>
           <w:bCs/>
-          <w:rFonts w:ascii="맑은 고딕" w:cs="맑은 고딕" w:eastAsia="맑은 고딕" w:hAnsi="맑은 고딕"/>
-        </w:rPr>
-        <w:t xml:space="preserve">단계적 청구 (가장 중요)</w:t>
-      </w:r>
-      <w:r>
-        <w:rPr>
-          <w:rFonts w:ascii="맑은 고딕" w:cs="맑은 고딕" w:eastAsia="맑은 고딕" w:hAnsi="맑은 고딕"/>
-        </w:rPr>
-        <w:t xml:space="preserve">: 고액 치료 전에 </w:t>
+          <w:i w:val="false"/>
+          <w:iCs w:val="false"/>
+          <w:rFonts w:ascii="맑은 고딕" w:cs="맑은 고딕" w:eastAsia="맑은 고딕" w:hAnsi="맑은 고딕"/>
+        </w:rPr>
+        <w:t xml:space="preserve">수술을 쪼개는 게 아니라 이 3개를 앞에서 막아 "청구를 못 깎게" 만드는 것.</w:t>
+      </w:r>
+    </w:p>
+    <w:p>
+      <w:pPr>
+        <w:spacing w:after="40"/>
+      </w:pPr>
+    </w:p>
+    <w:p>
+      <w:pPr>
+        <w:spacing w:after="20"/>
+      </w:pPr>
+      <w:r>
+        <w:rPr>
+          <w:rFonts w:ascii="맑은 고딕" w:cs="맑은 고딕" w:eastAsia="맑은 고딕" w:hAnsi="맑은 고딕"/>
+        </w:rPr>
+        <w:t xml:space="preserve">1. </w:t>
       </w:r>
       <w:r>
         <w:rPr>
@@ -9513,24 +9526,13 @@
           <w:bCs/>
           <w:rFonts w:ascii="맑은 고딕" w:cs="맑은 고딕" w:eastAsia="맑은 고딕" w:hAnsi="맑은 고딕"/>
         </w:rPr>
-        <w:t xml:space="preserve">1차 승인·1차 지급을 확인</w:t>
-      </w:r>
-      <w:r>
-        <w:rPr>
-          <w:rFonts w:ascii="맑은 고딕" w:cs="맑은 고딕" w:eastAsia="맑은 고딕" w:hAnsi="맑은 고딕"/>
-        </w:rPr>
-        <w:t xml:space="preserve">하고 다음 단계로. 통째로 큰 신용을 주지 않아 떼여도 손실 제한.</w:t>
-      </w:r>
-    </w:p>
-    <w:p>
-      <w:pPr>
-        <w:spacing w:after="20"/>
-      </w:pPr>
-      <w:r>
-        <w:rPr>
-          <w:rFonts w:ascii="맑은 고딕" w:cs="맑은 고딕" w:eastAsia="맑은 고딕" w:hAnsi="맑은 고딕"/>
-        </w:rPr>
-        <w:t xml:space="preserve">3. </w:t>
+        <w:t xml:space="preserve">믿을 수 있는 상대만</w:t>
+      </w:r>
+      <w:r>
+        <w:rPr>
+          <w:rFonts w:ascii="맑은 고딕" w:cs="맑은 고딕" w:eastAsia="맑은 고딕" w:hAnsi="맑은 고딕"/>
+        </w:rPr>
+        <w:t xml:space="preserve">: 재보험 걸린 어시스턴스사(</w:t>
       </w:r>
       <w:r>
         <w:rPr>
@@ -9538,24 +9540,13 @@
           <w:bCs/>
           <w:rFonts w:ascii="맑은 고딕" w:cs="맑은 고딕" w:eastAsia="맑은 고딕" w:hAnsi="맑은 고딕"/>
         </w:rPr>
-        <w:t xml:space="preserve">병원(이대서울 IPD)이 청구 관계·레버리지 보유</w:t>
-      </w:r>
-      <w:r>
-        <w:rPr>
-          <w:rFonts w:ascii="맑은 고딕" w:cs="맑은 고딕" w:eastAsia="맑은 고딕" w:hAnsi="맑은 고딕"/>
-        </w:rPr>
-        <w:t xml:space="preserve">: 대학병원 IPD는 외국 보험사 청구를 상시 수행 → 신용 리스크는 병원이 지고(IPD 업무), 우리(유치업자)는 안 짐.</w:t>
-      </w:r>
-    </w:p>
-    <w:p>
-      <w:pPr>
-        <w:spacing w:after="20"/>
-      </w:pPr>
-      <w:r>
-        <w:rPr>
-          <w:rFonts w:ascii="맑은 고딕" w:cs="맑은 고딕" w:eastAsia="맑은 고딕" w:hAnsi="맑은 고딕"/>
-        </w:rPr>
-        <w:t xml:space="preserve">4. </w:t>
+        <w:t xml:space="preserve">Madanes/МСР = Swiss Re·Allianz</w:t>
+      </w:r>
+      <w:r>
+        <w:rPr>
+          <w:rFonts w:ascii="맑은 고딕" w:cs="맑은 고딕" w:eastAsia="맑은 고딕" w:hAnsi="맑은 고딕"/>
+        </w:rPr>
+        <w:t xml:space="preserve"> 재보험 + 치료 조직이 본업)만. 치료 전 </w:t>
       </w:r>
       <w:r>
         <w:rPr>
@@ -9563,13 +9554,24 @@
           <w:bCs/>
           <w:rFonts w:ascii="맑은 고딕" w:cs="맑은 고딕" w:eastAsia="맑은 고딕" w:hAnsi="맑은 고딕"/>
         </w:rPr>
-        <w:t xml:space="preserve">GOP는 "상세 승인서"로</w:t>
-      </w:r>
-      <w:r>
-        <w:rPr>
-          <w:rFonts w:ascii="맑은 고딕" w:cs="맑은 고딕" w:eastAsia="맑은 고딕" w:hAnsi="맑은 고딕"/>
-        </w:rPr>
-        <w:t xml:space="preserve">: 보장항목·상한액·유효기간·통화·제외항목·</w:t>
+        <w:t xml:space="preserve">GOP 진위·보장범위·한도·유효기간을 보험사에 직접 확인.</w:t>
+      </w:r>
+      <w:r>
+        <w:rPr>
+          <w:rFonts w:ascii="맑은 고딕" w:cs="맑은 고딕" w:eastAsia="맑은 고딕" w:hAnsi="맑은 고딕"/>
+        </w:rPr>
+        <w:t xml:space="preserve"> 정체불명 직판 보험사 = 파일럿/선입금부터.</w:t>
+      </w:r>
+    </w:p>
+    <w:p>
+      <w:pPr>
+        <w:spacing w:after="20"/>
+      </w:pPr>
+      <w:r>
+        <w:rPr>
+          <w:rFonts w:ascii="맑은 고딕" w:cs="맑은 고딕" w:eastAsia="맑은 고딕" w:hAnsi="맑은 고딕"/>
+        </w:rPr>
+        <w:t xml:space="preserve">2. </w:t>
       </w:r>
       <w:r>
         <w:rPr>
@@ -9577,24 +9579,13 @@
           <w:bCs/>
           <w:rFonts w:ascii="맑은 고딕" w:cs="맑은 고딕" w:eastAsia="맑은 고딕" w:hAnsi="맑은 고딕"/>
         </w:rPr>
-        <w:t xml:space="preserve">지불기한(net days)</w:t>
-      </w:r>
-      <w:r>
-        <w:rPr>
-          <w:rFonts w:ascii="맑은 고딕" w:cs="맑은 고딕" w:eastAsia="맑은 고딕" w:hAnsi="맑은 고딕"/>
-        </w:rPr>
-        <w:t xml:space="preserve">·청구처·사전승인 요건 명시. 모호한 한 줄 GOP 거절.</w:t>
-      </w:r>
-    </w:p>
-    <w:p>
-      <w:pPr>
-        <w:spacing w:after="20"/>
-      </w:pPr>
-      <w:r>
-        <w:rPr>
-          <w:rFonts w:ascii="맑은 고딕" w:cs="맑은 고딕" w:eastAsia="맑은 고딕" w:hAnsi="맑은 고딕"/>
-        </w:rPr>
-        <w:t xml:space="preserve">5. </w:t>
+        <w:t xml:space="preserve">청구를 못 깎게 만든다 (가장 중요)</w:t>
+      </w:r>
+      <w:r>
+        <w:rPr>
+          <w:rFonts w:ascii="맑은 고딕" w:cs="맑은 고딕" w:eastAsia="맑은 고딕" w:hAnsi="맑은 고딕"/>
+        </w:rPr>
+        <w:t xml:space="preserve">: 정밀 사전승인(무엇을 얼마까지) + </w:t>
       </w:r>
       <w:r>
         <w:rPr>
@@ -9602,42 +9593,38 @@
           <w:bCs/>
           <w:rFonts w:ascii="맑은 고딕" w:cs="맑은 고딕" w:eastAsia="맑은 고딕" w:hAnsi="맑은 고딕"/>
         </w:rPr>
-        <w:t xml:space="preserve">서면 사전승인(pre-auth) 후 집행</w:t>
-      </w:r>
-      <w:r>
-        <w:rPr>
-          <w:rFonts w:ascii="맑은 고딕" w:cs="맑은 고딕" w:eastAsia="맑은 고딕" w:hAnsi="맑은 고딕"/>
-        </w:rPr>
-        <w:t xml:space="preserve">: GOP 범위 밖 항목 = 별도 승인 or 환자 자비. "승인 안 한 항목" 거절 원천봉쇄.</w:t>
-      </w:r>
-    </w:p>
-    <w:p>
-      <w:pPr>
-        <w:spacing w:after="40"/>
-      </w:pPr>
-    </w:p>
-    <w:p>
-      <w:pPr>
-        <w:spacing w:after="40"/>
-      </w:pPr>
+        <w:t xml:space="preserve">완벽한 청구서류</w:t>
+      </w:r>
+      <w:r>
+        <w:rPr>
+          <w:rFonts w:ascii="맑은 고딕" w:cs="맑은 고딕" w:eastAsia="맑은 고딕" w:hAnsi="맑은 고딕"/>
+        </w:rPr>
+        <w:t xml:space="preserve">(진료기록·코딩·영수). 부분지급 싸움 대부분이 "범위·코딩·서류" 다툼이라 여기서 판가름. → 이대서울 IPD 청구 노하우에 정렬.</w:t>
+      </w:r>
+    </w:p>
+    <w:p>
+      <w:pPr>
+        <w:spacing w:after="20"/>
+      </w:pPr>
+      <w:r>
+        <w:rPr>
+          <w:rFonts w:ascii="맑은 고딕" w:cs="맑은 고딕" w:eastAsia="맑은 고딕" w:hAnsi="맑은 고딕"/>
+        </w:rPr>
+        <w:t xml:space="preserve">3. </w:t>
+      </w:r>
       <w:r>
         <w:rPr>
           <w:b/>
           <w:bCs/>
           <w:rFonts w:ascii="맑은 고딕" w:cs="맑은 고딕" w:eastAsia="맑은 고딕" w:hAnsi="맑은 고딕"/>
         </w:rPr>
-        <w:t xml:space="preserve">보조 방패 (환자 — 작고 당연한 부분만):</w:t>
-      </w:r>
-    </w:p>
-    <w:p>
-      <w:pPr>
-        <w:spacing w:after="20"/>
-      </w:pPr>
-      <w:r>
-        <w:rPr>
-          <w:rFonts w:ascii="맑은 고딕" w:cs="맑은 고딕" w:eastAsia="맑은 고딕" w:hAnsi="맑은 고딕"/>
-        </w:rPr>
-        <w:t xml:space="preserve">6. </w:t>
+        <w:t xml:space="preserve">신용은 병원이 지고, 우리 수수료는 분리</w:t>
+      </w:r>
+      <w:r>
+        <w:rPr>
+          <w:rFonts w:ascii="맑은 고딕" w:cs="맑은 고딕" w:eastAsia="맑은 고딕" w:hAnsi="맑은 고딕"/>
+        </w:rPr>
+        <w:t xml:space="preserve">: 병원이 30일+ 외상을 기다림(IPD 본업). 우리 유치수수료는 병원→본로이 B2B — 단 </w:t>
       </w:r>
       <w:r>
         <w:rPr>
@@ -9645,13 +9632,24 @@
           <w:bCs/>
           <w:rFonts w:ascii="맑은 고딕" w:cs="맑은 고딕" w:eastAsia="맑은 고딕" w:hAnsi="맑은 고딕"/>
         </w:rPr>
-        <w:t xml:space="preserve">환자 선수금 = 자기부담·비보장 추가항목만</w:t>
-      </w:r>
-      <w:r>
-        <w:rPr>
-          <w:rFonts w:ascii="맑은 고딕" w:cs="맑은 고딕" w:eastAsia="맑은 고딕" w:hAnsi="맑은 고딕"/>
-        </w:rPr>
-        <w:t xml:space="preserve">: deductible·동반자 숙박·업그레이드 등 </w:t>
+        <w:t xml:space="preserve">우리 수수료 지급도 "병원이 보험사한테 수금한 뒤"로 밀릴 수 있음</w:t>
+      </w:r>
+      <w:r>
+        <w:rPr>
+          <w:rFonts w:ascii="맑은 고딕" w:cs="맑은 고딕" w:eastAsia="맑은 고딕" w:hAnsi="맑은 고딕"/>
+        </w:rPr>
+        <w:t xml:space="preserve"> → 그 조건(선지급 or 수금연동)을 병원 계약에 명시.</w:t>
+      </w:r>
+    </w:p>
+    <w:p>
+      <w:pPr>
+        <w:spacing w:after="20"/>
+      </w:pPr>
+      <w:r>
+        <w:rPr>
+          <w:rFonts w:ascii="맑은 고딕" w:cs="맑은 고딕" w:eastAsia="맑은 고딕" w:hAnsi="맑은 고딕"/>
+        </w:rPr>
+        <w:t xml:space="preserve">4. </w:t>
       </w:r>
       <w:r>
         <w:rPr>
@@ -9659,13 +9657,13 @@
           <w:bCs/>
           <w:rFonts w:ascii="맑은 고딕" w:cs="맑은 고딕" w:eastAsia="맑은 고딕" w:hAnsi="맑은 고딕"/>
         </w:rPr>
-        <w:t xml:space="preserve">어느 보험에나 있는 작은 부분</w:t>
-      </w:r>
-      <w:r>
-        <w:rPr>
-          <w:rFonts w:ascii="맑은 고딕" w:cs="맑은 고딕" w:eastAsia="맑은 고딕" w:hAnsi="맑은 고딕"/>
-        </w:rPr>
-        <w:t xml:space="preserve">만 선수금/카드로. 큰 치료비 리스크를 환자에게 지우지 않음. 재정책임 서명도 </w:t>
+        <w:t xml:space="preserve">계약 레벨 방패 (수술 쪼개기 아님)</w:t>
+      </w:r>
+      <w:r>
+        <w:rPr>
+          <w:rFonts w:ascii="맑은 고딕" w:cs="맑은 고딕" w:eastAsia="맑은 고딕" w:hAnsi="맑은 고딕"/>
+        </w:rPr>
+        <w:t xml:space="preserve">: 어시스턴스사와 </w:t>
       </w:r>
       <w:r>
         <w:rPr>
@@ -9673,31 +9671,27 @@
           <w:bCs/>
           <w:rFonts w:ascii="맑은 고딕" w:cs="맑은 고딕" w:eastAsia="맑은 고딕" w:hAnsi="맑은 고딕"/>
         </w:rPr>
-        <w:t xml:space="preserve">"본인이 요청한 비보장 항목 한정"</w:t>
-      </w:r>
-      <w:r>
-        <w:rPr>
-          <w:rFonts w:ascii="맑은 고딕" w:cs="맑은 고딕" w:eastAsia="맑은 고딕" w:hAnsi="맑은 고딕"/>
-        </w:rPr>
-        <w:t xml:space="preserve">으로 좁혀야 환자가 서명함.</w:t>
-      </w:r>
-    </w:p>
-    <w:p>
-      <w:pPr>
-        <w:spacing w:after="40"/>
-      </w:pPr>
-    </w:p>
-    <w:p>
-      <w:pPr>
-        <w:spacing w:after="40"/>
-      </w:pPr>
+        <w:t xml:space="preserve">회사 대 회사</w:t>
+      </w:r>
+      <w:r>
+        <w:rPr>
+          <w:rFonts w:ascii="맑은 고딕" w:cs="맑은 고딕" w:eastAsia="맑은 고딕" w:hAnsi="맑은 고딕"/>
+        </w:rPr>
+        <w:t xml:space="preserve">로 ①</w:t>
+      </w:r>
       <w:r>
         <w:rPr>
           <w:b/>
           <w:bCs/>
           <w:rFonts w:ascii="맑은 고딕" w:cs="맑은 고딕" w:eastAsia="맑은 고딕" w:hAnsi="맑은 고딕"/>
         </w:rPr>
-        <w:t xml:space="preserve">우리 현금흐름 보호:</w:t>
+        <w:t xml:space="preserve">선입금/예치금(working-capital float)</w:t>
+      </w:r>
+      <w:r>
+        <w:rPr>
+          <w:rFonts w:ascii="맑은 고딕" w:cs="맑은 고딕" w:eastAsia="맑은 고딕" w:hAnsi="맑은 고딕"/>
+        </w:rPr>
+        <w:t xml:space="preserve"> ②지불기한(net days)·지연이자 ③"치료범위=GOP범위" ④분쟁해결·통화를 계약에 박기. 신규·불안정처엔 선입금 요구, 검증처엔 완화.</w:t>
       </w:r>
     </w:p>
     <w:p>
@@ -9708,7 +9702,7 @@
         <w:rPr>
           <w:rFonts w:ascii="맑은 고딕" w:cs="맑은 고딕" w:eastAsia="맑은 고딕" w:hAnsi="맑은 고딕"/>
         </w:rPr>
-        <w:t xml:space="preserve">7. </w:t>
+        <w:t xml:space="preserve">5. </w:t>
       </w:r>
       <w:r>
         <w:rPr>
@@ -9716,13 +9710,24 @@
           <w:bCs/>
           <w:rFonts w:ascii="맑은 고딕" w:cs="맑은 고딕" w:eastAsia="맑은 고딕" w:hAnsi="맑은 고딕"/>
         </w:rPr>
-        <w:t xml:space="preserve">수수료-보험정산 분리</w:t>
-      </w:r>
-      <w:r>
-        <w:rPr>
-          <w:rFonts w:ascii="맑은 고딕" w:cs="맑은 고딕" w:eastAsia="맑은 고딕" w:hAnsi="맑은 고딕"/>
-        </w:rPr>
-        <w:t xml:space="preserve">: 우리 유치수수료는 </w:t>
+        <w:t xml:space="preserve">환자는 소액만</w:t>
+      </w:r>
+      <w:r>
+        <w:rPr>
+          <w:rFonts w:ascii="맑은 고딕" w:cs="맑은 고딕" w:eastAsia="맑은 고딕" w:hAnsi="맑은 고딕"/>
+        </w:rPr>
+        <w:t xml:space="preserve">: 자기부담(deductible)·비보장 추가항목(동반자 숙박·업그레이드)만 선수금 — 누구나 예상하는 부분. 큰 치료비 리스크를 환자에게 지우지 않음(비현실적).</w:t>
+      </w:r>
+    </w:p>
+    <w:p>
+      <w:pPr>
+        <w:spacing w:after="20"/>
+      </w:pPr>
+      <w:r>
+        <w:rPr>
+          <w:rFonts w:ascii="맑은 고딕" w:cs="맑은 고딕" w:eastAsia="맑은 고딕" w:hAnsi="맑은 고딕"/>
+        </w:rPr>
+        <w:t xml:space="preserve">6. </w:t>
       </w:r>
       <w:r>
         <w:rPr>
@@ -9730,13 +9735,13 @@
           <w:bCs/>
           <w:rFonts w:ascii="맑은 고딕" w:cs="맑은 고딕" w:eastAsia="맑은 고딕" w:hAnsi="맑은 고딕"/>
         </w:rPr>
-        <w:t xml:space="preserve">병원→본로이 B2B</w:t>
-      </w:r>
-      <w:r>
-        <w:rPr>
-          <w:rFonts w:ascii="맑은 고딕" w:cs="맑은 고딕" w:eastAsia="맑은 고딕" w:hAnsi="맑은 고딕"/>
-        </w:rPr>
-        <w:t xml:space="preserve">(보험사 정산 성패와 무관). 결제 허브=카자흐스탄. 보험사 지불 사이클(60~120일)에 우리 매출이 인질 안 되게.</w:t>
+        <w:t xml:space="preserve">트랙레코드로 손절</w:t>
+      </w:r>
+      <w:r>
+        <w:rPr>
+          <w:rFonts w:ascii="맑은 고딕" w:cs="맑은 고딕" w:eastAsia="맑은 고딕" w:hAnsi="맑은 고딕"/>
+        </w:rPr>
+        <w:t xml:space="preserve">: 몇 건 해보면 누가 제때 내는지 안다. 상습 지연·부분지급처는 조건 강화 or 거래 중단.</w:t>
       </w:r>
     </w:p>
     <w:p>
@@ -9747,7 +9752,7 @@
         <w:rPr>
           <w:rFonts w:ascii="맑은 고딕" w:cs="맑은 고딕" w:eastAsia="맑은 고딕" w:hAnsi="맑은 고딕"/>
         </w:rPr>
-        <w:t xml:space="preserve">8. </w:t>
+        <w:t xml:space="preserve">7. </w:t>
       </w:r>
       <w:r>
         <w:rPr>
@@ -9755,106 +9760,13 @@
           <w:bCs/>
           <w:rFonts w:ascii="맑은 고딕" w:cs="맑은 고딕" w:eastAsia="맑은 고딕" w:hAnsi="맑은 고딕"/>
         </w:rPr>
-        <w:t xml:space="preserve">부분지급·지연 대응</w:t>
-      </w:r>
-      <w:r>
-        <w:rPr>
-          <w:rFonts w:ascii="맑은 고딕" w:cs="맑은 고딕" w:eastAsia="맑은 고딕" w:hAnsi="맑은 고딕"/>
-        </w:rPr>
-        <w:t xml:space="preserve">: 항목별 청구서+진료기록으로 근거 무장 → 에스컬레이션 연락처·기한 → 미수금 aging 관리. (주 수금 주체 = 병원 IPD.)</w:t>
-      </w:r>
-    </w:p>
-    <w:p>
-      <w:pPr>
-        <w:spacing w:after="20"/>
-      </w:pPr>
-      <w:r>
-        <w:rPr>
-          <w:rFonts w:ascii="맑은 고딕" w:cs="맑은 고딕" w:eastAsia="맑은 고딕" w:hAnsi="맑은 고딕"/>
-        </w:rPr>
-        <w:t xml:space="preserve">9. </w:t>
-      </w:r>
-      <w:r>
-        <w:rPr>
-          <w:b/>
-          <w:bCs/>
-          <w:rFonts w:ascii="맑은 고딕" w:cs="맑은 고딕" w:eastAsia="맑은 고딕" w:hAnsi="맑은 고딕"/>
-        </w:rPr>
-        <w:t xml:space="preserve">보험사 신뢰 등급</w:t>
-      </w:r>
-      <w:r>
-        <w:rPr>
-          <w:rFonts w:ascii="맑은 고딕" w:cs="맑은 고딕" w:eastAsia="맑은 고딕" w:hAnsi="맑은 고딕"/>
-        </w:rPr>
-        <w:t xml:space="preserve">: 신규는 소액/단순 케이스로 지불 행태 관찰 → 검증 시 완화, 상습 지연 시 조건 강화·거래 중단.</w:t>
-      </w:r>
-    </w:p>
-    <w:p>
-      <w:pPr>
-        <w:spacing w:after="40"/>
-      </w:pPr>
-    </w:p>
-    <w:p>
-      <w:pPr>
-        <w:spacing w:after="40"/>
-      </w:pPr>
-      <w:r>
-        <w:rPr>
-          <w:b/>
-          <w:bCs/>
-          <w:rFonts w:ascii="맑은 고딕" w:cs="맑은 고딕" w:eastAsia="맑은 고딕" w:hAnsi="맑은 고딕"/>
-        </w:rPr>
-        <w:t xml:space="preserve">정렬·계약:</w:t>
-      </w:r>
-    </w:p>
-    <w:p>
-      <w:pPr>
-        <w:spacing w:after="20"/>
-      </w:pPr>
-      <w:r>
-        <w:rPr>
-          <w:rFonts w:ascii="맑은 고딕" w:cs="맑은 고딕" w:eastAsia="맑은 고딕" w:hAnsi="맑은 고딕"/>
-        </w:rPr>
-        <w:t xml:space="preserve">10. </w:t>
-      </w:r>
-      <w:r>
-        <w:rPr>
-          <w:b/>
-          <w:bCs/>
-          <w:rFonts w:ascii="맑은 고딕" w:cs="맑은 고딕" w:eastAsia="맑은 고딕" w:hAnsi="맑은 고딕"/>
-        </w:rPr>
-        <w:t xml:space="preserve">🔴 이대서울병원 국제의료사업팀 프로세스에 정렬</w:t>
-      </w:r>
-      <w:r>
-        <w:rPr>
-          <w:rFonts w:ascii="맑은 고딕" w:cs="맑은 고딕" w:eastAsia="맑은 고딕" w:hAnsi="맑은 고딕"/>
-        </w:rPr>
-        <w:t xml:space="preserve">: 그들의 검증된 청구·정산·클레임 SOP를 배우고 우리를 거기 맞춘다(2026-07-15 미팅이 시작). GOP 체크리스트·재정책임 양식을 IPD 것 기반으로 확보.</w:t>
-      </w:r>
-    </w:p>
-    <w:p>
-      <w:pPr>
-        <w:spacing w:after="20"/>
-      </w:pPr>
-      <w:r>
-        <w:rPr>
-          <w:rFonts w:ascii="맑은 고딕" w:cs="맑은 고딕" w:eastAsia="맑은 고딕" w:hAnsi="맑은 고딕"/>
-        </w:rPr>
-        <w:t xml:space="preserve">11. </w:t>
-      </w:r>
-      <w:r>
-        <w:rPr>
-          <w:b/>
-          <w:bCs/>
-          <w:rFonts w:ascii="맑은 고딕" w:cs="맑은 고딕" w:eastAsia="맑은 고딕" w:hAnsi="맑은 고딕"/>
-        </w:rPr>
-        <w:t xml:space="preserve">계약 정산 조항</w:t>
-      </w:r>
-      <w:r>
-        <w:rPr>
-          <w:rFonts w:ascii="맑은 고딕" w:cs="맑은 고딕" w:eastAsia="맑은 고딕" w:hAnsi="맑은 고딕"/>
-        </w:rPr>
-        <w:t xml:space="preserve">: 보험사/어시스턴스 계약에 지불기한·통화·분쟁해결·지연이자·"치료범위=GOP범위" 명문화(→ docs/marketing/*-partnership-agreement-draft.md).</w:t>
+        <w:t xml:space="preserve">🔴 이대서울 국제의료사업팀 정산·클레임 프로세스에 정렬</w:t>
+      </w:r>
+      <w:r>
+        <w:rPr>
+          <w:rFonts w:ascii="맑은 고딕" w:cs="맑은 고딕" w:eastAsia="맑은 고딕" w:hAnsi="맑은 고딕"/>
+        </w:rPr>
+        <w:t xml:space="preserve">: 그들의 검증된 GOP 검증·사전승인·청구·클레임 SOP를 배우고 우리를 거기 맞춘다(2026-07-15 미팅이 시작). GOP 체크리스트 확보(→ 보험사 계약 정산조항은 docs/marketing/*-partnership-agreement-draft.md에 반영).</w:t>
       </w:r>
     </w:p>
     <w:p>
@@ -10242,7 +10154,7 @@
         <w:rPr>
           <w:rFonts w:ascii="맑은 고딕" w:cs="맑은 고딕" w:eastAsia="맑은 고딕" w:hAnsi="맑은 고딕"/>
         </w:rPr>
-        <w:t xml:space="preserve">2026-07-15 (v0.4, 보험사 정산 리스크): 이대서울병원 국제의료사업팀 미팅 후 PO 제기 — </w:t>
+        <w:t xml:space="preserve">2026-07-15 (v0.4, 보험사 정산 리스크 — 현실 버전): 이대서울 IPD 미팅 후 PO 제기 — GOP 받아도 30일+ 지연·부분지급. §6.10 신설. </w:t>
       </w:r>
       <w:r>
         <w:rPr>
@@ -10250,13 +10162,13 @@
           <w:bCs/>
           <w:rFonts w:ascii="맑은 고딕" w:cs="맑은 고딕" w:eastAsia="맑은 고딕" w:hAnsi="맑은 고딕"/>
         </w:rPr>
-        <w:t xml:space="preserve">보험사가 GOP 보내놓고 정산 지연·부분지급</w:t>
-      </w:r>
-      <w:r>
-        <w:rPr>
-          <w:rFonts w:ascii="맑은 고딕" w:cs="맑은 고딕" w:eastAsia="맑은 고딕" w:hAnsi="맑은 고딕"/>
-        </w:rPr>
-        <w:t xml:space="preserve">하는 리스크. §6.10 신설. </w:t>
+        <w:t xml:space="preserve">PO 반론 2회 반영</w:t>
+      </w:r>
+      <w:r>
+        <w:rPr>
+          <w:rFonts w:ascii="맑은 고딕" w:cs="맑은 고딕" w:eastAsia="맑은 고딕" w:hAnsi="맑은 고딕"/>
+        </w:rPr>
+        <w:t xml:space="preserve">: ①"미지급 시 환자 전액부담"은 비현실(귀국 후 수금 불가) ②</w:t>
       </w:r>
       <w:r>
         <w:rPr>
@@ -10264,13 +10176,13 @@
           <w:bCs/>
           <w:rFonts w:ascii="맑은 고딕" w:cs="맑은 고딕" w:eastAsia="맑은 고딕" w:hAnsi="맑은 고딕"/>
         </w:rPr>
-        <w:t xml:space="preserve">PO 반론 반영(현실 버전)</w:t>
-      </w:r>
-      <w:r>
-        <w:rPr>
-          <w:rFonts w:ascii="맑은 고딕" w:cs="맑은 고딕" w:eastAsia="맑은 고딕" w:hAnsi="맑은 고딕"/>
-        </w:rPr>
-        <w:t xml:space="preserve">: 국제 환자에게 "미지급 시 전액 본인부담"은 비현실(귀국하면 수금 불가·서명 거부) → 방패를 </w:t>
+        <w:t xml:space="preserve">"수술을 쪼개 단계 청구"는 불가능</w:t>
+      </w:r>
+      <w:r>
+        <w:rPr>
+          <w:rFonts w:ascii="맑은 고딕" w:cs="맑은 고딕" w:eastAsia="맑은 고딕" w:hAnsi="맑은 고딕"/>
+        </w:rPr>
+        <w:t xml:space="preserve">(암 수술은 한 번). → 최종: </w:t>
       </w:r>
       <w:r>
         <w:rPr>
@@ -10278,13 +10190,13 @@
           <w:bCs/>
           <w:rFonts w:ascii="맑은 고딕" w:cs="맑은 고딕" w:eastAsia="맑은 고딕" w:hAnsi="맑은 고딕"/>
         </w:rPr>
-        <w:t xml:space="preserve">앞단(상대검증·단계적 청구·병원 IPD가 청구관계 보유)</w:t>
-      </w:r>
-      <w:r>
-        <w:rPr>
-          <w:rFonts w:ascii="맑은 고딕" w:cs="맑은 고딕" w:eastAsia="맑은 고딕" w:hAnsi="맑은 고딕"/>
-        </w:rPr>
-        <w:t xml:space="preserve"> 중심으로 재편, 환자 선수금은 </w:t>
+        <w:t xml:space="preserve">30일+ 지연은 업계 표준이고 신용은 병원(IPD)이 진다</w:t>
+      </w:r>
+      <w:r>
+        <w:rPr>
+          <w:rFonts w:ascii="맑은 고딕" w:cs="맑은 고딕" w:eastAsia="맑은 고딕" w:hAnsi="맑은 고딕"/>
+        </w:rPr>
+        <w:t xml:space="preserve">(우리 대납·신용 금지). 리스크 관리 = 수술 쪼개기가 아니라 </w:t>
       </w:r>
       <w:r>
         <w:rPr>
@@ -10292,13 +10204,13 @@
           <w:bCs/>
           <w:rFonts w:ascii="맑은 고딕" w:cs="맑은 고딕" w:eastAsia="맑은 고딕" w:hAnsi="맑은 고딕"/>
         </w:rPr>
-        <w:t xml:space="preserve">자기부담·비보장 소액만</w:t>
-      </w:r>
-      <w:r>
-        <w:rPr>
-          <w:rFonts w:ascii="맑은 고딕" w:cs="맑은 고딕" w:eastAsia="맑은 고딕" w:hAnsi="맑은 고딕"/>
-        </w:rPr>
-        <w:t xml:space="preserve">(보조 방패). 병원 대납 약속 금지 원칙 유지.</w:t>
+        <w:t xml:space="preserve">①믿을 상대만 ②청구를 못 깎게(사전승인·서류 완벽) ③계약 레벨 선입금·지불기한 ④트랙레코드 손절</w:t>
+      </w:r>
+      <w:r>
+        <w:rPr>
+          <w:rFonts w:ascii="맑은 고딕" w:cs="맑은 고딕" w:eastAsia="맑은 고딕" w:hAnsi="맑은 고딕"/>
+        </w:rPr>
+        <w:t xml:space="preserve">. 환자 선수금은 자기부담·비보장 소액만.</w:t>
       </w:r>
     </w:p>
     <w:p>

--- a/coo/04-operations/실환자_운영_SOP_초안.docx
+++ b/coo/04-operations/실환자_운영_SOP_초안.docx
@@ -9322,7 +9322,7 @@
           <w:iCs w:val="false"/>
           <w:rFonts w:ascii="맑은 고딕" w:cs="맑은 고딕" w:eastAsia="맑은 고딕" w:hAnsi="맑은 고딕"/>
         </w:rPr>
-        <w:t xml:space="preserve">문제</w:t>
+        <w:t xml:space="preserve">현실(냉정)</w:t>
       </w:r>
       <w:r>
         <w:rPr>
@@ -9330,7 +9330,7 @@
           <w:iCs w:val="false"/>
           <w:rFonts w:ascii="맑은 고딕" w:cs="맑은 고딕" w:eastAsia="맑은 고딕" w:hAnsi="맑은 고딕"/>
         </w:rPr>
-        <w:t xml:space="preserve">: GOP(지불보증서)를 받아도 치료 후 지급까지 </w:t>
+        <w:t xml:space="preserve">: GOP 받아도 30일+ 지연·부분지급·거절이 흔하고, </w:t>
       </w:r>
       <w:r>
         <w:rPr>
@@ -9340,7 +9340,7 @@
           <w:iCs w:val="false"/>
           <w:rFonts w:ascii="맑은 고딕" w:cs="맑은 고딕" w:eastAsia="맑은 고딕" w:hAnsi="맑은 고딕"/>
         </w:rPr>
-        <w:t xml:space="preserve">30일+ 걸리고</w:t>
+        <w:t xml:space="preserve">글로벌 탑클래스 보험사도 떼먹는다</w:t>
       </w:r>
       <w:r>
         <w:rPr>
@@ -9348,15 +9348,8 @@
           <w:iCs w:val="false"/>
           <w:rFonts w:ascii="맑은 고딕" w:cs="맑은 고딕" w:eastAsia="맑은 고딕" w:hAnsi="맑은 고딕"/>
         </w:rPr>
-        <w:t xml:space="preserve">, "이 핑계 저 핑계"로 부분지급·지연하는 케이스 실재.</w:t>
-      </w:r>
-    </w:p>
-    <w:p>
-      <w:pPr>
-        <w:shd w:fill="F3F6F9" w:val="clear"/>
-        <w:spacing w:after="40"/>
-        <w:ind w:left="120"/>
-      </w:pPr>
+        <w:t xml:space="preserve"> — 이대병원 </w:t>
+      </w:r>
       <w:r>
         <w:rPr>
           <w:b/>
@@ -9365,7 +9358,7 @@
           <w:iCs w:val="false"/>
           <w:rFonts w:ascii="맑은 고딕" w:cs="맑은 고딕" w:eastAsia="맑은 고딕" w:hAnsi="맑은 고딕"/>
         </w:rPr>
-        <w:t xml:space="preserve">현실 인정</w:t>
+        <w:t xml:space="preserve">억 단위</w:t>
       </w:r>
       <w:r>
         <w:rPr>
@@ -9373,7 +9366,7 @@
           <w:iCs w:val="false"/>
           <w:rFonts w:ascii="맑은 고딕" w:cs="맑은 고딕" w:eastAsia="맑은 고딕" w:hAnsi="맑은 고딕"/>
         </w:rPr>
-        <w:t xml:space="preserve">: ① </w:t>
+        <w:t xml:space="preserve">, 아산병원 </w:t>
       </w:r>
       <w:r>
         <w:rPr>
@@ -9383,7 +9376,7 @@
           <w:iCs w:val="false"/>
           <w:rFonts w:ascii="맑은 고딕" w:cs="맑은 고딕" w:eastAsia="맑은 고딕" w:hAnsi="맑은 고딕"/>
         </w:rPr>
-        <w:t xml:space="preserve">수술은 쪼갤 수 없다</w:t>
+        <w:t xml:space="preserve">십억 단위</w:t>
       </w:r>
       <w:r>
         <w:rPr>
@@ -9391,7 +9384,7 @@
           <w:iCs w:val="false"/>
           <w:rFonts w:ascii="맑은 고딕" w:cs="맑은 고딕" w:eastAsia="맑은 고딕" w:hAnsi="맑은 고딕"/>
         </w:rPr>
-        <w:t xml:space="preserve"> — "돈 들어오면 나머지 수술" 같은 건 없다. ② </w:t>
+        <w:t xml:space="preserve"> 미수 사례(2026-07-15 이대 IPD 미팅). 수십 년 경험의 대형 병원도 못 막는 리스크 = </w:t>
       </w:r>
       <w:r>
         <w:rPr>
@@ -9401,7 +9394,7 @@
           <w:iCs w:val="false"/>
           <w:rFonts w:ascii="맑은 고딕" w:cs="맑은 고딕" w:eastAsia="맑은 고딕" w:hAnsi="맑은 고딕"/>
         </w:rPr>
-        <w:t xml:space="preserve">30일+ 지급 지연은 국제 청구의 업계 표준</w:t>
+        <w:t xml:space="preserve">없앨 수 없다. 관리·분산만 가능.</w:t>
       </w:r>
       <w:r>
         <w:rPr>
@@ -9409,8 +9402,15 @@
           <w:iCs w:val="false"/>
           <w:rFonts w:ascii="맑은 고딕" w:cs="맑은 고딕" w:eastAsia="맑은 고딕" w:hAnsi="맑은 고딕"/>
         </w:rPr>
-        <w:t xml:space="preserve">이고, 그 외상(신용)은 </w:t>
-      </w:r>
+        <w:t xml:space="preserve"> "믿을 만한 보험사면 안전"도 환상.</w:t>
+      </w:r>
+    </w:p>
+    <w:p>
+      <w:pPr>
+        <w:shd w:fill="F3F6F9" w:val="clear"/>
+        <w:spacing w:after="40"/>
+        <w:ind w:left="120"/>
+      </w:pPr>
       <w:r>
         <w:rPr>
           <w:b/>
@@ -9419,7 +9419,7 @@
           <w:iCs w:val="false"/>
           <w:rFonts w:ascii="맑은 고딕" w:cs="맑은 고딕" w:eastAsia="맑은 고딕" w:hAnsi="맑은 고딕"/>
         </w:rPr>
-        <w:t xml:space="preserve">치료하는 병원(이대서울 IPD)이 진다</w:t>
+        <w:t xml:space="preserve">그래서 목표를 바꾼다</w:t>
       </w:r>
       <w:r>
         <w:rPr>
@@ -9427,7 +9427,7 @@
           <w:iCs w:val="false"/>
           <w:rFonts w:ascii="맑은 고딕" w:cs="맑은 고딕" w:eastAsia="맑은 고딕" w:hAnsi="맑은 고딕"/>
         </w:rPr>
-        <w:t xml:space="preserve"> — 그게 대학병원 국제의료팀의 사업모델이지 우리가 없앨 수 있는 게 아니다. </w:t>
+        <w:t xml:space="preserve">: "떼이는 걸 막는다"(불가능) → </w:t>
       </w:r>
       <w:r>
         <w:rPr>
@@ -9437,366 +9437,25 @@
           <w:iCs w:val="false"/>
           <w:rFonts w:ascii="맑은 고딕" w:cs="맑은 고딕" w:eastAsia="맑은 고딕" w:hAnsi="맑은 고딕"/>
         </w:rPr>
-        <w:t xml:space="preserve">우리(유치업자)는 신용을 지지 않고, "미지급 시 대납" 약속도 안 한다.</w:t>
-      </w:r>
-    </w:p>
-    <w:p>
-      <w:pPr>
-        <w:shd w:fill="F3F6F9" w:val="clear"/>
+        <w:t xml:space="preserve">"떼여도 우리·병원이 안 죽는 구조를 짠다."</w:t>
+      </w:r>
+    </w:p>
+    <w:p>
+      <w:pPr>
         <w:spacing w:after="40"/>
-        <w:ind w:left="120"/>
-      </w:pPr>
-      <w:r>
-        <w:rPr>
-          <w:rFonts w:ascii="맑은 고딕" w:cs="맑은 고딕" w:eastAsia="맑은 고딕" w:hAnsi="맑은 고딕"/>
-        </w:rPr>
-      </w:r>
-    </w:p>
-    <w:p>
-      <w:pPr>
-        <w:shd w:fill="F3F6F9" w:val="clear"/>
+      </w:pPr>
+    </w:p>
+    <w:p>
+      <w:pPr>
         <w:spacing w:after="40"/>
-        <w:ind w:left="120"/>
       </w:pPr>
       <w:r>
         <w:rPr>
           <w:b/>
           <w:bCs/>
-          <w:i w:val="false"/>
-          <w:iCs w:val="false"/>
-          <w:rFonts w:ascii="맑은 고딕" w:cs="맑은 고딕" w:eastAsia="맑은 고딕" w:hAnsi="맑은 고딕"/>
-        </w:rPr>
-        <w:t xml:space="preserve">핵심 통찰</w:t>
-      </w:r>
-      <w:r>
-        <w:rPr>
-          <w:i w:val="false"/>
-          <w:iCs w:val="false"/>
-          <w:rFonts w:ascii="맑은 고딕" w:cs="맑은 고딕" w:eastAsia="맑은 고딕" w:hAnsi="맑은 고딕"/>
-        </w:rPr>
-        <w:t xml:space="preserve">: 떼이는 건 "아예 안 냄"보다 </w:t>
-      </w:r>
-      <w:r>
-        <w:rPr>
-          <w:b/>
-          <w:bCs/>
-          <w:i w:val="false"/>
-          <w:iCs w:val="false"/>
-          <w:rFonts w:ascii="맑은 고딕" w:cs="맑은 고딕" w:eastAsia="맑은 고딕" w:hAnsi="맑은 고딕"/>
-        </w:rPr>
-        <w:t xml:space="preserve">"거절·부분지급"이 대부분</w:t>
-      </w:r>
-      <w:r>
-        <w:rPr>
-          <w:i w:val="false"/>
-          <w:iCs w:val="false"/>
-          <w:rFonts w:ascii="맑은 고딕" w:cs="맑은 고딕" w:eastAsia="맑은 고딕" w:hAnsi="맑은 고딕"/>
-        </w:rPr>
-        <w:t xml:space="preserve">이고, 원인은 딱 3개 — ①정체불명 보험사 ②승인범위 초과 치료 ③청구서류 미비. → 리스크 관리 = </w:t>
-      </w:r>
-      <w:r>
-        <w:rPr>
-          <w:b/>
-          <w:bCs/>
-          <w:i w:val="false"/>
-          <w:iCs w:val="false"/>
-          <w:rFonts w:ascii="맑은 고딕" w:cs="맑은 고딕" w:eastAsia="맑은 고딕" w:hAnsi="맑은 고딕"/>
-        </w:rPr>
-        <w:t xml:space="preserve">수술을 쪼개는 게 아니라 이 3개를 앞에서 막아 "청구를 못 깎게" 만드는 것.</w:t>
-      </w:r>
-    </w:p>
-    <w:p>
-      <w:pPr>
-        <w:spacing w:after="40"/>
-      </w:pPr>
-    </w:p>
-    <w:p>
-      <w:pPr>
-        <w:spacing w:after="20"/>
-      </w:pPr>
-      <w:r>
-        <w:rPr>
-          <w:rFonts w:ascii="맑은 고딕" w:cs="맑은 고딕" w:eastAsia="맑은 고딕" w:hAnsi="맑은 고딕"/>
-        </w:rPr>
-        <w:t xml:space="preserve">1. </w:t>
-      </w:r>
-      <w:r>
-        <w:rPr>
-          <w:b/>
-          <w:bCs/>
-          <w:rFonts w:ascii="맑은 고딕" w:cs="맑은 고딕" w:eastAsia="맑은 고딕" w:hAnsi="맑은 고딕"/>
-        </w:rPr>
-        <w:t xml:space="preserve">믿을 수 있는 상대만</w:t>
-      </w:r>
-      <w:r>
-        <w:rPr>
-          <w:rFonts w:ascii="맑은 고딕" w:cs="맑은 고딕" w:eastAsia="맑은 고딕" w:hAnsi="맑은 고딕"/>
-        </w:rPr>
-        <w:t xml:space="preserve">: 재보험 걸린 어시스턴스사(</w:t>
-      </w:r>
-      <w:r>
-        <w:rPr>
-          <w:b/>
-          <w:bCs/>
-          <w:rFonts w:ascii="맑은 고딕" w:cs="맑은 고딕" w:eastAsia="맑은 고딕" w:hAnsi="맑은 고딕"/>
-        </w:rPr>
-        <w:t xml:space="preserve">Madanes/МСР = Swiss Re·Allianz</w:t>
-      </w:r>
-      <w:r>
-        <w:rPr>
-          <w:rFonts w:ascii="맑은 고딕" w:cs="맑은 고딕" w:eastAsia="맑은 고딕" w:hAnsi="맑은 고딕"/>
-        </w:rPr>
-        <w:t xml:space="preserve"> 재보험 + 치료 조직이 본업)만. 치료 전 </w:t>
-      </w:r>
-      <w:r>
-        <w:rPr>
-          <w:b/>
-          <w:bCs/>
-          <w:rFonts w:ascii="맑은 고딕" w:cs="맑은 고딕" w:eastAsia="맑은 고딕" w:hAnsi="맑은 고딕"/>
-        </w:rPr>
-        <w:t xml:space="preserve">GOP 진위·보장범위·한도·유효기간을 보험사에 직접 확인.</w:t>
-      </w:r>
-      <w:r>
-        <w:rPr>
-          <w:rFonts w:ascii="맑은 고딕" w:cs="맑은 고딕" w:eastAsia="맑은 고딕" w:hAnsi="맑은 고딕"/>
-        </w:rPr>
-        <w:t xml:space="preserve"> 정체불명 직판 보험사 = 파일럿/선입금부터.</w:t>
-      </w:r>
-    </w:p>
-    <w:p>
-      <w:pPr>
-        <w:spacing w:after="20"/>
-      </w:pPr>
-      <w:r>
-        <w:rPr>
-          <w:rFonts w:ascii="맑은 고딕" w:cs="맑은 고딕" w:eastAsia="맑은 고딕" w:hAnsi="맑은 고딕"/>
-        </w:rPr>
-        <w:t xml:space="preserve">2. </w:t>
-      </w:r>
-      <w:r>
-        <w:rPr>
-          <w:b/>
-          <w:bCs/>
-          <w:rFonts w:ascii="맑은 고딕" w:cs="맑은 고딕" w:eastAsia="맑은 고딕" w:hAnsi="맑은 고딕"/>
-        </w:rPr>
-        <w:t xml:space="preserve">청구를 못 깎게 만든다 (가장 중요)</w:t>
-      </w:r>
-      <w:r>
-        <w:rPr>
-          <w:rFonts w:ascii="맑은 고딕" w:cs="맑은 고딕" w:eastAsia="맑은 고딕" w:hAnsi="맑은 고딕"/>
-        </w:rPr>
-        <w:t xml:space="preserve">: 정밀 사전승인(무엇을 얼마까지) + </w:t>
-      </w:r>
-      <w:r>
-        <w:rPr>
-          <w:b/>
-          <w:bCs/>
-          <w:rFonts w:ascii="맑은 고딕" w:cs="맑은 고딕" w:eastAsia="맑은 고딕" w:hAnsi="맑은 고딕"/>
-        </w:rPr>
-        <w:t xml:space="preserve">완벽한 청구서류</w:t>
-      </w:r>
-      <w:r>
-        <w:rPr>
-          <w:rFonts w:ascii="맑은 고딕" w:cs="맑은 고딕" w:eastAsia="맑은 고딕" w:hAnsi="맑은 고딕"/>
-        </w:rPr>
-        <w:t xml:space="preserve">(진료기록·코딩·영수). 부분지급 싸움 대부분이 "범위·코딩·서류" 다툼이라 여기서 판가름. → 이대서울 IPD 청구 노하우에 정렬.</w:t>
-      </w:r>
-    </w:p>
-    <w:p>
-      <w:pPr>
-        <w:spacing w:after="20"/>
-      </w:pPr>
-      <w:r>
-        <w:rPr>
-          <w:rFonts w:ascii="맑은 고딕" w:cs="맑은 고딕" w:eastAsia="맑은 고딕" w:hAnsi="맑은 고딕"/>
-        </w:rPr>
-        <w:t xml:space="preserve">3. </w:t>
-      </w:r>
-      <w:r>
-        <w:rPr>
-          <w:b/>
-          <w:bCs/>
-          <w:rFonts w:ascii="맑은 고딕" w:cs="맑은 고딕" w:eastAsia="맑은 고딕" w:hAnsi="맑은 고딕"/>
-        </w:rPr>
-        <w:t xml:space="preserve">신용은 병원이 지고, 우리 수수료는 분리</w:t>
-      </w:r>
-      <w:r>
-        <w:rPr>
-          <w:rFonts w:ascii="맑은 고딕" w:cs="맑은 고딕" w:eastAsia="맑은 고딕" w:hAnsi="맑은 고딕"/>
-        </w:rPr>
-        <w:t xml:space="preserve">: 병원이 30일+ 외상을 기다림(IPD 본업). 우리 유치수수료는 병원→본로이 B2B — 단 </w:t>
-      </w:r>
-      <w:r>
-        <w:rPr>
-          <w:b/>
-          <w:bCs/>
-          <w:rFonts w:ascii="맑은 고딕" w:cs="맑은 고딕" w:eastAsia="맑은 고딕" w:hAnsi="맑은 고딕"/>
-        </w:rPr>
-        <w:t xml:space="preserve">우리 수수료 지급도 "병원이 보험사한테 수금한 뒤"로 밀릴 수 있음</w:t>
-      </w:r>
-      <w:r>
-        <w:rPr>
-          <w:rFonts w:ascii="맑은 고딕" w:cs="맑은 고딕" w:eastAsia="맑은 고딕" w:hAnsi="맑은 고딕"/>
-        </w:rPr>
-        <w:t xml:space="preserve"> → 그 조건(선지급 or 수금연동)을 병원 계약에 명시.</w:t>
-      </w:r>
-    </w:p>
-    <w:p>
-      <w:pPr>
-        <w:spacing w:after="20"/>
-      </w:pPr>
-      <w:r>
-        <w:rPr>
-          <w:rFonts w:ascii="맑은 고딕" w:cs="맑은 고딕" w:eastAsia="맑은 고딕" w:hAnsi="맑은 고딕"/>
-        </w:rPr>
-        <w:t xml:space="preserve">4. </w:t>
-      </w:r>
-      <w:r>
-        <w:rPr>
-          <w:b/>
-          <w:bCs/>
-          <w:rFonts w:ascii="맑은 고딕" w:cs="맑은 고딕" w:eastAsia="맑은 고딕" w:hAnsi="맑은 고딕"/>
-        </w:rPr>
-        <w:t xml:space="preserve">계약 레벨 방패 (수술 쪼개기 아님)</w:t>
-      </w:r>
-      <w:r>
-        <w:rPr>
-          <w:rFonts w:ascii="맑은 고딕" w:cs="맑은 고딕" w:eastAsia="맑은 고딕" w:hAnsi="맑은 고딕"/>
-        </w:rPr>
-        <w:t xml:space="preserve">: 어시스턴스사와 </w:t>
-      </w:r>
-      <w:r>
-        <w:rPr>
-          <w:b/>
-          <w:bCs/>
-          <w:rFonts w:ascii="맑은 고딕" w:cs="맑은 고딕" w:eastAsia="맑은 고딕" w:hAnsi="맑은 고딕"/>
-        </w:rPr>
-        <w:t xml:space="preserve">회사 대 회사</w:t>
-      </w:r>
-      <w:r>
-        <w:rPr>
-          <w:rFonts w:ascii="맑은 고딕" w:cs="맑은 고딕" w:eastAsia="맑은 고딕" w:hAnsi="맑은 고딕"/>
-        </w:rPr>
-        <w:t xml:space="preserve">로 ①</w:t>
-      </w:r>
-      <w:r>
-        <w:rPr>
-          <w:b/>
-          <w:bCs/>
-          <w:rFonts w:ascii="맑은 고딕" w:cs="맑은 고딕" w:eastAsia="맑은 고딕" w:hAnsi="맑은 고딕"/>
-        </w:rPr>
-        <w:t xml:space="preserve">선입금/예치금(working-capital float)</w:t>
-      </w:r>
-      <w:r>
-        <w:rPr>
-          <w:rFonts w:ascii="맑은 고딕" w:cs="맑은 고딕" w:eastAsia="맑은 고딕" w:hAnsi="맑은 고딕"/>
-        </w:rPr>
-        <w:t xml:space="preserve"> ②지불기한(net days)·지연이자 ③"치료범위=GOP범위" ④분쟁해결·통화를 계약에 박기. 신규·불안정처엔 선입금 요구, 검증처엔 완화.</w:t>
-      </w:r>
-    </w:p>
-    <w:p>
-      <w:pPr>
-        <w:spacing w:after="20"/>
-      </w:pPr>
-      <w:r>
-        <w:rPr>
-          <w:rFonts w:ascii="맑은 고딕" w:cs="맑은 고딕" w:eastAsia="맑은 고딕" w:hAnsi="맑은 고딕"/>
-        </w:rPr>
-        <w:t xml:space="preserve">5. </w:t>
-      </w:r>
-      <w:r>
-        <w:rPr>
-          <w:b/>
-          <w:bCs/>
-          <w:rFonts w:ascii="맑은 고딕" w:cs="맑은 고딕" w:eastAsia="맑은 고딕" w:hAnsi="맑은 고딕"/>
-        </w:rPr>
-        <w:t xml:space="preserve">환자는 소액만</w:t>
-      </w:r>
-      <w:r>
-        <w:rPr>
-          <w:rFonts w:ascii="맑은 고딕" w:cs="맑은 고딕" w:eastAsia="맑은 고딕" w:hAnsi="맑은 고딕"/>
-        </w:rPr>
-        <w:t xml:space="preserve">: 자기부담(deductible)·비보장 추가항목(동반자 숙박·업그레이드)만 선수금 — 누구나 예상하는 부분. 큰 치료비 리스크를 환자에게 지우지 않음(비현실적).</w:t>
-      </w:r>
-    </w:p>
-    <w:p>
-      <w:pPr>
-        <w:spacing w:after="20"/>
-      </w:pPr>
-      <w:r>
-        <w:rPr>
-          <w:rFonts w:ascii="맑은 고딕" w:cs="맑은 고딕" w:eastAsia="맑은 고딕" w:hAnsi="맑은 고딕"/>
-        </w:rPr>
-        <w:t xml:space="preserve">6. </w:t>
-      </w:r>
-      <w:r>
-        <w:rPr>
-          <w:b/>
-          <w:bCs/>
-          <w:rFonts w:ascii="맑은 고딕" w:cs="맑은 고딕" w:eastAsia="맑은 고딕" w:hAnsi="맑은 고딕"/>
-        </w:rPr>
-        <w:t xml:space="preserve">트랙레코드로 손절</w:t>
-      </w:r>
-      <w:r>
-        <w:rPr>
-          <w:rFonts w:ascii="맑은 고딕" w:cs="맑은 고딕" w:eastAsia="맑은 고딕" w:hAnsi="맑은 고딕"/>
-        </w:rPr>
-        <w:t xml:space="preserve">: 몇 건 해보면 누가 제때 내는지 안다. 상습 지연·부분지급처는 조건 강화 or 거래 중단.</w:t>
-      </w:r>
-    </w:p>
-    <w:p>
-      <w:pPr>
-        <w:spacing w:after="20"/>
-      </w:pPr>
-      <w:r>
-        <w:rPr>
-          <w:rFonts w:ascii="맑은 고딕" w:cs="맑은 고딕" w:eastAsia="맑은 고딕" w:hAnsi="맑은 고딕"/>
-        </w:rPr>
-        <w:t xml:space="preserve">7. </w:t>
-      </w:r>
-      <w:r>
-        <w:rPr>
-          <w:b/>
-          <w:bCs/>
-          <w:rFonts w:ascii="맑은 고딕" w:cs="맑은 고딕" w:eastAsia="맑은 고딕" w:hAnsi="맑은 고딕"/>
-        </w:rPr>
-        <w:t xml:space="preserve">🔴 이대서울 국제의료사업팀 정산·클레임 프로세스에 정렬</w:t>
-      </w:r>
-      <w:r>
-        <w:rPr>
-          <w:rFonts w:ascii="맑은 고딕" w:cs="맑은 고딕" w:eastAsia="맑은 고딕" w:hAnsi="맑은 고딕"/>
-        </w:rPr>
-        <w:t xml:space="preserve">: 그들의 검증된 GOP 검증·사전승인·청구·클레임 SOP를 배우고 우리를 거기 맞춘다(2026-07-15 미팅이 시작). GOP 체크리스트 확보(→ 보험사 계약 정산조항은 docs/marketing/*-partnership-agreement-draft.md에 반영).</w:t>
-      </w:r>
-    </w:p>
-    <w:p>
-      <w:pPr>
-        <w:spacing w:after="40"/>
-      </w:pPr>
-    </w:p>
-    <w:p>
-      <w:pPr>
-        <w:pBdr>
-          <w:bottom w:val="single" w:color="CCCCCC" w:sz="6"/>
-        </w:pBdr>
-        <w:spacing w:after="120"/>
-      </w:pPr>
-    </w:p>
-    <w:p>
-      <w:pPr>
-        <w:spacing w:after="40"/>
-      </w:pPr>
-    </w:p>
-    <w:p>
-      <w:pPr>
-        <w:pStyle w:val="Heading1"/>
-        <w:spacing w:before="280" w:after="120"/>
-      </w:pPr>
-      <w:r>
-        <w:rPr>
-          <w:rFonts w:ascii="맑은 고딕" w:cs="맑은 고딕" w:eastAsia="맑은 고딕" w:hAnsi="맑은 고딕"/>
-        </w:rPr>
-        <w:t xml:space="preserve">7. PO · 대표님 결정 칸 (교정 시 채울 것)</w:t>
+          <w:rFonts w:ascii="맑은 고딕" w:cs="맑은 고딕" w:eastAsia="맑은 고딕" w:hAnsi="맑은 고딕"/>
+        </w:rPr>
+        <w:t xml:space="preserve">우리(본로이) 위치 — 먼저 못박기:</w:t>
       </w:r>
     </w:p>
     <w:p>
@@ -9812,7 +9471,7 @@
         <w:rPr>
           <w:rFonts w:ascii="맑은 고딕" w:cs="맑은 고딕" w:eastAsia="맑은 고딕" w:hAnsi="맑은 고딕"/>
         </w:rPr>
-        <w:t xml:space="preserve">🔴 </w:t>
+        <w:t xml:space="preserve">우리는 </w:t>
       </w:r>
       <w:r>
         <w:rPr>
@@ -9820,13 +9479,49 @@
           <w:bCs/>
           <w:rFonts w:ascii="맑은 고딕" w:cs="맑은 고딕" w:eastAsia="맑은 고딕" w:hAnsi="맑은 고딕"/>
         </w:rPr>
-        <w:t xml:space="preserve">보험사 GOP 리스크(§6.10)</w:t>
-      </w:r>
-      <w:r>
-        <w:rPr>
-          <w:rFonts w:ascii="맑은 고딕" w:cs="맑은 고딕" w:eastAsia="맑은 고딕" w:hAnsi="맑은 고딕"/>
-        </w:rPr>
-        <w:t xml:space="preserve">: 환자 재정책임 동의서 도입 · GOP 상세 체크리스트 · 이대서울 IPD 정산 프로세스 정렬.</w:t>
+        <w:t xml:space="preserve">유치·코디만</w:t>
+      </w:r>
+      <w:r>
+        <w:rPr>
+          <w:rFonts w:ascii="맑은 고딕" w:cs="맑은 고딕" w:eastAsia="맑은 고딕" w:hAnsi="맑은 고딕"/>
+        </w:rPr>
+        <w:t xml:space="preserve">. 치료·수납·보험청구·신용은 </w:t>
+      </w:r>
+      <w:r>
+        <w:rPr>
+          <w:b/>
+          <w:bCs/>
+          <w:rFonts w:ascii="맑은 고딕" w:cs="맑은 고딕" w:eastAsia="맑은 고딕" w:hAnsi="맑은 고딕"/>
+        </w:rPr>
+        <w:t xml:space="preserve">병원</w:t>
+      </w:r>
+      <w:r>
+        <w:rPr>
+          <w:rFonts w:ascii="맑은 고딕" w:cs="맑은 고딕" w:eastAsia="맑은 고딕" w:hAnsi="맑은 고딕"/>
+        </w:rPr>
+        <w:t xml:space="preserve">. </w:t>
+      </w:r>
+      <w:r>
+        <w:rPr>
+          <w:b/>
+          <w:bCs/>
+          <w:rFonts w:ascii="맑은 고딕" w:cs="맑은 고딕" w:eastAsia="맑은 고딕" w:hAnsi="맑은 고딕"/>
+        </w:rPr>
+        <w:t xml:space="preserve">우리는 지불보증 절대 안 함</w:t>
+      </w:r>
+      <w:r>
+        <w:rPr>
+          <w:rFonts w:ascii="맑은 고딕" w:cs="맑은 고딕" w:eastAsia="맑은 고딕" w:hAnsi="맑은 고딕"/>
+        </w:rPr>
+        <w:t xml:space="preserve">(억 단위 한 건 대납 = 회사 즉사). 각 GOP 수용 여부 최종 판단 = 병원 IPD. → </w:t>
+      </w:r>
+      <w:r>
+        <w:rPr>
+          <w:b/>
+          <w:bCs/>
+          <w:rFonts w:ascii="맑은 고딕" w:cs="맑은 고딕" w:eastAsia="맑은 고딕" w:hAnsi="맑은 고딕"/>
+        </w:rPr>
+        <w:t xml:space="preserve">계약서에 우리 면책 명시.</w:t>
       </w:r>
     </w:p>
     <w:p>
@@ -9842,7 +9537,7 @@
         <w:rPr>
           <w:rFonts w:ascii="맑은 고딕" w:cs="맑은 고딕" w:eastAsia="맑은 고딕" w:hAnsi="맑은 고딕"/>
         </w:rPr>
-        <w:t xml:space="preserve">🔴 </w:t>
+        <w:t xml:space="preserve">우리가 병원에 주는 가치 = 떼임 대납이 아니라 </w:t>
       </w:r>
       <w:r>
         <w:rPr>
@@ -9850,13 +9545,213 @@
           <w:bCs/>
           <w:rFonts w:ascii="맑은 고딕" w:cs="맑은 고딕" w:eastAsia="맑은 고딕" w:hAnsi="맑은 고딕"/>
         </w:rPr>
-        <w:t xml:space="preserve">면력 담당자 8창구 지정(§4)</w:t>
-      </w:r>
-      <w:r>
-        <w:rPr>
-          <w:rFonts w:ascii="맑은 고딕" w:cs="맑은 고딕" w:eastAsia="맑은 고딕" w:hAnsi="맑은 고딕"/>
-        </w:rPr>
-        <w:t xml:space="preserve"> — 대표원장님과 이 문서 함께 보며 그 자리에서 기입.</w:t>
+        <w:t xml:space="preserve">결제 구조가 검증된 저위험 케이스만 골라 데려오는 "필터".</w:t>
+      </w:r>
+    </w:p>
+    <w:p>
+      <w:pPr>
+        <w:spacing w:after="40"/>
+      </w:pPr>
+    </w:p>
+    <w:p>
+      <w:pPr>
+        <w:spacing w:after="40"/>
+      </w:pPr>
+      <w:r>
+        <w:rPr>
+          <w:b/>
+          <w:bCs/>
+          <w:rFonts w:ascii="맑은 고딕" w:cs="맑은 고딕" w:eastAsia="맑은 고딕" w:hAnsi="맑은 고딕"/>
+        </w:rPr>
+        <w:t xml:space="preserve">떼여도 안 죽는 구조 (실전 4개):</w:t>
+      </w:r>
+    </w:p>
+    <w:p>
+      <w:pPr>
+        <w:spacing w:after="20"/>
+      </w:pPr>
+      <w:r>
+        <w:rPr>
+          <w:rFonts w:ascii="맑은 고딕" w:cs="맑은 고딕" w:eastAsia="맑은 고딕" w:hAnsi="맑은 고딕"/>
+        </w:rPr>
+        <w:t xml:space="preserve">1. </w:t>
+      </w:r>
+      <w:r>
+        <w:rPr>
+          <w:b/>
+          <w:bCs/>
+          <w:rFonts w:ascii="맑은 고딕" w:cs="맑은 고딕" w:eastAsia="맑은 고딕" w:hAnsi="맑은 고딕"/>
+        </w:rPr>
+        <w:t xml:space="preserve">큰돈은 치료 전에 받는다 — 유일한 진짜 방패</w:t>
+      </w:r>
+      <w:r>
+        <w:rPr>
+          <w:rFonts w:ascii="맑은 고딕" w:cs="맑은 고딕" w:eastAsia="맑은 고딕" w:hAnsi="맑은 고딕"/>
+        </w:rPr>
+        <w:t xml:space="preserve">: 고액 케이스는 </w:t>
+      </w:r>
+      <w:r>
+        <w:rPr>
+          <w:b/>
+          <w:bCs/>
+          <w:rFonts w:ascii="맑은 고딕" w:cs="맑은 고딕" w:eastAsia="맑은 고딕" w:hAnsi="맑은 고딕"/>
+        </w:rPr>
+        <w:t xml:space="preserve">보험사/어시스턴스사가 치료 전 일부(예 30~50%) 선입금 또는 에스크로(제3자 예치)</w:t>
+      </w:r>
+      <w:r>
+        <w:rPr>
+          <w:rFonts w:ascii="맑은 고딕" w:cs="맑은 고딕" w:eastAsia="맑은 고딕" w:hAnsi="맑은 고딕"/>
+        </w:rPr>
+        <w:t xml:space="preserve">. 환자한테 받는 것도, 수술 쪼개는 것도 아닌 </w:t>
+      </w:r>
+      <w:r>
+        <w:rPr>
+          <w:b/>
+          <w:bCs/>
+          <w:rFonts w:ascii="맑은 고딕" w:cs="맑은 고딕" w:eastAsia="맑은 고딕" w:hAnsi="맑은 고딕"/>
+        </w:rPr>
+        <w:t xml:space="preserve">회사 대 회사 결제조건.</w:t>
+      </w:r>
+      <w:r>
+        <w:rPr>
+          <w:rFonts w:ascii="맑은 고딕" w:cs="맑은 고딕" w:eastAsia="맑은 고딕" w:hAnsi="맑은 고딕"/>
+        </w:rPr>
+        <w:t xml:space="preserve"> </w:t>
+      </w:r>
+      <w:r>
+        <w:rPr>
+          <w:b/>
+          <w:bCs/>
+          <w:rFonts w:ascii="맑은 고딕" w:cs="맑은 고딕" w:eastAsia="맑은 고딕" w:hAnsi="맑은 고딕"/>
+        </w:rPr>
+        <w:t xml:space="preserve">선입금을 못 걸면 = 위험 신호</w:t>
+      </w:r>
+      <w:r>
+        <w:rPr>
+          <w:rFonts w:ascii="맑은 고딕" w:cs="맑은 고딕" w:eastAsia="맑은 고딕" w:hAnsi="맑은 고딕"/>
+        </w:rPr>
+        <w:t xml:space="preserve"> → 안 받거나 보수적으로.</w:t>
+      </w:r>
+    </w:p>
+    <w:p>
+      <w:pPr>
+        <w:spacing w:after="20"/>
+      </w:pPr>
+      <w:r>
+        <w:rPr>
+          <w:rFonts w:ascii="맑은 고딕" w:cs="맑은 고딕" w:eastAsia="맑은 고딕" w:hAnsi="맑은 고딕"/>
+        </w:rPr>
+        <w:t xml:space="preserve">2. </w:t>
+      </w:r>
+      <w:r>
+        <w:rPr>
+          <w:b/>
+          <w:bCs/>
+          <w:rFonts w:ascii="맑은 고딕" w:cs="맑은 고딕" w:eastAsia="맑은 고딕" w:hAnsi="맑은 고딕"/>
+        </w:rPr>
+        <w:t xml:space="preserve">초기 포트폴리오 = 저위험부터</w:t>
+      </w:r>
+      <w:r>
+        <w:rPr>
+          <w:rFonts w:ascii="맑은 고딕" w:cs="맑은 고딕" w:eastAsia="맑은 고딕" w:hAnsi="맑은 고딕"/>
+        </w:rPr>
+        <w:t xml:space="preserve">: 억 단위 무담보 대학병원 수술을 초반에 몰지 않는다. </w:t>
+      </w:r>
+      <w:r>
+        <w:rPr>
+          <w:b/>
+          <w:bCs/>
+          <w:rFonts w:ascii="맑은 고딕" w:cs="맑은 고딕" w:eastAsia="맑은 고딕" w:hAnsi="맑은 고딕"/>
+        </w:rPr>
+        <w:t xml:space="preserve">우리 안전 물량 = 면력 한방(비용 작고 자비·소액).</w:t>
+      </w:r>
+      <w:r>
+        <w:rPr>
+          <w:rFonts w:ascii="맑은 고딕" w:cs="맑은 고딕" w:eastAsia="맑은 고딕" w:hAnsi="맑은 고딕"/>
+        </w:rPr>
+        <w:t xml:space="preserve"> 대학병원 고액 수술은 </w:t>
+      </w:r>
+      <w:r>
+        <w:rPr>
+          <w:b/>
+          <w:bCs/>
+          <w:rFonts w:ascii="맑은 고딕" w:cs="맑은 고딕" w:eastAsia="맑은 고딕" w:hAnsi="맑은 고딕"/>
+        </w:rPr>
+        <w:t xml:space="preserve">선입금/에스크로 조건 붙은 것만.</w:t>
+      </w:r>
+      <w:r>
+        <w:rPr>
+          <w:rFonts w:ascii="맑은 고딕" w:cs="맑은 고딕" w:eastAsia="맑은 고딕" w:hAnsi="맑은 고딕"/>
+        </w:rPr>
+        <w:t xml:space="preserve"> 트랙레코드 쌓이면 확대.</w:t>
+      </w:r>
+    </w:p>
+    <w:p>
+      <w:pPr>
+        <w:spacing w:after="20"/>
+      </w:pPr>
+      <w:r>
+        <w:rPr>
+          <w:rFonts w:ascii="맑은 고딕" w:cs="맑은 고딕" w:eastAsia="맑은 고딕" w:hAnsi="맑은 고딕"/>
+        </w:rPr>
+        <w:t xml:space="preserve">3. </w:t>
+      </w:r>
+      <w:r>
+        <w:rPr>
+          <w:b/>
+          <w:bCs/>
+          <w:rFonts w:ascii="맑은 고딕" w:cs="맑은 고딕" w:eastAsia="맑은 고딕" w:hAnsi="맑은 고딕"/>
+        </w:rPr>
+        <w:t xml:space="preserve">믿을 상대 + 청구를 못 깎게</w:t>
+      </w:r>
+      <w:r>
+        <w:rPr>
+          <w:rFonts w:ascii="맑은 고딕" w:cs="맑은 고딕" w:eastAsia="맑은 고딕" w:hAnsi="맑은 고딕"/>
+        </w:rPr>
+        <w:t xml:space="preserve">: 재보험 걸린 어시스턴스사(Madanes/МСР) 우선(단 "탑클래스도 떼먹는다" 전제로 방심 금지) + GOP 사전확인 + 정밀 사전승인 + 완벽 서류(부분지급·거절 방어 = 이대 IPD 노하우). 떼임의 다수는 "범위·코딩·서류" 다툼이라 여기서 상당수 방어.</w:t>
+      </w:r>
+    </w:p>
+    <w:p>
+      <w:pPr>
+        <w:spacing w:after="20"/>
+      </w:pPr>
+      <w:r>
+        <w:rPr>
+          <w:rFonts w:ascii="맑은 고딕" w:cs="맑은 고딕" w:eastAsia="맑은 고딕" w:hAnsi="맑은 고딕"/>
+        </w:rPr>
+        <w:t xml:space="preserve">4. </w:t>
+      </w:r>
+      <w:r>
+        <w:rPr>
+          <w:b/>
+          <w:bCs/>
+          <w:rFonts w:ascii="맑은 고딕" w:cs="맑은 고딕" w:eastAsia="맑은 고딕" w:hAnsi="맑은 고딕"/>
+        </w:rPr>
+        <w:t xml:space="preserve">트랙레코드로 손절 + 정보공유</w:t>
+      </w:r>
+      <w:r>
+        <w:rPr>
+          <w:rFonts w:ascii="맑은 고딕" w:cs="맑은 고딕" w:eastAsia="맑은 고딕" w:hAnsi="맑은 고딕"/>
+        </w:rPr>
+        <w:t xml:space="preserve">: 몇 건으로 지불 행태 파악, 상습·거액 미지급처는 거래 중단. 병원·동종업계의 악성 보험사 정보 공유.</w:t>
+      </w:r>
+    </w:p>
+    <w:p>
+      <w:pPr>
+        <w:spacing w:after="40"/>
+      </w:pPr>
+    </w:p>
+    <w:p>
+      <w:pPr>
+        <w:spacing w:after="40"/>
+      </w:pPr>
+      <w:r>
+        <w:rPr>
+          <w:b/>
+          <w:bCs/>
+          <w:rFonts w:ascii="맑은 고딕" w:cs="맑은 고딕" w:eastAsia="맑은 고딕" w:hAnsi="맑은 고딕"/>
+        </w:rPr>
+        <w:t xml:space="preserve">환자·수수료:</w:t>
       </w:r>
     </w:p>
     <w:p>
@@ -9872,7 +9767,7 @@
         <w:rPr>
           <w:rFonts w:ascii="맑은 고딕" w:cs="맑은 고딕" w:eastAsia="맑은 고딕" w:hAnsi="맑은 고딕"/>
         </w:rPr>
-        <w:t xml:space="preserve">🔴 </w:t>
+        <w:t xml:space="preserve">환자는 </w:t>
       </w:r>
       <w:r>
         <w:rPr>
@@ -9880,27 +9775,13 @@
           <w:bCs/>
           <w:rFonts w:ascii="맑은 고딕" w:cs="맑은 고딕" w:eastAsia="맑은 고딕" w:hAnsi="맑은 고딕"/>
         </w:rPr>
-        <w:t xml:space="preserve">응급 당직 연락·에스컬레이션(§6.1)</w:t>
-      </w:r>
-      <w:r>
-        <w:rPr>
-          <w:rFonts w:ascii="맑은 고딕" w:cs="맑은 고딕" w:eastAsia="맑은 고딕" w:hAnsi="맑은 고딕"/>
-        </w:rPr>
-        <w:t xml:space="preserve"> + </w:t>
-      </w:r>
-      <w:r>
-        <w:rPr>
-          <w:b/>
-          <w:bCs/>
-          <w:rFonts w:ascii="맑은 고딕" w:cs="맑은 고딕" w:eastAsia="맑은 고딕" w:hAnsi="맑은 고딕"/>
-        </w:rPr>
-        <w:t xml:space="preserve">수용/거절 판정 기준(§6.2)</w:t>
-      </w:r>
-      <w:r>
-        <w:rPr>
-          <w:rFonts w:ascii="맑은 고딕" w:cs="맑은 고딕" w:eastAsia="맑은 고딕" w:hAnsi="맑은 고딕"/>
-        </w:rPr>
-        <w:t xml:space="preserve"> — 안전 최우선, 원장 협의.</w:t>
+        <w:t xml:space="preserve">자기부담·비보장 소액만</w:t>
+      </w:r>
+      <w:r>
+        <w:rPr>
+          <w:rFonts w:ascii="맑은 고딕" w:cs="맑은 고딕" w:eastAsia="맑은 고딕" w:hAnsi="맑은 고딕"/>
+        </w:rPr>
+        <w:t xml:space="preserve"> 선수금(큰 치료비 안 지움 — 비현실적).</w:t>
       </w:r>
     </w:p>
     <w:p>
@@ -9916,49 +9797,61 @@
         <w:rPr>
           <w:rFonts w:ascii="맑은 고딕" w:cs="맑은 고딕" w:eastAsia="맑은 고딕" w:hAnsi="맑은 고딕"/>
         </w:rPr>
-        <w:t xml:space="preserve">🔴 </w:t>
-      </w:r>
+        <w:t xml:space="preserve">우리 수수료 = 병원→본로이 B2B(보험 정산과 분리). 단 "병원 수금 후 지급"으로 밀릴 수 있으니 병원 계약에 명시.</w:t>
+      </w:r>
+    </w:p>
+    <w:p>
+      <w:pPr>
+        <w:spacing w:after="40"/>
+      </w:pPr>
+    </w:p>
+    <w:p>
+      <w:pPr>
+        <w:spacing w:after="40"/>
+      </w:pPr>
       <w:r>
         <w:rPr>
           <w:b/>
           <w:bCs/>
           <w:rFonts w:ascii="맑은 고딕" w:cs="맑은 고딕" w:eastAsia="맑은 고딕" w:hAnsi="맑은 고딕"/>
         </w:rPr>
-        <w:t xml:space="preserve">보증금·노쇼 규칙(§6.3)</w:t>
-      </w:r>
-      <w:r>
-        <w:rPr>
-          <w:rFonts w:ascii="맑은 고딕" w:cs="맑은 고딕" w:eastAsia="맑은 고딕" w:hAnsi="맑은 고딕"/>
-        </w:rPr>
-        <w:t xml:space="preserve"> · </w:t>
-      </w:r>
-      <w:r>
-        <w:rPr>
-          <w:b/>
-          <w:bCs/>
-          <w:rFonts w:ascii="맑은 고딕" w:cs="맑은 고딕" w:eastAsia="맑은 고딕" w:hAnsi="맑은 고딕"/>
-        </w:rPr>
-        <w:t xml:space="preserve">국외이전 동의 주체·양식(§6.4)</w:t>
-      </w:r>
-      <w:r>
-        <w:rPr>
-          <w:rFonts w:ascii="맑은 고딕" w:cs="맑은 고딕" w:eastAsia="맑은 고딕" w:hAnsi="맑은 고딕"/>
-        </w:rPr>
-        <w:t xml:space="preserve"> · </w:t>
-      </w:r>
-      <w:r>
-        <w:rPr>
-          <w:b/>
-          <w:bCs/>
-          <w:rFonts w:ascii="맑은 고딕" w:cs="맑은 고딕" w:eastAsia="맑은 고딕" w:hAnsi="맑은 고딕"/>
-        </w:rPr>
-        <w:t xml:space="preserve">할랄 대응 범위(§6.5)</w:t>
-      </w:r>
-      <w:r>
-        <w:rPr>
-          <w:rFonts w:ascii="맑은 고딕" w:cs="맑은 고딕" w:eastAsia="맑은 고딕" w:hAnsi="맑은 고딕"/>
-        </w:rPr>
-        <w:t xml:space="preserve">.</w:t>
+        <w:t xml:space="preserve">🔴 이대서울 IPD 정산·클레임·에스크로 실무에 정렬</w:t>
+      </w:r>
+      <w:r>
+        <w:rPr>
+          <w:rFonts w:ascii="맑은 고딕" w:cs="맑은 고딕" w:eastAsia="맑은 고딕" w:hAnsi="맑은 고딕"/>
+        </w:rPr>
+        <w:t xml:space="preserve">: 그들이 억 단위 떼인 경험에서 나온 방어책(GOP 검증·선입금/에스크로 관행·청구 노하우)이 가장 값짐 → 그걸 배워 우리 절차·보험사 계약조항(docs/marketing/*-partnership-agreement-draft.md)에 반영.</w:t>
+      </w:r>
+    </w:p>
+    <w:p>
+      <w:pPr>
+        <w:spacing w:after="40"/>
+      </w:pPr>
+    </w:p>
+    <w:p>
+      <w:pPr>
+        <w:pBdr>
+          <w:bottom w:val="single" w:color="CCCCCC" w:sz="6"/>
+        </w:pBdr>
+        <w:spacing w:after="120"/>
+      </w:pPr>
+    </w:p>
+    <w:p>
+      <w:pPr>
+        <w:spacing w:after="40"/>
+      </w:pPr>
+    </w:p>
+    <w:p>
+      <w:pPr>
+        <w:pStyle w:val="Heading1"/>
+        <w:spacing w:before="280" w:after="120"/>
+      </w:pPr>
+      <w:r>
+        <w:rPr>
+          <w:rFonts w:ascii="맑은 고딕" w:cs="맑은 고딕" w:eastAsia="맑은 고딕" w:hAnsi="맑은 고딕"/>
+        </w:rPr>
+        <w:t xml:space="preserve">7. PO · 대표님 결정 칸 (교정 시 채울 것)</w:t>
       </w:r>
     </w:p>
     <w:p>
@@ -9974,7 +9867,7 @@
         <w:rPr>
           <w:rFonts w:ascii="맑은 고딕" w:cs="맑은 고딕" w:eastAsia="맑은 고딕" w:hAnsi="맑은 고딕"/>
         </w:rPr>
-        <w:t xml:space="preserve">✅ </w:t>
+        <w:t xml:space="preserve">🔴 </w:t>
       </w:r>
       <w:r>
         <w:rPr>
@@ -9982,13 +9875,13 @@
           <w:bCs/>
           <w:rFonts w:ascii="맑은 고딕" w:cs="맑은 고딕" w:eastAsia="맑은 고딕" w:hAnsi="맑은 고딕"/>
         </w:rPr>
-        <w:t xml:space="preserve">항공·숙소 예약 = 케바케</w:t>
-      </w:r>
-      <w:r>
-        <w:rPr>
-          <w:rFonts w:ascii="맑은 고딕" w:cs="맑은 고딕" w:eastAsia="맑은 고딕" w:hAnsi="맑은 고딕"/>
-        </w:rPr>
-        <w:t xml:space="preserve">(§0.5) — 케이스 접수 때 예약 주체(환자/에이전시/보험사/우리)를 그때그때 확정.</w:t>
+        <w:t xml:space="preserve">보험사 GOP 리스크(§6.10)</w:t>
+      </w:r>
+      <w:r>
+        <w:rPr>
+          <w:rFonts w:ascii="맑은 고딕" w:cs="맑은 고딕" w:eastAsia="맑은 고딕" w:hAnsi="맑은 고딕"/>
+        </w:rPr>
+        <w:t xml:space="preserve">: 환자 재정책임 동의서 도입 · GOP 상세 체크리스트 · 이대서울 IPD 정산 프로세스 정렬.</w:t>
       </w:r>
     </w:p>
     <w:p>
@@ -10012,13 +9905,13 @@
           <w:bCs/>
           <w:rFonts w:ascii="맑은 고딕" w:cs="맑은 고딕" w:eastAsia="맑은 고딕" w:hAnsi="맑은 고딕"/>
         </w:rPr>
-        <w:t xml:space="preserve">보험사 경유 시 수수료 회수 경로</w:t>
-      </w:r>
-      <w:r>
-        <w:rPr>
-          <w:rFonts w:ascii="맑은 고딕" w:cs="맑은 고딕" w:eastAsia="맑은 고딕" w:hAnsi="맑은 고딕"/>
-        </w:rPr>
-        <w:t xml:space="preserve">(§3-C).</w:t>
+        <w:t xml:space="preserve">면력 담당자 8창구 지정(§4)</w:t>
+      </w:r>
+      <w:r>
+        <w:rPr>
+          <w:rFonts w:ascii="맑은 고딕" w:cs="맑은 고딕" w:eastAsia="맑은 고딕" w:hAnsi="맑은 고딕"/>
+        </w:rPr>
+        <w:t xml:space="preserve"> — 대표원장님과 이 문서 함께 보며 그 자리에서 기입.</w:t>
       </w:r>
     </w:p>
     <w:p>
@@ -10034,7 +9927,7 @@
         <w:rPr>
           <w:rFonts w:ascii="맑은 고딕" w:cs="맑은 고딕" w:eastAsia="맑은 고딕" w:hAnsi="맑은 고딕"/>
         </w:rPr>
-        <w:t xml:space="preserve">✅ </w:t>
+        <w:t xml:space="preserve">🔴 </w:t>
       </w:r>
       <w:r>
         <w:rPr>
@@ -10042,13 +9935,27 @@
           <w:bCs/>
           <w:rFonts w:ascii="맑은 고딕" w:cs="맑은 고딕" w:eastAsia="맑은 고딕" w:hAnsi="맑은 고딕"/>
         </w:rPr>
-        <w:t xml:space="preserve">코디네이터 실재</w:t>
-      </w:r>
-      <w:r>
-        <w:rPr>
-          <w:rFonts w:ascii="맑은 고딕" w:cs="맑은 고딕" w:eastAsia="맑은 고딕" w:hAnsi="맑은 고딕"/>
-        </w:rPr>
-        <w:t xml:space="preserve"> — 🟡 명단·동시 케이스 수·백업 인력만 v1에서.</w:t>
+        <w:t xml:space="preserve">응급 당직 연락·에스컬레이션(§6.1)</w:t>
+      </w:r>
+      <w:r>
+        <w:rPr>
+          <w:rFonts w:ascii="맑은 고딕" w:cs="맑은 고딕" w:eastAsia="맑은 고딕" w:hAnsi="맑은 고딕"/>
+        </w:rPr>
+        <w:t xml:space="preserve"> + </w:t>
+      </w:r>
+      <w:r>
+        <w:rPr>
+          <w:b/>
+          <w:bCs/>
+          <w:rFonts w:ascii="맑은 고딕" w:cs="맑은 고딕" w:eastAsia="맑은 고딕" w:hAnsi="맑은 고딕"/>
+        </w:rPr>
+        <w:t xml:space="preserve">수용/거절 판정 기준(§6.2)</w:t>
+      </w:r>
+      <w:r>
+        <w:rPr>
+          <w:rFonts w:ascii="맑은 고딕" w:cs="맑은 고딕" w:eastAsia="맑은 고딕" w:hAnsi="맑은 고딕"/>
+        </w:rPr>
+        <w:t xml:space="preserve"> — 안전 최우선, 원장 협의.</w:t>
       </w:r>
     </w:p>
     <w:p>
@@ -10072,13 +9979,41 @@
           <w:bCs/>
           <w:rFonts w:ascii="맑은 고딕" w:cs="맑은 고딕" w:eastAsia="맑은 고딕" w:hAnsi="맑은 고딕"/>
         </w:rPr>
-        <w:t xml:space="preserve">리드타임·병원 영업시간 내 SLA</w:t>
-      </w:r>
-      <w:r>
-        <w:rPr>
-          <w:rFonts w:ascii="맑은 고딕" w:cs="맑은 고딕" w:eastAsia="맑은 고딕" w:hAnsi="맑은 고딕"/>
-        </w:rPr>
-        <w:t xml:space="preserve"> 확정(§4 제안값 검토).</w:t>
+        <w:t xml:space="preserve">보증금·노쇼 규칙(§6.3)</w:t>
+      </w:r>
+      <w:r>
+        <w:rPr>
+          <w:rFonts w:ascii="맑은 고딕" w:cs="맑은 고딕" w:eastAsia="맑은 고딕" w:hAnsi="맑은 고딕"/>
+        </w:rPr>
+        <w:t xml:space="preserve"> · </w:t>
+      </w:r>
+      <w:r>
+        <w:rPr>
+          <w:b/>
+          <w:bCs/>
+          <w:rFonts w:ascii="맑은 고딕" w:cs="맑은 고딕" w:eastAsia="맑은 고딕" w:hAnsi="맑은 고딕"/>
+        </w:rPr>
+        <w:t xml:space="preserve">국외이전 동의 주체·양식(§6.4)</w:t>
+      </w:r>
+      <w:r>
+        <w:rPr>
+          <w:rFonts w:ascii="맑은 고딕" w:cs="맑은 고딕" w:eastAsia="맑은 고딕" w:hAnsi="맑은 고딕"/>
+        </w:rPr>
+        <w:t xml:space="preserve"> · </w:t>
+      </w:r>
+      <w:r>
+        <w:rPr>
+          <w:b/>
+          <w:bCs/>
+          <w:rFonts w:ascii="맑은 고딕" w:cs="맑은 고딕" w:eastAsia="맑은 고딕" w:hAnsi="맑은 고딕"/>
+        </w:rPr>
+        <w:t xml:space="preserve">할랄 대응 범위(§6.5)</w:t>
+      </w:r>
+      <w:r>
+        <w:rPr>
+          <w:rFonts w:ascii="맑은 고딕" w:cs="맑은 고딕" w:eastAsia="맑은 고딕" w:hAnsi="맑은 고딕"/>
+        </w:rPr>
+        <w:t xml:space="preserve">.</w:t>
       </w:r>
     </w:p>
     <w:p>
@@ -10094,7 +10029,7 @@
         <w:rPr>
           <w:rFonts w:ascii="맑은 고딕" w:cs="맑은 고딕" w:eastAsia="맑은 고딕" w:hAnsi="맑은 고딕"/>
         </w:rPr>
-        <w:t xml:space="preserve">🟡 </w:t>
+        <w:t xml:space="preserve">✅ </w:t>
       </w:r>
       <w:r>
         <w:rPr>
@@ -10102,43 +10037,13 @@
           <w:bCs/>
           <w:rFonts w:ascii="맑은 고딕" w:cs="맑은 고딕" w:eastAsia="맑은 고딕" w:hAnsi="맑은 고딕"/>
         </w:rPr>
-        <w:t xml:space="preserve">번역 정확도 QA 주체</w:t>
-      </w:r>
-      <w:r>
-        <w:rPr>
-          <w:rFonts w:ascii="맑은 고딕" w:cs="맑은 고딕" w:eastAsia="맑은 고딕" w:hAnsi="맑은 고딕"/>
-        </w:rPr>
-        <w:t xml:space="preserve">(§0.2).</w:t>
-      </w:r>
-    </w:p>
-    <w:p>
-      <w:pPr>
-        <w:spacing w:after="40"/>
-      </w:pPr>
-    </w:p>
-    <w:p>
-      <w:pPr>
-        <w:pBdr>
-          <w:bottom w:val="single" w:color="CCCCCC" w:sz="6"/>
-        </w:pBdr>
-        <w:spacing w:after="120"/>
-      </w:pPr>
-    </w:p>
-    <w:p>
-      <w:pPr>
-        <w:spacing w:after="40"/>
-      </w:pPr>
-    </w:p>
-    <w:p>
-      <w:pPr>
-        <w:pStyle w:val="Heading1"/>
-        <w:spacing w:before="280" w:after="120"/>
-      </w:pPr>
-      <w:r>
-        <w:rPr>
-          <w:rFonts w:ascii="맑은 고딕" w:cs="맑은 고딕" w:eastAsia="맑은 고딕" w:hAnsi="맑은 고딕"/>
-        </w:rPr>
-        <w:t xml:space="preserve">변경 이력</w:t>
+        <w:t xml:space="preserve">항공·숙소 예약 = 케바케</w:t>
+      </w:r>
+      <w:r>
+        <w:rPr>
+          <w:rFonts w:ascii="맑은 고딕" w:cs="맑은 고딕" w:eastAsia="맑은 고딕" w:hAnsi="맑은 고딕"/>
+        </w:rPr>
+        <w:t xml:space="preserve">(§0.5) — 케이스 접수 때 예약 주체(환자/에이전시/보험사/우리)를 그때그때 확정.</w:t>
       </w:r>
     </w:p>
     <w:p>
@@ -10154,7 +10059,7 @@
         <w:rPr>
           <w:rFonts w:ascii="맑은 고딕" w:cs="맑은 고딕" w:eastAsia="맑은 고딕" w:hAnsi="맑은 고딕"/>
         </w:rPr>
-        <w:t xml:space="preserve">2026-07-15 (v0.4, 보험사 정산 리스크 — 현실 버전): 이대서울 IPD 미팅 후 PO 제기 — GOP 받아도 30일+ 지연·부분지급. §6.10 신설. </w:t>
+        <w:t xml:space="preserve">🔴 </w:t>
       </w:r>
       <w:r>
         <w:rPr>
@@ -10162,13 +10067,29 @@
           <w:bCs/>
           <w:rFonts w:ascii="맑은 고딕" w:cs="맑은 고딕" w:eastAsia="맑은 고딕" w:hAnsi="맑은 고딕"/>
         </w:rPr>
-        <w:t xml:space="preserve">PO 반론 2회 반영</w:t>
-      </w:r>
-      <w:r>
-        <w:rPr>
-          <w:rFonts w:ascii="맑은 고딕" w:cs="맑은 고딕" w:eastAsia="맑은 고딕" w:hAnsi="맑은 고딕"/>
-        </w:rPr>
-        <w:t xml:space="preserve">: ①"미지급 시 환자 전액부담"은 비현실(귀국 후 수금 불가) ②</w:t>
+        <w:t xml:space="preserve">보험사 경유 시 수수료 회수 경로</w:t>
+      </w:r>
+      <w:r>
+        <w:rPr>
+          <w:rFonts w:ascii="맑은 고딕" w:cs="맑은 고딕" w:eastAsia="맑은 고딕" w:hAnsi="맑은 고딕"/>
+        </w:rPr>
+        <w:t xml:space="preserve">(§3-C).</w:t>
+      </w:r>
+    </w:p>
+    <w:p>
+      <w:pPr>
+        <w:pStyle w:val="ListParagraph"/>
+        <w:numPr>
+          <w:ilvl w:val="0"/>
+          <w:numId w:val="1"/>
+        </w:numPr>
+        <w:spacing w:after="20"/>
+      </w:pPr>
+      <w:r>
+        <w:rPr>
+          <w:rFonts w:ascii="맑은 고딕" w:cs="맑은 고딕" w:eastAsia="맑은 고딕" w:hAnsi="맑은 고딕"/>
+        </w:rPr>
+        <w:t xml:space="preserve">✅ </w:t>
       </w:r>
       <w:r>
         <w:rPr>
@@ -10176,13 +10097,29 @@
           <w:bCs/>
           <w:rFonts w:ascii="맑은 고딕" w:cs="맑은 고딕" w:eastAsia="맑은 고딕" w:hAnsi="맑은 고딕"/>
         </w:rPr>
-        <w:t xml:space="preserve">"수술을 쪼개 단계 청구"는 불가능</w:t>
-      </w:r>
-      <w:r>
-        <w:rPr>
-          <w:rFonts w:ascii="맑은 고딕" w:cs="맑은 고딕" w:eastAsia="맑은 고딕" w:hAnsi="맑은 고딕"/>
-        </w:rPr>
-        <w:t xml:space="preserve">(암 수술은 한 번). → 최종: </w:t>
+        <w:t xml:space="preserve">코디네이터 실재</w:t>
+      </w:r>
+      <w:r>
+        <w:rPr>
+          <w:rFonts w:ascii="맑은 고딕" w:cs="맑은 고딕" w:eastAsia="맑은 고딕" w:hAnsi="맑은 고딕"/>
+        </w:rPr>
+        <w:t xml:space="preserve"> — 🟡 명단·동시 케이스 수·백업 인력만 v1에서.</w:t>
+      </w:r>
+    </w:p>
+    <w:p>
+      <w:pPr>
+        <w:pStyle w:val="ListParagraph"/>
+        <w:numPr>
+          <w:ilvl w:val="0"/>
+          <w:numId w:val="1"/>
+        </w:numPr>
+        <w:spacing w:after="20"/>
+      </w:pPr>
+      <w:r>
+        <w:rPr>
+          <w:rFonts w:ascii="맑은 고딕" w:cs="맑은 고딕" w:eastAsia="맑은 고딕" w:hAnsi="맑은 고딕"/>
+        </w:rPr>
+        <w:t xml:space="preserve">🔴 </w:t>
       </w:r>
       <w:r>
         <w:rPr>
@@ -10190,13 +10127,29 @@
           <w:bCs/>
           <w:rFonts w:ascii="맑은 고딕" w:cs="맑은 고딕" w:eastAsia="맑은 고딕" w:hAnsi="맑은 고딕"/>
         </w:rPr>
-        <w:t xml:space="preserve">30일+ 지연은 업계 표준이고 신용은 병원(IPD)이 진다</w:t>
-      </w:r>
-      <w:r>
-        <w:rPr>
-          <w:rFonts w:ascii="맑은 고딕" w:cs="맑은 고딕" w:eastAsia="맑은 고딕" w:hAnsi="맑은 고딕"/>
-        </w:rPr>
-        <w:t xml:space="preserve">(우리 대납·신용 금지). 리스크 관리 = 수술 쪼개기가 아니라 </w:t>
+        <w:t xml:space="preserve">리드타임·병원 영업시간 내 SLA</w:t>
+      </w:r>
+      <w:r>
+        <w:rPr>
+          <w:rFonts w:ascii="맑은 고딕" w:cs="맑은 고딕" w:eastAsia="맑은 고딕" w:hAnsi="맑은 고딕"/>
+        </w:rPr>
+        <w:t xml:space="preserve"> 확정(§4 제안값 검토).</w:t>
+      </w:r>
+    </w:p>
+    <w:p>
+      <w:pPr>
+        <w:pStyle w:val="ListParagraph"/>
+        <w:numPr>
+          <w:ilvl w:val="0"/>
+          <w:numId w:val="1"/>
+        </w:numPr>
+        <w:spacing w:after="20"/>
+      </w:pPr>
+      <w:r>
+        <w:rPr>
+          <w:rFonts w:ascii="맑은 고딕" w:cs="맑은 고딕" w:eastAsia="맑은 고딕" w:hAnsi="맑은 고딕"/>
+        </w:rPr>
+        <w:t xml:space="preserve">🟡 </w:t>
       </w:r>
       <w:r>
         <w:rPr>
@@ -10204,13 +10157,87 @@
           <w:bCs/>
           <w:rFonts w:ascii="맑은 고딕" w:cs="맑은 고딕" w:eastAsia="맑은 고딕" w:hAnsi="맑은 고딕"/>
         </w:rPr>
-        <w:t xml:space="preserve">①믿을 상대만 ②청구를 못 깎게(사전승인·서류 완벽) ③계약 레벨 선입금·지불기한 ④트랙레코드 손절</w:t>
-      </w:r>
-      <w:r>
-        <w:rPr>
-          <w:rFonts w:ascii="맑은 고딕" w:cs="맑은 고딕" w:eastAsia="맑은 고딕" w:hAnsi="맑은 고딕"/>
-        </w:rPr>
-        <w:t xml:space="preserve">. 환자 선수금은 자기부담·비보장 소액만.</w:t>
+        <w:t xml:space="preserve">번역 정확도 QA 주체</w:t>
+      </w:r>
+      <w:r>
+        <w:rPr>
+          <w:rFonts w:ascii="맑은 고딕" w:cs="맑은 고딕" w:eastAsia="맑은 고딕" w:hAnsi="맑은 고딕"/>
+        </w:rPr>
+        <w:t xml:space="preserve">(§0.2).</w:t>
+      </w:r>
+    </w:p>
+    <w:p>
+      <w:pPr>
+        <w:spacing w:after="40"/>
+      </w:pPr>
+    </w:p>
+    <w:p>
+      <w:pPr>
+        <w:pBdr>
+          <w:bottom w:val="single" w:color="CCCCCC" w:sz="6"/>
+        </w:pBdr>
+        <w:spacing w:after="120"/>
+      </w:pPr>
+    </w:p>
+    <w:p>
+      <w:pPr>
+        <w:spacing w:after="40"/>
+      </w:pPr>
+    </w:p>
+    <w:p>
+      <w:pPr>
+        <w:pStyle w:val="Heading1"/>
+        <w:spacing w:before="280" w:after="120"/>
+      </w:pPr>
+      <w:r>
+        <w:rPr>
+          <w:rFonts w:ascii="맑은 고딕" w:cs="맑은 고딕" w:eastAsia="맑은 고딕" w:hAnsi="맑은 고딕"/>
+        </w:rPr>
+        <w:t xml:space="preserve">변경 이력</w:t>
+      </w:r>
+    </w:p>
+    <w:p>
+      <w:pPr>
+        <w:pStyle w:val="ListParagraph"/>
+        <w:numPr>
+          <w:ilvl w:val="0"/>
+          <w:numId w:val="1"/>
+        </w:numPr>
+        <w:spacing w:after="20"/>
+      </w:pPr>
+      <w:r>
+        <w:rPr>
+          <w:rFonts w:ascii="맑은 고딕" w:cs="맑은 고딕" w:eastAsia="맑은 고딕" w:hAnsi="맑은 고딕"/>
+        </w:rPr>
+        <w:t xml:space="preserve">2026-07-15 (v0.4, 보험사 정산 리스크 — 현실 버전, PO 반론 3회 반영): 이대서울 IPD 미팅 근거. §6.10. ①"환자 전액부담"은 비현실 ②"수술 쪼개 단계청구"는 불가 ③</w:t>
+      </w:r>
+      <w:r>
+        <w:rPr>
+          <w:b/>
+          <w:bCs/>
+          <w:rFonts w:ascii="맑은 고딕" w:cs="맑은 고딕" w:eastAsia="맑은 고딕" w:hAnsi="맑은 고딕"/>
+        </w:rPr>
+        <w:t xml:space="preserve">글로벌 탑클래스 보험사도 떼먹음 — 이대 억 단위·아산 십억 단위 미수</w:t>
+      </w:r>
+      <w:r>
+        <w:rPr>
+          <w:rFonts w:ascii="맑은 고딕" w:cs="맑은 고딕" w:eastAsia="맑은 고딕" w:hAnsi="맑은 고딕"/>
+        </w:rPr>
+        <w:t xml:space="preserve">(대형병원도 못 막음). → 최종 결론: </w:t>
+      </w:r>
+      <w:r>
+        <w:rPr>
+          <w:b/>
+          <w:bCs/>
+          <w:rFonts w:ascii="맑은 고딕" w:cs="맑은 고딕" w:eastAsia="맑은 고딕" w:hAnsi="맑은 고딕"/>
+        </w:rPr>
+        <w:t xml:space="preserve">리스크는 못 없앤다. 목표 = "떼여도 안 죽는 구조".</w:t>
+      </w:r>
+      <w:r>
+        <w:rPr>
+          <w:rFonts w:ascii="맑은 고딕" w:cs="맑은 고딕" w:eastAsia="맑은 고딕" w:hAnsi="맑은 고딕"/>
+        </w:rPr>
+        <w:t xml:space="preserve"> 우리는 지불보증 안 함(면책 명시)·"필터" 역할. 실전 = ①큰돈은 치료 전 선입금/에스크로 ②초기 저위험(면력 중심)부터, 대학병원 고액은 선입금 조건부 ③사전승인·서류로 부분지급 방어 ④트랙레코드 손절.</w:t>
       </w:r>
     </w:p>
     <w:p>

--- a/coo/04-operations/실환자_운영_SOP_초안.docx
+++ b/coo/04-operations/실환자_운영_SOP_초안.docx
@@ -9555,7 +9555,131 @@
     </w:p>
     <w:p>
       <w:pPr>
+        <w:shd w:fill="F3F6F9" w:val="clear"/>
         <w:spacing w:after="40"/>
+        <w:ind w:left="120"/>
+      </w:pPr>
+      <w:r>
+        <w:rPr>
+          <w:b/>
+          <w:bCs/>
+          <w:i w:val="false"/>
+          <w:iCs w:val="false"/>
+          <w:rFonts w:ascii="맑은 고딕" w:cs="맑은 고딕" w:eastAsia="맑은 고딕" w:hAnsi="맑은 고딕"/>
+        </w:rPr>
+        <w:t xml:space="preserve">⚠️ 협상 톤 — 요구가 아니라 질문으로 (PO 지시)</w:t>
+      </w:r>
+      <w:r>
+        <w:rPr>
+          <w:i w:val="false"/>
+          <w:iCs w:val="false"/>
+          <w:rFonts w:ascii="맑은 고딕" w:cs="맑은 고딕" w:eastAsia="맑은 고딕" w:hAnsi="맑은 고딕"/>
+        </w:rPr>
+        <w:t xml:space="preserve">: "보증금 먼저 예치하고 계약하자"고 세게 들이밀면 보험사는 도망간다. </w:t>
+      </w:r>
+      <w:r>
+        <w:rPr>
+          <w:b/>
+          <w:bCs/>
+          <w:i w:val="false"/>
+          <w:iCs w:val="false"/>
+          <w:rFonts w:ascii="맑은 고딕" w:cs="맑은 고딕" w:eastAsia="맑은 고딕" w:hAnsi="맑은 고딕"/>
+        </w:rPr>
+        <w:t xml:space="preserve">완곡하게</w:t>
+      </w:r>
+      <w:r>
+        <w:rPr>
+          <w:i w:val="false"/>
+          <w:iCs w:val="false"/>
+          <w:rFonts w:ascii="맑은 고딕" w:cs="맑은 고딕" w:eastAsia="맑은 고딕" w:hAnsi="맑은 고딕"/>
+        </w:rPr>
+        <w:t xml:space="preserve"> 접근한다:</w:t>
+      </w:r>
+    </w:p>
+    <w:p>
+      <w:pPr>
+        <w:shd w:fill="F3F6F9" w:val="clear"/>
+        <w:spacing w:after="40"/>
+        <w:ind w:left="120"/>
+      </w:pPr>
+      <w:r>
+        <w:rPr>
+          <w:i w:val="false"/>
+          <w:iCs w:val="false"/>
+          <w:rFonts w:ascii="맑은 고딕" w:cs="맑은 고딕" w:eastAsia="맑은 고딕" w:hAnsi="맑은 고딕"/>
+        </w:rPr>
+        <w:t xml:space="preserve">*"병원들과 얘기해보니 미지급 사례 때문에 병원 쪽에서 우려하는 부분이 있더라구요. </w:t>
+      </w:r>
+      <w:r>
+        <w:rPr>
+          <w:b/>
+          <w:bCs/>
+          <w:i w:val="false"/>
+          <w:iCs w:val="false"/>
+          <w:rFonts w:ascii="맑은 고딕" w:cs="맑은 고딕" w:eastAsia="맑은 고딕" w:hAnsi="맑은 고딕"/>
+        </w:rPr>
+        <w:t xml:space="preserve">혹시 그쪽 정책은 어떻게 되나요? 치료 전 일부 선지급이나 보증 구조도 운영하시나요?</w:t>
+      </w:r>
+      <w:r>
+        <w:rPr>
+          <w:i w:val="false"/>
+          <w:iCs w:val="false"/>
+          <w:rFonts w:ascii="맑은 고딕" w:cs="맑은 고딕" w:eastAsia="맑은 고딕" w:hAnsi="맑은 고딕"/>
+        </w:rPr>
+        <w:t xml:space="preserve">"*</w:t>
+      </w:r>
+    </w:p>
+    <w:p>
+      <w:pPr>
+        <w:shd w:fill="F3F6F9" w:val="clear"/>
+        <w:spacing w:after="40"/>
+        <w:ind w:left="120"/>
+      </w:pPr>
+      <w:r>
+        <w:rPr>
+          <w:i w:val="false"/>
+          <w:iCs w:val="false"/>
+          <w:rFonts w:ascii="맑은 고딕" w:cs="맑은 고딕" w:eastAsia="맑은 고딕" w:hAnsi="맑은 고딕"/>
+        </w:rPr>
+        <w:t xml:space="preserve">→ ①우려를 "병원 쪽 걱정"으로 돌려 우리가 불신하는 것처럼 안 보이게 ②"너희 정책이 뭐냐"고 물어 </w:t>
+      </w:r>
+      <w:r>
+        <w:rPr>
+          <w:b/>
+          <w:bCs/>
+          <w:i w:val="false"/>
+          <w:iCs w:val="false"/>
+          <w:rFonts w:ascii="맑은 고딕" w:cs="맑은 고딕" w:eastAsia="맑은 고딕" w:hAnsi="맑은 고딕"/>
+        </w:rPr>
+        <w:t xml:space="preserve">상대가 먼저 자기네 표준 방어책을 꺼내게</w:t>
+      </w:r>
+      <w:r>
+        <w:rPr>
+          <w:i w:val="false"/>
+          <w:iCs w:val="false"/>
+          <w:rFonts w:ascii="맑은 고딕" w:cs="맑은 고딕" w:eastAsia="맑은 고딕" w:hAnsi="맑은 고딕"/>
+        </w:rPr>
+        <w:t xml:space="preserve"> 한다(어시스턴스사는 선지급 구조가 있는 경우 많음). 우리는 조건을 들이미는 게 아니라 </w:t>
+      </w:r>
+      <w:r>
+        <w:rPr>
+          <w:b/>
+          <w:bCs/>
+          <w:i w:val="false"/>
+          <w:iCs w:val="false"/>
+          <w:rFonts w:ascii="맑은 고딕" w:cs="맑은 고딕" w:eastAsia="맑은 고딕" w:hAnsi="맑은 고딕"/>
+        </w:rPr>
+        <w:t xml:space="preserve">그쪽 정책을 확인·조율.</w:t>
+      </w:r>
+    </w:p>
+    <w:p>
+      <w:pPr>
+        <w:spacing w:after="40"/>
+      </w:pPr>
+    </w:p>
+    <w:p>
+      <w:pPr>
+        <w:spacing w:after="40"/>
       </w:pPr>
       <w:r>
         <w:rPr>
@@ -9596,7 +9720,7 @@
           <w:bCs/>
           <w:rFonts w:ascii="맑은 고딕" w:cs="맑은 고딕" w:eastAsia="맑은 고딕" w:hAnsi="맑은 고딕"/>
         </w:rPr>
-        <w:t xml:space="preserve">보험사/어시스턴스사가 치료 전 일부(예 30~50%) 선입금 또는 에스크로(제3자 예치)</w:t>
+        <w:t xml:space="preserve">보험사/어시스턴스사가 치료 전 일부(예 30~50%) 선지급 또는 에스크로(제3자 예치)</w:t>
       </w:r>
       <w:r>
         <w:rPr>
@@ -9616,21 +9740,21 @@
         <w:rPr>
           <w:rFonts w:ascii="맑은 고딕" w:cs="맑은 고딕" w:eastAsia="맑은 고딕" w:hAnsi="맑은 고딕"/>
         </w:rPr>
-        <w:t xml:space="preserve"> </w:t>
-      </w:r>
-      <w:r>
-        <w:rPr>
-          <w:b/>
-          <w:bCs/>
-          <w:rFonts w:ascii="맑은 고딕" w:cs="맑은 고딕" w:eastAsia="맑은 고딕" w:hAnsi="맑은 고딕"/>
-        </w:rPr>
-        <w:t xml:space="preserve">선입금을 못 걸면 = 위험 신호</w:t>
-      </w:r>
-      <w:r>
-        <w:rPr>
-          <w:rFonts w:ascii="맑은 고딕" w:cs="맑은 고딕" w:eastAsia="맑은 고딕" w:hAnsi="맑은 고딕"/>
-        </w:rPr>
-        <w:t xml:space="preserve"> → 안 받거나 보수적으로.</w:t>
+        <w:t xml:space="preserve"> ※ </w:t>
+      </w:r>
+      <w:r>
+        <w:rPr>
+          <w:b/>
+          <w:bCs/>
+          <w:rFonts w:ascii="맑은 고딕" w:cs="맑은 고딕" w:eastAsia="맑은 고딕" w:hAnsi="맑은 고딕"/>
+        </w:rPr>
+        <w:t xml:space="preserve">위 협상 톤으로 완곡하게</w:t>
+      </w:r>
+      <w:r>
+        <w:rPr>
+          <w:rFonts w:ascii="맑은 고딕" w:cs="맑은 고딕" w:eastAsia="맑은 고딕" w:hAnsi="맑은 고딕"/>
+        </w:rPr>
+        <w:t xml:space="preserve"> 꺼낼 것 — 못 걸면(상대가 거부/회피) = 위험 신호이니 그 케이스는 보수적으로.</w:t>
       </w:r>
     </w:p>
     <w:p>
@@ -10194,6 +10318,36 @@
           <w:rFonts w:ascii="맑은 고딕" w:cs="맑은 고딕" w:eastAsia="맑은 고딕" w:hAnsi="맑은 고딕"/>
         </w:rPr>
         <w:t xml:space="preserve">변경 이력</w:t>
+      </w:r>
+    </w:p>
+    <w:p>
+      <w:pPr>
+        <w:pStyle w:val="ListParagraph"/>
+        <w:numPr>
+          <w:ilvl w:val="0"/>
+          <w:numId w:val="1"/>
+        </w:numPr>
+        <w:spacing w:after="20"/>
+      </w:pPr>
+      <w:r>
+        <w:rPr>
+          <w:rFonts w:ascii="맑은 고딕" w:cs="맑은 고딕" w:eastAsia="맑은 고딕" w:hAnsi="맑은 고딕"/>
+        </w:rPr>
+        <w:t xml:space="preserve">2026-07-15 (v0.4-4, 협상 톤): PO 지시 — 선입금/에스크로를 "먼저 내놔라" 세게 요구하면 계약 파탄. </w:t>
+      </w:r>
+      <w:r>
+        <w:rPr>
+          <w:b/>
+          <w:bCs/>
+          <w:rFonts w:ascii="맑은 고딕" w:cs="맑은 고딕" w:eastAsia="맑은 고딕" w:hAnsi="맑은 고딕"/>
+        </w:rPr>
+        <w:t xml:space="preserve">완곡하게 "병원 쪽 우려가 있던데 그쪽 정책은 어떠냐, 선지급 구조 있냐"고 질문형으로</w:t>
+      </w:r>
+      <w:r>
+        <w:rPr>
+          <w:rFonts w:ascii="맑은 고딕" w:cs="맑은 고딕" w:eastAsia="맑은 고딕" w:hAnsi="맑은 고딕"/>
+        </w:rPr>
+        <w:t xml:space="preserve"> 접근해 상대가 먼저 방어책을 꺼내게. §6.10에 협상 톤 박스 추가.</w:t>
       </w:r>
     </w:p>
     <w:p>

--- a/coo/04-operations/실환자_운영_SOP_초안.docx
+++ b/coo/04-operations/실환자_운영_SOP_초안.docx
@@ -11,7 +11,7 @@
         <w:rPr>
           <w:rFonts w:ascii="맑은 고딕" w:cs="맑은 고딕" w:eastAsia="맑은 고딕" w:hAnsi="맑은 고딕"/>
         </w:rPr>
-        <w:t xml:space="preserve">실환자 운영 실무 가이드라인 (Patient Journey SOP) — v0.4 초안</w:t>
+        <w:t xml:space="preserve">실환자 운영 실무 가이드라인 (Patient Journey SOP) — v0.5 초안</w:t>
       </w:r>
     </w:p>
     <w:p>
@@ -33,7 +33,7 @@
           <w:iCs w:val="false"/>
           <w:rFonts w:ascii="맑은 고딕" w:cs="맑은 고딕" w:eastAsia="맑은 고딕" w:hAnsi="맑은 고딕"/>
         </w:rPr>
-        <w:t xml:space="preserve">상태: v0.4 초안 · PO 교정 대기 · 실환자 받기 前 "가설 지도".</w:t>
+        <w:t xml:space="preserve">상태: v0.5 초안 · PO 교정 대기 · 실환자 받기 前 "가설 지도".</w:t>
       </w:r>
     </w:p>
     <w:p>
@@ -813,6 +813,1168 @@
           <w:rFonts w:ascii="맑은 고딕" w:cs="맑은 고딕" w:eastAsia="맑은 고딕" w:hAnsi="맑은 고딕"/>
         </w:rPr>
         <w:t xml:space="preserve"> 첫 환자 1~2명이 이 문서를 "가설"에서 "검증된 절차"로 바꿔줄 것이다. 지금은 그 첫 환자를 매끄럽게 받기 위한 준비.</w:t>
+      </w:r>
+    </w:p>
+    <w:p>
+      <w:pPr>
+        <w:spacing w:after="40"/>
+      </w:pPr>
+    </w:p>
+    <w:p>
+      <w:pPr>
+        <w:pBdr>
+          <w:bottom w:val="single" w:color="CCCCCC" w:sz="6"/>
+        </w:pBdr>
+        <w:spacing w:after="120"/>
+      </w:pPr>
+    </w:p>
+    <w:p>
+      <w:pPr>
+        <w:spacing w:after="40"/>
+      </w:pPr>
+    </w:p>
+    <w:p>
+      <w:pPr>
+        <w:pStyle w:val="Heading1"/>
+        <w:spacing w:before="280" w:after="120"/>
+      </w:pPr>
+      <w:r>
+        <w:rPr>
+          <w:rFonts w:ascii="맑은 고딕" w:cs="맑은 고딕" w:eastAsia="맑은 고딕" w:hAnsi="맑은 고딕"/>
+        </w:rPr>
+        <w:t xml:space="preserve">⭐ 계약·동의 문서 세트 (최우선 — 실계약·실환자 前 필독)</w:t>
+      </w:r>
+    </w:p>
+    <w:p>
+      <w:pPr>
+        <w:shd w:fill="F3F6F9" w:val="clear"/>
+        <w:spacing w:after="40"/>
+        <w:ind w:left="120"/>
+      </w:pPr>
+      <w:r>
+        <w:rPr>
+          <w:b/>
+          <w:bCs/>
+          <w:i w:val="false"/>
+          <w:iCs w:val="false"/>
+          <w:rFonts w:ascii="맑은 고딕" w:cs="맑은 고딕" w:eastAsia="맑은 고딕" w:hAnsi="맑은 고딕"/>
+        </w:rPr>
+        <w:t xml:space="preserve">왜 맨 앞</w:t>
+      </w:r>
+      <w:r>
+        <w:rPr>
+          <w:i w:val="false"/>
+          <w:iCs w:val="false"/>
+          <w:rFonts w:ascii="맑은 고딕" w:cs="맑은 고딕" w:eastAsia="맑은 고딕" w:hAnsi="맑은 고딕"/>
+        </w:rPr>
+        <w:t xml:space="preserve">: 픽업·통역보다 먼저 서야 하는 게 "누가 무슨 문서에 서명하나". KHIDI 공식 유치문서 아카이브(2026-07-15 확보)로 표준 구조를 확정함.</w:t>
+      </w:r>
+    </w:p>
+    <w:p>
+      <w:pPr>
+        <w:shd w:fill="F3F6F9" w:val="clear"/>
+        <w:spacing w:after="40"/>
+        <w:ind w:left="120"/>
+      </w:pPr>
+      <w:r>
+        <w:rPr>
+          <w:b/>
+          <w:bCs/>
+          <w:i w:val="false"/>
+          <w:iCs w:val="false"/>
+          <w:rFonts w:ascii="맑은 고딕" w:cs="맑은 고딕" w:eastAsia="맑은 고딕" w:hAnsi="맑은 고딕"/>
+        </w:rPr>
+        <w:t xml:space="preserve">핵심 사실 3가지</w:t>
+      </w:r>
+      <w:r>
+        <w:rPr>
+          <w:i w:val="false"/>
+          <w:iCs w:val="false"/>
+          <w:rFonts w:ascii="맑은 고딕" w:cs="맑은 고딕" w:eastAsia="맑은 고딕" w:hAnsi="맑은 고딕"/>
+        </w:rPr>
+        <w:t xml:space="preserve">: ① "표준계약서"의 실체 = </w:t>
+      </w:r>
+      <w:r>
+        <w:rPr>
+          <w:b/>
+          <w:bCs/>
+          <w:i w:val="false"/>
+          <w:iCs w:val="false"/>
+          <w:rFonts w:ascii="맑은 고딕" w:cs="맑은 고딕" w:eastAsia="맑은 고딕" w:hAnsi="맑은 고딕"/>
+        </w:rPr>
+        <w:t xml:space="preserve">강남구 표준협약서(2014, 유치업자↔병원)</w:t>
+      </w:r>
+      <w:r>
+        <w:rPr>
+          <w:i w:val="false"/>
+          <w:iCs w:val="false"/>
+          <w:rFonts w:ascii="맑은 고딕" w:cs="맑은 고딕" w:eastAsia="맑은 고딕" w:hAnsi="맑은 고딕"/>
+        </w:rPr>
+        <w:t xml:space="preserve"> — 낡아서(수수료율 빈칸·국외이전·2024 상한 미반영) 그대로 못 씀, 우리 초안이 이미 현행화한 셈. ② </w:t>
+      </w:r>
+      <w:r>
+        <w:rPr>
+          <w:b/>
+          <w:bCs/>
+          <w:i w:val="false"/>
+          <w:iCs w:val="false"/>
+          <w:rFonts w:ascii="맑은 고딕" w:cs="맑은 고딕" w:eastAsia="맑은 고딕" w:hAnsi="맑은 고딕"/>
+        </w:rPr>
+        <w:t xml:space="preserve">공정위 외국인환자 표준약관은 없음</w:t>
+      </w:r>
+      <w:r>
+        <w:rPr>
+          <w:i w:val="false"/>
+          <w:iCs w:val="false"/>
+          <w:rFonts w:ascii="맑은 고딕" w:cs="맑은 고딕" w:eastAsia="맑은 고딕" w:hAnsi="맑은 고딕"/>
+        </w:rPr>
+        <w:t xml:space="preserve">(확인). ③ 유치 계약은 </w:t>
+      </w:r>
+      <w:r>
+        <w:rPr>
+          <w:b/>
+          <w:bCs/>
+          <w:i w:val="false"/>
+          <w:iCs w:val="false"/>
+          <w:rFonts w:ascii="맑은 고딕" w:cs="맑은 고딕" w:eastAsia="맑은 고딕" w:hAnsi="맑은 고딕"/>
+        </w:rPr>
+        <w:t xml:space="preserve">2갈래</w:t>
+      </w:r>
+      <w:r>
+        <w:rPr>
+          <w:i w:val="false"/>
+          <w:iCs w:val="false"/>
+          <w:rFonts w:ascii="맑은 고딕" w:cs="맑은 고딕" w:eastAsia="맑은 고딕" w:hAnsi="맑은 고딕"/>
+        </w:rPr>
+        <w:t xml:space="preserve"> — 아래.</w:t>
+      </w:r>
+    </w:p>
+    <w:p>
+      <w:pPr>
+        <w:spacing w:after="40"/>
+      </w:pPr>
+    </w:p>
+    <w:p>
+      <w:pPr>
+        <w:pStyle w:val="Heading2"/>
+        <w:spacing w:before="200" w:after="100"/>
+      </w:pPr>
+      <w:r>
+        <w:rPr>
+          <w:rFonts w:ascii="맑은 고딕" w:cs="맑은 고딕" w:eastAsia="맑은 고딕" w:hAnsi="맑은 고딕"/>
+        </w:rPr>
+        <w:t xml:space="preserve">유치 계약 = 2갈래 (KHIDI 공식 모델)</w:t>
+      </w:r>
+    </w:p>
+    <w:tbl>
+      <w:tblPr>
+        <w:tblW w:type="pct" w:w="100%"/>
+        <w:tblBorders>
+          <w:top w:val="single" w:color="auto" w:sz="4"/>
+          <w:left w:val="single" w:color="auto" w:sz="4"/>
+          <w:bottom w:val="single" w:color="auto" w:sz="4"/>
+          <w:right w:val="single" w:color="auto" w:sz="4"/>
+          <w:insideH w:val="single" w:color="auto" w:sz="4"/>
+          <w:insideV w:val="single" w:color="auto" w:sz="4"/>
+        </w:tblBorders>
+      </w:tblPr>
+      <w:tblGrid>
+        <w:gridCol w:w="100"/>
+        <w:gridCol w:w="100"/>
+        <w:gridCol w:w="100"/>
+        <w:gridCol w:w="100"/>
+        <w:gridCol w:w="100"/>
+      </w:tblGrid>
+      <w:tr>
+        <w:trPr>
+          <w:tblHeader/>
+        </w:trPr>
+        <w:tc>
+          <w:tcPr>
+            <w:tcBorders>
+              <w:top w:val="single" w:color="BBBBBB" w:sz="2"/>
+              <w:left w:val="single" w:color="BBBBBB" w:sz="2"/>
+              <w:bottom w:val="single" w:color="BBBBBB" w:sz="2"/>
+              <w:right w:val="single" w:color="BBBBBB" w:sz="2"/>
+            </w:tcBorders>
+            <w:shd w:fill="E8EEF4" w:val="clear"/>
+            <w:tcMar>
+              <w:top w:type="dxa" w:w="40"/>
+              <w:left w:type="dxa" w:w="80"/>
+              <w:bottom w:type="dxa" w:w="40"/>
+              <w:right w:type="dxa" w:w="80"/>
+            </w:tcMar>
+          </w:tcPr>
+          <w:p>
+            <w:pPr>
+              <w:spacing w:after="0"/>
+            </w:pPr>
+            <w:r>
+              <w:rPr>
+                <w:b/>
+                <w:bCs/>
+                <w:rFonts w:ascii="맑은 고딕" w:cs="맑은 고딕" w:eastAsia="맑은 고딕" w:hAnsi="맑은 고딕"/>
+              </w:rPr>
+              <w:t xml:space="preserve">갈래</w:t>
+            </w:r>
+          </w:p>
+        </w:tc>
+        <w:tc>
+          <w:tcPr>
+            <w:tcBorders>
+              <w:top w:val="single" w:color="BBBBBB" w:sz="2"/>
+              <w:left w:val="single" w:color="BBBBBB" w:sz="2"/>
+              <w:bottom w:val="single" w:color="BBBBBB" w:sz="2"/>
+              <w:right w:val="single" w:color="BBBBBB" w:sz="2"/>
+            </w:tcBorders>
+            <w:shd w:fill="E8EEF4" w:val="clear"/>
+            <w:tcMar>
+              <w:top w:type="dxa" w:w="40"/>
+              <w:left w:type="dxa" w:w="80"/>
+              <w:bottom w:type="dxa" w:w="40"/>
+              <w:right w:type="dxa" w:w="80"/>
+            </w:tcMar>
+          </w:tcPr>
+          <w:p>
+            <w:pPr>
+              <w:spacing w:after="0"/>
+            </w:pPr>
+            <w:r>
+              <w:rPr>
+                <w:b/>
+                <w:bCs/>
+                <w:rFonts w:ascii="맑은 고딕" w:cs="맑은 고딕" w:eastAsia="맑은 고딕" w:hAnsi="맑은 고딕"/>
+              </w:rPr>
+              <w:t xml:space="preserve">당사자</w:t>
+            </w:r>
+          </w:p>
+        </w:tc>
+        <w:tc>
+          <w:tcPr>
+            <w:tcBorders>
+              <w:top w:val="single" w:color="BBBBBB" w:sz="2"/>
+              <w:left w:val="single" w:color="BBBBBB" w:sz="2"/>
+              <w:bottom w:val="single" w:color="BBBBBB" w:sz="2"/>
+              <w:right w:val="single" w:color="BBBBBB" w:sz="2"/>
+            </w:tcBorders>
+            <w:shd w:fill="E8EEF4" w:val="clear"/>
+            <w:tcMar>
+              <w:top w:type="dxa" w:w="40"/>
+              <w:left w:type="dxa" w:w="80"/>
+              <w:bottom w:type="dxa" w:w="40"/>
+              <w:right w:type="dxa" w:w="80"/>
+            </w:tcMar>
+          </w:tcPr>
+          <w:p>
+            <w:pPr>
+              <w:spacing w:after="0"/>
+            </w:pPr>
+            <w:r>
+              <w:rPr>
+                <w:b/>
+                <w:bCs/>
+                <w:rFonts w:ascii="맑은 고딕" w:cs="맑은 고딕" w:eastAsia="맑은 고딕" w:hAnsi="맑은 고딕"/>
+              </w:rPr>
+              <w:t xml:space="preserve">문서</w:t>
+            </w:r>
+          </w:p>
+        </w:tc>
+        <w:tc>
+          <w:tcPr>
+            <w:tcBorders>
+              <w:top w:val="single" w:color="BBBBBB" w:sz="2"/>
+              <w:left w:val="single" w:color="BBBBBB" w:sz="2"/>
+              <w:bottom w:val="single" w:color="BBBBBB" w:sz="2"/>
+              <w:right w:val="single" w:color="BBBBBB" w:sz="2"/>
+            </w:tcBorders>
+            <w:shd w:fill="E8EEF4" w:val="clear"/>
+            <w:tcMar>
+              <w:top w:type="dxa" w:w="40"/>
+              <w:left w:type="dxa" w:w="80"/>
+              <w:bottom w:type="dxa" w:w="40"/>
+              <w:right w:type="dxa" w:w="80"/>
+            </w:tcMar>
+          </w:tcPr>
+          <w:p>
+            <w:pPr>
+              <w:spacing w:after="0"/>
+            </w:pPr>
+            <w:r>
+              <w:rPr>
+                <w:b/>
+                <w:bCs/>
+                <w:rFonts w:ascii="맑은 고딕" w:cs="맑은 고딕" w:eastAsia="맑은 고딕" w:hAnsi="맑은 고딕"/>
+              </w:rPr>
+              <w:t xml:space="preserve">공식 기준</w:t>
+            </w:r>
+          </w:p>
+        </w:tc>
+        <w:tc>
+          <w:tcPr>
+            <w:tcBorders>
+              <w:top w:val="single" w:color="BBBBBB" w:sz="2"/>
+              <w:left w:val="single" w:color="BBBBBB" w:sz="2"/>
+              <w:bottom w:val="single" w:color="BBBBBB" w:sz="2"/>
+              <w:right w:val="single" w:color="BBBBBB" w:sz="2"/>
+            </w:tcBorders>
+            <w:shd w:fill="E8EEF4" w:val="clear"/>
+            <w:tcMar>
+              <w:top w:type="dxa" w:w="40"/>
+              <w:left w:type="dxa" w:w="80"/>
+              <w:bottom w:type="dxa" w:w="40"/>
+              <w:right w:type="dxa" w:w="80"/>
+            </w:tcMar>
+          </w:tcPr>
+          <w:p>
+            <w:pPr>
+              <w:spacing w:after="0"/>
+            </w:pPr>
+            <w:r>
+              <w:rPr>
+                <w:b/>
+                <w:bCs/>
+                <w:rFonts w:ascii="맑은 고딕" w:cs="맑은 고딕" w:eastAsia="맑은 고딕" w:hAnsi="맑은 고딕"/>
+              </w:rPr>
+              <w:t xml:space="preserve">우리 상태</w:t>
+            </w:r>
+          </w:p>
+        </w:tc>
+      </w:tr>
+      <w:tr>
+        <w:tc>
+          <w:tcPr>
+            <w:tcBorders>
+              <w:top w:val="single" w:color="BBBBBB" w:sz="2"/>
+              <w:left w:val="single" w:color="BBBBBB" w:sz="2"/>
+              <w:bottom w:val="single" w:color="BBBBBB" w:sz="2"/>
+              <w:right w:val="single" w:color="BBBBBB" w:sz="2"/>
+            </w:tcBorders>
+            <w:tcMar>
+              <w:top w:type="dxa" w:w="40"/>
+              <w:left w:type="dxa" w:w="80"/>
+              <w:bottom w:type="dxa" w:w="40"/>
+              <w:right w:type="dxa" w:w="80"/>
+            </w:tcMar>
+          </w:tcPr>
+          <w:p>
+            <w:pPr>
+              <w:spacing w:after="0"/>
+            </w:pPr>
+            <w:r>
+              <w:rPr>
+                <w:rFonts w:ascii="맑은 고딕" w:cs="맑은 고딕" w:eastAsia="맑은 고딕" w:hAnsi="맑은 고딕"/>
+              </w:rPr>
+              <w:t xml:space="preserve">① 유치협약</w:t>
+            </w:r>
+          </w:p>
+        </w:tc>
+        <w:tc>
+          <w:tcPr>
+            <w:tcBorders>
+              <w:top w:val="single" w:color="BBBBBB" w:sz="2"/>
+              <w:left w:val="single" w:color="BBBBBB" w:sz="2"/>
+              <w:bottom w:val="single" w:color="BBBBBB" w:sz="2"/>
+              <w:right w:val="single" w:color="BBBBBB" w:sz="2"/>
+            </w:tcBorders>
+            <w:tcMar>
+              <w:top w:type="dxa" w:w="40"/>
+              <w:left w:type="dxa" w:w="80"/>
+              <w:bottom w:type="dxa" w:w="40"/>
+              <w:right w:type="dxa" w:w="80"/>
+            </w:tcMar>
+          </w:tcPr>
+          <w:p>
+            <w:pPr>
+              <w:spacing w:after="0"/>
+            </w:pPr>
+            <w:r>
+              <w:rPr>
+                <w:b/>
+                <w:bCs/>
+                <w:rFonts w:ascii="맑은 고딕" w:cs="맑은 고딕" w:eastAsia="맑은 고딕" w:hAnsi="맑은 고딕"/>
+              </w:rPr>
+              <w:t xml:space="preserve">우리(본로이) ↔ 병원</w:t>
+            </w:r>
+          </w:p>
+        </w:tc>
+        <w:tc>
+          <w:tcPr>
+            <w:tcBorders>
+              <w:top w:val="single" w:color="BBBBBB" w:sz="2"/>
+              <w:left w:val="single" w:color="BBBBBB" w:sz="2"/>
+              <w:bottom w:val="single" w:color="BBBBBB" w:sz="2"/>
+              <w:right w:val="single" w:color="BBBBBB" w:sz="2"/>
+            </w:tcBorders>
+            <w:tcMar>
+              <w:top w:type="dxa" w:w="40"/>
+              <w:left w:type="dxa" w:w="80"/>
+              <w:bottom w:type="dxa" w:w="40"/>
+              <w:right w:type="dxa" w:w="80"/>
+            </w:tcMar>
+          </w:tcPr>
+          <w:p>
+            <w:pPr>
+              <w:spacing w:after="0"/>
+            </w:pPr>
+            <w:r>
+              <w:rPr>
+                <w:rFonts w:ascii="맑은 고딕" w:cs="맑은 고딕" w:eastAsia="맑은 고딕" w:hAnsi="맑은 고딕"/>
+              </w:rPr>
+              <w:t xml:space="preserve">유치 수수료·역할·정산</w:t>
+            </w:r>
+          </w:p>
+        </w:tc>
+        <w:tc>
+          <w:tcPr>
+            <w:tcBorders>
+              <w:top w:val="single" w:color="BBBBBB" w:sz="2"/>
+              <w:left w:val="single" w:color="BBBBBB" w:sz="2"/>
+              <w:bottom w:val="single" w:color="BBBBBB" w:sz="2"/>
+              <w:right w:val="single" w:color="BBBBBB" w:sz="2"/>
+            </w:tcBorders>
+            <w:tcMar>
+              <w:top w:type="dxa" w:w="40"/>
+              <w:left w:type="dxa" w:w="80"/>
+              <w:bottom w:type="dxa" w:w="40"/>
+              <w:right w:type="dxa" w:w="80"/>
+            </w:tcMar>
+          </w:tcPr>
+          <w:p>
+            <w:pPr>
+              <w:spacing w:after="0"/>
+            </w:pPr>
+            <w:r>
+              <w:rPr>
+                <w:rFonts w:ascii="맑은 고딕" w:cs="맑은 고딕" w:eastAsia="맑은 고딕" w:hAnsi="맑은 고딕"/>
+              </w:rPr>
+              <w:t xml:space="preserve">강남구 표준협약서(02, 2014·보강필요)</w:t>
+            </w:r>
+          </w:p>
+        </w:tc>
+        <w:tc>
+          <w:tcPr>
+            <w:tcBorders>
+              <w:top w:val="single" w:color="BBBBBB" w:sz="2"/>
+              <w:left w:val="single" w:color="BBBBBB" w:sz="2"/>
+              <w:bottom w:val="single" w:color="BBBBBB" w:sz="2"/>
+              <w:right w:val="single" w:color="BBBBBB" w:sz="2"/>
+            </w:tcBorders>
+            <w:tcMar>
+              <w:top w:type="dxa" w:w="40"/>
+              <w:left w:type="dxa" w:w="80"/>
+              <w:bottom w:type="dxa" w:w="40"/>
+              <w:right w:type="dxa" w:w="80"/>
+            </w:tcMar>
+          </w:tcPr>
+          <w:p>
+            <w:pPr>
+              <w:spacing w:after="0"/>
+            </w:pPr>
+            <w:r>
+              <w:rPr>
+                <w:rFonts w:ascii="맑은 고딕" w:cs="맑은 고딕" w:eastAsia="맑은 고딕" w:hAnsi="맑은 고딕"/>
+              </w:rPr>
+              <w:t xml:space="preserve">📝 hospital-commission-agreement-draft.md 초안(표준보다 현행)</w:t>
+            </w:r>
+          </w:p>
+        </w:tc>
+      </w:tr>
+      <w:tr>
+        <w:tc>
+          <w:tcPr>
+            <w:tcBorders>
+              <w:top w:val="single" w:color="BBBBBB" w:sz="2"/>
+              <w:left w:val="single" w:color="BBBBBB" w:sz="2"/>
+              <w:bottom w:val="single" w:color="BBBBBB" w:sz="2"/>
+              <w:right w:val="single" w:color="BBBBBB" w:sz="2"/>
+            </w:tcBorders>
+            <w:tcMar>
+              <w:top w:type="dxa" w:w="40"/>
+              <w:left w:type="dxa" w:w="80"/>
+              <w:bottom w:type="dxa" w:w="40"/>
+              <w:right w:type="dxa" w:w="80"/>
+            </w:tcMar>
+          </w:tcPr>
+          <w:p>
+            <w:pPr>
+              <w:spacing w:after="0"/>
+            </w:pPr>
+            <w:r>
+              <w:rPr>
+                <w:rFonts w:ascii="맑은 고딕" w:cs="맑은 고딕" w:eastAsia="맑은 고딕" w:hAnsi="맑은 고딕"/>
+              </w:rPr>
+              <w:t xml:space="preserve">② 진료동의</w:t>
+            </w:r>
+          </w:p>
+        </w:tc>
+        <w:tc>
+          <w:tcPr>
+            <w:tcBorders>
+              <w:top w:val="single" w:color="BBBBBB" w:sz="2"/>
+              <w:left w:val="single" w:color="BBBBBB" w:sz="2"/>
+              <w:bottom w:val="single" w:color="BBBBBB" w:sz="2"/>
+              <w:right w:val="single" w:color="BBBBBB" w:sz="2"/>
+            </w:tcBorders>
+            <w:tcMar>
+              <w:top w:type="dxa" w:w="40"/>
+              <w:left w:type="dxa" w:w="80"/>
+              <w:bottom w:type="dxa" w:w="40"/>
+              <w:right w:type="dxa" w:w="80"/>
+            </w:tcMar>
+          </w:tcPr>
+          <w:p>
+            <w:pPr>
+              <w:spacing w:after="0"/>
+            </w:pPr>
+            <w:r>
+              <w:rPr>
+                <w:b/>
+                <w:bCs/>
+                <w:rFonts w:ascii="맑은 고딕" w:cs="맑은 고딕" w:eastAsia="맑은 고딕" w:hAnsi="맑은 고딕"/>
+              </w:rPr>
+              <w:t xml:space="preserve">환자 ↔ 병원</w:t>
+            </w:r>
+          </w:p>
+        </w:tc>
+        <w:tc>
+          <w:tcPr>
+            <w:tcBorders>
+              <w:top w:val="single" w:color="BBBBBB" w:sz="2"/>
+              <w:left w:val="single" w:color="BBBBBB" w:sz="2"/>
+              <w:bottom w:val="single" w:color="BBBBBB" w:sz="2"/>
+              <w:right w:val="single" w:color="BBBBBB" w:sz="2"/>
+            </w:tcBorders>
+            <w:tcMar>
+              <w:top w:type="dxa" w:w="40"/>
+              <w:left w:type="dxa" w:w="80"/>
+              <w:bottom w:type="dxa" w:w="40"/>
+              <w:right w:type="dxa" w:w="80"/>
+            </w:tcMar>
+          </w:tcPr>
+          <w:p>
+            <w:pPr>
+              <w:spacing w:after="0"/>
+            </w:pPr>
+            <w:r>
+              <w:rPr>
+                <w:rFonts w:ascii="맑은 고딕" w:cs="맑은 고딕" w:eastAsia="맑은 고딕" w:hAnsi="맑은 고딕"/>
+              </w:rPr>
+              <w:t xml:space="preserve">진료·시술 동의·설명</w:t>
+            </w:r>
+          </w:p>
+        </w:tc>
+        <w:tc>
+          <w:tcPr>
+            <w:tcBorders>
+              <w:top w:val="single" w:color="BBBBBB" w:sz="2"/>
+              <w:left w:val="single" w:color="BBBBBB" w:sz="2"/>
+              <w:bottom w:val="single" w:color="BBBBBB" w:sz="2"/>
+              <w:right w:val="single" w:color="BBBBBB" w:sz="2"/>
+            </w:tcBorders>
+            <w:tcMar>
+              <w:top w:type="dxa" w:w="40"/>
+              <w:left w:type="dxa" w:w="80"/>
+              <w:bottom w:type="dxa" w:w="40"/>
+              <w:right w:type="dxa" w:w="80"/>
+            </w:tcMar>
+          </w:tcPr>
+          <w:p>
+            <w:pPr>
+              <w:spacing w:after="0"/>
+            </w:pPr>
+            <w:r>
+              <w:rPr>
+                <w:rFonts w:ascii="맑은 고딕" w:cs="맑은 고딕" w:eastAsia="맑은 고딕" w:hAnsi="맑은 고딕"/>
+              </w:rPr>
+              <w:t xml:space="preserve">KHIDI 다국어 서식집(03, 2018·참고용, 병원 재구성)</w:t>
+            </w:r>
+          </w:p>
+        </w:tc>
+        <w:tc>
+          <w:tcPr>
+            <w:tcBorders>
+              <w:top w:val="single" w:color="BBBBBB" w:sz="2"/>
+              <w:left w:val="single" w:color="BBBBBB" w:sz="2"/>
+              <w:bottom w:val="single" w:color="BBBBBB" w:sz="2"/>
+              <w:right w:val="single" w:color="BBBBBB" w:sz="2"/>
+            </w:tcBorders>
+            <w:tcMar>
+              <w:top w:type="dxa" w:w="40"/>
+              <w:left w:type="dxa" w:w="80"/>
+              <w:bottom w:type="dxa" w:w="40"/>
+              <w:right w:type="dxa" w:w="80"/>
+            </w:tcMar>
+          </w:tcPr>
+          <w:p>
+            <w:pPr>
+              <w:spacing w:after="0"/>
+            </w:pPr>
+            <w:r>
+              <w:rPr>
+                <w:rFonts w:ascii="맑은 고딕" w:cs="맑은 고딕" w:eastAsia="맑은 고딕" w:hAnsi="맑은 고딕"/>
+              </w:rPr>
+              <w:t xml:space="preserve">✅ 동의서 3종 구현 + 이용약관</w:t>
+            </w:r>
+          </w:p>
+        </w:tc>
+      </w:tr>
+    </w:tbl>
+    <w:p>
+      <w:pPr>
+        <w:spacing w:after="80"/>
+      </w:pPr>
+    </w:p>
+    <w:p>
+      <w:pPr>
+        <w:spacing w:after="40"/>
+      </w:pPr>
+    </w:p>
+    <w:p>
+      <w:pPr>
+        <w:shd w:fill="F3F6F9" w:val="clear"/>
+        <w:spacing w:after="40"/>
+        <w:ind w:left="120"/>
+      </w:pPr>
+      <w:r>
+        <w:rPr>
+          <w:i w:val="false"/>
+          <w:iCs w:val="false"/>
+          <w:rFonts w:ascii="맑은 고딕" w:cs="맑은 고딕" w:eastAsia="맑은 고딕" w:hAnsi="맑은 고딕"/>
+        </w:rPr>
+        <w:t xml:space="preserve">⚠️ </w:t>
+      </w:r>
+      <w:r>
+        <w:rPr>
+          <w:b/>
+          <w:bCs/>
+          <w:i w:val="false"/>
+          <w:iCs w:val="false"/>
+          <w:rFonts w:ascii="맑은 고딕" w:cs="맑은 고딕" w:eastAsia="맑은 고딕" w:hAnsi="맑은 고딕"/>
+        </w:rPr>
+        <w:t xml:space="preserve">표준 모델상 "환자 ↔ 우리(유치업자)" 별도 계약은 없다.</w:t>
+      </w:r>
+      <w:r>
+        <w:rPr>
+          <w:i w:val="false"/>
+          <w:iCs w:val="false"/>
+          <w:rFonts w:ascii="맑은 고딕" w:cs="맑은 고딕" w:eastAsia="맑은 고딕" w:hAnsi="맑은 고딕"/>
+        </w:rPr>
+        <w:t xml:space="preserve"> 환자는 병원과 진료동의를 하지 유치업자와 계약하지 않음. 우리↔환자 관계는 </w:t>
+      </w:r>
+      <w:r>
+        <w:rPr>
+          <w:b/>
+          <w:bCs/>
+          <w:i w:val="false"/>
+          <w:iCs w:val="false"/>
+          <w:rFonts w:ascii="맑은 고딕" w:cs="맑은 고딕" w:eastAsia="맑은 고딕" w:hAnsi="맑은 고딕"/>
+        </w:rPr>
+        <w:t xml:space="preserve">이용약관 + 개인정보 동의서</w:t>
+      </w:r>
+      <w:r>
+        <w:rPr>
+          <w:i w:val="false"/>
+          <w:iCs w:val="false"/>
+          <w:rFonts w:ascii="맑은 고딕" w:cs="맑은 고딕" w:eastAsia="맑은 고딕" w:hAnsi="맑은 고딕"/>
+        </w:rPr>
+        <w:t xml:space="preserve">로 커버.</w:t>
+      </w:r>
+    </w:p>
+    <w:p>
+      <w:pPr>
+        <w:spacing w:after="40"/>
+      </w:pPr>
+    </w:p>
+    <w:p>
+      <w:pPr>
+        <w:pStyle w:val="Heading2"/>
+        <w:spacing w:before="200" w:after="100"/>
+      </w:pPr>
+      <w:r>
+        <w:rPr>
+          <w:rFonts w:ascii="맑은 고딕" w:cs="맑은 고딕" w:eastAsia="맑은 고딕" w:hAnsi="맑은 고딕"/>
+        </w:rPr>
+        <w:t xml:space="preserve">우리 계약·동의 문서 현황</w:t>
+      </w:r>
+    </w:p>
+    <w:p>
+      <w:pPr>
+        <w:pStyle w:val="ListParagraph"/>
+        <w:numPr>
+          <w:ilvl w:val="0"/>
+          <w:numId w:val="1"/>
+        </w:numPr>
+        <w:spacing w:after="20"/>
+      </w:pPr>
+      <w:r>
+        <w:rPr>
+          <w:rFonts w:ascii="맑은 고딕" w:cs="맑은 고딕" w:eastAsia="맑은 고딕" w:hAnsi="맑은 고딕"/>
+        </w:rPr>
+        <w:t xml:space="preserve">✅ </w:t>
+      </w:r>
+      <w:r>
+        <w:rPr>
+          <w:b/>
+          <w:bCs/>
+          <w:rFonts w:ascii="맑은 고딕" w:cs="맑은 고딕" w:eastAsia="맑은 고딕" w:hAnsi="맑은 고딕"/>
+        </w:rPr>
+        <w:t xml:space="preserve">구현됨</w:t>
+      </w:r>
+      <w:r>
+        <w:rPr>
+          <w:rFonts w:ascii="맑은 고딕" w:cs="맑은 고딕" w:eastAsia="맑은 고딕" w:hAnsi="맑은 고딕"/>
+        </w:rPr>
+        <w:t xml:space="preserve">: 환자 동의서 3종(개인정보·민감정보·국외이전, src/lib/pdf/ConsentForms.jsx) · 이용약관 · 개인정보처리방침(6개어) · </w:t>
+      </w:r>
+      <w:r>
+        <w:rPr>
+          <w:b/>
+          <w:bCs/>
+          <w:rFonts w:ascii="맑은 고딕" w:cs="맑은 고딕" w:eastAsia="맑은 고딕" w:hAnsi="맑은 고딕"/>
+        </w:rPr>
+        <w:t xml:space="preserve">SGI 배상책임보험 1억</w:t>
+      </w:r>
+      <w:r>
+        <w:rPr>
+          <w:rFonts w:ascii="맑은 고딕" w:cs="맑은 고딕" w:eastAsia="맑은 고딕" w:hAnsi="맑은 고딕"/>
+        </w:rPr>
+        <w:t xml:space="preserve">(유치업 법정요건 실물).</w:t>
+      </w:r>
+    </w:p>
+    <w:p>
+      <w:pPr>
+        <w:pStyle w:val="ListParagraph"/>
+        <w:numPr>
+          <w:ilvl w:val="0"/>
+          <w:numId w:val="1"/>
+        </w:numPr>
+        <w:spacing w:after="20"/>
+      </w:pPr>
+      <w:r>
+        <w:rPr>
+          <w:rFonts w:ascii="맑은 고딕" w:cs="맑은 고딕" w:eastAsia="맑은 고딕" w:hAnsi="맑은 고딕"/>
+        </w:rPr>
+        <w:t xml:space="preserve">📝 </w:t>
+      </w:r>
+      <w:r>
+        <w:rPr>
+          <w:b/>
+          <w:bCs/>
+          <w:rFonts w:ascii="맑은 고딕" w:cs="맑은 고딕" w:eastAsia="맑은 고딕" w:hAnsi="맑은 고딕"/>
+        </w:rPr>
+        <w:t xml:space="preserve">초안(서명 前·변호사 미검토)</w:t>
+      </w:r>
+      <w:r>
+        <w:rPr>
+          <w:rFonts w:ascii="맑은 고딕" w:cs="맑은 고딕" w:eastAsia="맑은 고딕" w:hAnsi="맑은 고딕"/>
+        </w:rPr>
+        <w:t xml:space="preserve">: 국내병원 수수료 / 해외 에이전시 / 해외 의료기관 계약 3종(docs/marketing/*-agreement-draft.md).</w:t>
+      </w:r>
+    </w:p>
+    <w:p>
+      <w:pPr>
+        <w:pStyle w:val="ListParagraph"/>
+        <w:numPr>
+          <w:ilvl w:val="0"/>
+          <w:numId w:val="1"/>
+        </w:numPr>
+        <w:spacing w:after="20"/>
+      </w:pPr>
+      <w:r>
+        <w:rPr>
+          <w:rFonts w:ascii="맑은 고딕" w:cs="맑은 고딕" w:eastAsia="맑은 고딕" w:hAnsi="맑은 고딕"/>
+        </w:rPr>
+        <w:t xml:space="preserve">🔴 </w:t>
+      </w:r>
+      <w:r>
+        <w:rPr>
+          <w:b/>
+          <w:bCs/>
+          <w:rFonts w:ascii="맑은 고딕" w:cs="맑은 고딕" w:eastAsia="맑은 고딕" w:hAnsi="맑은 고딕"/>
+        </w:rPr>
+        <w:t xml:space="preserve">없음</w:t>
+      </w:r>
+      <w:r>
+        <w:rPr>
+          <w:rFonts w:ascii="맑은 고딕" w:cs="맑은 고딕" w:eastAsia="맑은 고딕" w:hAnsi="맑은 고딕"/>
+        </w:rPr>
+        <w:t xml:space="preserve">: </w:t>
+      </w:r>
+      <w:r>
+        <w:rPr>
+          <w:b/>
+          <w:bCs/>
+          <w:rFonts w:ascii="맑은 고딕" w:cs="맑은 고딕" w:eastAsia="맑은 고딕" w:hAnsi="맑은 고딕"/>
+        </w:rPr>
+        <w:t xml:space="preserve">국내 대학병원 "협진" 전용 계약</w:t>
+      </w:r>
+      <w:r>
+        <w:rPr>
+          <w:rFonts w:ascii="맑은 고딕" w:cs="맑은 고딕" w:eastAsia="맑은 고딕" w:hAnsi="맑은 고딕"/>
+        </w:rPr>
+        <w:t xml:space="preserve">(표준도 없음 → 유일하게 신규 작성 대상) · 통역사·코디 </w:t>
+      </w:r>
+      <w:r>
+        <w:rPr>
+          <w:b/>
+          <w:bCs/>
+          <w:rFonts w:ascii="맑은 고딕" w:cs="맑은 고딕" w:eastAsia="맑은 고딕" w:hAnsi="맑은 고딕"/>
+        </w:rPr>
+        <w:t xml:space="preserve">비밀유지(NDA)</w:t>
+      </w:r>
+      <w:r>
+        <w:rPr>
+          <w:rFonts w:ascii="맑은 고딕" w:cs="맑은 고딕" w:eastAsia="맑은 고딕" w:hAnsi="맑은 고딕"/>
+        </w:rPr>
+        <w:t xml:space="preserve"> 양식.</w:t>
+      </w:r>
+    </w:p>
+    <w:p>
+      <w:pPr>
+        <w:spacing w:after="40"/>
+      </w:pPr>
+    </w:p>
+    <w:p>
+      <w:pPr>
+        <w:pStyle w:val="Heading2"/>
+        <w:spacing w:before="200" w:after="100"/>
+      </w:pPr>
+      <w:r>
+        <w:rPr>
+          <w:rFonts w:ascii="맑은 고딕" w:cs="맑은 고딕" w:eastAsia="맑은 고딕" w:hAnsi="맑은 고딕"/>
+        </w:rPr>
+        <w:t xml:space="preserve">갭·할 일</w:t>
+      </w:r>
+    </w:p>
+    <w:p>
+      <w:pPr>
+        <w:spacing w:after="20"/>
+      </w:pPr>
+      <w:r>
+        <w:rPr>
+          <w:rFonts w:ascii="맑은 고딕" w:cs="맑은 고딕" w:eastAsia="맑은 고딕" w:hAnsi="맑은 고딕"/>
+        </w:rPr>
+        <w:t xml:space="preserve">1. 🔴 </w:t>
+      </w:r>
+      <w:r>
+        <w:rPr>
+          <w:b/>
+          <w:bCs/>
+          <w:rFonts w:ascii="맑은 고딕" w:cs="맑은 고딕" w:eastAsia="맑은 고딕" w:hAnsi="맑은 고딕"/>
+        </w:rPr>
+        <w:t xml:space="preserve">대학병원 협진 계약 초안</w:t>
+      </w:r>
+      <w:r>
+        <w:rPr>
+          <w:rFonts w:ascii="맑은 고딕" w:cs="맑은 고딕" w:eastAsia="맑은 고딕" w:hAnsi="맑은 고딕"/>
+        </w:rPr>
+        <w:t xml:space="preserve"> 작성(면력↔대학병원 수술·항암 의뢰·책임분담·15% 수수료 천장) — PO 지시 시 착수.</w:t>
+      </w:r>
+    </w:p>
+    <w:p>
+      <w:pPr>
+        <w:spacing w:after="20"/>
+      </w:pPr>
+      <w:r>
+        <w:rPr>
+          <w:rFonts w:ascii="맑은 고딕" w:cs="맑은 고딕" w:eastAsia="맑은 고딕" w:hAnsi="맑은 고딕"/>
+        </w:rPr>
+        <w:t xml:space="preserve">2. 📝 </w:t>
+      </w:r>
+      <w:r>
+        <w:rPr>
+          <w:b/>
+          <w:bCs/>
+          <w:rFonts w:ascii="맑은 고딕" w:cs="맑은 고딕" w:eastAsia="맑은 고딕" w:hAnsi="맑은 고딕"/>
+        </w:rPr>
+        <w:t xml:space="preserve">hospital 초안 ↔ 강남구 표준협약서(02) 대조 보강</w:t>
+      </w:r>
+      <w:r>
+        <w:rPr>
+          <w:rFonts w:ascii="맑은 고딕" w:cs="맑은 고딕" w:eastAsia="맑은 고딕" w:hAnsi="맑은 고딕"/>
+        </w:rPr>
+        <w:t xml:space="preserve"> — 수수료율·국외이전·2024 상한 조항 채우기(원문 필요).</w:t>
+      </w:r>
+    </w:p>
+    <w:p>
+      <w:pPr>
+        <w:spacing w:after="20"/>
+      </w:pPr>
+      <w:r>
+        <w:rPr>
+          <w:rFonts w:ascii="맑은 고딕" w:cs="맑은 고딕" w:eastAsia="맑은 고딕" w:hAnsi="맑은 고딕"/>
+        </w:rPr>
+        <w:t xml:space="preserve">3. 🟡 유치업자 </w:t>
+      </w:r>
+      <w:r>
+        <w:rPr>
+          <w:b/>
+          <w:bCs/>
+          <w:rFonts w:ascii="맑은 고딕" w:cs="맑은 고딕" w:eastAsia="맑은 고딕" w:hAnsi="맑은 고딕"/>
+        </w:rPr>
+        <w:t xml:space="preserve">환불·진료비 사전고지</w:t>
+      </w:r>
+      <w:r>
+        <w:rPr>
+          <w:rFonts w:ascii="맑은 고딕" w:cs="맑은 고딕" w:eastAsia="맑은 고딕" w:hAnsi="맑은 고딕"/>
+        </w:rPr>
+        <w:t xml:space="preserve">(의료해외진출법 §15)가 이용약관에 반영됐는지 변호사 검토.</w:t>
+      </w:r>
+    </w:p>
+    <w:p>
+      <w:pPr>
+        <w:spacing w:after="20"/>
+      </w:pPr>
+      <w:r>
+        <w:rPr>
+          <w:rFonts w:ascii="맑은 고딕" w:cs="맑은 고딕" w:eastAsia="맑은 고딕" w:hAnsi="맑은 고딕"/>
+        </w:rPr>
+        <w:t xml:space="preserve">4. 🔴 통역사·코디 </w:t>
+      </w:r>
+      <w:r>
+        <w:rPr>
+          <w:b/>
+          <w:bCs/>
+          <w:rFonts w:ascii="맑은 고딕" w:cs="맑은 고딕" w:eastAsia="맑은 고딕" w:hAnsi="맑은 고딕"/>
+        </w:rPr>
+        <w:t xml:space="preserve">NDA 양식</w:t>
+      </w:r>
+      <w:r>
+        <w:rPr>
+          <w:rFonts w:ascii="맑은 고딕" w:cs="맑은 고딕" w:eastAsia="맑은 고딕" w:hAnsi="맑은 고딕"/>
+        </w:rPr>
+        <w:t xml:space="preserve"> 신설(환자 PII 접근자 대상).</w:t>
+      </w:r>
+    </w:p>
+    <w:p>
+      <w:pPr>
+        <w:spacing w:after="40"/>
+      </w:pPr>
+    </w:p>
+    <w:p>
+      <w:pPr>
+        <w:pStyle w:val="Heading2"/>
+        <w:spacing w:before="200" w:after="100"/>
+      </w:pPr>
+      <w:r>
+        <w:rPr>
+          <w:rFonts w:ascii="맑은 고딕" w:cs="맑은 고딕" w:eastAsia="맑은 고딕" w:hAnsi="맑은 고딕"/>
+        </w:rPr>
+        <w:t xml:space="preserve">컴플라이언스 하드룰 (어기면 등록취소·과징금)</w:t>
+      </w:r>
+    </w:p>
+    <w:p>
+      <w:pPr>
+        <w:pStyle w:val="ListParagraph"/>
+        <w:numPr>
+          <w:ilvl w:val="0"/>
+          <w:numId w:val="1"/>
+        </w:numPr>
+        <w:spacing w:after="20"/>
+      </w:pPr>
+      <w:r>
+        <w:rPr>
+          <w:b/>
+          <w:bCs/>
+          <w:rFonts w:ascii="맑은 고딕" w:cs="맑은 고딕" w:eastAsia="맑은 고딕" w:hAnsi="맑은 고딕"/>
+        </w:rPr>
+        <w:t xml:space="preserve">수수료 상한</w:t>
+      </w:r>
+      <w:r>
+        <w:rPr>
+          <w:rFonts w:ascii="맑은 고딕" w:cs="맑은 고딕" w:eastAsia="맑은 고딕" w:hAnsi="맑은 고딕"/>
+        </w:rPr>
+        <w:t xml:space="preserve">: 상급종합 15% / 종합·병원 20% / 의원 30%. </w:t>
+      </w:r>
+      <w:r>
+        <w:rPr>
+          <w:b/>
+          <w:bCs/>
+          <w:rFonts w:ascii="맑은 고딕" w:cs="맑은 고딕" w:eastAsia="맑은 고딕" w:hAnsi="맑은 고딕"/>
+        </w:rPr>
+        <w:t xml:space="preserve">부가세 별도, 상한 내 자율.</w:t>
+      </w:r>
+    </w:p>
+    <w:p>
+      <w:pPr>
+        <w:pStyle w:val="ListParagraph"/>
+        <w:numPr>
+          <w:ilvl w:val="0"/>
+          <w:numId w:val="1"/>
+        </w:numPr>
+        <w:spacing w:after="20"/>
+      </w:pPr>
+      <w:r>
+        <w:rPr>
+          <w:rFonts w:ascii="맑은 고딕" w:cs="맑은 고딕" w:eastAsia="맑은 고딕" w:hAnsi="맑은 고딕"/>
+        </w:rPr>
+        <w:t xml:space="preserve">⚠️ </w:t>
+      </w:r>
+      <w:r>
+        <w:rPr>
+          <w:b/>
+          <w:bCs/>
+          <w:rFonts w:ascii="맑은 고딕" w:cs="맑은 고딕" w:eastAsia="맑은 고딕" w:hAnsi="맑은 고딕"/>
+        </w:rPr>
+        <w:t xml:space="preserve">통역·숙박비는 수수료에 섞으면 안 됨 → 별도 청구</w:t>
+      </w:r>
+      <w:r>
+        <w:rPr>
+          <w:rFonts w:ascii="맑은 고딕" w:cs="맑은 고딕" w:eastAsia="맑은 고딕" w:hAnsi="맑은 고딕"/>
+        </w:rPr>
+        <w:t xml:space="preserve">(고시 위반 주의).</w:t>
+      </w:r>
+    </w:p>
+    <w:p>
+      <w:pPr>
+        <w:pStyle w:val="ListParagraph"/>
+        <w:numPr>
+          <w:ilvl w:val="0"/>
+          <w:numId w:val="1"/>
+        </w:numPr>
+        <w:spacing w:after="20"/>
+      </w:pPr>
+      <w:r>
+        <w:rPr>
+          <w:b/>
+          <w:bCs/>
+          <w:rFonts w:ascii="맑은 고딕" w:cs="맑은 고딕" w:eastAsia="맑은 고딕" w:hAnsi="맑은 고딕"/>
+        </w:rPr>
+        <w:t xml:space="preserve">국외이전 동의</w:t>
+      </w:r>
+      <w:r>
+        <w:rPr>
+          <w:rFonts w:ascii="맑은 고딕" w:cs="맑은 고딕" w:eastAsia="맑은 고딕" w:hAnsi="맑은 고딕"/>
+        </w:rPr>
+        <w:t xml:space="preserve">: 「별도 동의」 또는 「위탁계약서」 택1(우리 동의서 3종이 커버).</w:t>
+      </w:r>
+    </w:p>
+    <w:p>
+      <w:pPr>
+        <w:pStyle w:val="ListParagraph"/>
+        <w:numPr>
+          <w:ilvl w:val="0"/>
+          <w:numId w:val="1"/>
+        </w:numPr>
+        <w:spacing w:after="20"/>
+      </w:pPr>
+      <w:r>
+        <w:rPr>
+          <w:rFonts w:ascii="맑은 고딕" w:cs="맑은 고딕" w:eastAsia="맑은 고딕" w:hAnsi="맑은 고딕"/>
+        </w:rPr>
+        <w:t xml:space="preserve">⚠️ </w:t>
+      </w:r>
+      <w:r>
+        <w:rPr>
+          <w:b/>
+          <w:bCs/>
+          <w:rFonts w:ascii="맑은 고딕" w:cs="맑은 고딕" w:eastAsia="맑은 고딕" w:hAnsi="맑은 고딕"/>
+        </w:rPr>
+        <w:t xml:space="preserve">명의대여 금지</w:t>
+      </w:r>
+      <w:r>
+        <w:rPr>
+          <w:rFonts w:ascii="맑은 고딕" w:cs="맑은 고딕" w:eastAsia="맑은 고딕" w:hAnsi="맑은 고딕"/>
+        </w:rPr>
+        <w:t xml:space="preserve">: test 에이전시 계정으로 실환자 접수 지속 = 명의 문제 소지 → </w:t>
+      </w:r>
+      <w:r>
+        <w:rPr>
+          <w:b/>
+          <w:bCs/>
+          <w:rFonts w:ascii="맑은 고딕" w:cs="맑은 고딕" w:eastAsia="맑은 고딕" w:hAnsi="맑은 고딕"/>
+        </w:rPr>
+        <w:t xml:space="preserve">정식 계정 발급·이관 서두를 것.</w:t>
+      </w:r>
+    </w:p>
+    <w:p>
+      <w:pPr>
+        <w:pStyle w:val="ListParagraph"/>
+        <w:numPr>
+          <w:ilvl w:val="0"/>
+          <w:numId w:val="1"/>
+        </w:numPr>
+        <w:spacing w:after="20"/>
+      </w:pPr>
+      <w:r>
+        <w:rPr>
+          <w:b/>
+          <w:bCs/>
+          <w:rFonts w:ascii="맑은 고딕" w:cs="맑은 고딕" w:eastAsia="맑은 고딕" w:hAnsi="맑은 고딕"/>
+        </w:rPr>
+        <w:t xml:space="preserve">실적보고</w:t>
+      </w:r>
+      <w:r>
+        <w:rPr>
+          <w:rFonts w:ascii="맑은 고딕" w:cs="맑은 고딕" w:eastAsia="맑은 고딕" w:hAnsi="맑은 고딕"/>
+        </w:rPr>
+        <w:t xml:space="preserve">(매년 2월, 시·도지사) = 유치·상담·사후관리 건수 = </w:t>
+      </w:r>
+      <w:r>
+        <w:rPr>
+          <w:b/>
+          <w:bCs/>
+          <w:rFonts w:ascii="맑은 고딕" w:cs="맑은 고딕" w:eastAsia="맑은 고딕" w:hAnsi="맑은 고딕"/>
+        </w:rPr>
+        <w:t xml:space="preserve">중간평가 집계를 그대로 재사용.</w:t>
+      </w:r>
+    </w:p>
+    <w:p>
+      <w:pPr>
+        <w:pStyle w:val="ListParagraph"/>
+        <w:numPr>
+          <w:ilvl w:val="0"/>
+          <w:numId w:val="1"/>
+        </w:numPr>
+        <w:spacing w:after="20"/>
+      </w:pPr>
+      <w:r>
+        <w:rPr>
+          <w:b/>
+          <w:bCs/>
+          <w:rFonts w:ascii="맑은 고딕" w:cs="맑은 고딕" w:eastAsia="맑은 고딕" w:hAnsi="맑은 고딕"/>
+        </w:rPr>
+        <w:t xml:space="preserve">비대면 협진 법제화</w:t>
+      </w:r>
+      <w:r>
+        <w:rPr>
+          <w:rFonts w:ascii="맑은 고딕" w:cs="맑은 고딕" w:eastAsia="맑은 고딕" w:hAnsi="맑은 고딕"/>
+        </w:rPr>
+        <w:t xml:space="preserve">(법 제21693호, 시행 </w:t>
+      </w:r>
+      <w:r>
+        <w:rPr>
+          <w:b/>
+          <w:bCs/>
+          <w:rFonts w:ascii="맑은 고딕" w:cs="맑은 고딕" w:eastAsia="맑은 고딕" w:hAnsi="맑은 고딕"/>
+        </w:rPr>
+        <w:t xml:space="preserve">2027-05</w:t>
+      </w:r>
+      <w:r>
+        <w:rPr>
+          <w:rFonts w:ascii="맑은 고딕" w:cs="맑은 고딕" w:eastAsia="맑은 고딕" w:hAnsi="맑은 고딕"/>
+        </w:rPr>
+        <w:t xml:space="preserve">): 법이 「비대면 협진」을 명시 — HEALO = 비대면진료지원시스템 위탁·유치업자 포지션. 원격협진의 법적 근거이자 KHIDI 정성근거. 하위 시행령·고시 입법예고 모니터링.</w:t>
+      </w:r>
+    </w:p>
+    <w:p>
+      <w:pPr>
+        <w:spacing w:after="40"/>
+      </w:pPr>
+    </w:p>
+    <w:p>
+      <w:pPr>
+        <w:shd w:fill="F3F6F9" w:val="clear"/>
+        <w:spacing w:after="40"/>
+        <w:ind w:left="120"/>
+      </w:pPr>
+      <w:r>
+        <w:rPr>
+          <w:i w:val="false"/>
+          <w:iCs w:val="false"/>
+          <w:rFonts w:ascii="맑은 고딕" w:cs="맑은 고딕" w:eastAsia="맑은 고딕" w:hAnsi="맑은 고딕"/>
+        </w:rPr>
+        <w:t xml:space="preserve">※ 원문(강남구 표준협약서·서식집)은 PO PC의 KHIDI 유치문서 아카이브 02·03 폴더에 있음. 조문 대조 보강 시 그 파일 필요.</w:t>
       </w:r>
     </w:p>
     <w:p>
@@ -9955,6 +11117,44 @@
     </w:p>
     <w:p>
       <w:pPr>
+        <w:shd w:fill="F3F6F9" w:val="clear"/>
+        <w:spacing w:after="40"/>
+        <w:ind w:left="120"/>
+      </w:pPr>
+      <w:r>
+        <w:rPr>
+          <w:i w:val="false"/>
+          <w:iCs w:val="false"/>
+          <w:rFonts w:ascii="맑은 고딕" w:cs="맑은 고딕" w:eastAsia="맑은 고딕" w:hAnsi="맑은 고딕"/>
+        </w:rPr>
+        <w:t xml:space="preserve">📋 </w:t>
+      </w:r>
+      <w:r>
+        <w:rPr>
+          <w:b/>
+          <w:bCs/>
+          <w:i w:val="false"/>
+          <w:iCs w:val="false"/>
+          <w:rFonts w:ascii="맑은 고딕" w:cs="맑은 고딕" w:eastAsia="맑은 고딕" w:hAnsi="맑은 고딕"/>
+        </w:rPr>
+        <w:t xml:space="preserve">보험사 미팅 실전 도구</w:t>
+      </w:r>
+      <w:r>
+        <w:rPr>
+          <w:i w:val="false"/>
+          <w:iCs w:val="false"/>
+          <w:rFonts w:ascii="맑은 고딕" w:cs="맑은 고딕" w:eastAsia="맑은 고딕" w:hAnsi="맑은 고딕"/>
+        </w:rPr>
+        <w:t xml:space="preserve"> = coo/04-operations/보험사_미팅_질문체크리스트.md — "너희 정책 어떠니? 이거 해줄 수 있니?"를 완곡하게 물어볼 질문 목록(GOP·결제·청구·보장·관계 6축).</w:t>
+      </w:r>
+    </w:p>
+    <w:p>
+      <w:pPr>
+        <w:spacing w:after="40"/>
+      </w:pPr>
+    </w:p>
+    <w:p>
+      <w:pPr>
         <w:pBdr>
           <w:bottom w:val="single" w:color="CCCCCC" w:sz="6"/>
         </w:pBdr>
@@ -10318,6 +11518,22 @@
           <w:rFonts w:ascii="맑은 고딕" w:cs="맑은 고딕" w:eastAsia="맑은 고딕" w:hAnsi="맑은 고딕"/>
         </w:rPr>
         <w:t xml:space="preserve">변경 이력</w:t>
+      </w:r>
+    </w:p>
+    <w:p>
+      <w:pPr>
+        <w:pStyle w:val="ListParagraph"/>
+        <w:numPr>
+          <w:ilvl w:val="0"/>
+          <w:numId w:val="1"/>
+        </w:numPr>
+        <w:spacing w:after="20"/>
+      </w:pPr>
+      <w:r>
+        <w:rPr>
+          <w:rFonts w:ascii="맑은 고딕" w:cs="맑은 고딕" w:eastAsia="맑은 고딕" w:hAnsi="맑은 고딕"/>
+        </w:rPr>
+        <w:t xml:space="preserve">2026-07-15 (v0.5, 계약·동의 문서 세트 최우선 신설): PO 지시 "0번(최우선)". KHIDI 공식 유치문서 아카이브(00_README·분석지도)로 확정 — 표준계약서=강남구 표준협약서(2014·유치업자↔병원, 낡음)·공정위 표준약관 없음·유치계약 2갈래(유치협약 우리↔병원 / 진료동의 환자↔병원). §0 뒤 앞단 섹션으로 신설: 2갈래 모델·우리 현황(동의서 3종 구현·B2B 초안 3종·SGI 1억)·갭(대학병원 협진계약·NDA)·컴플라이언스 하드룰(통역숙박 별도청구·명의대여 금지)·비대면 협진법(2027-05).</w:t>
       </w:r>
     </w:p>
     <w:p>

--- a/coo/04-operations/실환자_운영_SOP_초안.docx
+++ b/coo/04-operations/실환자_운영_SOP_초안.docx
@@ -1964,6 +1964,18 @@
     </w:p>
     <w:p>
       <w:pPr>
+        <w:pStyle w:val="Heading2"/>
+        <w:spacing w:before="200" w:after="100"/>
+      </w:pPr>
+      <w:r>
+        <w:rPr>
+          <w:rFonts w:ascii="맑은 고딕" w:cs="맑은 고딕" w:eastAsia="맑은 고딕" w:hAnsi="맑은 고딕"/>
+        </w:rPr>
+        <w:t xml:space="preserve">✅ 이대 실제 협약서(2026 확보) — 우리 모델 검증됨 + 채택 기준</w:t>
+      </w:r>
+    </w:p>
+    <w:p>
+      <w:pPr>
         <w:shd w:fill="F3F6F9" w:val="clear"/>
         <w:spacing w:after="40"/>
         <w:ind w:left="120"/>
@@ -1974,7 +1986,323 @@
           <w:iCs w:val="false"/>
           <w:rFonts w:ascii="맑은 고딕" w:cs="맑은 고딕" w:eastAsia="맑은 고딕" w:hAnsi="맑은 고딕"/>
         </w:rPr>
-        <w:t xml:space="preserve">※ 원문(강남구 표준협약서·서식집)은 PO PC의 KHIDI 유치문서 아카이브 02·03 폴더에 있음. 조문 대조 보강 시 그 파일 필요.</w:t>
+        <w:t xml:space="preserve">이화여대 의료원이 실제로 쓰는 「의료서비스 협약서」(갑=이대, 을=유치업자) 확보(2026-07-16). 강남구 2014 표준과 골격 유사하나 </w:t>
+      </w:r>
+      <w:r>
+        <w:rPr>
+          <w:b/>
+          <w:bCs/>
+          <w:i w:val="false"/>
+          <w:iCs w:val="false"/>
+          <w:rFonts w:ascii="맑은 고딕" w:cs="맑은 고딕" w:eastAsia="맑은 고딕" w:hAnsi="맑은 고딕"/>
+        </w:rPr>
+        <w:t xml:space="preserve">현행·구체적</w:t>
+      </w:r>
+      <w:r>
+        <w:rPr>
+          <w:i w:val="false"/>
+          <w:iCs w:val="false"/>
+          <w:rFonts w:ascii="맑은 고딕" w:cs="맑은 고딕" w:eastAsia="맑은 고딕" w:hAnsi="맑은 고딕"/>
+        </w:rPr>
+        <w:t xml:space="preserve"> → </w:t>
+      </w:r>
+      <w:r>
+        <w:rPr>
+          <w:b/>
+          <w:bCs/>
+          <w:i w:val="false"/>
+          <w:iCs w:val="false"/>
+          <w:rFonts w:ascii="맑은 고딕" w:cs="맑은 고딕" w:eastAsia="맑은 고딕" w:hAnsi="맑은 고딕"/>
+        </w:rPr>
+        <w:t xml:space="preserve">국내병원 계약의 실채택 기준</w:t>
+      </w:r>
+      <w:r>
+        <w:rPr>
+          <w:i w:val="false"/>
+          <w:iCs w:val="false"/>
+          <w:rFonts w:ascii="맑은 고딕" w:cs="맑은 고딕" w:eastAsia="맑은 고딕" w:hAnsi="맑은 고딕"/>
+        </w:rPr>
+        <w:t xml:space="preserve">으로 삼는다. (원본은 이대 계좌·서명 포함이라 깃 미보관, PO PC 레퍼런스.)</w:t>
+      </w:r>
+    </w:p>
+    <w:p>
+      <w:pPr>
+        <w:spacing w:after="40"/>
+      </w:pPr>
+    </w:p>
+    <w:p>
+      <w:pPr>
+        <w:spacing w:after="40"/>
+      </w:pPr>
+      <w:r>
+        <w:rPr>
+          <w:b/>
+          <w:bCs/>
+          <w:rFonts w:ascii="맑은 고딕" w:cs="맑은 고딕" w:eastAsia="맑은 고딕" w:hAnsi="맑은 고딕"/>
+        </w:rPr>
+        <w:t xml:space="preserve">우리 모델을 실물로 검증한 조항:</w:t>
+      </w:r>
+    </w:p>
+    <w:p>
+      <w:pPr>
+        <w:pStyle w:val="ListParagraph"/>
+        <w:numPr>
+          <w:ilvl w:val="0"/>
+          <w:numId w:val="1"/>
+        </w:numPr>
+        <w:spacing w:after="20"/>
+      </w:pPr>
+      <w:r>
+        <w:rPr>
+          <w:b/>
+          <w:bCs/>
+          <w:rFonts w:ascii="맑은 고딕" w:cs="맑은 고딕" w:eastAsia="맑은 고딕" w:hAnsi="맑은 고딕"/>
+        </w:rPr>
+        <w:t xml:space="preserve">결제</w:t>
+      </w:r>
+      <w:r>
+        <w:rPr>
+          <w:rFonts w:ascii="맑은 고딕" w:cs="맑은 고딕" w:eastAsia="맑은 고딕" w:hAnsi="맑은 고딕"/>
+        </w:rPr>
+        <w:t xml:space="preserve">: 원화 원칙(7.1) · </w:t>
+      </w:r>
+      <w:r>
+        <w:rPr>
+          <w:b/>
+          <w:bCs/>
+          <w:rFonts w:ascii="맑은 고딕" w:cs="맑은 고딕" w:eastAsia="맑은 고딕" w:hAnsi="맑은 고딕"/>
+        </w:rPr>
+        <w:t xml:space="preserve">고객이 병원에 직접 결제</w:t>
+      </w:r>
+      <w:r>
+        <w:rPr>
+          <w:rFonts w:ascii="맑은 고딕" w:cs="맑은 고딕" w:eastAsia="맑은 고딕" w:hAnsi="맑은 고딕"/>
+        </w:rPr>
+        <w:t xml:space="preserve">(7.2) · 을이 직접 지불 시 </w:t>
+      </w:r>
+      <w:r>
+        <w:rPr>
+          <w:b/>
+          <w:bCs/>
+          <w:rFonts w:ascii="맑은 고딕" w:cs="맑은 고딕" w:eastAsia="맑은 고딕" w:hAnsi="맑은 고딕"/>
+        </w:rPr>
+        <w:t xml:space="preserve">매 고객 서면 지불보증(GOP)+진료종료 시 지급</w:t>
+      </w:r>
+      <w:r>
+        <w:rPr>
+          <w:rFonts w:ascii="맑은 고딕" w:cs="맑은 고딕" w:eastAsia="맑은 고딕" w:hAnsi="맑은 고딕"/>
+        </w:rPr>
+        <w:t xml:space="preserve">(7.4) · 병원은 진료 前 </w:t>
+      </w:r>
+      <w:r>
+        <w:rPr>
+          <w:b/>
+          <w:bCs/>
+          <w:rFonts w:ascii="맑은 고딕" w:cs="맑은 고딕" w:eastAsia="맑은 고딕" w:hAnsi="맑은 고딕"/>
+        </w:rPr>
+        <w:t xml:space="preserve">예치금(Deposit) 요구 가능</w:t>
+      </w:r>
+      <w:r>
+        <w:rPr>
+          <w:rFonts w:ascii="맑은 고딕" w:cs="맑은 고딕" w:eastAsia="맑은 고딕" w:hAnsi="맑은 고딕"/>
+        </w:rPr>
+        <w:t xml:space="preserve">(2.6·7.3).</w:t>
+      </w:r>
+    </w:p>
+    <w:p>
+      <w:pPr>
+        <w:pStyle w:val="ListParagraph"/>
+        <w:numPr>
+          <w:ilvl w:val="0"/>
+          <w:numId w:val="1"/>
+        </w:numPr>
+        <w:spacing w:after="20"/>
+      </w:pPr>
+      <w:r>
+        <w:rPr>
+          <w:b/>
+          <w:bCs/>
+          <w:rFonts w:ascii="맑은 고딕" w:cs="맑은 고딕" w:eastAsia="맑은 고딕" w:hAnsi="맑은 고딕"/>
+        </w:rPr>
+        <w:t xml:space="preserve">★ 수수료 = 완납/보험지불 완료 후 발생, 완납 안 되면 미지급</w:t>
+      </w:r>
+      <w:r>
+        <w:rPr>
+          <w:rFonts w:ascii="맑은 고딕" w:cs="맑은 고딕" w:eastAsia="맑은 고딕" w:hAnsi="맑은 고딕"/>
+        </w:rPr>
+        <w:t xml:space="preserve">(8.2) → "병원이 못 받으면 우리 수수료도 없다"가 </w:t>
+      </w:r>
+      <w:r>
+        <w:rPr>
+          <w:b/>
+          <w:bCs/>
+          <w:rFonts w:ascii="맑은 고딕" w:cs="맑은 고딕" w:eastAsia="맑은 고딕" w:hAnsi="맑은 고딕"/>
+        </w:rPr>
+        <w:t xml:space="preserve">업계 표준</w:t>
+      </w:r>
+      <w:r>
+        <w:rPr>
+          <w:rFonts w:ascii="맑은 고딕" w:cs="맑은 고딕" w:eastAsia="맑은 고딕" w:hAnsi="맑은 고딕"/>
+        </w:rPr>
+        <w:t xml:space="preserve">(§6.10 리스크구조 확인). 정산: 청구 익월 근무5일 → 지급 익월 말일, </w:t>
+      </w:r>
+      <w:r>
+        <w:rPr>
+          <w:b/>
+          <w:bCs/>
+          <w:rFonts w:ascii="맑은 고딕" w:cs="맑은 고딕" w:eastAsia="맑은 고딕" w:hAnsi="맑은 고딕"/>
+        </w:rPr>
+        <w:t xml:space="preserve">이자 없음</w:t>
+      </w:r>
+      <w:r>
+        <w:rPr>
+          <w:rFonts w:ascii="맑은 고딕" w:cs="맑은 고딕" w:eastAsia="맑은 고딕" w:hAnsi="맑은 고딕"/>
+        </w:rPr>
+        <w:t xml:space="preserve">(8.3).</w:t>
+      </w:r>
+    </w:p>
+    <w:p>
+      <w:pPr>
+        <w:pStyle w:val="ListParagraph"/>
+        <w:numPr>
+          <w:ilvl w:val="0"/>
+          <w:numId w:val="1"/>
+        </w:numPr>
+        <w:spacing w:after="20"/>
+      </w:pPr>
+      <w:r>
+        <w:rPr>
+          <w:b/>
+          <w:bCs/>
+          <w:rFonts w:ascii="맑은 고딕" w:cs="맑은 고딕" w:eastAsia="맑은 고딕" w:hAnsi="맑은 고딕"/>
+        </w:rPr>
+        <w:t xml:space="preserve">의료외 서비스(통역·숙박·비자·교통)는 수수료와 별개</w:t>
+      </w:r>
+      <w:r>
+        <w:rPr>
+          <w:rFonts w:ascii="맑은 고딕" w:cs="맑은 고딕" w:eastAsia="맑은 고딕" w:hAnsi="맑은 고딕"/>
+        </w:rPr>
+        <w:t xml:space="preserve">(2.3·6.7) — "별도청구" 확인.</w:t>
+      </w:r>
+    </w:p>
+    <w:p>
+      <w:pPr>
+        <w:pStyle w:val="ListParagraph"/>
+        <w:numPr>
+          <w:ilvl w:val="0"/>
+          <w:numId w:val="1"/>
+        </w:numPr>
+        <w:spacing w:after="20"/>
+      </w:pPr>
+      <w:r>
+        <w:rPr>
+          <w:b/>
+          <w:bCs/>
+          <w:rFonts w:ascii="맑은 고딕" w:cs="맑은 고딕" w:eastAsia="맑은 고딕" w:hAnsi="맑은 고딕"/>
+        </w:rPr>
+        <w:t xml:space="preserve">책임분담</w:t>
+      </w:r>
+      <w:r>
+        <w:rPr>
+          <w:rFonts w:ascii="맑은 고딕" w:cs="맑은 고딕" w:eastAsia="맑은 고딕" w:hAnsi="맑은 고딕"/>
+        </w:rPr>
+        <w:t xml:space="preserve">: 의료사고=병원 고의·중과실(12.1) / 그 외=우리. </w:t>
+      </w:r>
+      <w:r>
+        <w:rPr>
+          <w:b/>
+          <w:bCs/>
+          <w:rFonts w:ascii="맑은 고딕" w:cs="맑은 고딕" w:eastAsia="맑은 고딕" w:hAnsi="맑은 고딕"/>
+        </w:rPr>
+        <w:t xml:space="preserve">환자 사망 시 우리(을)가 운구·본국송환·서류 협조</w:t>
+      </w:r>
+      <w:r>
+        <w:rPr>
+          <w:rFonts w:ascii="맑은 고딕" w:cs="맑은 고딕" w:eastAsia="맑은 고딕" w:hAnsi="맑은 고딕"/>
+        </w:rPr>
+        <w:t xml:space="preserve">(12.2). 이중과금 금지(8.6). 관할=서울남부지법(14).</w:t>
+      </w:r>
+    </w:p>
+    <w:p>
+      <w:pPr>
+        <w:pStyle w:val="ListParagraph"/>
+        <w:numPr>
+          <w:ilvl w:val="0"/>
+          <w:numId w:val="1"/>
+        </w:numPr>
+        <w:spacing w:after="20"/>
+      </w:pPr>
+      <w:r>
+        <w:rPr>
+          <w:b/>
+          <w:bCs/>
+          <w:rFonts w:ascii="맑은 고딕" w:cs="맑은 고딕" w:eastAsia="맑은 고딕" w:hAnsi="맑은 고딕"/>
+        </w:rPr>
+        <w:t xml:space="preserve">정보제공 동의</w:t>
+      </w:r>
+      <w:r>
+        <w:rPr>
+          <w:rFonts w:ascii="맑은 고딕" w:cs="맑은 고딕" w:eastAsia="맑은 고딕" w:hAnsi="맑은 고딕"/>
+        </w:rPr>
+        <w:t xml:space="preserve">: 을이 고객에게 직접 정보제공 동의서 서명받아 병원 제출(6.6) — 우리 동의서 3종 구조와 일치.</w:t>
+      </w:r>
+    </w:p>
+    <w:p>
+      <w:pPr>
+        <w:spacing w:after="40"/>
+      </w:pPr>
+    </w:p>
+    <w:p>
+      <w:pPr>
+        <w:spacing w:after="40"/>
+      </w:pPr>
+      <w:r>
+        <w:rPr>
+          <w:b/>
+          <w:bCs/>
+          <w:rFonts w:ascii="맑은 고딕" w:cs="맑은 고딕" w:eastAsia="맑은 고딕" w:hAnsi="맑은 고딕"/>
+        </w:rPr>
+        <w:t xml:space="preserve">이대 실제 수수료(참고)</w:t>
+      </w:r>
+      <w:r>
+        <w:rPr>
+          <w:rFonts w:ascii="맑은 고딕" w:cs="맑은 고딕" w:eastAsia="맑은 고딕" w:hAnsi="맑은 고딕"/>
+        </w:rPr>
+        <w:t xml:space="preserve">: 이대목동 15%(부가세 별도) / 이대서울 20%(부가세 포함)+검진 20% — </w:t>
+      </w:r>
+      <w:r>
+        <w:rPr>
+          <w:b/>
+          <w:bCs/>
+          <w:rFonts w:ascii="맑은 고딕" w:cs="맑은 고딕" w:eastAsia="맑은 고딕" w:hAnsi="맑은 고딕"/>
+        </w:rPr>
+        <w:t xml:space="preserve">이대서울 상급종합 지정 시 15%</w:t>
+      </w:r>
+      <w:r>
+        <w:rPr>
+          <w:rFonts w:ascii="맑은 고딕" w:cs="맑은 고딕" w:eastAsia="맑은 고딕" w:hAnsi="맑은 고딕"/>
+        </w:rPr>
+        <w:t xml:space="preserve">. 협진 대학병원 계약도 이 골격·15% 천장으로.</w:t>
+      </w:r>
+    </w:p>
+    <w:p>
+      <w:pPr>
+        <w:spacing w:after="40"/>
+      </w:pPr>
+    </w:p>
+    <w:p>
+      <w:pPr>
+        <w:shd w:fill="F3F6F9" w:val="clear"/>
+        <w:spacing w:after="40"/>
+        <w:ind w:left="120"/>
+      </w:pPr>
+      <w:r>
+        <w:rPr>
+          <w:i w:val="false"/>
+          <w:iCs w:val="false"/>
+          <w:rFonts w:ascii="맑은 고딕" w:cs="맑은 고딕" w:eastAsia="맑은 고딕" w:hAnsi="맑은 고딕"/>
+        </w:rPr>
+        <w:t xml:space="preserve">※ 강남구 표준협약서(02)·KHIDI 서식집(03)·이대 협약서 원문은 PO PC 아카이브·업로드에 보관. 우리 hospital-commission-agreement-draft.md를 이대본 기준으로 대조·보강하면 실채택 가능.</w:t>
       </w:r>
     </w:p>
     <w:p>
@@ -11518,6 +11846,22 @@
           <w:rFonts w:ascii="맑은 고딕" w:cs="맑은 고딕" w:eastAsia="맑은 고딕" w:hAnsi="맑은 고딕"/>
         </w:rPr>
         <w:t xml:space="preserve">변경 이력</w:t>
+      </w:r>
+    </w:p>
+    <w:p>
+      <w:pPr>
+        <w:pStyle w:val="ListParagraph"/>
+        <w:numPr>
+          <w:ilvl w:val="0"/>
+          <w:numId w:val="1"/>
+        </w:numPr>
+        <w:spacing w:after="20"/>
+      </w:pPr>
+      <w:r>
+        <w:rPr>
+          <w:rFonts w:ascii="맑은 고딕" w:cs="맑은 고딕" w:eastAsia="맑은 고딕" w:hAnsi="맑은 고딕"/>
+        </w:rPr>
+        <w:t xml:space="preserve">2026-07-16 (v0.5.1, 이대 실제 협약서 검증): 이화여대 의료원 실제 「의료서비스 협약서」 확보 → 계약 세트에 "이대 실제 협약서 검증" 추가. 우리 모델(환자 직접결제·을 GOP·수수료는 완납/보험지불 후·통역숙박 별개·의료사고 병원책임·이중과금 금지)이 실물로 확인됨. 이대 실제 수수료(목동15/서울20→상급종합시15)·정산(청구 익월5일→지급 익월말일 무이자)·환자사망시 을 운구협조(12.2)까지 반영. 원본은 계좌·서명 포함이라 깃 미보관(PO PC 레퍼런스).</w:t>
       </w:r>
     </w:p>
     <w:p>

--- a/coo/04-operations/실환자_운영_SOP_초안.docx
+++ b/coo/04-operations/실환자_운영_SOP_초안.docx
@@ -2292,6 +2292,18 @@
     </w:p>
     <w:p>
       <w:pPr>
+        <w:pStyle w:val="Heading2"/>
+        <w:spacing w:before="200" w:after="100"/>
+      </w:pPr>
+      <w:r>
+        <w:rPr>
+          <w:rFonts w:ascii="맑은 고딕" w:cs="맑은 고딕" w:eastAsia="맑은 고딕" w:hAnsi="맑은 고딕"/>
+        </w:rPr>
+        <w:t xml:space="preserve">📋 병원 계약 체결 필요서류 (본로이 → 병원, 재사용 체크리스트)</w:t>
+      </w:r>
+    </w:p>
+    <w:p>
+      <w:pPr>
         <w:shd w:fill="F3F6F9" w:val="clear"/>
         <w:spacing w:after="40"/>
         <w:ind w:left="120"/>
@@ -2302,7 +2314,834 @@
           <w:iCs w:val="false"/>
           <w:rFonts w:ascii="맑은 고딕" w:cs="맑은 고딕" w:eastAsia="맑은 고딕" w:hAnsi="맑은 고딕"/>
         </w:rPr>
-        <w:t xml:space="preserve">※ 강남구 표준협약서(02)·KHIDI 서식집(03)·이대 협약서 원문은 PO PC 아카이브·업로드에 보관. 우리 hospital-commission-agreement-draft.md를 이대본 기준으로 대조·보강하면 실채택 가능.</w:t>
+        <w:t xml:space="preserve">이대 MOU 서류 세트 검토(2026-07-16)로 확정. 대학병원·타 병원 계약에도 동일 적용.</w:t>
+      </w:r>
+    </w:p>
+    <w:tbl>
+      <w:tblPr>
+        <w:tblW w:type="pct" w:w="100%"/>
+        <w:tblBorders>
+          <w:top w:val="single" w:color="auto" w:sz="4"/>
+          <w:left w:val="single" w:color="auto" w:sz="4"/>
+          <w:bottom w:val="single" w:color="auto" w:sz="4"/>
+          <w:right w:val="single" w:color="auto" w:sz="4"/>
+          <w:insideH w:val="single" w:color="auto" w:sz="4"/>
+          <w:insideV w:val="single" w:color="auto" w:sz="4"/>
+        </w:tblBorders>
+      </w:tblPr>
+      <w:tblGrid>
+        <w:gridCol w:w="100"/>
+        <w:gridCol w:w="100"/>
+        <w:gridCol w:w="100"/>
+        <w:gridCol w:w="100"/>
+      </w:tblGrid>
+      <w:tr>
+        <w:trPr>
+          <w:tblHeader/>
+        </w:trPr>
+        <w:tc>
+          <w:tcPr>
+            <w:tcBorders>
+              <w:top w:val="single" w:color="BBBBBB" w:sz="2"/>
+              <w:left w:val="single" w:color="BBBBBB" w:sz="2"/>
+              <w:bottom w:val="single" w:color="BBBBBB" w:sz="2"/>
+              <w:right w:val="single" w:color="BBBBBB" w:sz="2"/>
+            </w:tcBorders>
+            <w:shd w:fill="E8EEF4" w:val="clear"/>
+            <w:tcMar>
+              <w:top w:type="dxa" w:w="40"/>
+              <w:left w:type="dxa" w:w="80"/>
+              <w:bottom w:type="dxa" w:w="40"/>
+              <w:right w:type="dxa" w:w="80"/>
+            </w:tcMar>
+          </w:tcPr>
+          <w:p>
+            <w:pPr>
+              <w:spacing w:after="0"/>
+            </w:pPr>
+            <w:r>
+              <w:rPr>
+                <w:b/>
+                <w:bCs/>
+                <w:rFonts w:ascii="맑은 고딕" w:cs="맑은 고딕" w:eastAsia="맑은 고딕" w:hAnsi="맑은 고딕"/>
+              </w:rPr>
+              <w:t xml:space="preserve">#</w:t>
+            </w:r>
+          </w:p>
+        </w:tc>
+        <w:tc>
+          <w:tcPr>
+            <w:tcBorders>
+              <w:top w:val="single" w:color="BBBBBB" w:sz="2"/>
+              <w:left w:val="single" w:color="BBBBBB" w:sz="2"/>
+              <w:bottom w:val="single" w:color="BBBBBB" w:sz="2"/>
+              <w:right w:val="single" w:color="BBBBBB" w:sz="2"/>
+            </w:tcBorders>
+            <w:shd w:fill="E8EEF4" w:val="clear"/>
+            <w:tcMar>
+              <w:top w:type="dxa" w:w="40"/>
+              <w:left w:type="dxa" w:w="80"/>
+              <w:bottom w:type="dxa" w:w="40"/>
+              <w:right w:type="dxa" w:w="80"/>
+            </w:tcMar>
+          </w:tcPr>
+          <w:p>
+            <w:pPr>
+              <w:spacing w:after="0"/>
+            </w:pPr>
+            <w:r>
+              <w:rPr>
+                <w:b/>
+                <w:bCs/>
+                <w:rFonts w:ascii="맑은 고딕" w:cs="맑은 고딕" w:eastAsia="맑은 고딕" w:hAnsi="맑은 고딕"/>
+              </w:rPr>
+              <w:t xml:space="preserve">서류</w:t>
+            </w:r>
+          </w:p>
+        </w:tc>
+        <w:tc>
+          <w:tcPr>
+            <w:tcBorders>
+              <w:top w:val="single" w:color="BBBBBB" w:sz="2"/>
+              <w:left w:val="single" w:color="BBBBBB" w:sz="2"/>
+              <w:bottom w:val="single" w:color="BBBBBB" w:sz="2"/>
+              <w:right w:val="single" w:color="BBBBBB" w:sz="2"/>
+            </w:tcBorders>
+            <w:shd w:fill="E8EEF4" w:val="clear"/>
+            <w:tcMar>
+              <w:top w:type="dxa" w:w="40"/>
+              <w:left w:type="dxa" w:w="80"/>
+              <w:bottom w:type="dxa" w:w="40"/>
+              <w:right w:type="dxa" w:w="80"/>
+            </w:tcMar>
+          </w:tcPr>
+          <w:p>
+            <w:pPr>
+              <w:spacing w:after="0"/>
+            </w:pPr>
+            <w:r>
+              <w:rPr>
+                <w:b/>
+                <w:bCs/>
+                <w:rFonts w:ascii="맑은 고딕" w:cs="맑은 고딕" w:eastAsia="맑은 고딕" w:hAnsi="맑은 고딕"/>
+              </w:rPr>
+              <w:t xml:space="preserve">왜 필요</w:t>
+            </w:r>
+          </w:p>
+        </w:tc>
+        <w:tc>
+          <w:tcPr>
+            <w:tcBorders>
+              <w:top w:val="single" w:color="BBBBBB" w:sz="2"/>
+              <w:left w:val="single" w:color="BBBBBB" w:sz="2"/>
+              <w:bottom w:val="single" w:color="BBBBBB" w:sz="2"/>
+              <w:right w:val="single" w:color="BBBBBB" w:sz="2"/>
+            </w:tcBorders>
+            <w:shd w:fill="E8EEF4" w:val="clear"/>
+            <w:tcMar>
+              <w:top w:type="dxa" w:w="40"/>
+              <w:left w:type="dxa" w:w="80"/>
+              <w:bottom w:type="dxa" w:w="40"/>
+              <w:right w:type="dxa" w:w="80"/>
+            </w:tcMar>
+          </w:tcPr>
+          <w:p>
+            <w:pPr>
+              <w:spacing w:after="0"/>
+            </w:pPr>
+            <w:r>
+              <w:rPr>
+                <w:b/>
+                <w:bCs/>
+                <w:rFonts w:ascii="맑은 고딕" w:cs="맑은 고딕" w:eastAsia="맑은 고딕" w:hAnsi="맑은 고딕"/>
+              </w:rPr>
+              <w:t xml:space="preserve">체결 前 확인</w:t>
+            </w:r>
+          </w:p>
+        </w:tc>
+      </w:tr>
+      <w:tr>
+        <w:tc>
+          <w:tcPr>
+            <w:tcBorders>
+              <w:top w:val="single" w:color="BBBBBB" w:sz="2"/>
+              <w:left w:val="single" w:color="BBBBBB" w:sz="2"/>
+              <w:bottom w:val="single" w:color="BBBBBB" w:sz="2"/>
+              <w:right w:val="single" w:color="BBBBBB" w:sz="2"/>
+            </w:tcBorders>
+            <w:tcMar>
+              <w:top w:type="dxa" w:w="40"/>
+              <w:left w:type="dxa" w:w="80"/>
+              <w:bottom w:type="dxa" w:w="40"/>
+              <w:right w:type="dxa" w:w="80"/>
+            </w:tcMar>
+          </w:tcPr>
+          <w:p>
+            <w:pPr>
+              <w:spacing w:after="0"/>
+            </w:pPr>
+            <w:r>
+              <w:rPr>
+                <w:rFonts w:ascii="맑은 고딕" w:cs="맑은 고딕" w:eastAsia="맑은 고딕" w:hAnsi="맑은 고딕"/>
+              </w:rPr>
+              <w:t xml:space="preserve">1</w:t>
+            </w:r>
+          </w:p>
+        </w:tc>
+        <w:tc>
+          <w:tcPr>
+            <w:tcBorders>
+              <w:top w:val="single" w:color="BBBBBB" w:sz="2"/>
+              <w:left w:val="single" w:color="BBBBBB" w:sz="2"/>
+              <w:bottom w:val="single" w:color="BBBBBB" w:sz="2"/>
+              <w:right w:val="single" w:color="BBBBBB" w:sz="2"/>
+            </w:tcBorders>
+            <w:tcMar>
+              <w:top w:type="dxa" w:w="40"/>
+              <w:left w:type="dxa" w:w="80"/>
+              <w:bottom w:type="dxa" w:w="40"/>
+              <w:right w:type="dxa" w:w="80"/>
+            </w:tcMar>
+          </w:tcPr>
+          <w:p>
+            <w:pPr>
+              <w:spacing w:after="0"/>
+            </w:pPr>
+            <w:r>
+              <w:rPr>
+                <w:rFonts w:ascii="맑은 고딕" w:cs="맑은 고딕" w:eastAsia="맑은 고딕" w:hAnsi="맑은 고딕"/>
+              </w:rPr>
+              <w:t xml:space="preserve">사업자등록증</w:t>
+            </w:r>
+          </w:p>
+        </w:tc>
+        <w:tc>
+          <w:tcPr>
+            <w:tcBorders>
+              <w:top w:val="single" w:color="BBBBBB" w:sz="2"/>
+              <w:left w:val="single" w:color="BBBBBB" w:sz="2"/>
+              <w:bottom w:val="single" w:color="BBBBBB" w:sz="2"/>
+              <w:right w:val="single" w:color="BBBBBB" w:sz="2"/>
+            </w:tcBorders>
+            <w:tcMar>
+              <w:top w:type="dxa" w:w="40"/>
+              <w:left w:type="dxa" w:w="80"/>
+              <w:bottom w:type="dxa" w:w="40"/>
+              <w:right w:type="dxa" w:w="80"/>
+            </w:tcMar>
+          </w:tcPr>
+          <w:p>
+            <w:pPr>
+              <w:spacing w:after="0"/>
+            </w:pPr>
+            <w:r>
+              <w:rPr>
+                <w:rFonts w:ascii="맑은 고딕" w:cs="맑은 고딕" w:eastAsia="맑은 고딕" w:hAnsi="맑은 고딕"/>
+              </w:rPr>
+              <w:t xml:space="preserve">당사자(을) 신원</w:t>
+            </w:r>
+          </w:p>
+        </w:tc>
+        <w:tc>
+          <w:tcPr>
+            <w:tcBorders>
+              <w:top w:val="single" w:color="BBBBBB" w:sz="2"/>
+              <w:left w:val="single" w:color="BBBBBB" w:sz="2"/>
+              <w:bottom w:val="single" w:color="BBBBBB" w:sz="2"/>
+              <w:right w:val="single" w:color="BBBBBB" w:sz="2"/>
+            </w:tcBorders>
+            <w:tcMar>
+              <w:top w:type="dxa" w:w="40"/>
+              <w:left w:type="dxa" w:w="80"/>
+              <w:bottom w:type="dxa" w:w="40"/>
+              <w:right w:type="dxa" w:w="80"/>
+            </w:tcMar>
+          </w:tcPr>
+          <w:p>
+            <w:pPr>
+              <w:spacing w:after="0"/>
+            </w:pPr>
+            <w:r>
+              <w:rPr>
+                <w:rFonts w:ascii="맑은 고딕" w:cs="맑은 고딕" w:eastAsia="맑은 고딕" w:hAnsi="맑은 고딕"/>
+              </w:rPr>
+              <w:t xml:space="preserve">본로이 명의</w:t>
+            </w:r>
+          </w:p>
+        </w:tc>
+      </w:tr>
+      <w:tr>
+        <w:tc>
+          <w:tcPr>
+            <w:tcBorders>
+              <w:top w:val="single" w:color="BBBBBB" w:sz="2"/>
+              <w:left w:val="single" w:color="BBBBBB" w:sz="2"/>
+              <w:bottom w:val="single" w:color="BBBBBB" w:sz="2"/>
+              <w:right w:val="single" w:color="BBBBBB" w:sz="2"/>
+            </w:tcBorders>
+            <w:tcMar>
+              <w:top w:type="dxa" w:w="40"/>
+              <w:left w:type="dxa" w:w="80"/>
+              <w:bottom w:type="dxa" w:w="40"/>
+              <w:right w:type="dxa" w:w="80"/>
+            </w:tcMar>
+          </w:tcPr>
+          <w:p>
+            <w:pPr>
+              <w:spacing w:after="0"/>
+            </w:pPr>
+            <w:r>
+              <w:rPr>
+                <w:rFonts w:ascii="맑은 고딕" w:cs="맑은 고딕" w:eastAsia="맑은 고딕" w:hAnsi="맑은 고딕"/>
+              </w:rPr>
+              <w:t xml:space="preserve">2</w:t>
+            </w:r>
+          </w:p>
+        </w:tc>
+        <w:tc>
+          <w:tcPr>
+            <w:tcBorders>
+              <w:top w:val="single" w:color="BBBBBB" w:sz="2"/>
+              <w:left w:val="single" w:color="BBBBBB" w:sz="2"/>
+              <w:bottom w:val="single" w:color="BBBBBB" w:sz="2"/>
+              <w:right w:val="single" w:color="BBBBBB" w:sz="2"/>
+            </w:tcBorders>
+            <w:tcMar>
+              <w:top w:type="dxa" w:w="40"/>
+              <w:left w:type="dxa" w:w="80"/>
+              <w:bottom w:type="dxa" w:w="40"/>
+              <w:right w:type="dxa" w:w="80"/>
+            </w:tcMar>
+          </w:tcPr>
+          <w:p>
+            <w:pPr>
+              <w:spacing w:after="0"/>
+            </w:pPr>
+            <w:r>
+              <w:rPr>
+                <w:b/>
+                <w:bCs/>
+                <w:rFonts w:ascii="맑은 고딕" w:cs="맑은 고딕" w:eastAsia="맑은 고딕" w:hAnsi="맑은 고딕"/>
+              </w:rPr>
+              <w:t xml:space="preserve">외국인환자 유치사업자 등록증</w:t>
+            </w:r>
+          </w:p>
+        </w:tc>
+        <w:tc>
+          <w:tcPr>
+            <w:tcBorders>
+              <w:top w:val="single" w:color="BBBBBB" w:sz="2"/>
+              <w:left w:val="single" w:color="BBBBBB" w:sz="2"/>
+              <w:bottom w:val="single" w:color="BBBBBB" w:sz="2"/>
+              <w:right w:val="single" w:color="BBBBBB" w:sz="2"/>
+            </w:tcBorders>
+            <w:tcMar>
+              <w:top w:type="dxa" w:w="40"/>
+              <w:left w:type="dxa" w:w="80"/>
+              <w:bottom w:type="dxa" w:w="40"/>
+              <w:right w:type="dxa" w:w="80"/>
+            </w:tcMar>
+          </w:tcPr>
+          <w:p>
+            <w:pPr>
+              <w:spacing w:after="0"/>
+            </w:pPr>
+            <w:r>
+              <w:rPr>
+                <w:rFonts w:ascii="맑은 고딕" w:cs="맑은 고딕" w:eastAsia="맑은 고딕" w:hAnsi="맑은 고딕"/>
+              </w:rPr>
+              <w:t xml:space="preserve">적법 유치업자 증명(법정 필수·협약 3.3)</w:t>
+            </w:r>
+          </w:p>
+        </w:tc>
+        <w:tc>
+          <w:tcPr>
+            <w:tcBorders>
+              <w:top w:val="single" w:color="BBBBBB" w:sz="2"/>
+              <w:left w:val="single" w:color="BBBBBB" w:sz="2"/>
+              <w:bottom w:val="single" w:color="BBBBBB" w:sz="2"/>
+              <w:right w:val="single" w:color="BBBBBB" w:sz="2"/>
+            </w:tcBorders>
+            <w:tcMar>
+              <w:top w:type="dxa" w:w="40"/>
+              <w:left w:type="dxa" w:w="80"/>
+              <w:bottom w:type="dxa" w:w="40"/>
+              <w:right w:type="dxa" w:w="80"/>
+            </w:tcMar>
+          </w:tcPr>
+          <w:p>
+            <w:pPr>
+              <w:spacing w:after="0"/>
+            </w:pPr>
+            <w:r>
+              <w:rPr>
+                <w:rFonts w:ascii="맑은 고딕" w:cs="맑은 고딕" w:eastAsia="맑은 고딕" w:hAnsi="맑은 고딕"/>
+              </w:rPr>
+              <w:t xml:space="preserve">유효기간(~2029-03-10)</w:t>
+            </w:r>
+          </w:p>
+        </w:tc>
+      </w:tr>
+      <w:tr>
+        <w:tc>
+          <w:tcPr>
+            <w:tcBorders>
+              <w:top w:val="single" w:color="BBBBBB" w:sz="2"/>
+              <w:left w:val="single" w:color="BBBBBB" w:sz="2"/>
+              <w:bottom w:val="single" w:color="BBBBBB" w:sz="2"/>
+              <w:right w:val="single" w:color="BBBBBB" w:sz="2"/>
+            </w:tcBorders>
+            <w:tcMar>
+              <w:top w:type="dxa" w:w="40"/>
+              <w:left w:type="dxa" w:w="80"/>
+              <w:bottom w:type="dxa" w:w="40"/>
+              <w:right w:type="dxa" w:w="80"/>
+            </w:tcMar>
+          </w:tcPr>
+          <w:p>
+            <w:pPr>
+              <w:spacing w:after="0"/>
+            </w:pPr>
+            <w:r>
+              <w:rPr>
+                <w:rFonts w:ascii="맑은 고딕" w:cs="맑은 고딕" w:eastAsia="맑은 고딕" w:hAnsi="맑은 고딕"/>
+              </w:rPr>
+              <w:t xml:space="preserve">3</w:t>
+            </w:r>
+          </w:p>
+        </w:tc>
+        <w:tc>
+          <w:tcPr>
+            <w:tcBorders>
+              <w:top w:val="single" w:color="BBBBBB" w:sz="2"/>
+              <w:left w:val="single" w:color="BBBBBB" w:sz="2"/>
+              <w:bottom w:val="single" w:color="BBBBBB" w:sz="2"/>
+              <w:right w:val="single" w:color="BBBBBB" w:sz="2"/>
+            </w:tcBorders>
+            <w:tcMar>
+              <w:top w:type="dxa" w:w="40"/>
+              <w:left w:type="dxa" w:w="80"/>
+              <w:bottom w:type="dxa" w:w="40"/>
+              <w:right w:type="dxa" w:w="80"/>
+            </w:tcMar>
+          </w:tcPr>
+          <w:p>
+            <w:pPr>
+              <w:spacing w:after="0"/>
+            </w:pPr>
+            <w:r>
+              <w:rPr>
+                <w:rFonts w:ascii="맑은 고딕" w:cs="맑은 고딕" w:eastAsia="맑은 고딕" w:hAnsi="맑은 고딕"/>
+              </w:rPr>
+              <w:t xml:space="preserve">통장사본</w:t>
+            </w:r>
+          </w:p>
+        </w:tc>
+        <w:tc>
+          <w:tcPr>
+            <w:tcBorders>
+              <w:top w:val="single" w:color="BBBBBB" w:sz="2"/>
+              <w:left w:val="single" w:color="BBBBBB" w:sz="2"/>
+              <w:bottom w:val="single" w:color="BBBBBB" w:sz="2"/>
+              <w:right w:val="single" w:color="BBBBBB" w:sz="2"/>
+            </w:tcBorders>
+            <w:tcMar>
+              <w:top w:type="dxa" w:w="40"/>
+              <w:left w:type="dxa" w:w="80"/>
+              <w:bottom w:type="dxa" w:w="40"/>
+              <w:right w:type="dxa" w:w="80"/>
+            </w:tcMar>
+          </w:tcPr>
+          <w:p>
+            <w:pPr>
+              <w:spacing w:after="0"/>
+            </w:pPr>
+            <w:r>
+              <w:rPr>
+                <w:rFonts w:ascii="맑은 고딕" w:cs="맑은 고딕" w:eastAsia="맑은 고딕" w:hAnsi="맑은 고딕"/>
+              </w:rPr>
+              <w:t xml:space="preserve">수수료 정산 계좌</w:t>
+            </w:r>
+          </w:p>
+        </w:tc>
+        <w:tc>
+          <w:tcPr>
+            <w:tcBorders>
+              <w:top w:val="single" w:color="BBBBBB" w:sz="2"/>
+              <w:left w:val="single" w:color="BBBBBB" w:sz="2"/>
+              <w:bottom w:val="single" w:color="BBBBBB" w:sz="2"/>
+              <w:right w:val="single" w:color="BBBBBB" w:sz="2"/>
+            </w:tcBorders>
+            <w:tcMar>
+              <w:top w:type="dxa" w:w="40"/>
+              <w:left w:type="dxa" w:w="80"/>
+              <w:bottom w:type="dxa" w:w="40"/>
+              <w:right w:type="dxa" w:w="80"/>
+            </w:tcMar>
+          </w:tcPr>
+          <w:p>
+            <w:pPr>
+              <w:spacing w:after="0"/>
+            </w:pPr>
+            <w:r>
+              <w:rPr>
+                <w:rFonts w:ascii="맑은 고딕" w:cs="맑은 고딕" w:eastAsia="맑은 고딕" w:hAnsi="맑은 고딕"/>
+              </w:rPr>
+              <w:t xml:space="preserve">협약서 계좌(기업은행 011-129417-04-020)·명의 일치</w:t>
+            </w:r>
+          </w:p>
+        </w:tc>
+      </w:tr>
+      <w:tr>
+        <w:tc>
+          <w:tcPr>
+            <w:tcBorders>
+              <w:top w:val="single" w:color="BBBBBB" w:sz="2"/>
+              <w:left w:val="single" w:color="BBBBBB" w:sz="2"/>
+              <w:bottom w:val="single" w:color="BBBBBB" w:sz="2"/>
+              <w:right w:val="single" w:color="BBBBBB" w:sz="2"/>
+            </w:tcBorders>
+            <w:tcMar>
+              <w:top w:type="dxa" w:w="40"/>
+              <w:left w:type="dxa" w:w="80"/>
+              <w:bottom w:type="dxa" w:w="40"/>
+              <w:right w:type="dxa" w:w="80"/>
+            </w:tcMar>
+          </w:tcPr>
+          <w:p>
+            <w:pPr>
+              <w:spacing w:after="0"/>
+            </w:pPr>
+            <w:r>
+              <w:rPr>
+                <w:rFonts w:ascii="맑은 고딕" w:cs="맑은 고딕" w:eastAsia="맑은 고딕" w:hAnsi="맑은 고딕"/>
+              </w:rPr>
+              <w:t xml:space="preserve">4</w:t>
+            </w:r>
+          </w:p>
+        </w:tc>
+        <w:tc>
+          <w:tcPr>
+            <w:tcBorders>
+              <w:top w:val="single" w:color="BBBBBB" w:sz="2"/>
+              <w:left w:val="single" w:color="BBBBBB" w:sz="2"/>
+              <w:bottom w:val="single" w:color="BBBBBB" w:sz="2"/>
+              <w:right w:val="single" w:color="BBBBBB" w:sz="2"/>
+            </w:tcBorders>
+            <w:tcMar>
+              <w:top w:type="dxa" w:w="40"/>
+              <w:left w:type="dxa" w:w="80"/>
+              <w:bottom w:type="dxa" w:w="40"/>
+              <w:right w:type="dxa" w:w="80"/>
+            </w:tcMar>
+          </w:tcPr>
+          <w:p>
+            <w:pPr>
+              <w:spacing w:after="0"/>
+            </w:pPr>
+            <w:r>
+              <w:rPr>
+                <w:b/>
+                <w:bCs/>
+                <w:rFonts w:ascii="맑은 고딕" w:cs="맑은 고딕" w:eastAsia="맑은 고딕" w:hAnsi="맑은 고딕"/>
+              </w:rPr>
+              <w:t xml:space="preserve">SGI 배상책임보험증권 1억</w:t>
+            </w:r>
+          </w:p>
+        </w:tc>
+        <w:tc>
+          <w:tcPr>
+            <w:tcBorders>
+              <w:top w:val="single" w:color="BBBBBB" w:sz="2"/>
+              <w:left w:val="single" w:color="BBBBBB" w:sz="2"/>
+              <w:bottom w:val="single" w:color="BBBBBB" w:sz="2"/>
+              <w:right w:val="single" w:color="BBBBBB" w:sz="2"/>
+            </w:tcBorders>
+            <w:tcMar>
+              <w:top w:type="dxa" w:w="40"/>
+              <w:left w:type="dxa" w:w="80"/>
+              <w:bottom w:type="dxa" w:w="40"/>
+              <w:right w:type="dxa" w:w="80"/>
+            </w:tcMar>
+          </w:tcPr>
+          <w:p>
+            <w:pPr>
+              <w:spacing w:after="0"/>
+            </w:pPr>
+            <w:r>
+              <w:rPr>
+                <w:rFonts w:ascii="맑은 고딕" w:cs="맑은 고딕" w:eastAsia="맑은 고딕" w:hAnsi="맑은 고딕"/>
+              </w:rPr>
+              <w:t xml:space="preserve">유치업 법정요건 실물</w:t>
+            </w:r>
+          </w:p>
+        </w:tc>
+        <w:tc>
+          <w:tcPr>
+            <w:tcBorders>
+              <w:top w:val="single" w:color="BBBBBB" w:sz="2"/>
+              <w:left w:val="single" w:color="BBBBBB" w:sz="2"/>
+              <w:bottom w:val="single" w:color="BBBBBB" w:sz="2"/>
+              <w:right w:val="single" w:color="BBBBBB" w:sz="2"/>
+            </w:tcBorders>
+            <w:tcMar>
+              <w:top w:type="dxa" w:w="40"/>
+              <w:left w:type="dxa" w:w="80"/>
+              <w:bottom w:type="dxa" w:w="40"/>
+              <w:right w:type="dxa" w:w="80"/>
+            </w:tcMar>
+          </w:tcPr>
+          <w:p>
+            <w:pPr>
+              <w:spacing w:after="0"/>
+            </w:pPr>
+            <w:r>
+              <w:rPr>
+                <w:rFonts w:ascii="맑은 고딕" w:cs="맑은 고딕" w:eastAsia="맑은 고딕" w:hAnsi="맑은 고딕"/>
+              </w:rPr>
+              <w:t xml:space="preserve">유효기간(~2027-02-26) 계약기간 커버</w:t>
+            </w:r>
+          </w:p>
+        </w:tc>
+      </w:tr>
+      <w:tr>
+        <w:tc>
+          <w:tcPr>
+            <w:tcBorders>
+              <w:top w:val="single" w:color="BBBBBB" w:sz="2"/>
+              <w:left w:val="single" w:color="BBBBBB" w:sz="2"/>
+              <w:bottom w:val="single" w:color="BBBBBB" w:sz="2"/>
+              <w:right w:val="single" w:color="BBBBBB" w:sz="2"/>
+            </w:tcBorders>
+            <w:tcMar>
+              <w:top w:type="dxa" w:w="40"/>
+              <w:left w:type="dxa" w:w="80"/>
+              <w:bottom w:type="dxa" w:w="40"/>
+              <w:right w:type="dxa" w:w="80"/>
+            </w:tcMar>
+          </w:tcPr>
+          <w:p>
+            <w:pPr>
+              <w:spacing w:after="0"/>
+            </w:pPr>
+            <w:r>
+              <w:rPr>
+                <w:rFonts w:ascii="맑은 고딕" w:cs="맑은 고딕" w:eastAsia="맑은 고딕" w:hAnsi="맑은 고딕"/>
+              </w:rPr>
+              <w:t xml:space="preserve">5</w:t>
+            </w:r>
+          </w:p>
+        </w:tc>
+        <w:tc>
+          <w:tcPr>
+            <w:tcBorders>
+              <w:top w:val="single" w:color="BBBBBB" w:sz="2"/>
+              <w:left w:val="single" w:color="BBBBBB" w:sz="2"/>
+              <w:bottom w:val="single" w:color="BBBBBB" w:sz="2"/>
+              <w:right w:val="single" w:color="BBBBBB" w:sz="2"/>
+            </w:tcBorders>
+            <w:tcMar>
+              <w:top w:type="dxa" w:w="40"/>
+              <w:left w:type="dxa" w:w="80"/>
+              <w:bottom w:type="dxa" w:w="40"/>
+              <w:right w:type="dxa" w:w="80"/>
+            </w:tcMar>
+          </w:tcPr>
+          <w:p>
+            <w:pPr>
+              <w:spacing w:after="0"/>
+            </w:pPr>
+            <w:r>
+              <w:rPr>
+                <w:rFonts w:ascii="맑은 고딕" w:cs="맑은 고딕" w:eastAsia="맑은 고딕" w:hAnsi="맑은 고딕"/>
+              </w:rPr>
+              <w:t xml:space="preserve">의료서비스 협약서(본문)</w:t>
+            </w:r>
+          </w:p>
+        </w:tc>
+        <w:tc>
+          <w:tcPr>
+            <w:tcBorders>
+              <w:top w:val="single" w:color="BBBBBB" w:sz="2"/>
+              <w:left w:val="single" w:color="BBBBBB" w:sz="2"/>
+              <w:bottom w:val="single" w:color="BBBBBB" w:sz="2"/>
+              <w:right w:val="single" w:color="BBBBBB" w:sz="2"/>
+            </w:tcBorders>
+            <w:tcMar>
+              <w:top w:type="dxa" w:w="40"/>
+              <w:left w:type="dxa" w:w="80"/>
+              <w:bottom w:type="dxa" w:w="40"/>
+              <w:right w:type="dxa" w:w="80"/>
+            </w:tcMar>
+          </w:tcPr>
+          <w:p>
+            <w:pPr>
+              <w:spacing w:after="0"/>
+            </w:pPr>
+            <w:r>
+              <w:rPr>
+                <w:rFonts w:ascii="맑은 고딕" w:cs="맑은 고딕" w:eastAsia="맑은 고딕" w:hAnsi="맑은 고딕"/>
+              </w:rPr>
+              <w:t xml:space="preserve">계약</w:t>
+            </w:r>
+          </w:p>
+        </w:tc>
+        <w:tc>
+          <w:tcPr>
+            <w:tcBorders>
+              <w:top w:val="single" w:color="BBBBBB" w:sz="2"/>
+              <w:left w:val="single" w:color="BBBBBB" w:sz="2"/>
+              <w:bottom w:val="single" w:color="BBBBBB" w:sz="2"/>
+              <w:right w:val="single" w:color="BBBBBB" w:sz="2"/>
+            </w:tcBorders>
+            <w:tcMar>
+              <w:top w:type="dxa" w:w="40"/>
+              <w:left w:type="dxa" w:w="80"/>
+              <w:bottom w:type="dxa" w:w="40"/>
+              <w:right w:type="dxa" w:w="80"/>
+            </w:tcMar>
+          </w:tcPr>
+          <w:p>
+            <w:pPr>
+              <w:spacing w:after="0"/>
+            </w:pPr>
+            <w:r>
+              <w:rPr>
+                <w:rFonts w:ascii="맑은 고딕" w:cs="맑은 고딕" w:eastAsia="맑은 고딕" w:hAnsi="맑은 고딕"/>
+              </w:rPr>
+              <w:t xml:space="preserve">"을" 칸 채우기</w:t>
+            </w:r>
+          </w:p>
+        </w:tc>
+      </w:tr>
+    </w:tbl>
+    <w:p>
+      <w:pPr>
+        <w:spacing w:after="80"/>
+      </w:pPr>
+    </w:p>
+    <w:p>
+      <w:pPr>
+        <w:spacing w:after="40"/>
+      </w:pPr>
+    </w:p>
+    <w:p>
+      <w:pPr>
+        <w:spacing w:after="40"/>
+      </w:pPr>
+      <w:r>
+        <w:rPr>
+          <w:b/>
+          <w:bCs/>
+          <w:rFonts w:ascii="맑은 고딕" w:cs="맑은 고딕" w:eastAsia="맑은 고딕" w:hAnsi="맑은 고딕"/>
+        </w:rPr>
+        <w:t xml:space="preserve">체결 前 3대 확인</w:t>
+      </w:r>
+      <w:r>
+        <w:rPr>
+          <w:rFonts w:ascii="맑은 고딕" w:cs="맑은 고딕" w:eastAsia="맑은 고딕" w:hAnsi="맑은 고딕"/>
+        </w:rPr>
+        <w:t xml:space="preserve">: ① 개인사업자라 "을" 서명란은 </w:t>
+      </w:r>
+      <w:r>
+        <w:rPr>
+          <w:b/>
+          <w:bCs/>
+          <w:rFonts w:ascii="맑은 고딕" w:cs="맑은 고딕" w:eastAsia="맑은 고딕" w:hAnsi="맑은 고딕"/>
+        </w:rPr>
+        <w:t xml:space="preserve">"대표이사"가 아니라 "대표 강주영"</w:t>
+      </w:r>
+      <w:r>
+        <w:rPr>
+          <w:rFonts w:ascii="맑은 고딕" w:cs="맑은 고딕" w:eastAsia="맑은 고딕" w:hAnsi="맑은 고딕"/>
+        </w:rPr>
+        <w:t xml:space="preserve"> (협약 문구 교정). ② 등록증·보증보험 </w:t>
+      </w:r>
+      <w:r>
+        <w:rPr>
+          <w:b/>
+          <w:bCs/>
+          <w:rFonts w:ascii="맑은 고딕" w:cs="맑은 고딕" w:eastAsia="맑은 고딕" w:hAnsi="맑은 고딕"/>
+        </w:rPr>
+        <w:t xml:space="preserve">유효기간이 계약기간(1년+연장) 커버</w:t>
+      </w:r>
+      <w:r>
+        <w:rPr>
+          <w:rFonts w:ascii="맑은 고딕" w:cs="맑은 고딕" w:eastAsia="맑은 고딕" w:hAnsi="맑은 고딕"/>
+        </w:rPr>
+        <w:t xml:space="preserve"> — SGI 2027-02-26 임박, 갱신 일정. ③ </w:t>
+      </w:r>
+      <w:r>
+        <w:rPr>
+          <w:b/>
+          <w:bCs/>
+          <w:rFonts w:ascii="맑은 고딕" w:cs="맑은 고딕" w:eastAsia="맑은 고딕" w:hAnsi="맑은 고딕"/>
+        </w:rPr>
+        <w:t xml:space="preserve">명의 4개(사업자등록·등록증·통장·협약계좌) 전부 "본로이/강주영" 일치.</w:t>
+      </w:r>
+      <w:r>
+        <w:rPr>
+          <w:rFonts w:ascii="맑은 고딕" w:cs="맑은 고딕" w:eastAsia="맑은 고딕" w:hAnsi="맑은 고딕"/>
+        </w:rPr>
+        <w:t xml:space="preserve"> 개인사업자라 법인등기부·법인인감 불필요. 병원별 추가요구는 국제팀에 확인.</w:t>
+      </w:r>
+    </w:p>
+    <w:p>
+      <w:pPr>
+        <w:spacing w:after="40"/>
+      </w:pPr>
+    </w:p>
+    <w:p>
+      <w:pPr>
+        <w:spacing w:after="40"/>
+      </w:pPr>
+      <w:r>
+        <w:rPr>
+          <w:b/>
+          <w:bCs/>
+          <w:rFonts w:ascii="맑은 고딕" w:cs="맑은 고딕" w:eastAsia="맑은 고딕" w:hAnsi="맑은 고딕"/>
+        </w:rPr>
+        <w:t xml:space="preserve">우리 대표 연락처(계약 기입 표준)</w:t>
+      </w:r>
+      <w:r>
+        <w:rPr>
+          <w:rFonts w:ascii="맑은 고딕" w:cs="맑은 고딕" w:eastAsia="맑은 고딕" w:hAnsi="맑은 고딕"/>
+        </w:rPr>
+        <w:t xml:space="preserve">: TEL </w:t>
+      </w:r>
+      <w:r>
+        <w:rPr>
+          <w:b/>
+          <w:bCs/>
+          <w:rFonts w:ascii="맑은 고딕" w:cs="맑은 고딕" w:eastAsia="맑은 고딕" w:hAnsi="맑은 고딕"/>
+        </w:rPr>
+        <w:t xml:space="preserve">+82-10-4772-1075</w:t>
+      </w:r>
+      <w:r>
+        <w:rPr>
+          <w:rFonts w:ascii="맑은 고딕" w:cs="맑은 고딕" w:eastAsia="맑은 고딕" w:hAnsi="맑은 고딕"/>
+        </w:rPr>
+        <w:t xml:space="preserve">(모바일, 국제착신 확실) / +82-70-7500-7795(070, ⚠️국제착신 미확인 — 해외 테스트콜로 확인 전 국제 대표번호로 쓰지 말 것). CIS 실연락은 WhatsApp·Telegram 우선.</w:t>
+      </w:r>
+    </w:p>
+    <w:p>
+      <w:pPr>
+        <w:spacing w:after="40"/>
+      </w:pPr>
+    </w:p>
+    <w:p>
+      <w:pPr>
+        <w:shd w:fill="F3F6F9" w:val="clear"/>
+        <w:spacing w:after="40"/>
+        <w:ind w:left="120"/>
+      </w:pPr>
+      <w:r>
+        <w:rPr>
+          <w:i w:val="false"/>
+          <w:iCs w:val="false"/>
+          <w:rFonts w:ascii="맑은 고딕" w:cs="맑은 고딕" w:eastAsia="맑은 고딕" w:hAnsi="맑은 고딕"/>
+        </w:rPr>
+        <w:t xml:space="preserve">※ 강남구 표준협약서(02)·KHIDI 서식집(03)·이대 협약서 원문·MOU 서류(01~05)는 PO PC 아카이브·업로드에 보관. 우리 hospital-commission-agreement-draft.md를 이대본 기준으로 대조·보강하면 실채택 가능.</w:t>
       </w:r>
     </w:p>
     <w:p>
